--- a/sem_5/lectures/unit_1/unit 1 notes.docx
+++ b/sem_5/lectures/unit_1/unit 1 notes.docx
@@ -10110,6 +10110,10 @@
     <w:p/>
     <w:p>
       <w:r>
+        <w:rPr>
+          <w:noProof/>
+          <w:lang w:eastAsia="en-IN"/>
+        </w:rPr>
         <w:drawing>
           <wp:inline distT="0" distB="0" distL="0" distR="0" wp14:anchorId="3DDD2674" wp14:editId="5DE5D4E0">
             <wp:extent cx="5731510" cy="539750"/>
@@ -10150,6 +10154,10 @@
     <w:p/>
     <w:p>
       <w:r>
+        <w:rPr>
+          <w:noProof/>
+          <w:lang w:eastAsia="en-IN"/>
+        </w:rPr>
         <w:lastRenderedPageBreak/>
         <w:drawing>
           <wp:inline distT="0" distB="0" distL="0" distR="0" wp14:anchorId="2D9687D5" wp14:editId="7C30A951">
@@ -10894,12 +10902,6 @@
         <w:gridCol w:w="1861"/>
       </w:tblGrid>
       <w:tr>
-        <w:tblPrEx>
-          <w:tblCellMar>
-            <w:top w:w="0" w:type="dxa"/>
-            <w:bottom w:w="0" w:type="dxa"/>
-          </w:tblCellMar>
-        </w:tblPrEx>
         <w:trPr>
           <w:trHeight w:val="123"/>
         </w:trPr>
@@ -11718,6 +11720,10 @@
     <w:p/>
     <w:p>
       <w:r>
+        <w:rPr>
+          <w:noProof/>
+          <w:lang w:eastAsia="en-IN"/>
+        </w:rPr>
         <w:drawing>
           <wp:inline distT="0" distB="0" distL="0" distR="0" wp14:anchorId="1D90303D" wp14:editId="05D03286">
             <wp:extent cx="5731510" cy="3775075"/>
@@ -11757,11 +11763,6214 @@
     </w:p>
     <w:p/>
     <w:p/>
+    <w:p/>
+    <w:p>
+      <w:r>
+        <w:drawing>
+          <wp:inline distT="0" distB="0" distL="0" distR="0" wp14:anchorId="51A457CF" wp14:editId="6B3B7A04">
+            <wp:extent cx="5731510" cy="539750"/>
+            <wp:effectExtent l="0" t="0" r="2540" b="0"/>
+            <wp:docPr id="9" name="Picture 9"/>
+            <wp:cNvGraphicFramePr>
+              <a:graphicFrameLocks xmlns:a="http://schemas.openxmlformats.org/drawingml/2006/main" noChangeAspect="1"/>
+            </wp:cNvGraphicFramePr>
+            <a:graphic xmlns:a="http://schemas.openxmlformats.org/drawingml/2006/main">
+              <a:graphicData uri="http://schemas.openxmlformats.org/drawingml/2006/picture">
+                <pic:pic xmlns:pic="http://schemas.openxmlformats.org/drawingml/2006/picture">
+                  <pic:nvPicPr>
+                    <pic:cNvPr id="1" name=""/>
+                    <pic:cNvPicPr/>
+                  </pic:nvPicPr>
+                  <pic:blipFill>
+                    <a:blip r:embed="rId13"/>
+                    <a:stretch>
+                      <a:fillRect/>
+                    </a:stretch>
+                  </pic:blipFill>
+                  <pic:spPr>
+                    <a:xfrm>
+                      <a:off x="0" y="0"/>
+                      <a:ext cx="5731510" cy="539750"/>
+                    </a:xfrm>
+                    <a:prstGeom prst="rect">
+                      <a:avLst/>
+                    </a:prstGeom>
+                  </pic:spPr>
+                </pic:pic>
+              </a:graphicData>
+            </a:graphic>
+          </wp:inline>
+        </w:drawing>
+      </w:r>
+    </w:p>
+    <w:p/>
+    <w:p/>
+    <w:p>
+      <w:pPr>
+        <w:pStyle w:val="pdq2pgselectionanchorcontainer"/>
+      </w:pPr>
+      <w:r>
+        <w:t xml:space="preserve">This is a </w:t>
+      </w:r>
+      <w:r>
+        <w:rPr>
+          <w:rStyle w:val="Strong"/>
+        </w:rPr>
+        <w:t>2-mark question</w:t>
+      </w:r>
+      <w:r>
+        <w:t>.</w:t>
+      </w:r>
+    </w:p>
+    <w:p>
+      <w:pPr>
+        <w:pStyle w:val="NormalWeb"/>
+      </w:pPr>
+      <w:r>
+        <w:t>The examiner asks for:</w:t>
+      </w:r>
+    </w:p>
+    <w:p>
+      <w:pPr>
+        <w:numPr>
+          <w:ilvl w:val="0"/>
+          <w:numId w:val="2"/>
+        </w:numPr>
+        <w:spacing w:before="100" w:beforeAutospacing="1" w:after="100" w:afterAutospacing="1" w:line="240" w:lineRule="auto"/>
+      </w:pPr>
+      <w:r>
+        <w:rPr>
+          <w:rStyle w:val="Strong"/>
+        </w:rPr>
+        <w:t>Any three text-related CSS properties</w:t>
+      </w:r>
+      <w:r>
+        <w:t xml:space="preserve"> </w:t>
+      </w:r>
+    </w:p>
+    <w:p>
+      <w:pPr>
+        <w:numPr>
+          <w:ilvl w:val="0"/>
+          <w:numId w:val="2"/>
+        </w:numPr>
+        <w:spacing w:before="100" w:beforeAutospacing="1" w:after="100" w:afterAutospacing="1" w:line="240" w:lineRule="auto"/>
+      </w:pPr>
+      <w:r>
+        <w:rPr>
+          <w:rStyle w:val="Strong"/>
+        </w:rPr>
+        <w:t>One example for each</w:t>
+      </w:r>
+      <w:r>
+        <w:t xml:space="preserve"> </w:t>
+      </w:r>
+    </w:p>
+    <w:p>
+      <w:pPr>
+        <w:spacing w:after="0"/>
+      </w:pPr>
+      <w:r>
+        <w:pict>
+          <v:rect id="_x0000_i1027" style="width:0;height:1.5pt" o:hralign="center" o:hrstd="t" o:hr="t" fillcolor="#a0a0a0" stroked="f"/>
+        </w:pict>
+      </w:r>
+    </w:p>
+    <w:p>
+      <w:pPr>
+        <w:pStyle w:val="Heading2"/>
+      </w:pPr>
+      <w:r>
+        <w:lastRenderedPageBreak/>
+        <w:t>Q1. List any three text-related CSS properties and provide an example usage for each. (2 Marks)</w:t>
+      </w:r>
+    </w:p>
+    <w:tbl>
+      <w:tblPr>
+        <w:tblW w:w="0" w:type="auto"/>
+        <w:tblCellSpacing w:w="15" w:type="dxa"/>
+        <w:tblCellMar>
+          <w:top w:w="15" w:type="dxa"/>
+          <w:left w:w="15" w:type="dxa"/>
+          <w:bottom w:w="15" w:type="dxa"/>
+          <w:right w:w="15" w:type="dxa"/>
+        </w:tblCellMar>
+        <w:tblLook w:val="04A0" w:firstRow="1" w:lastRow="0" w:firstColumn="1" w:lastColumn="0" w:noHBand="0" w:noVBand="1"/>
+      </w:tblPr>
+      <w:tblGrid>
+        <w:gridCol w:w="1796"/>
+        <w:gridCol w:w="4172"/>
+        <w:gridCol w:w="3058"/>
+      </w:tblGrid>
+      <w:tr>
+        <w:trPr>
+          <w:tblHeader/>
+          <w:tblCellSpacing w:w="15" w:type="dxa"/>
+        </w:trPr>
+        <w:tc>
+          <w:tcPr>
+            <w:tcW w:w="0" w:type="auto"/>
+            <w:vAlign w:val="center"/>
+            <w:hideMark/>
+          </w:tcPr>
+          <w:p>
+            <w:pPr>
+              <w:jc w:val="center"/>
+              <w:rPr>
+                <w:b/>
+                <w:bCs/>
+              </w:rPr>
+            </w:pPr>
+            <w:r>
+              <w:rPr>
+                <w:rStyle w:val="Strong"/>
+              </w:rPr>
+              <w:t>CSS Property</w:t>
+            </w:r>
+          </w:p>
+        </w:tc>
+        <w:tc>
+          <w:tcPr>
+            <w:tcW w:w="0" w:type="auto"/>
+            <w:vAlign w:val="center"/>
+            <w:hideMark/>
+          </w:tcPr>
+          <w:p>
+            <w:pPr>
+              <w:jc w:val="center"/>
+              <w:rPr>
+                <w:b/>
+                <w:bCs/>
+              </w:rPr>
+            </w:pPr>
+            <w:r>
+              <w:rPr>
+                <w:rStyle w:val="Strong"/>
+              </w:rPr>
+              <w:t>Purpose</w:t>
+            </w:r>
+          </w:p>
+        </w:tc>
+        <w:tc>
+          <w:tcPr>
+            <w:tcW w:w="0" w:type="auto"/>
+            <w:vAlign w:val="center"/>
+            <w:hideMark/>
+          </w:tcPr>
+          <w:p>
+            <w:pPr>
+              <w:jc w:val="center"/>
+              <w:rPr>
+                <w:b/>
+                <w:bCs/>
+              </w:rPr>
+            </w:pPr>
+            <w:r>
+              <w:rPr>
+                <w:rStyle w:val="Strong"/>
+              </w:rPr>
+              <w:t>Example</w:t>
+            </w:r>
+          </w:p>
+        </w:tc>
+      </w:tr>
+      <w:tr>
+        <w:trPr>
+          <w:tblCellSpacing w:w="15" w:type="dxa"/>
+        </w:trPr>
+        <w:tc>
+          <w:tcPr>
+            <w:tcW w:w="0" w:type="auto"/>
+            <w:vAlign w:val="center"/>
+            <w:hideMark/>
+          </w:tcPr>
+          <w:p>
+            <w:proofErr w:type="spellStart"/>
+            <w:r>
+              <w:rPr>
+                <w:rStyle w:val="HTMLCode"/>
+                <w:rFonts w:eastAsiaTheme="minorHAnsi"/>
+              </w:rPr>
+              <w:t>color</w:t>
+            </w:r>
+            <w:proofErr w:type="spellEnd"/>
+          </w:p>
+        </w:tc>
+        <w:tc>
+          <w:tcPr>
+            <w:tcW w:w="0" w:type="auto"/>
+            <w:vAlign w:val="center"/>
+            <w:hideMark/>
+          </w:tcPr>
+          <w:p>
+            <w:r>
+              <w:t xml:space="preserve">Sets the text </w:t>
+            </w:r>
+            <w:proofErr w:type="spellStart"/>
+            <w:r>
+              <w:t>color</w:t>
+            </w:r>
+            <w:proofErr w:type="spellEnd"/>
+            <w:r>
+              <w:t>.</w:t>
+            </w:r>
+          </w:p>
+        </w:tc>
+        <w:tc>
+          <w:tcPr>
+            <w:tcW w:w="0" w:type="auto"/>
+            <w:vAlign w:val="center"/>
+            <w:hideMark/>
+          </w:tcPr>
+          <w:p>
+            <w:proofErr w:type="spellStart"/>
+            <w:r>
+              <w:rPr>
+                <w:rStyle w:val="HTMLCode"/>
+                <w:rFonts w:eastAsiaTheme="minorHAnsi"/>
+              </w:rPr>
+              <w:t>color</w:t>
+            </w:r>
+            <w:proofErr w:type="spellEnd"/>
+            <w:r>
+              <w:rPr>
+                <w:rStyle w:val="HTMLCode"/>
+                <w:rFonts w:eastAsiaTheme="minorHAnsi"/>
+              </w:rPr>
+              <w:t>: blue;</w:t>
+            </w:r>
+          </w:p>
+        </w:tc>
+      </w:tr>
+      <w:tr>
+        <w:trPr>
+          <w:tblCellSpacing w:w="15" w:type="dxa"/>
+        </w:trPr>
+        <w:tc>
+          <w:tcPr>
+            <w:tcW w:w="0" w:type="auto"/>
+            <w:vAlign w:val="center"/>
+            <w:hideMark/>
+          </w:tcPr>
+          <w:p>
+            <w:r>
+              <w:rPr>
+                <w:rStyle w:val="HTMLCode"/>
+                <w:rFonts w:eastAsiaTheme="minorHAnsi"/>
+              </w:rPr>
+              <w:t>text-align</w:t>
+            </w:r>
+          </w:p>
+        </w:tc>
+        <w:tc>
+          <w:tcPr>
+            <w:tcW w:w="0" w:type="auto"/>
+            <w:vAlign w:val="center"/>
+            <w:hideMark/>
+          </w:tcPr>
+          <w:p>
+            <w:r>
+              <w:t xml:space="preserve">Aligns the text (left, </w:t>
+            </w:r>
+            <w:proofErr w:type="spellStart"/>
+            <w:r>
+              <w:t>center</w:t>
+            </w:r>
+            <w:proofErr w:type="spellEnd"/>
+            <w:r>
+              <w:t>, right, justify).</w:t>
+            </w:r>
+          </w:p>
+        </w:tc>
+        <w:tc>
+          <w:tcPr>
+            <w:tcW w:w="0" w:type="auto"/>
+            <w:vAlign w:val="center"/>
+            <w:hideMark/>
+          </w:tcPr>
+          <w:p>
+            <w:r>
+              <w:rPr>
+                <w:rStyle w:val="HTMLCode"/>
+                <w:rFonts w:eastAsiaTheme="minorHAnsi"/>
+              </w:rPr>
+              <w:t xml:space="preserve">text-align: </w:t>
+            </w:r>
+            <w:proofErr w:type="spellStart"/>
+            <w:r>
+              <w:rPr>
+                <w:rStyle w:val="HTMLCode"/>
+                <w:rFonts w:eastAsiaTheme="minorHAnsi"/>
+              </w:rPr>
+              <w:t>center</w:t>
+            </w:r>
+            <w:proofErr w:type="spellEnd"/>
+            <w:r>
+              <w:rPr>
+                <w:rStyle w:val="HTMLCode"/>
+                <w:rFonts w:eastAsiaTheme="minorHAnsi"/>
+              </w:rPr>
+              <w:t>;</w:t>
+            </w:r>
+          </w:p>
+        </w:tc>
+      </w:tr>
+      <w:tr>
+        <w:trPr>
+          <w:tblCellSpacing w:w="15" w:type="dxa"/>
+        </w:trPr>
+        <w:tc>
+          <w:tcPr>
+            <w:tcW w:w="0" w:type="auto"/>
+            <w:vAlign w:val="center"/>
+            <w:hideMark/>
+          </w:tcPr>
+          <w:p>
+            <w:r>
+              <w:rPr>
+                <w:rStyle w:val="HTMLCode"/>
+                <w:rFonts w:eastAsiaTheme="minorHAnsi"/>
+              </w:rPr>
+              <w:t>text-decoration</w:t>
+            </w:r>
+          </w:p>
+        </w:tc>
+        <w:tc>
+          <w:tcPr>
+            <w:tcW w:w="0" w:type="auto"/>
+            <w:vAlign w:val="center"/>
+            <w:hideMark/>
+          </w:tcPr>
+          <w:p>
+            <w:r>
+              <w:t>Adds or removes text decoration such as underline.</w:t>
+            </w:r>
+          </w:p>
+        </w:tc>
+        <w:tc>
+          <w:tcPr>
+            <w:tcW w:w="0" w:type="auto"/>
+            <w:vAlign w:val="center"/>
+            <w:hideMark/>
+          </w:tcPr>
+          <w:p>
+            <w:r>
+              <w:rPr>
+                <w:rStyle w:val="HTMLCode"/>
+                <w:rFonts w:eastAsiaTheme="minorHAnsi"/>
+              </w:rPr>
+              <w:t>text-decoration: underline;</w:t>
+            </w:r>
+          </w:p>
+        </w:tc>
+      </w:tr>
+    </w:tbl>
+    <w:p>
+      <w:pPr>
+        <w:pStyle w:val="Heading3"/>
+      </w:pPr>
+      <w:r>
+        <w:t>Example CSS</w:t>
+      </w:r>
+    </w:p>
+    <w:p>
+      <w:pPr>
+        <w:pStyle w:val="HTMLPreformatted"/>
+        <w:rPr>
+          <w:rStyle w:val="HTMLCode"/>
+        </w:rPr>
+      </w:pPr>
+      <w:proofErr w:type="gramStart"/>
+      <w:r>
+        <w:rPr>
+          <w:rStyle w:val="13"/>
+        </w:rPr>
+        <w:t>h1</w:t>
+      </w:r>
+      <w:r>
+        <w:rPr>
+          <w:rStyle w:val="HTMLCode"/>
+        </w:rPr>
+        <w:t>{</w:t>
+      </w:r>
+      <w:proofErr w:type="gramEnd"/>
+    </w:p>
+    <w:p>
+      <w:pPr>
+        <w:pStyle w:val="HTMLPreformatted"/>
+        <w:rPr>
+          <w:rStyle w:val="HTMLCode"/>
+        </w:rPr>
+      </w:pPr>
+      <w:r>
+        <w:rPr>
+          <w:rStyle w:val="HTMLCode"/>
+        </w:rPr>
+        <w:t xml:space="preserve">    </w:t>
+      </w:r>
+      <w:proofErr w:type="spellStart"/>
+      <w:proofErr w:type="gramStart"/>
+      <w:r>
+        <w:rPr>
+          <w:rStyle w:val="HTMLCode"/>
+        </w:rPr>
+        <w:t>color</w:t>
+      </w:r>
+      <w:proofErr w:type="spellEnd"/>
+      <w:proofErr w:type="gramEnd"/>
+      <w:r>
+        <w:rPr>
+          <w:rStyle w:val="HTMLCode"/>
+        </w:rPr>
+        <w:t xml:space="preserve">: </w:t>
+      </w:r>
+      <w:r>
+        <w:rPr>
+          <w:rStyle w:val="y"/>
+        </w:rPr>
+        <w:t>blue</w:t>
+      </w:r>
+      <w:r>
+        <w:rPr>
+          <w:rStyle w:val="HTMLCode"/>
+        </w:rPr>
+        <w:t>;</w:t>
+      </w:r>
+    </w:p>
+    <w:p>
+      <w:pPr>
+        <w:pStyle w:val="HTMLPreformatted"/>
+        <w:rPr>
+          <w:rStyle w:val="HTMLCode"/>
+        </w:rPr>
+      </w:pPr>
+      <w:r>
+        <w:rPr>
+          <w:rStyle w:val="HTMLCode"/>
+        </w:rPr>
+        <w:t xml:space="preserve">    </w:t>
+      </w:r>
+      <w:proofErr w:type="gramStart"/>
+      <w:r>
+        <w:rPr>
+          <w:rStyle w:val="HTMLCode"/>
+        </w:rPr>
+        <w:t>text-</w:t>
+      </w:r>
+      <w:proofErr w:type="gramEnd"/>
+      <w:r>
+        <w:rPr>
+          <w:rStyle w:val="HTMLCode"/>
+        </w:rPr>
+        <w:t xml:space="preserve">align: </w:t>
+      </w:r>
+      <w:proofErr w:type="spellStart"/>
+      <w:r>
+        <w:rPr>
+          <w:rStyle w:val="y"/>
+        </w:rPr>
+        <w:t>center</w:t>
+      </w:r>
+      <w:proofErr w:type="spellEnd"/>
+      <w:r>
+        <w:rPr>
+          <w:rStyle w:val="HTMLCode"/>
+        </w:rPr>
+        <w:t>;</w:t>
+      </w:r>
+    </w:p>
+    <w:p>
+      <w:pPr>
+        <w:pStyle w:val="HTMLPreformatted"/>
+        <w:rPr>
+          <w:rStyle w:val="HTMLCode"/>
+        </w:rPr>
+      </w:pPr>
+      <w:r>
+        <w:rPr>
+          <w:rStyle w:val="HTMLCode"/>
+        </w:rPr>
+        <w:t xml:space="preserve">    </w:t>
+      </w:r>
+      <w:proofErr w:type="gramStart"/>
+      <w:r>
+        <w:rPr>
+          <w:rStyle w:val="HTMLCode"/>
+        </w:rPr>
+        <w:t>text-decoration</w:t>
+      </w:r>
+      <w:proofErr w:type="gramEnd"/>
+      <w:r>
+        <w:rPr>
+          <w:rStyle w:val="HTMLCode"/>
+        </w:rPr>
+        <w:t xml:space="preserve">: </w:t>
+      </w:r>
+      <w:r>
+        <w:rPr>
+          <w:rStyle w:val="y"/>
+        </w:rPr>
+        <w:t>underline</w:t>
+      </w:r>
+      <w:r>
+        <w:rPr>
+          <w:rStyle w:val="HTMLCode"/>
+        </w:rPr>
+        <w:t>;</w:t>
+      </w:r>
+    </w:p>
+    <w:p>
+      <w:pPr>
+        <w:pStyle w:val="HTMLPreformatted"/>
+      </w:pPr>
+      <w:r>
+        <w:rPr>
+          <w:rStyle w:val="HTMLCode"/>
+        </w:rPr>
+        <w:t>}</w:t>
+      </w:r>
+    </w:p>
+    <w:p>
+      <w:r>
+        <w:pict>
+          <v:rect id="_x0000_i1028" style="width:0;height:1.5pt" o:hralign="center" o:hrstd="t" o:hr="t" fillcolor="#a0a0a0" stroked="f"/>
+        </w:pict>
+      </w:r>
+    </w:p>
+    <w:p>
+      <w:pPr>
+        <w:pStyle w:val="Heading3"/>
+      </w:pPr>
+      <w:r>
+        <w:t>Alternative properties (you can write any three)</w:t>
+      </w:r>
+    </w:p>
+    <w:p>
+      <w:pPr>
+        <w:numPr>
+          <w:ilvl w:val="0"/>
+          <w:numId w:val="3"/>
+        </w:numPr>
+        <w:spacing w:before="100" w:beforeAutospacing="1" w:after="100" w:afterAutospacing="1" w:line="240" w:lineRule="auto"/>
+      </w:pPr>
+      <w:proofErr w:type="gramStart"/>
+      <w:r>
+        <w:rPr>
+          <w:rStyle w:val="HTMLCode"/>
+          <w:rFonts w:eastAsiaTheme="minorHAnsi"/>
+        </w:rPr>
+        <w:t>font-size</w:t>
+      </w:r>
+      <w:proofErr w:type="gramEnd"/>
+      <w:r>
+        <w:t xml:space="preserve"> – Sets the text size. </w:t>
+      </w:r>
+    </w:p>
+    <w:p>
+      <w:pPr>
+        <w:numPr>
+          <w:ilvl w:val="0"/>
+          <w:numId w:val="3"/>
+        </w:numPr>
+        <w:spacing w:before="100" w:beforeAutospacing="1" w:after="100" w:afterAutospacing="1" w:line="240" w:lineRule="auto"/>
+      </w:pPr>
+      <w:proofErr w:type="gramStart"/>
+      <w:r>
+        <w:rPr>
+          <w:rStyle w:val="HTMLCode"/>
+          <w:rFonts w:eastAsiaTheme="minorHAnsi"/>
+        </w:rPr>
+        <w:t>font-family</w:t>
+      </w:r>
+      <w:proofErr w:type="gramEnd"/>
+      <w:r>
+        <w:t xml:space="preserve"> – Sets the font style. </w:t>
+      </w:r>
+    </w:p>
+    <w:p>
+      <w:pPr>
+        <w:numPr>
+          <w:ilvl w:val="0"/>
+          <w:numId w:val="3"/>
+        </w:numPr>
+        <w:spacing w:before="100" w:beforeAutospacing="1" w:after="100" w:afterAutospacing="1" w:line="240" w:lineRule="auto"/>
+      </w:pPr>
+      <w:proofErr w:type="gramStart"/>
+      <w:r>
+        <w:rPr>
+          <w:rStyle w:val="HTMLCode"/>
+          <w:rFonts w:eastAsiaTheme="minorHAnsi"/>
+        </w:rPr>
+        <w:t>font-weight</w:t>
+      </w:r>
+      <w:proofErr w:type="gramEnd"/>
+      <w:r>
+        <w:t xml:space="preserve"> – Makes text bold or light. </w:t>
+      </w:r>
+    </w:p>
+    <w:p>
+      <w:pPr>
+        <w:numPr>
+          <w:ilvl w:val="0"/>
+          <w:numId w:val="3"/>
+        </w:numPr>
+        <w:spacing w:before="100" w:beforeAutospacing="1" w:after="100" w:afterAutospacing="1" w:line="240" w:lineRule="auto"/>
+      </w:pPr>
+      <w:proofErr w:type="gramStart"/>
+      <w:r>
+        <w:rPr>
+          <w:rStyle w:val="HTMLCode"/>
+          <w:rFonts w:eastAsiaTheme="minorHAnsi"/>
+        </w:rPr>
+        <w:t>text-transform</w:t>
+      </w:r>
+      <w:proofErr w:type="gramEnd"/>
+      <w:r>
+        <w:t xml:space="preserve"> – Converts text to uppercase/lowercase. </w:t>
+      </w:r>
+    </w:p>
+    <w:p>
+      <w:pPr>
+        <w:numPr>
+          <w:ilvl w:val="0"/>
+          <w:numId w:val="3"/>
+        </w:numPr>
+        <w:spacing w:before="100" w:beforeAutospacing="1" w:after="100" w:afterAutospacing="1" w:line="240" w:lineRule="auto"/>
+      </w:pPr>
+      <w:proofErr w:type="gramStart"/>
+      <w:r>
+        <w:rPr>
+          <w:rStyle w:val="HTMLCode"/>
+          <w:rFonts w:eastAsiaTheme="minorHAnsi"/>
+        </w:rPr>
+        <w:t>line-height</w:t>
+      </w:r>
+      <w:proofErr w:type="gramEnd"/>
+      <w:r>
+        <w:t xml:space="preserve"> – Sets the space between lines. </w:t>
+      </w:r>
+    </w:p>
+    <w:p>
+      <w:pPr>
+        <w:spacing w:after="0"/>
+      </w:pPr>
+      <w:r>
+        <w:pict>
+          <v:rect id="_x0000_i1029" style="width:0;height:1.5pt" o:hralign="center" o:hrstd="t" o:hr="t" fillcolor="#a0a0a0" stroked="f"/>
+        </w:pict>
+      </w:r>
+    </w:p>
+    <w:p>
+      <w:pPr>
+        <w:pStyle w:val="Heading3"/>
+      </w:pPr>
+      <w:r>
+        <w:t>Exam Tip (2 Marks)</w:t>
+      </w:r>
+    </w:p>
+    <w:p>
+      <w:pPr>
+        <w:pStyle w:val="NormalWeb"/>
+      </w:pPr>
+      <w:r>
+        <w:t xml:space="preserve">Simply write </w:t>
+      </w:r>
+      <w:r>
+        <w:rPr>
+          <w:rStyle w:val="Strong"/>
+        </w:rPr>
+        <w:t>any three properties with one-line purpose and an example</w:t>
+      </w:r>
+      <w:r>
+        <w:t>.</w:t>
+      </w:r>
+    </w:p>
+    <w:p>
+      <w:pPr>
+        <w:pStyle w:val="NormalWeb"/>
+      </w:pPr>
+      <w:r>
+        <w:t>For example:</w:t>
+      </w:r>
+    </w:p>
+    <w:p>
+      <w:pPr>
+        <w:numPr>
+          <w:ilvl w:val="0"/>
+          <w:numId w:val="4"/>
+        </w:numPr>
+        <w:spacing w:before="100" w:beforeAutospacing="1" w:after="100" w:afterAutospacing="1" w:line="240" w:lineRule="auto"/>
+      </w:pPr>
+      <w:proofErr w:type="spellStart"/>
+      <w:proofErr w:type="gramStart"/>
+      <w:r>
+        <w:rPr>
+          <w:rStyle w:val="HTMLCode"/>
+          <w:rFonts w:eastAsiaTheme="minorHAnsi"/>
+          <w:b/>
+          <w:bCs/>
+        </w:rPr>
+        <w:t>color</w:t>
+      </w:r>
+      <w:proofErr w:type="spellEnd"/>
+      <w:proofErr w:type="gramEnd"/>
+      <w:r>
+        <w:t xml:space="preserve"> – Changes the text </w:t>
+      </w:r>
+      <w:proofErr w:type="spellStart"/>
+      <w:r>
+        <w:t>color</w:t>
+      </w:r>
+      <w:proofErr w:type="spellEnd"/>
+      <w:r>
+        <w:t xml:space="preserve">. Example: </w:t>
+      </w:r>
+      <w:proofErr w:type="spellStart"/>
+      <w:r>
+        <w:rPr>
+          <w:rStyle w:val="HTMLCode"/>
+          <w:rFonts w:eastAsiaTheme="minorHAnsi"/>
+        </w:rPr>
+        <w:t>color</w:t>
+      </w:r>
+      <w:proofErr w:type="spellEnd"/>
+      <w:r>
+        <w:rPr>
+          <w:rStyle w:val="HTMLCode"/>
+          <w:rFonts w:eastAsiaTheme="minorHAnsi"/>
+        </w:rPr>
+        <w:t>: red;</w:t>
+      </w:r>
+      <w:r>
+        <w:t xml:space="preserve"> </w:t>
+      </w:r>
+    </w:p>
+    <w:p>
+      <w:pPr>
+        <w:numPr>
+          <w:ilvl w:val="0"/>
+          <w:numId w:val="4"/>
+        </w:numPr>
+        <w:spacing w:before="100" w:beforeAutospacing="1" w:after="100" w:afterAutospacing="1" w:line="240" w:lineRule="auto"/>
+      </w:pPr>
+      <w:proofErr w:type="gramStart"/>
+      <w:r>
+        <w:rPr>
+          <w:rStyle w:val="HTMLCode"/>
+          <w:rFonts w:eastAsiaTheme="minorHAnsi"/>
+          <w:b/>
+          <w:bCs/>
+        </w:rPr>
+        <w:t>text-</w:t>
+      </w:r>
+      <w:proofErr w:type="gramEnd"/>
+      <w:r>
+        <w:rPr>
+          <w:rStyle w:val="HTMLCode"/>
+          <w:rFonts w:eastAsiaTheme="minorHAnsi"/>
+          <w:b/>
+          <w:bCs/>
+        </w:rPr>
+        <w:t>align</w:t>
+      </w:r>
+      <w:r>
+        <w:t xml:space="preserve"> – Aligns the text. Example: </w:t>
+      </w:r>
+      <w:r>
+        <w:rPr>
+          <w:rStyle w:val="HTMLCode"/>
+          <w:rFonts w:eastAsiaTheme="minorHAnsi"/>
+        </w:rPr>
+        <w:t xml:space="preserve">text-align: </w:t>
+      </w:r>
+      <w:proofErr w:type="spellStart"/>
+      <w:r>
+        <w:rPr>
+          <w:rStyle w:val="HTMLCode"/>
+          <w:rFonts w:eastAsiaTheme="minorHAnsi"/>
+        </w:rPr>
+        <w:t>center</w:t>
+      </w:r>
+      <w:proofErr w:type="spellEnd"/>
+      <w:r>
+        <w:rPr>
+          <w:rStyle w:val="HTMLCode"/>
+          <w:rFonts w:eastAsiaTheme="minorHAnsi"/>
+        </w:rPr>
+        <w:t>;</w:t>
+      </w:r>
+      <w:r>
+        <w:t xml:space="preserve"> </w:t>
+      </w:r>
+    </w:p>
+    <w:p>
+      <w:pPr>
+        <w:numPr>
+          <w:ilvl w:val="0"/>
+          <w:numId w:val="4"/>
+        </w:numPr>
+        <w:spacing w:before="100" w:beforeAutospacing="1" w:after="100" w:afterAutospacing="1" w:line="240" w:lineRule="auto"/>
+      </w:pPr>
+      <w:proofErr w:type="gramStart"/>
+      <w:r>
+        <w:rPr>
+          <w:rStyle w:val="HTMLCode"/>
+          <w:rFonts w:eastAsiaTheme="minorHAnsi"/>
+          <w:b/>
+          <w:bCs/>
+        </w:rPr>
+        <w:t>text-decoration</w:t>
+      </w:r>
+      <w:proofErr w:type="gramEnd"/>
+      <w:r>
+        <w:t xml:space="preserve"> – Adds decoration to text. Example: </w:t>
+      </w:r>
+      <w:r>
+        <w:rPr>
+          <w:rStyle w:val="HTMLCode"/>
+          <w:rFonts w:eastAsiaTheme="minorHAnsi"/>
+        </w:rPr>
+        <w:t>text-decoration: underline;</w:t>
+      </w:r>
+      <w:r>
+        <w:t xml:space="preserve"> </w:t>
+      </w:r>
+    </w:p>
+    <w:p>
+      <w:pPr>
+        <w:pStyle w:val="NormalWeb"/>
+      </w:pPr>
+      <w:r>
+        <w:t xml:space="preserve">This is sufficient for full marks in a </w:t>
+      </w:r>
+      <w:r>
+        <w:rPr>
+          <w:rStyle w:val="Strong"/>
+        </w:rPr>
+        <w:t>2-mark</w:t>
+      </w:r>
+      <w:r>
+        <w:t xml:space="preserve"> question.</w:t>
+      </w:r>
+    </w:p>
+    <w:p/>
+    <w:p/>
+    <w:p>
+      <w:r>
+        <w:drawing>
+          <wp:inline distT="0" distB="0" distL="0" distR="0" wp14:anchorId="5439A2C3" wp14:editId="4FB0A011">
+            <wp:extent cx="5731510" cy="498475"/>
+            <wp:effectExtent l="0" t="0" r="2540" b="0"/>
+            <wp:docPr id="10" name="Picture 10"/>
+            <wp:cNvGraphicFramePr>
+              <a:graphicFrameLocks xmlns:a="http://schemas.openxmlformats.org/drawingml/2006/main" noChangeAspect="1"/>
+            </wp:cNvGraphicFramePr>
+            <a:graphic xmlns:a="http://schemas.openxmlformats.org/drawingml/2006/main">
+              <a:graphicData uri="http://schemas.openxmlformats.org/drawingml/2006/picture">
+                <pic:pic xmlns:pic="http://schemas.openxmlformats.org/drawingml/2006/picture">
+                  <pic:nvPicPr>
+                    <pic:cNvPr id="1" name=""/>
+                    <pic:cNvPicPr/>
+                  </pic:nvPicPr>
+                  <pic:blipFill>
+                    <a:blip r:embed="rId14"/>
+                    <a:stretch>
+                      <a:fillRect/>
+                    </a:stretch>
+                  </pic:blipFill>
+                  <pic:spPr>
+                    <a:xfrm>
+                      <a:off x="0" y="0"/>
+                      <a:ext cx="5731510" cy="498475"/>
+                    </a:xfrm>
+                    <a:prstGeom prst="rect">
+                      <a:avLst/>
+                    </a:prstGeom>
+                  </pic:spPr>
+                </pic:pic>
+              </a:graphicData>
+            </a:graphic>
+          </wp:inline>
+        </w:drawing>
+      </w:r>
+    </w:p>
+    <w:p/>
+    <w:p>
+      <w:pPr>
+        <w:pStyle w:val="Heading1"/>
+      </w:pPr>
+      <w:r>
+        <w:lastRenderedPageBreak/>
+        <w:t>Easy Memory Trick</w:t>
+      </w:r>
+    </w:p>
+    <w:p>
+      <w:pPr>
+        <w:pStyle w:val="HTMLPreformatted"/>
+        <w:rPr>
+          <w:rStyle w:val="HTMLCode"/>
+          <w:rFonts w:eastAsiaTheme="majorEastAsia"/>
+        </w:rPr>
+      </w:pPr>
+      <w:proofErr w:type="spellStart"/>
+      <w:proofErr w:type="gramStart"/>
+      <w:r>
+        <w:rPr>
+          <w:rStyle w:val="HTMLCode"/>
+          <w:rFonts w:eastAsiaTheme="majorEastAsia"/>
+        </w:rPr>
+        <w:t>em</w:t>
+      </w:r>
+      <w:proofErr w:type="spellEnd"/>
+      <w:proofErr w:type="gramEnd"/>
+    </w:p>
+    <w:p>
+      <w:pPr>
+        <w:pStyle w:val="HTMLPreformatted"/>
+        <w:rPr>
+          <w:rStyle w:val="HTMLCode"/>
+          <w:rFonts w:eastAsiaTheme="majorEastAsia"/>
+        </w:rPr>
+      </w:pPr>
+    </w:p>
+    <w:p>
+      <w:pPr>
+        <w:pStyle w:val="HTMLPreformatted"/>
+        <w:rPr>
+          <w:rStyle w:val="HTMLCode"/>
+          <w:rFonts w:eastAsiaTheme="majorEastAsia"/>
+        </w:rPr>
+      </w:pPr>
+      <w:r>
+        <w:rPr>
+          <w:rStyle w:val="HTMLCode"/>
+          <w:rFonts w:eastAsiaTheme="majorEastAsia"/>
+        </w:rPr>
+        <w:t>↓</w:t>
+      </w:r>
+    </w:p>
+    <w:p>
+      <w:pPr>
+        <w:pStyle w:val="HTMLPreformatted"/>
+        <w:rPr>
+          <w:rStyle w:val="HTMLCode"/>
+          <w:rFonts w:eastAsiaTheme="majorEastAsia"/>
+        </w:rPr>
+      </w:pPr>
+    </w:p>
+    <w:p>
+      <w:pPr>
+        <w:pStyle w:val="HTMLPreformatted"/>
+      </w:pPr>
+      <w:r>
+        <w:rPr>
+          <w:rStyle w:val="HTMLCode"/>
+          <w:rFonts w:eastAsiaTheme="majorEastAsia"/>
+        </w:rPr>
+        <w:t>Parent</w:t>
+      </w:r>
+    </w:p>
+    <w:p>
+      <w:pPr>
+        <w:pStyle w:val="HTMLPreformatted"/>
+        <w:rPr>
+          <w:rStyle w:val="HTMLCode"/>
+          <w:rFonts w:eastAsiaTheme="majorEastAsia"/>
+        </w:rPr>
+      </w:pPr>
+      <w:proofErr w:type="gramStart"/>
+      <w:r>
+        <w:rPr>
+          <w:rStyle w:val="HTMLCode"/>
+          <w:rFonts w:eastAsiaTheme="majorEastAsia"/>
+        </w:rPr>
+        <w:t>rem</w:t>
+      </w:r>
+      <w:proofErr w:type="gramEnd"/>
+    </w:p>
+    <w:p>
+      <w:pPr>
+        <w:pStyle w:val="HTMLPreformatted"/>
+        <w:rPr>
+          <w:rStyle w:val="HTMLCode"/>
+          <w:rFonts w:eastAsiaTheme="majorEastAsia"/>
+        </w:rPr>
+      </w:pPr>
+    </w:p>
+    <w:p>
+      <w:pPr>
+        <w:pStyle w:val="HTMLPreformatted"/>
+        <w:rPr>
+          <w:rStyle w:val="HTMLCode"/>
+          <w:rFonts w:eastAsiaTheme="majorEastAsia"/>
+        </w:rPr>
+      </w:pPr>
+      <w:r>
+        <w:rPr>
+          <w:rStyle w:val="HTMLCode"/>
+          <w:rFonts w:eastAsiaTheme="majorEastAsia"/>
+        </w:rPr>
+        <w:t>↓</w:t>
+      </w:r>
+    </w:p>
+    <w:p>
+      <w:pPr>
+        <w:pStyle w:val="HTMLPreformatted"/>
+        <w:rPr>
+          <w:rStyle w:val="HTMLCode"/>
+          <w:rFonts w:eastAsiaTheme="majorEastAsia"/>
+        </w:rPr>
+      </w:pPr>
+    </w:p>
+    <w:p>
+      <w:pPr>
+        <w:pStyle w:val="HTMLPreformatted"/>
+      </w:pPr>
+      <w:r>
+        <w:rPr>
+          <w:rStyle w:val="HTMLCode"/>
+          <w:rFonts w:eastAsiaTheme="majorEastAsia"/>
+        </w:rPr>
+        <w:t>Root</w:t>
+      </w:r>
+    </w:p>
+    <w:p>
+      <w:pPr>
+        <w:pStyle w:val="NormalWeb"/>
+      </w:pPr>
+      <w:r>
+        <w:t>Think:</w:t>
+      </w:r>
+    </w:p>
+    <w:p>
+      <w:pPr>
+        <w:numPr>
+          <w:ilvl w:val="0"/>
+          <w:numId w:val="5"/>
+        </w:numPr>
+        <w:spacing w:before="100" w:beforeAutospacing="1" w:after="100" w:afterAutospacing="1" w:line="240" w:lineRule="auto"/>
+      </w:pPr>
+      <w:proofErr w:type="spellStart"/>
+      <w:r>
+        <w:rPr>
+          <w:rStyle w:val="Strong"/>
+        </w:rPr>
+        <w:t>em</w:t>
+      </w:r>
+      <w:proofErr w:type="spellEnd"/>
+      <w:r>
+        <w:rPr>
+          <w:rStyle w:val="Strong"/>
+        </w:rPr>
+        <w:t xml:space="preserve"> = parent</w:t>
+      </w:r>
+      <w:r>
+        <w:t xml:space="preserve"> </w:t>
+      </w:r>
+    </w:p>
+    <w:p>
+      <w:pPr>
+        <w:numPr>
+          <w:ilvl w:val="0"/>
+          <w:numId w:val="5"/>
+        </w:numPr>
+        <w:spacing w:before="100" w:beforeAutospacing="1" w:after="100" w:afterAutospacing="1" w:line="240" w:lineRule="auto"/>
+      </w:pPr>
+      <w:r>
+        <w:rPr>
+          <w:rStyle w:val="Strong"/>
+        </w:rPr>
+        <w:t>rem = root</w:t>
+      </w:r>
+      <w:r>
+        <w:t xml:space="preserve"> </w:t>
+      </w:r>
+    </w:p>
+    <w:p>
+      <w:pPr>
+        <w:spacing w:after="0"/>
+      </w:pPr>
+      <w:r>
+        <w:pict>
+          <v:rect id="_x0000_i1030" style="width:0;height:1.5pt" o:hralign="center" o:hrstd="t" o:hr="t" fillcolor="#a0a0a0" stroked="f"/>
+        </w:pict>
+      </w:r>
+    </w:p>
+    <w:p>
+      <w:pPr>
+        <w:pStyle w:val="Heading2"/>
+      </w:pPr>
+      <w:r>
+        <w:t>Exam Answer (2 Marks)</w:t>
+      </w:r>
+    </w:p>
+    <w:tbl>
+      <w:tblPr>
+        <w:tblW w:w="0" w:type="auto"/>
+        <w:tblCellSpacing w:w="15" w:type="dxa"/>
+        <w:tblCellMar>
+          <w:top w:w="15" w:type="dxa"/>
+          <w:left w:w="15" w:type="dxa"/>
+          <w:bottom w:w="15" w:type="dxa"/>
+          <w:right w:w="15" w:type="dxa"/>
+        </w:tblCellMar>
+        <w:tblLook w:val="04A0" w:firstRow="1" w:lastRow="0" w:firstColumn="1" w:lastColumn="0" w:noHBand="0" w:noVBand="1"/>
+      </w:tblPr>
+      <w:tblGrid>
+        <w:gridCol w:w="3850"/>
+        <w:gridCol w:w="4233"/>
+      </w:tblGrid>
+      <w:tr>
+        <w:trPr>
+          <w:tblHeader/>
+          <w:tblCellSpacing w:w="15" w:type="dxa"/>
+        </w:trPr>
+        <w:tc>
+          <w:tcPr>
+            <w:tcW w:w="0" w:type="auto"/>
+            <w:vAlign w:val="center"/>
+            <w:hideMark/>
+          </w:tcPr>
+          <w:p>
+            <w:pPr>
+              <w:jc w:val="center"/>
+              <w:rPr>
+                <w:b/>
+                <w:bCs/>
+              </w:rPr>
+            </w:pPr>
+            <w:proofErr w:type="spellStart"/>
+            <w:r>
+              <w:rPr>
+                <w:rStyle w:val="Strong"/>
+              </w:rPr>
+              <w:t>em</w:t>
+            </w:r>
+            <w:proofErr w:type="spellEnd"/>
+          </w:p>
+        </w:tc>
+        <w:tc>
+          <w:tcPr>
+            <w:tcW w:w="0" w:type="auto"/>
+            <w:vAlign w:val="center"/>
+            <w:hideMark/>
+          </w:tcPr>
+          <w:p>
+            <w:pPr>
+              <w:jc w:val="center"/>
+              <w:rPr>
+                <w:b/>
+                <w:bCs/>
+              </w:rPr>
+            </w:pPr>
+            <w:r>
+              <w:rPr>
+                <w:rStyle w:val="Strong"/>
+              </w:rPr>
+              <w:t>rem</w:t>
+            </w:r>
+          </w:p>
+        </w:tc>
+      </w:tr>
+      <w:tr>
+        <w:trPr>
+          <w:tblCellSpacing w:w="15" w:type="dxa"/>
+        </w:trPr>
+        <w:tc>
+          <w:tcPr>
+            <w:tcW w:w="0" w:type="auto"/>
+            <w:vAlign w:val="center"/>
+            <w:hideMark/>
+          </w:tcPr>
+          <w:p>
+            <w:r>
+              <w:t xml:space="preserve">Relative to the </w:t>
+            </w:r>
+            <w:r>
+              <w:rPr>
+                <w:rStyle w:val="Strong"/>
+              </w:rPr>
+              <w:t>parent element's</w:t>
+            </w:r>
+            <w:r>
+              <w:t xml:space="preserve"> font size.</w:t>
+            </w:r>
+          </w:p>
+        </w:tc>
+        <w:tc>
+          <w:tcPr>
+            <w:tcW w:w="0" w:type="auto"/>
+            <w:vAlign w:val="center"/>
+            <w:hideMark/>
+          </w:tcPr>
+          <w:p>
+            <w:r>
+              <w:t xml:space="preserve">Relative to the </w:t>
+            </w:r>
+            <w:r>
+              <w:rPr>
+                <w:rStyle w:val="Strong"/>
+              </w:rPr>
+              <w:t>root (</w:t>
+            </w:r>
+            <w:r>
+              <w:rPr>
+                <w:rStyle w:val="HTMLCode"/>
+                <w:rFonts w:eastAsiaTheme="majorEastAsia"/>
+                <w:b/>
+                <w:bCs/>
+              </w:rPr>
+              <w:t>&lt;html&gt;</w:t>
+            </w:r>
+            <w:r>
+              <w:rPr>
+                <w:rStyle w:val="Strong"/>
+              </w:rPr>
+              <w:t>)</w:t>
+            </w:r>
+            <w:r>
+              <w:t xml:space="preserve"> font size.</w:t>
+            </w:r>
+          </w:p>
+        </w:tc>
+      </w:tr>
+      <w:tr>
+        <w:trPr>
+          <w:tblCellSpacing w:w="15" w:type="dxa"/>
+        </w:trPr>
+        <w:tc>
+          <w:tcPr>
+            <w:tcW w:w="0" w:type="auto"/>
+            <w:vAlign w:val="center"/>
+            <w:hideMark/>
+          </w:tcPr>
+          <w:p>
+            <w:r>
+              <w:t>Changes when the parent size changes.</w:t>
+            </w:r>
+          </w:p>
+        </w:tc>
+        <w:tc>
+          <w:tcPr>
+            <w:tcW w:w="0" w:type="auto"/>
+            <w:vAlign w:val="center"/>
+            <w:hideMark/>
+          </w:tcPr>
+          <w:p>
+            <w:r>
+              <w:t>Changes only when the root size changes.</w:t>
+            </w:r>
+          </w:p>
+        </w:tc>
+      </w:tr>
+      <w:tr>
+        <w:trPr>
+          <w:tblCellSpacing w:w="15" w:type="dxa"/>
+        </w:trPr>
+        <w:tc>
+          <w:tcPr>
+            <w:tcW w:w="0" w:type="auto"/>
+            <w:vAlign w:val="center"/>
+            <w:hideMark/>
+          </w:tcPr>
+          <w:p>
+            <w:r>
+              <w:t>Used for component-level sizing.</w:t>
+            </w:r>
+          </w:p>
+        </w:tc>
+        <w:tc>
+          <w:tcPr>
+            <w:tcW w:w="0" w:type="auto"/>
+            <w:vAlign w:val="center"/>
+            <w:hideMark/>
+          </w:tcPr>
+          <w:p>
+            <w:r>
+              <w:t>Used for consistent sizing across the webpage.</w:t>
+            </w:r>
+          </w:p>
+        </w:tc>
+      </w:tr>
+    </w:tbl>
+    <w:p>
+      <w:pPr>
+        <w:pStyle w:val="NormalWeb"/>
+      </w:pPr>
+      <w:r>
+        <w:rPr>
+          <w:rStyle w:val="Strong"/>
+        </w:rPr>
+        <w:t>Example:</w:t>
+      </w:r>
+    </w:p>
+    <w:p>
+      <w:pPr>
+        <w:pStyle w:val="HTMLPreformatted"/>
+        <w:rPr>
+          <w:rStyle w:val="HTMLCode"/>
+          <w:rFonts w:eastAsiaTheme="majorEastAsia"/>
+        </w:rPr>
+      </w:pPr>
+      <w:r>
+        <w:rPr>
+          <w:rStyle w:val="HTMLCode"/>
+          <w:rFonts w:eastAsiaTheme="majorEastAsia"/>
+        </w:rPr>
+        <w:t>.</w:t>
+      </w:r>
+      <w:proofErr w:type="gramStart"/>
+      <w:r>
+        <w:rPr>
+          <w:rStyle w:val="10"/>
+        </w:rPr>
+        <w:t>parent</w:t>
+      </w:r>
+      <w:r>
+        <w:rPr>
+          <w:rStyle w:val="HTMLCode"/>
+          <w:rFonts w:eastAsiaTheme="majorEastAsia"/>
+        </w:rPr>
+        <w:t>{</w:t>
+      </w:r>
+      <w:proofErr w:type="gramEnd"/>
+    </w:p>
+    <w:p>
+      <w:pPr>
+        <w:pStyle w:val="HTMLPreformatted"/>
+        <w:rPr>
+          <w:rStyle w:val="HTMLCode"/>
+          <w:rFonts w:eastAsiaTheme="majorEastAsia"/>
+        </w:rPr>
+      </w:pPr>
+      <w:r>
+        <w:rPr>
+          <w:rStyle w:val="HTMLCode"/>
+          <w:rFonts w:eastAsiaTheme="majorEastAsia"/>
+        </w:rPr>
+        <w:t xml:space="preserve">    </w:t>
+      </w:r>
+      <w:proofErr w:type="gramStart"/>
+      <w:r>
+        <w:rPr>
+          <w:rStyle w:val="HTMLCode"/>
+          <w:rFonts w:eastAsiaTheme="majorEastAsia"/>
+        </w:rPr>
+        <w:t>font-size:</w:t>
+      </w:r>
+      <w:proofErr w:type="gramEnd"/>
+      <w:r>
+        <w:rPr>
+          <w:rStyle w:val="y"/>
+        </w:rPr>
+        <w:t>20</w:t>
+      </w:r>
+      <w:r>
+        <w:rPr>
+          <w:rStyle w:val="v"/>
+        </w:rPr>
+        <w:t>px</w:t>
+      </w:r>
+      <w:r>
+        <w:rPr>
+          <w:rStyle w:val="HTMLCode"/>
+          <w:rFonts w:eastAsiaTheme="majorEastAsia"/>
+        </w:rPr>
+        <w:t>;</w:t>
+      </w:r>
+    </w:p>
+    <w:p>
+      <w:pPr>
+        <w:pStyle w:val="HTMLPreformatted"/>
+        <w:rPr>
+          <w:rStyle w:val="HTMLCode"/>
+          <w:rFonts w:eastAsiaTheme="majorEastAsia"/>
+        </w:rPr>
+      </w:pPr>
+      <w:r>
+        <w:rPr>
+          <w:rStyle w:val="HTMLCode"/>
+          <w:rFonts w:eastAsiaTheme="majorEastAsia"/>
+        </w:rPr>
+        <w:t>}</w:t>
+      </w:r>
+    </w:p>
+    <w:p>
+      <w:pPr>
+        <w:pStyle w:val="HTMLPreformatted"/>
+        <w:rPr>
+          <w:rStyle w:val="HTMLCode"/>
+          <w:rFonts w:eastAsiaTheme="majorEastAsia"/>
+        </w:rPr>
+      </w:pPr>
+    </w:p>
+    <w:p>
+      <w:pPr>
+        <w:pStyle w:val="HTMLPreformatted"/>
+        <w:rPr>
+          <w:rStyle w:val="HTMLCode"/>
+          <w:rFonts w:eastAsiaTheme="majorEastAsia"/>
+        </w:rPr>
+      </w:pPr>
+      <w:r>
+        <w:rPr>
+          <w:rStyle w:val="HTMLCode"/>
+          <w:rFonts w:eastAsiaTheme="majorEastAsia"/>
+        </w:rPr>
+        <w:t>.</w:t>
+      </w:r>
+      <w:proofErr w:type="gramStart"/>
+      <w:r>
+        <w:rPr>
+          <w:rStyle w:val="10"/>
+        </w:rPr>
+        <w:t>child</w:t>
+      </w:r>
+      <w:r>
+        <w:rPr>
+          <w:rStyle w:val="HTMLCode"/>
+          <w:rFonts w:eastAsiaTheme="majorEastAsia"/>
+        </w:rPr>
+        <w:t>{</w:t>
+      </w:r>
+      <w:proofErr w:type="gramEnd"/>
+    </w:p>
+    <w:p>
+      <w:pPr>
+        <w:pStyle w:val="HTMLPreformatted"/>
+        <w:rPr>
+          <w:rStyle w:val="HTMLCode"/>
+          <w:rFonts w:eastAsiaTheme="majorEastAsia"/>
+        </w:rPr>
+      </w:pPr>
+      <w:r>
+        <w:rPr>
+          <w:rStyle w:val="HTMLCode"/>
+          <w:rFonts w:eastAsiaTheme="majorEastAsia"/>
+        </w:rPr>
+        <w:t xml:space="preserve">    </w:t>
+      </w:r>
+      <w:proofErr w:type="gramStart"/>
+      <w:r>
+        <w:rPr>
+          <w:rStyle w:val="HTMLCode"/>
+          <w:rFonts w:eastAsiaTheme="majorEastAsia"/>
+        </w:rPr>
+        <w:t>font-size:</w:t>
+      </w:r>
+      <w:proofErr w:type="gramEnd"/>
+      <w:r>
+        <w:rPr>
+          <w:rStyle w:val="y"/>
+        </w:rPr>
+        <w:t>2</w:t>
+      </w:r>
+      <w:r>
+        <w:rPr>
+          <w:rStyle w:val="v"/>
+        </w:rPr>
+        <w:t>em</w:t>
+      </w:r>
+      <w:r>
+        <w:rPr>
+          <w:rStyle w:val="HTMLCode"/>
+          <w:rFonts w:eastAsiaTheme="majorEastAsia"/>
+        </w:rPr>
+        <w:t xml:space="preserve">;   </w:t>
+      </w:r>
+      <w:r>
+        <w:rPr>
+          <w:rStyle w:val="t"/>
+        </w:rPr>
+        <w:t>/* 40px */</w:t>
+      </w:r>
+    </w:p>
+    <w:p>
+      <w:pPr>
+        <w:pStyle w:val="HTMLPreformatted"/>
+        <w:rPr>
+          <w:rStyle w:val="HTMLCode"/>
+          <w:rFonts w:eastAsiaTheme="majorEastAsia"/>
+        </w:rPr>
+      </w:pPr>
+      <w:r>
+        <w:rPr>
+          <w:rStyle w:val="HTMLCode"/>
+          <w:rFonts w:eastAsiaTheme="majorEastAsia"/>
+        </w:rPr>
+        <w:t>}</w:t>
+      </w:r>
+    </w:p>
+    <w:p>
+      <w:pPr>
+        <w:pStyle w:val="HTMLPreformatted"/>
+        <w:rPr>
+          <w:rStyle w:val="HTMLCode"/>
+          <w:rFonts w:eastAsiaTheme="majorEastAsia"/>
+        </w:rPr>
+      </w:pPr>
+    </w:p>
+    <w:p>
+      <w:pPr>
+        <w:pStyle w:val="HTMLPreformatted"/>
+        <w:rPr>
+          <w:rStyle w:val="HTMLCode"/>
+          <w:rFonts w:eastAsiaTheme="majorEastAsia"/>
+        </w:rPr>
+      </w:pPr>
+      <w:proofErr w:type="gramStart"/>
+      <w:r>
+        <w:rPr>
+          <w:rStyle w:val="13"/>
+        </w:rPr>
+        <w:t>h1</w:t>
+      </w:r>
+      <w:r>
+        <w:rPr>
+          <w:rStyle w:val="HTMLCode"/>
+          <w:rFonts w:eastAsiaTheme="majorEastAsia"/>
+        </w:rPr>
+        <w:t>{</w:t>
+      </w:r>
+      <w:proofErr w:type="gramEnd"/>
+    </w:p>
+    <w:p>
+      <w:pPr>
+        <w:pStyle w:val="HTMLPreformatted"/>
+        <w:rPr>
+          <w:rStyle w:val="HTMLCode"/>
+          <w:rFonts w:eastAsiaTheme="majorEastAsia"/>
+        </w:rPr>
+      </w:pPr>
+      <w:r>
+        <w:rPr>
+          <w:rStyle w:val="HTMLCode"/>
+          <w:rFonts w:eastAsiaTheme="majorEastAsia"/>
+        </w:rPr>
+        <w:t xml:space="preserve">    </w:t>
+      </w:r>
+      <w:proofErr w:type="gramStart"/>
+      <w:r>
+        <w:rPr>
+          <w:rStyle w:val="HTMLCode"/>
+          <w:rFonts w:eastAsiaTheme="majorEastAsia"/>
+        </w:rPr>
+        <w:t>font-size:</w:t>
+      </w:r>
+      <w:proofErr w:type="gramEnd"/>
+      <w:r>
+        <w:rPr>
+          <w:rStyle w:val="y"/>
+        </w:rPr>
+        <w:t>2</w:t>
+      </w:r>
+      <w:r>
+        <w:rPr>
+          <w:rStyle w:val="v"/>
+        </w:rPr>
+        <w:t>rem</w:t>
+      </w:r>
+      <w:r>
+        <w:rPr>
+          <w:rStyle w:val="HTMLCode"/>
+          <w:rFonts w:eastAsiaTheme="majorEastAsia"/>
+        </w:rPr>
+        <w:t xml:space="preserve">;  </w:t>
+      </w:r>
+      <w:r>
+        <w:rPr>
+          <w:rStyle w:val="t"/>
+        </w:rPr>
+        <w:t>/* 32px (default root = 16px) */</w:t>
+      </w:r>
+    </w:p>
+    <w:p>
+      <w:pPr>
+        <w:pStyle w:val="HTMLPreformatted"/>
+      </w:pPr>
+      <w:r>
+        <w:rPr>
+          <w:rStyle w:val="HTMLCode"/>
+          <w:rFonts w:eastAsiaTheme="majorEastAsia"/>
+        </w:rPr>
+        <w:t>}</w:t>
+      </w:r>
+    </w:p>
+    <w:p>
+      <w:r>
+        <w:pict>
+          <v:rect id="_x0000_i1031" style="width:0;height:1.5pt" o:hralign="center" o:hrstd="t" o:hr="t" fillcolor="#a0a0a0" stroked="f"/>
+        </w:pict>
+      </w:r>
+    </w:p>
+    <w:p>
+      <w:pPr>
+        <w:pStyle w:val="NormalWeb"/>
+      </w:pPr>
+      <w:r>
+        <w:t xml:space="preserve">The key thing to remember is that </w:t>
+      </w:r>
+      <w:proofErr w:type="spellStart"/>
+      <w:r>
+        <w:rPr>
+          <w:rStyle w:val="HTMLCode"/>
+          <w:rFonts w:eastAsiaTheme="majorEastAsia"/>
+          <w:b/>
+          <w:bCs/>
+        </w:rPr>
+        <w:t>em</w:t>
+      </w:r>
+      <w:proofErr w:type="spellEnd"/>
+      <w:r>
+        <w:rPr>
+          <w:rStyle w:val="Strong"/>
+        </w:rPr>
+        <w:t xml:space="preserve"> and </w:t>
+      </w:r>
+      <w:r>
+        <w:rPr>
+          <w:rStyle w:val="HTMLCode"/>
+          <w:rFonts w:eastAsiaTheme="majorEastAsia"/>
+          <w:b/>
+          <w:bCs/>
+        </w:rPr>
+        <w:t>rem</w:t>
+      </w:r>
+      <w:r>
+        <w:rPr>
+          <w:rStyle w:val="Strong"/>
+        </w:rPr>
+        <w:t xml:space="preserve"> are not HTML tags or CSS properties</w:t>
+      </w:r>
+      <w:r>
+        <w:t xml:space="preserve">. They are </w:t>
+      </w:r>
+      <w:r>
+        <w:rPr>
+          <w:rStyle w:val="Strong"/>
+        </w:rPr>
+        <w:t>CSS units</w:t>
+      </w:r>
+      <w:r>
+        <w:t xml:space="preserve">, just like </w:t>
+      </w:r>
+      <w:proofErr w:type="spellStart"/>
+      <w:proofErr w:type="gramStart"/>
+      <w:r>
+        <w:rPr>
+          <w:rStyle w:val="HTMLCode"/>
+          <w:rFonts w:eastAsiaTheme="majorEastAsia"/>
+        </w:rPr>
+        <w:t>px</w:t>
+      </w:r>
+      <w:proofErr w:type="spellEnd"/>
+      <w:proofErr w:type="gramEnd"/>
+      <w:r>
+        <w:t xml:space="preserve">, and are used wherever CSS expects a length value (such as </w:t>
+      </w:r>
+      <w:r>
+        <w:rPr>
+          <w:rStyle w:val="HTMLCode"/>
+          <w:rFonts w:eastAsiaTheme="majorEastAsia"/>
+        </w:rPr>
+        <w:t>font-size</w:t>
+      </w:r>
+      <w:r>
+        <w:t xml:space="preserve">, </w:t>
+      </w:r>
+      <w:r>
+        <w:rPr>
+          <w:rStyle w:val="HTMLCode"/>
+          <w:rFonts w:eastAsiaTheme="majorEastAsia"/>
+        </w:rPr>
+        <w:t>padding</w:t>
+      </w:r>
+      <w:r>
+        <w:t xml:space="preserve">, </w:t>
+      </w:r>
+      <w:r>
+        <w:rPr>
+          <w:rStyle w:val="HTMLCode"/>
+          <w:rFonts w:eastAsiaTheme="majorEastAsia"/>
+        </w:rPr>
+        <w:t>margin</w:t>
+      </w:r>
+      <w:r>
+        <w:t xml:space="preserve">, </w:t>
+      </w:r>
+      <w:r>
+        <w:rPr>
+          <w:rStyle w:val="HTMLCode"/>
+          <w:rFonts w:eastAsiaTheme="majorEastAsia"/>
+        </w:rPr>
+        <w:t>width</w:t>
+      </w:r>
+      <w:r>
+        <w:t xml:space="preserve">, and </w:t>
+      </w:r>
+      <w:r>
+        <w:rPr>
+          <w:rStyle w:val="HTMLCode"/>
+          <w:rFonts w:eastAsiaTheme="majorEastAsia"/>
+        </w:rPr>
+        <w:t>height</w:t>
+      </w:r>
+      <w:r>
+        <w:t>).</w:t>
+      </w:r>
+    </w:p>
+    <w:p/>
+    <w:p/>
+    <w:p/>
+    <w:p/>
+    <w:p/>
+    <w:p/>
+    <w:p/>
+    <w:p/>
+    <w:p>
+      <w:r>
+        <w:drawing>
+          <wp:inline distT="0" distB="0" distL="0" distR="0" wp14:anchorId="068E3859" wp14:editId="5CA9A0BC">
+            <wp:extent cx="5731510" cy="450215"/>
+            <wp:effectExtent l="0" t="0" r="2540" b="6985"/>
+            <wp:docPr id="11" name="Picture 11"/>
+            <wp:cNvGraphicFramePr>
+              <a:graphicFrameLocks xmlns:a="http://schemas.openxmlformats.org/drawingml/2006/main" noChangeAspect="1"/>
+            </wp:cNvGraphicFramePr>
+            <a:graphic xmlns:a="http://schemas.openxmlformats.org/drawingml/2006/main">
+              <a:graphicData uri="http://schemas.openxmlformats.org/drawingml/2006/picture">
+                <pic:pic xmlns:pic="http://schemas.openxmlformats.org/drawingml/2006/picture">
+                  <pic:nvPicPr>
+                    <pic:cNvPr id="1" name=""/>
+                    <pic:cNvPicPr/>
+                  </pic:nvPicPr>
+                  <pic:blipFill>
+                    <a:blip r:embed="rId15"/>
+                    <a:stretch>
+                      <a:fillRect/>
+                    </a:stretch>
+                  </pic:blipFill>
+                  <pic:spPr>
+                    <a:xfrm>
+                      <a:off x="0" y="0"/>
+                      <a:ext cx="5731510" cy="450215"/>
+                    </a:xfrm>
+                    <a:prstGeom prst="rect">
+                      <a:avLst/>
+                    </a:prstGeom>
+                  </pic:spPr>
+                </pic:pic>
+              </a:graphicData>
+            </a:graphic>
+          </wp:inline>
+        </w:drawing>
+      </w:r>
+    </w:p>
+    <w:p>
+      <w:pPr>
+        <w:pStyle w:val="NormalWeb"/>
+      </w:pPr>
+      <w:r>
+        <w:t xml:space="preserve">This is a </w:t>
+      </w:r>
+      <w:r>
+        <w:rPr>
+          <w:rStyle w:val="Strong"/>
+        </w:rPr>
+        <w:t>6-mark question</w:t>
+      </w:r>
+      <w:r>
+        <w:t>. The examiner expects:</w:t>
+      </w:r>
+    </w:p>
+    <w:p>
+      <w:pPr>
+        <w:numPr>
+          <w:ilvl w:val="0"/>
+          <w:numId w:val="6"/>
+        </w:numPr>
+        <w:spacing w:before="100" w:beforeAutospacing="1" w:after="100" w:afterAutospacing="1" w:line="240" w:lineRule="auto"/>
+      </w:pPr>
+      <w:r>
+        <w:t xml:space="preserve">Definition of CSS Positioning (1 mark) </w:t>
+      </w:r>
+    </w:p>
+    <w:p>
+      <w:pPr>
+        <w:numPr>
+          <w:ilvl w:val="0"/>
+          <w:numId w:val="6"/>
+        </w:numPr>
+        <w:spacing w:before="100" w:beforeAutospacing="1" w:after="100" w:afterAutospacing="1" w:line="240" w:lineRule="auto"/>
+      </w:pPr>
+      <w:r>
+        <w:t xml:space="preserve">Explain the five position values (4 marks) </w:t>
+      </w:r>
+    </w:p>
+    <w:p>
+      <w:pPr>
+        <w:numPr>
+          <w:ilvl w:val="0"/>
+          <w:numId w:val="6"/>
+        </w:numPr>
+        <w:spacing w:before="100" w:beforeAutospacing="1" w:after="100" w:afterAutospacing="1" w:line="240" w:lineRule="auto"/>
+      </w:pPr>
+      <w:r>
+        <w:t xml:space="preserve">One example program (1 mark) </w:t>
+      </w:r>
+    </w:p>
+    <w:p>
+      <w:pPr>
+        <w:spacing w:after="0"/>
+      </w:pPr>
+      <w:r>
+        <w:pict>
+          <v:rect id="_x0000_i1032" style="width:0;height:1.5pt" o:hralign="center" o:hrstd="t" o:hr="t" fillcolor="#a0a0a0" stroked="f"/>
+        </w:pict>
+      </w:r>
+    </w:p>
+    <w:p>
+      <w:pPr>
+        <w:pStyle w:val="Heading1"/>
+      </w:pPr>
+      <w:r>
+        <w:t>Q5. Explain CSS Positions with an Example. (6 Marks)</w:t>
+      </w:r>
+    </w:p>
+    <w:p>
+      <w:pPr>
+        <w:pStyle w:val="Heading2"/>
+      </w:pPr>
+      <w:r>
+        <w:t>Definition</w:t>
+      </w:r>
+    </w:p>
+    <w:p>
+      <w:pPr>
+        <w:spacing w:before="100" w:beforeAutospacing="1" w:after="100" w:afterAutospacing="1"/>
+      </w:pPr>
+      <w:r>
+        <w:t xml:space="preserve">The </w:t>
+      </w:r>
+      <w:r>
+        <w:rPr>
+          <w:rStyle w:val="Strong"/>
+        </w:rPr>
+        <w:t xml:space="preserve">CSS </w:t>
+      </w:r>
+      <w:r>
+        <w:rPr>
+          <w:rStyle w:val="HTMLCode"/>
+          <w:rFonts w:eastAsiaTheme="majorEastAsia"/>
+          <w:b/>
+          <w:bCs/>
+        </w:rPr>
+        <w:t>position</w:t>
+      </w:r>
+      <w:r>
+        <w:rPr>
+          <w:rStyle w:val="Strong"/>
+        </w:rPr>
+        <w:t xml:space="preserve"> property</w:t>
+      </w:r>
+      <w:r>
+        <w:t xml:space="preserve"> specifies how an HTML element is positioned on a webpage. It controls the placement of elements using the properties </w:t>
+      </w:r>
+      <w:r>
+        <w:rPr>
+          <w:rStyle w:val="HTMLCode"/>
+          <w:rFonts w:eastAsiaTheme="majorEastAsia"/>
+        </w:rPr>
+        <w:t>top</w:t>
+      </w:r>
+      <w:r>
+        <w:t xml:space="preserve">, </w:t>
+      </w:r>
+      <w:r>
+        <w:rPr>
+          <w:rStyle w:val="HTMLCode"/>
+          <w:rFonts w:eastAsiaTheme="majorEastAsia"/>
+        </w:rPr>
+        <w:t>right</w:t>
+      </w:r>
+      <w:r>
+        <w:t xml:space="preserve">, </w:t>
+      </w:r>
+      <w:r>
+        <w:rPr>
+          <w:rStyle w:val="HTMLCode"/>
+          <w:rFonts w:eastAsiaTheme="majorEastAsia"/>
+        </w:rPr>
+        <w:t>bottom</w:t>
+      </w:r>
+      <w:r>
+        <w:t xml:space="preserve">, and </w:t>
+      </w:r>
+      <w:r>
+        <w:rPr>
+          <w:rStyle w:val="HTMLCode"/>
+          <w:rFonts w:eastAsiaTheme="majorEastAsia"/>
+        </w:rPr>
+        <w:t>left</w:t>
+      </w:r>
+      <w:r>
+        <w:t>.</w:t>
+      </w:r>
+    </w:p>
+    <w:p>
+      <w:pPr>
+        <w:pStyle w:val="NormalWeb"/>
+      </w:pPr>
+      <w:r>
+        <w:rPr>
+          <w:rStyle w:val="Strong"/>
+        </w:rPr>
+        <w:t>Syntax</w:t>
+      </w:r>
+    </w:p>
+    <w:p>
+      <w:pPr>
+        <w:pStyle w:val="HTMLPreformatted"/>
+        <w:rPr>
+          <w:rStyle w:val="HTMLCode"/>
+          <w:rFonts w:eastAsiaTheme="majorEastAsia"/>
+        </w:rPr>
+      </w:pPr>
+      <w:proofErr w:type="gramStart"/>
+      <w:r>
+        <w:rPr>
+          <w:rStyle w:val="13"/>
+        </w:rPr>
+        <w:t>selector</w:t>
+      </w:r>
+      <w:r>
+        <w:rPr>
+          <w:rStyle w:val="HTMLCode"/>
+          <w:rFonts w:eastAsiaTheme="majorEastAsia"/>
+        </w:rPr>
+        <w:t>{</w:t>
+      </w:r>
+      <w:proofErr w:type="gramEnd"/>
+    </w:p>
+    <w:p>
+      <w:pPr>
+        <w:pStyle w:val="HTMLPreformatted"/>
+        <w:rPr>
+          <w:rStyle w:val="HTMLCode"/>
+          <w:rFonts w:eastAsiaTheme="majorEastAsia"/>
+        </w:rPr>
+      </w:pPr>
+      <w:r>
+        <w:rPr>
+          <w:rStyle w:val="HTMLCode"/>
+          <w:rFonts w:eastAsiaTheme="majorEastAsia"/>
+        </w:rPr>
+        <w:t xml:space="preserve">    </w:t>
+      </w:r>
+      <w:proofErr w:type="gramStart"/>
+      <w:r>
+        <w:rPr>
+          <w:rStyle w:val="HTMLCode"/>
+          <w:rFonts w:eastAsiaTheme="majorEastAsia"/>
+        </w:rPr>
+        <w:t>position</w:t>
+      </w:r>
+      <w:proofErr w:type="gramEnd"/>
+      <w:r>
+        <w:rPr>
+          <w:rStyle w:val="HTMLCode"/>
+          <w:rFonts w:eastAsiaTheme="majorEastAsia"/>
+        </w:rPr>
+        <w:t xml:space="preserve">: </w:t>
+      </w:r>
+      <w:r>
+        <w:rPr>
+          <w:rStyle w:val="y"/>
+        </w:rPr>
+        <w:t>value</w:t>
+      </w:r>
+      <w:r>
+        <w:rPr>
+          <w:rStyle w:val="HTMLCode"/>
+          <w:rFonts w:eastAsiaTheme="majorEastAsia"/>
+        </w:rPr>
+        <w:t>;</w:t>
+      </w:r>
+    </w:p>
+    <w:p>
+      <w:pPr>
+        <w:pStyle w:val="HTMLPreformatted"/>
+      </w:pPr>
+      <w:r>
+        <w:rPr>
+          <w:rStyle w:val="HTMLCode"/>
+          <w:rFonts w:eastAsiaTheme="majorEastAsia"/>
+        </w:rPr>
+        <w:t>}</w:t>
+      </w:r>
+    </w:p>
+    <w:p>
+      <w:r>
+        <w:pict>
+          <v:rect id="_x0000_i1033" style="width:0;height:1.5pt" o:hralign="center" o:hrstd="t" o:hr="t" fillcolor="#a0a0a0" stroked="f"/>
+        </w:pict>
+      </w:r>
+    </w:p>
+    <w:p>
+      <w:pPr>
+        <w:pStyle w:val="Heading1"/>
+      </w:pPr>
+      <w:r>
+        <w:t>Types of CSS Positions</w:t>
+      </w:r>
+    </w:p>
+    <w:p>
+      <w:pPr>
+        <w:pStyle w:val="NormalWeb"/>
+      </w:pPr>
+      <w:r>
+        <w:t xml:space="preserve">There are </w:t>
+      </w:r>
+      <w:r>
+        <w:rPr>
+          <w:rStyle w:val="Strong"/>
+        </w:rPr>
+        <w:t>five</w:t>
+      </w:r>
+      <w:r>
+        <w:t xml:space="preserve"> types of CSS positioning.</w:t>
+      </w:r>
+    </w:p>
+    <w:tbl>
+      <w:tblPr>
+        <w:tblW w:w="0" w:type="auto"/>
+        <w:tblCellSpacing w:w="15" w:type="dxa"/>
+        <w:tblCellMar>
+          <w:top w:w="15" w:type="dxa"/>
+          <w:left w:w="15" w:type="dxa"/>
+          <w:bottom w:w="15" w:type="dxa"/>
+          <w:right w:w="15" w:type="dxa"/>
+        </w:tblCellMar>
+        <w:tblLook w:val="04A0" w:firstRow="1" w:lastRow="0" w:firstColumn="1" w:lastColumn="0" w:noHBand="0" w:noVBand="1"/>
+      </w:tblPr>
+      <w:tblGrid>
+        <w:gridCol w:w="1036"/>
+        <w:gridCol w:w="7990"/>
+      </w:tblGrid>
+      <w:tr>
+        <w:trPr>
+          <w:tblHeader/>
+          <w:tblCellSpacing w:w="15" w:type="dxa"/>
+        </w:trPr>
+        <w:tc>
+          <w:tcPr>
+            <w:tcW w:w="0" w:type="auto"/>
+            <w:vAlign w:val="center"/>
+            <w:hideMark/>
+          </w:tcPr>
+          <w:p>
+            <w:pPr>
+              <w:jc w:val="center"/>
+              <w:rPr>
+                <w:b/>
+                <w:bCs/>
+              </w:rPr>
+            </w:pPr>
+            <w:r>
+              <w:rPr>
+                <w:b/>
+                <w:bCs/>
+              </w:rPr>
+              <w:t>Position</w:t>
+            </w:r>
+          </w:p>
+        </w:tc>
+        <w:tc>
+          <w:tcPr>
+            <w:tcW w:w="0" w:type="auto"/>
+            <w:vAlign w:val="center"/>
+            <w:hideMark/>
+          </w:tcPr>
+          <w:p>
+            <w:pPr>
+              <w:jc w:val="center"/>
+              <w:rPr>
+                <w:b/>
+                <w:bCs/>
+              </w:rPr>
+            </w:pPr>
+            <w:r>
+              <w:rPr>
+                <w:b/>
+                <w:bCs/>
+              </w:rPr>
+              <w:t>Description</w:t>
+            </w:r>
+          </w:p>
+        </w:tc>
+      </w:tr>
+      <w:tr>
+        <w:trPr>
+          <w:tblCellSpacing w:w="15" w:type="dxa"/>
+        </w:trPr>
+        <w:tc>
+          <w:tcPr>
+            <w:tcW w:w="0" w:type="auto"/>
+            <w:vAlign w:val="center"/>
+            <w:hideMark/>
+          </w:tcPr>
+          <w:p>
+            <w:r>
+              <w:rPr>
+                <w:rStyle w:val="HTMLCode"/>
+                <w:rFonts w:eastAsiaTheme="majorEastAsia"/>
+              </w:rPr>
+              <w:t>static</w:t>
+            </w:r>
+          </w:p>
+        </w:tc>
+        <w:tc>
+          <w:tcPr>
+            <w:tcW w:w="0" w:type="auto"/>
+            <w:vAlign w:val="center"/>
+            <w:hideMark/>
+          </w:tcPr>
+          <w:p>
+            <w:r>
+              <w:t>Default position. Element follows the normal document flow.</w:t>
+            </w:r>
+          </w:p>
+        </w:tc>
+      </w:tr>
+      <w:tr>
+        <w:trPr>
+          <w:tblCellSpacing w:w="15" w:type="dxa"/>
+        </w:trPr>
+        <w:tc>
+          <w:tcPr>
+            <w:tcW w:w="0" w:type="auto"/>
+            <w:vAlign w:val="center"/>
+            <w:hideMark/>
+          </w:tcPr>
+          <w:p>
+            <w:r>
+              <w:rPr>
+                <w:rStyle w:val="HTMLCode"/>
+                <w:rFonts w:eastAsiaTheme="majorEastAsia"/>
+              </w:rPr>
+              <w:t>relative</w:t>
+            </w:r>
+          </w:p>
+        </w:tc>
+        <w:tc>
+          <w:tcPr>
+            <w:tcW w:w="0" w:type="auto"/>
+            <w:vAlign w:val="center"/>
+            <w:hideMark/>
+          </w:tcPr>
+          <w:p>
+            <w:r>
+              <w:t>Positioned relative to its original position.</w:t>
+            </w:r>
+          </w:p>
+        </w:tc>
+      </w:tr>
+      <w:tr>
+        <w:trPr>
+          <w:tblCellSpacing w:w="15" w:type="dxa"/>
+        </w:trPr>
+        <w:tc>
+          <w:tcPr>
+            <w:tcW w:w="0" w:type="auto"/>
+            <w:vAlign w:val="center"/>
+            <w:hideMark/>
+          </w:tcPr>
+          <w:p>
+            <w:r>
+              <w:rPr>
+                <w:rStyle w:val="HTMLCode"/>
+                <w:rFonts w:eastAsiaTheme="majorEastAsia"/>
+              </w:rPr>
+              <w:t>absolute</w:t>
+            </w:r>
+          </w:p>
+        </w:tc>
+        <w:tc>
+          <w:tcPr>
+            <w:tcW w:w="0" w:type="auto"/>
+            <w:vAlign w:val="center"/>
+            <w:hideMark/>
+          </w:tcPr>
+          <w:p>
+            <w:r>
+              <w:t>Positioned relative to the nearest positioned ancestor.</w:t>
+            </w:r>
+          </w:p>
+        </w:tc>
+      </w:tr>
+      <w:tr>
+        <w:trPr>
+          <w:tblCellSpacing w:w="15" w:type="dxa"/>
+        </w:trPr>
+        <w:tc>
+          <w:tcPr>
+            <w:tcW w:w="0" w:type="auto"/>
+            <w:vAlign w:val="center"/>
+            <w:hideMark/>
+          </w:tcPr>
+          <w:p>
+            <w:r>
+              <w:rPr>
+                <w:rStyle w:val="HTMLCode"/>
+                <w:rFonts w:eastAsiaTheme="majorEastAsia"/>
+              </w:rPr>
+              <w:lastRenderedPageBreak/>
+              <w:t>fixed</w:t>
+            </w:r>
+          </w:p>
+        </w:tc>
+        <w:tc>
+          <w:tcPr>
+            <w:tcW w:w="0" w:type="auto"/>
+            <w:vAlign w:val="center"/>
+            <w:hideMark/>
+          </w:tcPr>
+          <w:p>
+            <w:r>
+              <w:t>Positioned relative to the browser window and remains fixed during scrolling.</w:t>
+            </w:r>
+          </w:p>
+        </w:tc>
+      </w:tr>
+      <w:tr>
+        <w:trPr>
+          <w:tblCellSpacing w:w="15" w:type="dxa"/>
+        </w:trPr>
+        <w:tc>
+          <w:tcPr>
+            <w:tcW w:w="0" w:type="auto"/>
+            <w:vAlign w:val="center"/>
+            <w:hideMark/>
+          </w:tcPr>
+          <w:p>
+            <w:r>
+              <w:rPr>
+                <w:rStyle w:val="HTMLCode"/>
+                <w:rFonts w:eastAsiaTheme="majorEastAsia"/>
+              </w:rPr>
+              <w:t>sticky</w:t>
+            </w:r>
+          </w:p>
+        </w:tc>
+        <w:tc>
+          <w:tcPr>
+            <w:tcW w:w="0" w:type="auto"/>
+            <w:vAlign w:val="center"/>
+            <w:hideMark/>
+          </w:tcPr>
+          <w:p>
+            <w:r>
+              <w:t xml:space="preserve">Behaves like </w:t>
+            </w:r>
+            <w:r>
+              <w:rPr>
+                <w:rStyle w:val="HTMLCode"/>
+                <w:rFonts w:eastAsiaTheme="majorEastAsia"/>
+              </w:rPr>
+              <w:t>relative</w:t>
+            </w:r>
+            <w:r>
+              <w:t xml:space="preserve"> until scrolling reaches a specified point, then behaves like </w:t>
+            </w:r>
+            <w:r>
+              <w:rPr>
+                <w:rStyle w:val="HTMLCode"/>
+                <w:rFonts w:eastAsiaTheme="majorEastAsia"/>
+              </w:rPr>
+              <w:t>fixed</w:t>
+            </w:r>
+            <w:r>
+              <w:t>.</w:t>
+            </w:r>
+          </w:p>
+        </w:tc>
+      </w:tr>
+    </w:tbl>
+    <w:p>
+      <w:r>
+        <w:pict>
+          <v:rect id="_x0000_i1034" style="width:0;height:1.5pt" o:hralign="center" o:hrstd="t" o:hr="t" fillcolor="#a0a0a0" stroked="f"/>
+        </w:pict>
+      </w:r>
+    </w:p>
+    <w:p>
+      <w:pPr>
+        <w:pStyle w:val="Heading2"/>
+      </w:pPr>
+      <w:r>
+        <w:t>1. Static Position</w:t>
+      </w:r>
+    </w:p>
+    <w:p>
+      <w:pPr>
+        <w:numPr>
+          <w:ilvl w:val="0"/>
+          <w:numId w:val="7"/>
+        </w:numPr>
+        <w:spacing w:before="100" w:beforeAutospacing="1" w:after="100" w:afterAutospacing="1" w:line="240" w:lineRule="auto"/>
+      </w:pPr>
+      <w:r>
+        <w:t xml:space="preserve">Default position of every HTML element. </w:t>
+      </w:r>
+    </w:p>
+    <w:p>
+      <w:pPr>
+        <w:numPr>
+          <w:ilvl w:val="0"/>
+          <w:numId w:val="7"/>
+        </w:numPr>
+        <w:spacing w:before="100" w:beforeAutospacing="1" w:after="100" w:afterAutospacing="1" w:line="240" w:lineRule="auto"/>
+      </w:pPr>
+      <w:proofErr w:type="gramStart"/>
+      <w:r>
+        <w:rPr>
+          <w:rStyle w:val="HTMLCode"/>
+          <w:rFonts w:eastAsiaTheme="majorEastAsia"/>
+        </w:rPr>
+        <w:t>top</w:t>
+      </w:r>
+      <w:proofErr w:type="gramEnd"/>
+      <w:r>
+        <w:t xml:space="preserve">, </w:t>
+      </w:r>
+      <w:r>
+        <w:rPr>
+          <w:rStyle w:val="HTMLCode"/>
+          <w:rFonts w:eastAsiaTheme="majorEastAsia"/>
+        </w:rPr>
+        <w:t>left</w:t>
+      </w:r>
+      <w:r>
+        <w:t xml:space="preserve">, </w:t>
+      </w:r>
+      <w:r>
+        <w:rPr>
+          <w:rStyle w:val="HTMLCode"/>
+          <w:rFonts w:eastAsiaTheme="majorEastAsia"/>
+        </w:rPr>
+        <w:t>right</w:t>
+      </w:r>
+      <w:r>
+        <w:t xml:space="preserve">, and </w:t>
+      </w:r>
+      <w:r>
+        <w:rPr>
+          <w:rStyle w:val="HTMLCode"/>
+          <w:rFonts w:eastAsiaTheme="majorEastAsia"/>
+        </w:rPr>
+        <w:t>bottom</w:t>
+      </w:r>
+      <w:r>
+        <w:t xml:space="preserve"> have no effect. </w:t>
+      </w:r>
+    </w:p>
+    <w:p>
+      <w:pPr>
+        <w:pStyle w:val="NormalWeb"/>
+      </w:pPr>
+      <w:r>
+        <w:t>Example</w:t>
+      </w:r>
+    </w:p>
+    <w:p>
+      <w:pPr>
+        <w:pStyle w:val="HTMLPreformatted"/>
+        <w:rPr>
+          <w:rStyle w:val="HTMLCode"/>
+          <w:rFonts w:eastAsiaTheme="majorEastAsia"/>
+        </w:rPr>
+      </w:pPr>
+      <w:r>
+        <w:rPr>
+          <w:rStyle w:val="HTMLCode"/>
+          <w:rFonts w:eastAsiaTheme="majorEastAsia"/>
+        </w:rPr>
+        <w:t>.</w:t>
+      </w:r>
+      <w:proofErr w:type="gramStart"/>
+      <w:r>
+        <w:rPr>
+          <w:rStyle w:val="10"/>
+        </w:rPr>
+        <w:t>box</w:t>
+      </w:r>
+      <w:r>
+        <w:rPr>
+          <w:rStyle w:val="HTMLCode"/>
+          <w:rFonts w:eastAsiaTheme="majorEastAsia"/>
+        </w:rPr>
+        <w:t>{</w:t>
+      </w:r>
+      <w:proofErr w:type="gramEnd"/>
+    </w:p>
+    <w:p>
+      <w:pPr>
+        <w:pStyle w:val="HTMLPreformatted"/>
+        <w:rPr>
+          <w:rStyle w:val="HTMLCode"/>
+          <w:rFonts w:eastAsiaTheme="majorEastAsia"/>
+        </w:rPr>
+      </w:pPr>
+      <w:r>
+        <w:rPr>
+          <w:rStyle w:val="HTMLCode"/>
+          <w:rFonts w:eastAsiaTheme="majorEastAsia"/>
+        </w:rPr>
+        <w:t xml:space="preserve">    </w:t>
+      </w:r>
+      <w:proofErr w:type="gramStart"/>
+      <w:r>
+        <w:rPr>
+          <w:rStyle w:val="HTMLCode"/>
+          <w:rFonts w:eastAsiaTheme="majorEastAsia"/>
+        </w:rPr>
+        <w:t>position</w:t>
+      </w:r>
+      <w:proofErr w:type="gramEnd"/>
+      <w:r>
+        <w:rPr>
+          <w:rStyle w:val="HTMLCode"/>
+          <w:rFonts w:eastAsiaTheme="majorEastAsia"/>
+        </w:rPr>
+        <w:t xml:space="preserve">: </w:t>
+      </w:r>
+      <w:r>
+        <w:rPr>
+          <w:rStyle w:val="y"/>
+        </w:rPr>
+        <w:t>static</w:t>
+      </w:r>
+      <w:r>
+        <w:rPr>
+          <w:rStyle w:val="HTMLCode"/>
+          <w:rFonts w:eastAsiaTheme="majorEastAsia"/>
+        </w:rPr>
+        <w:t>;</w:t>
+      </w:r>
+    </w:p>
+    <w:p>
+      <w:pPr>
+        <w:pStyle w:val="HTMLPreformatted"/>
+      </w:pPr>
+      <w:r>
+        <w:rPr>
+          <w:rStyle w:val="HTMLCode"/>
+          <w:rFonts w:eastAsiaTheme="majorEastAsia"/>
+        </w:rPr>
+        <w:t>}</w:t>
+      </w:r>
+    </w:p>
+    <w:p>
+      <w:r>
+        <w:pict>
+          <v:rect id="_x0000_i1035" style="width:0;height:1.5pt" o:hralign="center" o:hrstd="t" o:hr="t" fillcolor="#a0a0a0" stroked="f"/>
+        </w:pict>
+      </w:r>
+    </w:p>
+    <w:p>
+      <w:pPr>
+        <w:pStyle w:val="Heading2"/>
+      </w:pPr>
+      <w:r>
+        <w:t>2. Relative Position</w:t>
+      </w:r>
+    </w:p>
+    <w:p>
+      <w:pPr>
+        <w:numPr>
+          <w:ilvl w:val="0"/>
+          <w:numId w:val="8"/>
+        </w:numPr>
+        <w:spacing w:before="100" w:beforeAutospacing="1" w:after="100" w:afterAutospacing="1" w:line="240" w:lineRule="auto"/>
+      </w:pPr>
+      <w:r>
+        <w:t xml:space="preserve">Moves the element relative to its original position. </w:t>
+      </w:r>
+    </w:p>
+    <w:p>
+      <w:pPr>
+        <w:numPr>
+          <w:ilvl w:val="0"/>
+          <w:numId w:val="8"/>
+        </w:numPr>
+        <w:spacing w:before="100" w:beforeAutospacing="1" w:after="100" w:afterAutospacing="1" w:line="240" w:lineRule="auto"/>
+      </w:pPr>
+      <w:r>
+        <w:t xml:space="preserve">The original space is still reserved. </w:t>
+      </w:r>
+    </w:p>
+    <w:p>
+      <w:pPr>
+        <w:pStyle w:val="NormalWeb"/>
+      </w:pPr>
+      <w:r>
+        <w:t>Example</w:t>
+      </w:r>
+    </w:p>
+    <w:p>
+      <w:pPr>
+        <w:pStyle w:val="HTMLPreformatted"/>
+        <w:rPr>
+          <w:rStyle w:val="HTMLCode"/>
+          <w:rFonts w:eastAsiaTheme="majorEastAsia"/>
+        </w:rPr>
+      </w:pPr>
+      <w:r>
+        <w:rPr>
+          <w:rStyle w:val="HTMLCode"/>
+          <w:rFonts w:eastAsiaTheme="majorEastAsia"/>
+        </w:rPr>
+        <w:t>.</w:t>
+      </w:r>
+      <w:proofErr w:type="gramStart"/>
+      <w:r>
+        <w:rPr>
+          <w:rStyle w:val="10"/>
+        </w:rPr>
+        <w:t>box</w:t>
+      </w:r>
+      <w:r>
+        <w:rPr>
+          <w:rStyle w:val="HTMLCode"/>
+          <w:rFonts w:eastAsiaTheme="majorEastAsia"/>
+        </w:rPr>
+        <w:t>{</w:t>
+      </w:r>
+      <w:proofErr w:type="gramEnd"/>
+    </w:p>
+    <w:p>
+      <w:pPr>
+        <w:pStyle w:val="HTMLPreformatted"/>
+        <w:rPr>
+          <w:rStyle w:val="HTMLCode"/>
+          <w:rFonts w:eastAsiaTheme="majorEastAsia"/>
+        </w:rPr>
+      </w:pPr>
+      <w:r>
+        <w:rPr>
+          <w:rStyle w:val="HTMLCode"/>
+          <w:rFonts w:eastAsiaTheme="majorEastAsia"/>
+        </w:rPr>
+        <w:t xml:space="preserve">    </w:t>
+      </w:r>
+      <w:proofErr w:type="gramStart"/>
+      <w:r>
+        <w:rPr>
+          <w:rStyle w:val="HTMLCode"/>
+          <w:rFonts w:eastAsiaTheme="majorEastAsia"/>
+        </w:rPr>
+        <w:t>position</w:t>
+      </w:r>
+      <w:proofErr w:type="gramEnd"/>
+      <w:r>
+        <w:rPr>
+          <w:rStyle w:val="HTMLCode"/>
+          <w:rFonts w:eastAsiaTheme="majorEastAsia"/>
+        </w:rPr>
+        <w:t xml:space="preserve">: </w:t>
+      </w:r>
+      <w:r>
+        <w:rPr>
+          <w:rStyle w:val="y"/>
+        </w:rPr>
+        <w:t>relative</w:t>
+      </w:r>
+      <w:r>
+        <w:rPr>
+          <w:rStyle w:val="HTMLCode"/>
+          <w:rFonts w:eastAsiaTheme="majorEastAsia"/>
+        </w:rPr>
+        <w:t>;</w:t>
+      </w:r>
+    </w:p>
+    <w:p>
+      <w:pPr>
+        <w:pStyle w:val="HTMLPreformatted"/>
+        <w:rPr>
+          <w:rStyle w:val="HTMLCode"/>
+          <w:rFonts w:eastAsiaTheme="majorEastAsia"/>
+        </w:rPr>
+      </w:pPr>
+      <w:r>
+        <w:rPr>
+          <w:rStyle w:val="HTMLCode"/>
+          <w:rFonts w:eastAsiaTheme="majorEastAsia"/>
+        </w:rPr>
+        <w:t xml:space="preserve">    </w:t>
+      </w:r>
+      <w:proofErr w:type="gramStart"/>
+      <w:r>
+        <w:rPr>
+          <w:rStyle w:val="HTMLCode"/>
+          <w:rFonts w:eastAsiaTheme="majorEastAsia"/>
+        </w:rPr>
+        <w:t>left</w:t>
+      </w:r>
+      <w:proofErr w:type="gramEnd"/>
+      <w:r>
+        <w:rPr>
+          <w:rStyle w:val="HTMLCode"/>
+          <w:rFonts w:eastAsiaTheme="majorEastAsia"/>
+        </w:rPr>
+        <w:t xml:space="preserve">: </w:t>
+      </w:r>
+      <w:r>
+        <w:rPr>
+          <w:rStyle w:val="y"/>
+        </w:rPr>
+        <w:t>20</w:t>
+      </w:r>
+      <w:r>
+        <w:rPr>
+          <w:rStyle w:val="v"/>
+        </w:rPr>
+        <w:t>px</w:t>
+      </w:r>
+      <w:r>
+        <w:rPr>
+          <w:rStyle w:val="HTMLCode"/>
+          <w:rFonts w:eastAsiaTheme="majorEastAsia"/>
+        </w:rPr>
+        <w:t>;</w:t>
+      </w:r>
+    </w:p>
+    <w:p>
+      <w:pPr>
+        <w:pStyle w:val="HTMLPreformatted"/>
+        <w:rPr>
+          <w:rStyle w:val="HTMLCode"/>
+          <w:rFonts w:eastAsiaTheme="majorEastAsia"/>
+        </w:rPr>
+      </w:pPr>
+      <w:r>
+        <w:rPr>
+          <w:rStyle w:val="HTMLCode"/>
+          <w:rFonts w:eastAsiaTheme="majorEastAsia"/>
+        </w:rPr>
+        <w:t xml:space="preserve">    </w:t>
+      </w:r>
+      <w:proofErr w:type="gramStart"/>
+      <w:r>
+        <w:rPr>
+          <w:rStyle w:val="HTMLCode"/>
+          <w:rFonts w:eastAsiaTheme="majorEastAsia"/>
+        </w:rPr>
+        <w:t>top</w:t>
+      </w:r>
+      <w:proofErr w:type="gramEnd"/>
+      <w:r>
+        <w:rPr>
+          <w:rStyle w:val="HTMLCode"/>
+          <w:rFonts w:eastAsiaTheme="majorEastAsia"/>
+        </w:rPr>
+        <w:t xml:space="preserve">: </w:t>
+      </w:r>
+      <w:r>
+        <w:rPr>
+          <w:rStyle w:val="y"/>
+        </w:rPr>
+        <w:t>10</w:t>
+      </w:r>
+      <w:r>
+        <w:rPr>
+          <w:rStyle w:val="v"/>
+        </w:rPr>
+        <w:t>px</w:t>
+      </w:r>
+      <w:r>
+        <w:rPr>
+          <w:rStyle w:val="HTMLCode"/>
+          <w:rFonts w:eastAsiaTheme="majorEastAsia"/>
+        </w:rPr>
+        <w:t>;</w:t>
+      </w:r>
+    </w:p>
+    <w:p>
+      <w:pPr>
+        <w:pStyle w:val="HTMLPreformatted"/>
+      </w:pPr>
+      <w:r>
+        <w:rPr>
+          <w:rStyle w:val="HTMLCode"/>
+          <w:rFonts w:eastAsiaTheme="majorEastAsia"/>
+        </w:rPr>
+        <w:t>}</w:t>
+      </w:r>
+    </w:p>
+    <w:p>
+      <w:r>
+        <w:pict>
+          <v:rect id="_x0000_i1036" style="width:0;height:1.5pt" o:hralign="center" o:hrstd="t" o:hr="t" fillcolor="#a0a0a0" stroked="f"/>
+        </w:pict>
+      </w:r>
+    </w:p>
+    <w:p>
+      <w:pPr>
+        <w:pStyle w:val="Heading2"/>
+      </w:pPr>
+      <w:r>
+        <w:t>3. Absolute Position</w:t>
+      </w:r>
+    </w:p>
+    <w:p>
+      <w:pPr>
+        <w:numPr>
+          <w:ilvl w:val="0"/>
+          <w:numId w:val="9"/>
+        </w:numPr>
+        <w:spacing w:before="100" w:beforeAutospacing="1" w:after="100" w:afterAutospacing="1" w:line="240" w:lineRule="auto"/>
+      </w:pPr>
+      <w:r>
+        <w:t xml:space="preserve">Removes the element from the normal document flow. </w:t>
+      </w:r>
+    </w:p>
+    <w:p>
+      <w:pPr>
+        <w:numPr>
+          <w:ilvl w:val="0"/>
+          <w:numId w:val="9"/>
+        </w:numPr>
+        <w:spacing w:before="100" w:beforeAutospacing="1" w:after="100" w:afterAutospacing="1" w:line="240" w:lineRule="auto"/>
+      </w:pPr>
+      <w:r>
+        <w:t xml:space="preserve">Positioned relative to the nearest parent having </w:t>
+      </w:r>
+      <w:r>
+        <w:rPr>
+          <w:rStyle w:val="HTMLCode"/>
+          <w:rFonts w:eastAsiaTheme="majorEastAsia"/>
+        </w:rPr>
+        <w:t>position: relative</w:t>
+      </w:r>
+      <w:r>
+        <w:t xml:space="preserve">. </w:t>
+      </w:r>
+    </w:p>
+    <w:p>
+      <w:pPr>
+        <w:spacing w:before="100" w:beforeAutospacing="1" w:after="100" w:afterAutospacing="1"/>
+      </w:pPr>
+      <w:r>
+        <w:t>Example</w:t>
+      </w:r>
+    </w:p>
+    <w:p>
+      <w:pPr>
+        <w:pStyle w:val="HTMLPreformatted"/>
+        <w:rPr>
+          <w:rStyle w:val="HTMLCode"/>
+          <w:rFonts w:eastAsiaTheme="majorEastAsia"/>
+        </w:rPr>
+      </w:pPr>
+      <w:r>
+        <w:rPr>
+          <w:rStyle w:val="HTMLCode"/>
+          <w:rFonts w:eastAsiaTheme="majorEastAsia"/>
+        </w:rPr>
+        <w:t>.</w:t>
+      </w:r>
+      <w:proofErr w:type="gramStart"/>
+      <w:r>
+        <w:rPr>
+          <w:rStyle w:val="10"/>
+        </w:rPr>
+        <w:t>box</w:t>
+      </w:r>
+      <w:r>
+        <w:rPr>
+          <w:rStyle w:val="HTMLCode"/>
+          <w:rFonts w:eastAsiaTheme="majorEastAsia"/>
+        </w:rPr>
+        <w:t>{</w:t>
+      </w:r>
+      <w:proofErr w:type="gramEnd"/>
+    </w:p>
+    <w:p>
+      <w:pPr>
+        <w:pStyle w:val="HTMLPreformatted"/>
+        <w:rPr>
+          <w:rStyle w:val="HTMLCode"/>
+          <w:rFonts w:eastAsiaTheme="majorEastAsia"/>
+        </w:rPr>
+      </w:pPr>
+      <w:r>
+        <w:rPr>
+          <w:rStyle w:val="HTMLCode"/>
+          <w:rFonts w:eastAsiaTheme="majorEastAsia"/>
+        </w:rPr>
+        <w:t xml:space="preserve">    </w:t>
+      </w:r>
+      <w:proofErr w:type="gramStart"/>
+      <w:r>
+        <w:rPr>
+          <w:rStyle w:val="HTMLCode"/>
+          <w:rFonts w:eastAsiaTheme="majorEastAsia"/>
+        </w:rPr>
+        <w:t>position</w:t>
+      </w:r>
+      <w:proofErr w:type="gramEnd"/>
+      <w:r>
+        <w:rPr>
+          <w:rStyle w:val="HTMLCode"/>
+          <w:rFonts w:eastAsiaTheme="majorEastAsia"/>
+        </w:rPr>
+        <w:t xml:space="preserve">: </w:t>
+      </w:r>
+      <w:r>
+        <w:rPr>
+          <w:rStyle w:val="y"/>
+        </w:rPr>
+        <w:t>absolute</w:t>
+      </w:r>
+      <w:r>
+        <w:rPr>
+          <w:rStyle w:val="HTMLCode"/>
+          <w:rFonts w:eastAsiaTheme="majorEastAsia"/>
+        </w:rPr>
+        <w:t>;</w:t>
+      </w:r>
+    </w:p>
+    <w:p>
+      <w:pPr>
+        <w:pStyle w:val="HTMLPreformatted"/>
+        <w:rPr>
+          <w:rStyle w:val="HTMLCode"/>
+          <w:rFonts w:eastAsiaTheme="majorEastAsia"/>
+        </w:rPr>
+      </w:pPr>
+      <w:r>
+        <w:rPr>
+          <w:rStyle w:val="HTMLCode"/>
+          <w:rFonts w:eastAsiaTheme="majorEastAsia"/>
+        </w:rPr>
+        <w:t xml:space="preserve">    </w:t>
+      </w:r>
+      <w:proofErr w:type="gramStart"/>
+      <w:r>
+        <w:rPr>
+          <w:rStyle w:val="HTMLCode"/>
+          <w:rFonts w:eastAsiaTheme="majorEastAsia"/>
+        </w:rPr>
+        <w:t>top</w:t>
+      </w:r>
+      <w:proofErr w:type="gramEnd"/>
+      <w:r>
+        <w:rPr>
+          <w:rStyle w:val="HTMLCode"/>
+          <w:rFonts w:eastAsiaTheme="majorEastAsia"/>
+        </w:rPr>
+        <w:t xml:space="preserve">: </w:t>
+      </w:r>
+      <w:r>
+        <w:rPr>
+          <w:rStyle w:val="y"/>
+        </w:rPr>
+        <w:t>50</w:t>
+      </w:r>
+      <w:r>
+        <w:rPr>
+          <w:rStyle w:val="v"/>
+        </w:rPr>
+        <w:t>px</w:t>
+      </w:r>
+      <w:r>
+        <w:rPr>
+          <w:rStyle w:val="HTMLCode"/>
+          <w:rFonts w:eastAsiaTheme="majorEastAsia"/>
+        </w:rPr>
+        <w:t>;</w:t>
+      </w:r>
+    </w:p>
+    <w:p>
+      <w:pPr>
+        <w:pStyle w:val="HTMLPreformatted"/>
+        <w:rPr>
+          <w:rStyle w:val="HTMLCode"/>
+          <w:rFonts w:eastAsiaTheme="majorEastAsia"/>
+        </w:rPr>
+      </w:pPr>
+      <w:r>
+        <w:rPr>
+          <w:rStyle w:val="HTMLCode"/>
+          <w:rFonts w:eastAsiaTheme="majorEastAsia"/>
+        </w:rPr>
+        <w:t xml:space="preserve">    </w:t>
+      </w:r>
+      <w:proofErr w:type="gramStart"/>
+      <w:r>
+        <w:rPr>
+          <w:rStyle w:val="HTMLCode"/>
+          <w:rFonts w:eastAsiaTheme="majorEastAsia"/>
+        </w:rPr>
+        <w:t>left</w:t>
+      </w:r>
+      <w:proofErr w:type="gramEnd"/>
+      <w:r>
+        <w:rPr>
+          <w:rStyle w:val="HTMLCode"/>
+          <w:rFonts w:eastAsiaTheme="majorEastAsia"/>
+        </w:rPr>
+        <w:t xml:space="preserve">: </w:t>
+      </w:r>
+      <w:r>
+        <w:rPr>
+          <w:rStyle w:val="y"/>
+        </w:rPr>
+        <w:t>100</w:t>
+      </w:r>
+      <w:r>
+        <w:rPr>
+          <w:rStyle w:val="v"/>
+        </w:rPr>
+        <w:t>px</w:t>
+      </w:r>
+      <w:r>
+        <w:rPr>
+          <w:rStyle w:val="HTMLCode"/>
+          <w:rFonts w:eastAsiaTheme="majorEastAsia"/>
+        </w:rPr>
+        <w:t>;</w:t>
+      </w:r>
+    </w:p>
+    <w:p>
+      <w:pPr>
+        <w:pStyle w:val="HTMLPreformatted"/>
+      </w:pPr>
+      <w:r>
+        <w:rPr>
+          <w:rStyle w:val="HTMLCode"/>
+          <w:rFonts w:eastAsiaTheme="majorEastAsia"/>
+        </w:rPr>
+        <w:t>}</w:t>
+      </w:r>
+    </w:p>
+    <w:p>
+      <w:r>
+        <w:pict>
+          <v:rect id="_x0000_i1037" style="width:0;height:1.5pt" o:hralign="center" o:hrstd="t" o:hr="t" fillcolor="#a0a0a0" stroked="f"/>
+        </w:pict>
+      </w:r>
+    </w:p>
+    <w:p>
+      <w:pPr>
+        <w:pStyle w:val="Heading2"/>
+      </w:pPr>
+      <w:r>
+        <w:t>4. Fixed Position</w:t>
+      </w:r>
+    </w:p>
+    <w:p>
+      <w:pPr>
+        <w:numPr>
+          <w:ilvl w:val="0"/>
+          <w:numId w:val="10"/>
+        </w:numPr>
+        <w:spacing w:before="100" w:beforeAutospacing="1" w:after="100" w:afterAutospacing="1" w:line="240" w:lineRule="auto"/>
+      </w:pPr>
+      <w:r>
+        <w:t xml:space="preserve">Positioned relative to the browser window. </w:t>
+      </w:r>
+    </w:p>
+    <w:p>
+      <w:pPr>
+        <w:numPr>
+          <w:ilvl w:val="0"/>
+          <w:numId w:val="10"/>
+        </w:numPr>
+        <w:spacing w:before="100" w:beforeAutospacing="1" w:after="100" w:afterAutospacing="1" w:line="240" w:lineRule="auto"/>
+      </w:pPr>
+      <w:r>
+        <w:t xml:space="preserve">Remains fixed even when the page is scrolled. </w:t>
+      </w:r>
+    </w:p>
+    <w:p>
+      <w:pPr>
+        <w:pStyle w:val="NormalWeb"/>
+      </w:pPr>
+      <w:r>
+        <w:lastRenderedPageBreak/>
+        <w:t>Example</w:t>
+      </w:r>
+    </w:p>
+    <w:p>
+      <w:pPr>
+        <w:pStyle w:val="HTMLPreformatted"/>
+        <w:rPr>
+          <w:rStyle w:val="HTMLCode"/>
+          <w:rFonts w:eastAsiaTheme="majorEastAsia"/>
+        </w:rPr>
+      </w:pPr>
+      <w:r>
+        <w:rPr>
+          <w:rStyle w:val="HTMLCode"/>
+          <w:rFonts w:eastAsiaTheme="majorEastAsia"/>
+        </w:rPr>
+        <w:t>.</w:t>
+      </w:r>
+      <w:proofErr w:type="gramStart"/>
+      <w:r>
+        <w:rPr>
+          <w:rStyle w:val="10"/>
+        </w:rPr>
+        <w:t>box</w:t>
+      </w:r>
+      <w:r>
+        <w:rPr>
+          <w:rStyle w:val="HTMLCode"/>
+          <w:rFonts w:eastAsiaTheme="majorEastAsia"/>
+        </w:rPr>
+        <w:t>{</w:t>
+      </w:r>
+      <w:proofErr w:type="gramEnd"/>
+    </w:p>
+    <w:p>
+      <w:pPr>
+        <w:pStyle w:val="HTMLPreformatted"/>
+        <w:rPr>
+          <w:rStyle w:val="HTMLCode"/>
+          <w:rFonts w:eastAsiaTheme="majorEastAsia"/>
+        </w:rPr>
+      </w:pPr>
+      <w:r>
+        <w:rPr>
+          <w:rStyle w:val="HTMLCode"/>
+          <w:rFonts w:eastAsiaTheme="majorEastAsia"/>
+        </w:rPr>
+        <w:t xml:space="preserve">    </w:t>
+      </w:r>
+      <w:proofErr w:type="gramStart"/>
+      <w:r>
+        <w:rPr>
+          <w:rStyle w:val="HTMLCode"/>
+          <w:rFonts w:eastAsiaTheme="majorEastAsia"/>
+        </w:rPr>
+        <w:t>position</w:t>
+      </w:r>
+      <w:proofErr w:type="gramEnd"/>
+      <w:r>
+        <w:rPr>
+          <w:rStyle w:val="HTMLCode"/>
+          <w:rFonts w:eastAsiaTheme="majorEastAsia"/>
+        </w:rPr>
+        <w:t xml:space="preserve">: </w:t>
+      </w:r>
+      <w:r>
+        <w:rPr>
+          <w:rStyle w:val="y"/>
+        </w:rPr>
+        <w:t>fixed</w:t>
+      </w:r>
+      <w:r>
+        <w:rPr>
+          <w:rStyle w:val="HTMLCode"/>
+          <w:rFonts w:eastAsiaTheme="majorEastAsia"/>
+        </w:rPr>
+        <w:t>;</w:t>
+      </w:r>
+    </w:p>
+    <w:p>
+      <w:pPr>
+        <w:pStyle w:val="HTMLPreformatted"/>
+        <w:rPr>
+          <w:rStyle w:val="HTMLCode"/>
+          <w:rFonts w:eastAsiaTheme="majorEastAsia"/>
+        </w:rPr>
+      </w:pPr>
+      <w:r>
+        <w:rPr>
+          <w:rStyle w:val="HTMLCode"/>
+          <w:rFonts w:eastAsiaTheme="majorEastAsia"/>
+        </w:rPr>
+        <w:t xml:space="preserve">    </w:t>
+      </w:r>
+      <w:proofErr w:type="gramStart"/>
+      <w:r>
+        <w:rPr>
+          <w:rStyle w:val="HTMLCode"/>
+          <w:rFonts w:eastAsiaTheme="majorEastAsia"/>
+        </w:rPr>
+        <w:t>bottom</w:t>
+      </w:r>
+      <w:proofErr w:type="gramEnd"/>
+      <w:r>
+        <w:rPr>
+          <w:rStyle w:val="HTMLCode"/>
+          <w:rFonts w:eastAsiaTheme="majorEastAsia"/>
+        </w:rPr>
+        <w:t xml:space="preserve">: </w:t>
+      </w:r>
+      <w:r>
+        <w:rPr>
+          <w:rStyle w:val="y"/>
+        </w:rPr>
+        <w:t>20</w:t>
+      </w:r>
+      <w:r>
+        <w:rPr>
+          <w:rStyle w:val="v"/>
+        </w:rPr>
+        <w:t>px</w:t>
+      </w:r>
+      <w:r>
+        <w:rPr>
+          <w:rStyle w:val="HTMLCode"/>
+          <w:rFonts w:eastAsiaTheme="majorEastAsia"/>
+        </w:rPr>
+        <w:t>;</w:t>
+      </w:r>
+    </w:p>
+    <w:p>
+      <w:pPr>
+        <w:pStyle w:val="HTMLPreformatted"/>
+        <w:rPr>
+          <w:rStyle w:val="HTMLCode"/>
+          <w:rFonts w:eastAsiaTheme="majorEastAsia"/>
+        </w:rPr>
+      </w:pPr>
+      <w:r>
+        <w:rPr>
+          <w:rStyle w:val="HTMLCode"/>
+          <w:rFonts w:eastAsiaTheme="majorEastAsia"/>
+        </w:rPr>
+        <w:t xml:space="preserve">    </w:t>
+      </w:r>
+      <w:proofErr w:type="gramStart"/>
+      <w:r>
+        <w:rPr>
+          <w:rStyle w:val="HTMLCode"/>
+          <w:rFonts w:eastAsiaTheme="majorEastAsia"/>
+        </w:rPr>
+        <w:t>right</w:t>
+      </w:r>
+      <w:proofErr w:type="gramEnd"/>
+      <w:r>
+        <w:rPr>
+          <w:rStyle w:val="HTMLCode"/>
+          <w:rFonts w:eastAsiaTheme="majorEastAsia"/>
+        </w:rPr>
+        <w:t xml:space="preserve">: </w:t>
+      </w:r>
+      <w:r>
+        <w:rPr>
+          <w:rStyle w:val="y"/>
+        </w:rPr>
+        <w:t>20</w:t>
+      </w:r>
+      <w:r>
+        <w:rPr>
+          <w:rStyle w:val="v"/>
+        </w:rPr>
+        <w:t>px</w:t>
+      </w:r>
+      <w:r>
+        <w:rPr>
+          <w:rStyle w:val="HTMLCode"/>
+          <w:rFonts w:eastAsiaTheme="majorEastAsia"/>
+        </w:rPr>
+        <w:t>;</w:t>
+      </w:r>
+    </w:p>
+    <w:p>
+      <w:pPr>
+        <w:pStyle w:val="HTMLPreformatted"/>
+      </w:pPr>
+      <w:r>
+        <w:rPr>
+          <w:rStyle w:val="HTMLCode"/>
+          <w:rFonts w:eastAsiaTheme="majorEastAsia"/>
+        </w:rPr>
+        <w:t>}</w:t>
+      </w:r>
+    </w:p>
+    <w:p>
+      <w:pPr>
+        <w:pStyle w:val="NormalWeb"/>
+      </w:pPr>
+      <w:r>
+        <w:t>Example use:</w:t>
+      </w:r>
+    </w:p>
+    <w:p>
+      <w:pPr>
+        <w:numPr>
+          <w:ilvl w:val="0"/>
+          <w:numId w:val="11"/>
+        </w:numPr>
+        <w:spacing w:before="100" w:beforeAutospacing="1" w:after="100" w:afterAutospacing="1" w:line="240" w:lineRule="auto"/>
+      </w:pPr>
+      <w:r>
+        <w:t xml:space="preserve">Chat button </w:t>
+      </w:r>
+    </w:p>
+    <w:p>
+      <w:pPr>
+        <w:numPr>
+          <w:ilvl w:val="0"/>
+          <w:numId w:val="11"/>
+        </w:numPr>
+        <w:spacing w:before="100" w:beforeAutospacing="1" w:after="100" w:afterAutospacing="1" w:line="240" w:lineRule="auto"/>
+      </w:pPr>
+      <w:r>
+        <w:t xml:space="preserve">"Back to Top" button </w:t>
+      </w:r>
+    </w:p>
+    <w:p>
+      <w:pPr>
+        <w:spacing w:after="0"/>
+      </w:pPr>
+      <w:r>
+        <w:pict>
+          <v:rect id="_x0000_i1038" style="width:0;height:1.5pt" o:hralign="center" o:hrstd="t" o:hr="t" fillcolor="#a0a0a0" stroked="f"/>
+        </w:pict>
+      </w:r>
+    </w:p>
+    <w:p>
+      <w:pPr>
+        <w:pStyle w:val="Heading2"/>
+      </w:pPr>
+      <w:r>
+        <w:t>5. Sticky Position</w:t>
+      </w:r>
+    </w:p>
+    <w:p>
+      <w:pPr>
+        <w:numPr>
+          <w:ilvl w:val="0"/>
+          <w:numId w:val="12"/>
+        </w:numPr>
+        <w:spacing w:before="100" w:beforeAutospacing="1" w:after="100" w:afterAutospacing="1" w:line="240" w:lineRule="auto"/>
+      </w:pPr>
+      <w:r>
+        <w:t xml:space="preserve">Behaves like </w:t>
+      </w:r>
+      <w:r>
+        <w:rPr>
+          <w:rStyle w:val="HTMLCode"/>
+          <w:rFonts w:eastAsiaTheme="majorEastAsia"/>
+        </w:rPr>
+        <w:t>relative</w:t>
+      </w:r>
+      <w:r>
+        <w:t xml:space="preserve"> initially. </w:t>
+      </w:r>
+    </w:p>
+    <w:p>
+      <w:pPr>
+        <w:numPr>
+          <w:ilvl w:val="0"/>
+          <w:numId w:val="12"/>
+        </w:numPr>
+        <w:spacing w:before="100" w:beforeAutospacing="1" w:after="100" w:afterAutospacing="1" w:line="240" w:lineRule="auto"/>
+      </w:pPr>
+      <w:r>
+        <w:t xml:space="preserve">Becomes fixed after reaching a specified scroll position. </w:t>
+      </w:r>
+    </w:p>
+    <w:p>
+      <w:pPr>
+        <w:pStyle w:val="NormalWeb"/>
+      </w:pPr>
+      <w:r>
+        <w:t>Example</w:t>
+      </w:r>
+    </w:p>
+    <w:p>
+      <w:pPr>
+        <w:pStyle w:val="HTMLPreformatted"/>
+        <w:rPr>
+          <w:rStyle w:val="HTMLCode"/>
+          <w:rFonts w:eastAsiaTheme="majorEastAsia"/>
+        </w:rPr>
+      </w:pPr>
+      <w:r>
+        <w:rPr>
+          <w:rStyle w:val="HTMLCode"/>
+          <w:rFonts w:eastAsiaTheme="majorEastAsia"/>
+        </w:rPr>
+        <w:t>.</w:t>
+      </w:r>
+      <w:proofErr w:type="gramStart"/>
+      <w:r>
+        <w:rPr>
+          <w:rStyle w:val="10"/>
+        </w:rPr>
+        <w:t>box</w:t>
+      </w:r>
+      <w:r>
+        <w:rPr>
+          <w:rStyle w:val="HTMLCode"/>
+          <w:rFonts w:eastAsiaTheme="majorEastAsia"/>
+        </w:rPr>
+        <w:t>{</w:t>
+      </w:r>
+      <w:proofErr w:type="gramEnd"/>
+    </w:p>
+    <w:p>
+      <w:pPr>
+        <w:pStyle w:val="HTMLPreformatted"/>
+        <w:rPr>
+          <w:rStyle w:val="HTMLCode"/>
+          <w:rFonts w:eastAsiaTheme="majorEastAsia"/>
+        </w:rPr>
+      </w:pPr>
+      <w:r>
+        <w:rPr>
+          <w:rStyle w:val="HTMLCode"/>
+          <w:rFonts w:eastAsiaTheme="majorEastAsia"/>
+        </w:rPr>
+        <w:t xml:space="preserve">    </w:t>
+      </w:r>
+      <w:proofErr w:type="gramStart"/>
+      <w:r>
+        <w:rPr>
+          <w:rStyle w:val="HTMLCode"/>
+          <w:rFonts w:eastAsiaTheme="majorEastAsia"/>
+        </w:rPr>
+        <w:t>position</w:t>
+      </w:r>
+      <w:proofErr w:type="gramEnd"/>
+      <w:r>
+        <w:rPr>
+          <w:rStyle w:val="HTMLCode"/>
+          <w:rFonts w:eastAsiaTheme="majorEastAsia"/>
+        </w:rPr>
+        <w:t xml:space="preserve">: </w:t>
+      </w:r>
+      <w:r>
+        <w:rPr>
+          <w:rStyle w:val="y"/>
+        </w:rPr>
+        <w:t>sticky</w:t>
+      </w:r>
+      <w:r>
+        <w:rPr>
+          <w:rStyle w:val="HTMLCode"/>
+          <w:rFonts w:eastAsiaTheme="majorEastAsia"/>
+        </w:rPr>
+        <w:t>;</w:t>
+      </w:r>
+    </w:p>
+    <w:p>
+      <w:pPr>
+        <w:pStyle w:val="HTMLPreformatted"/>
+        <w:rPr>
+          <w:rStyle w:val="HTMLCode"/>
+          <w:rFonts w:eastAsiaTheme="majorEastAsia"/>
+        </w:rPr>
+      </w:pPr>
+      <w:r>
+        <w:rPr>
+          <w:rStyle w:val="HTMLCode"/>
+          <w:rFonts w:eastAsiaTheme="majorEastAsia"/>
+        </w:rPr>
+        <w:t xml:space="preserve">    </w:t>
+      </w:r>
+      <w:proofErr w:type="gramStart"/>
+      <w:r>
+        <w:rPr>
+          <w:rStyle w:val="HTMLCode"/>
+          <w:rFonts w:eastAsiaTheme="majorEastAsia"/>
+        </w:rPr>
+        <w:t>top</w:t>
+      </w:r>
+      <w:proofErr w:type="gramEnd"/>
+      <w:r>
+        <w:rPr>
+          <w:rStyle w:val="HTMLCode"/>
+          <w:rFonts w:eastAsiaTheme="majorEastAsia"/>
+        </w:rPr>
+        <w:t xml:space="preserve">: </w:t>
+      </w:r>
+      <w:r>
+        <w:rPr>
+          <w:rStyle w:val="y"/>
+        </w:rPr>
+        <w:t>0</w:t>
+      </w:r>
+      <w:r>
+        <w:rPr>
+          <w:rStyle w:val="HTMLCode"/>
+          <w:rFonts w:eastAsiaTheme="majorEastAsia"/>
+        </w:rPr>
+        <w:t>;</w:t>
+      </w:r>
+    </w:p>
+    <w:p>
+      <w:pPr>
+        <w:pStyle w:val="HTMLPreformatted"/>
+      </w:pPr>
+      <w:r>
+        <w:rPr>
+          <w:rStyle w:val="HTMLCode"/>
+          <w:rFonts w:eastAsiaTheme="majorEastAsia"/>
+        </w:rPr>
+        <w:t>}</w:t>
+      </w:r>
+    </w:p>
+    <w:p>
+      <w:pPr>
+        <w:pStyle w:val="NormalWeb"/>
+      </w:pPr>
+      <w:r>
+        <w:t>Example use:</w:t>
+      </w:r>
+    </w:p>
+    <w:p>
+      <w:pPr>
+        <w:numPr>
+          <w:ilvl w:val="0"/>
+          <w:numId w:val="13"/>
+        </w:numPr>
+        <w:spacing w:before="100" w:beforeAutospacing="1" w:after="100" w:afterAutospacing="1" w:line="240" w:lineRule="auto"/>
+      </w:pPr>
+      <w:r>
+        <w:t xml:space="preserve">Sticky navigation bar </w:t>
+      </w:r>
+    </w:p>
+    <w:p>
+      <w:pPr>
+        <w:numPr>
+          <w:ilvl w:val="0"/>
+          <w:numId w:val="13"/>
+        </w:numPr>
+        <w:spacing w:before="100" w:beforeAutospacing="1" w:after="100" w:afterAutospacing="1" w:line="240" w:lineRule="auto"/>
+      </w:pPr>
+      <w:r>
+        <w:t xml:space="preserve">Sticky table headers </w:t>
+      </w:r>
+    </w:p>
+    <w:p>
+      <w:pPr>
+        <w:spacing w:after="0"/>
+      </w:pPr>
+      <w:r>
+        <w:pict>
+          <v:rect id="_x0000_i1039" style="width:0;height:1.5pt" o:hralign="center" o:hrstd="t" o:hr="t" fillcolor="#a0a0a0" stroked="f"/>
+        </w:pict>
+      </w:r>
+    </w:p>
+    <w:p>
+      <w:pPr>
+        <w:pStyle w:val="Heading1"/>
+      </w:pPr>
+      <w:r>
+        <w:t>Complete Example</w:t>
+      </w:r>
+    </w:p>
+    <w:p>
+      <w:pPr>
+        <w:pStyle w:val="Heading3"/>
+      </w:pPr>
+      <w:r>
+        <w:t>HTML</w:t>
+      </w:r>
+    </w:p>
+    <w:p>
+      <w:pPr>
+        <w:pStyle w:val="HTMLPreformatted"/>
+        <w:rPr>
+          <w:rStyle w:val="HTMLCode"/>
+          <w:rFonts w:eastAsiaTheme="majorEastAsia"/>
+        </w:rPr>
+      </w:pPr>
+      <w:proofErr w:type="gramStart"/>
+      <w:r>
+        <w:rPr>
+          <w:rStyle w:val="u"/>
+        </w:rPr>
+        <w:t>&lt;!DOCTYPE</w:t>
+      </w:r>
+      <w:proofErr w:type="gramEnd"/>
+      <w:r>
+        <w:rPr>
+          <w:rStyle w:val="u"/>
+        </w:rPr>
+        <w:t xml:space="preserve"> html&gt;</w:t>
+      </w:r>
+    </w:p>
+    <w:p>
+      <w:pPr>
+        <w:pStyle w:val="HTMLPreformatted"/>
+        <w:rPr>
+          <w:rStyle w:val="HTMLCode"/>
+          <w:rFonts w:eastAsiaTheme="majorEastAsia"/>
+        </w:rPr>
+      </w:pPr>
+      <w:r>
+        <w:rPr>
+          <w:rStyle w:val="13"/>
+        </w:rPr>
+        <w:t>&lt;</w:t>
+      </w:r>
+      <w:proofErr w:type="gramStart"/>
+      <w:r>
+        <w:rPr>
+          <w:rStyle w:val="13"/>
+        </w:rPr>
+        <w:t>html</w:t>
+      </w:r>
+      <w:proofErr w:type="gramEnd"/>
+      <w:r>
+        <w:rPr>
+          <w:rStyle w:val="13"/>
+        </w:rPr>
+        <w:t>&gt;</w:t>
+      </w:r>
+    </w:p>
+    <w:p>
+      <w:pPr>
+        <w:pStyle w:val="HTMLPreformatted"/>
+        <w:rPr>
+          <w:rStyle w:val="HTMLCode"/>
+          <w:rFonts w:eastAsiaTheme="majorEastAsia"/>
+        </w:rPr>
+      </w:pPr>
+      <w:r>
+        <w:rPr>
+          <w:rStyle w:val="13"/>
+        </w:rPr>
+        <w:t>&lt;</w:t>
+      </w:r>
+      <w:proofErr w:type="gramStart"/>
+      <w:r>
+        <w:rPr>
+          <w:rStyle w:val="13"/>
+        </w:rPr>
+        <w:t>head</w:t>
+      </w:r>
+      <w:proofErr w:type="gramEnd"/>
+      <w:r>
+        <w:rPr>
+          <w:rStyle w:val="13"/>
+        </w:rPr>
+        <w:t>&gt;</w:t>
+      </w:r>
+    </w:p>
+    <w:p>
+      <w:pPr>
+        <w:pStyle w:val="HTMLPreformatted"/>
+        <w:rPr>
+          <w:rStyle w:val="HTMLCode"/>
+          <w:rFonts w:eastAsiaTheme="majorEastAsia"/>
+        </w:rPr>
+      </w:pPr>
+    </w:p>
+    <w:p>
+      <w:pPr>
+        <w:pStyle w:val="HTMLPreformatted"/>
+        <w:rPr>
+          <w:rStyle w:val="HTMLCode"/>
+          <w:rFonts w:eastAsiaTheme="majorEastAsia"/>
+        </w:rPr>
+      </w:pPr>
+      <w:r>
+        <w:rPr>
+          <w:rStyle w:val="13"/>
+        </w:rPr>
+        <w:t>&lt;</w:t>
+      </w:r>
+      <w:proofErr w:type="gramStart"/>
+      <w:r>
+        <w:rPr>
+          <w:rStyle w:val="13"/>
+        </w:rPr>
+        <w:t>style</w:t>
+      </w:r>
+      <w:proofErr w:type="gramEnd"/>
+      <w:r>
+        <w:rPr>
+          <w:rStyle w:val="13"/>
+        </w:rPr>
+        <w:t>&gt;</w:t>
+      </w:r>
+    </w:p>
+    <w:p>
+      <w:pPr>
+        <w:pStyle w:val="HTMLPreformatted"/>
+        <w:rPr>
+          <w:rStyle w:val="HTMLCode"/>
+          <w:rFonts w:eastAsiaTheme="majorEastAsia"/>
+        </w:rPr>
+      </w:pPr>
+    </w:p>
+    <w:p>
+      <w:pPr>
+        <w:pStyle w:val="HTMLPreformatted"/>
+        <w:rPr>
+          <w:rStyle w:val="HTMLCode"/>
+          <w:rFonts w:eastAsiaTheme="majorEastAsia"/>
+        </w:rPr>
+      </w:pPr>
+      <w:r>
+        <w:rPr>
+          <w:rStyle w:val="HTMLCode"/>
+          <w:rFonts w:eastAsiaTheme="majorEastAsia"/>
+        </w:rPr>
+        <w:t>.</w:t>
+      </w:r>
+      <w:proofErr w:type="gramStart"/>
+      <w:r>
+        <w:rPr>
+          <w:rStyle w:val="10"/>
+        </w:rPr>
+        <w:t>container</w:t>
+      </w:r>
+      <w:r>
+        <w:rPr>
+          <w:rStyle w:val="HTMLCode"/>
+          <w:rFonts w:eastAsiaTheme="majorEastAsia"/>
+        </w:rPr>
+        <w:t>{</w:t>
+      </w:r>
+      <w:proofErr w:type="gramEnd"/>
+    </w:p>
+    <w:p>
+      <w:pPr>
+        <w:pStyle w:val="HTMLPreformatted"/>
+        <w:rPr>
+          <w:rStyle w:val="HTMLCode"/>
+          <w:rFonts w:eastAsiaTheme="majorEastAsia"/>
+        </w:rPr>
+      </w:pPr>
+      <w:r>
+        <w:rPr>
+          <w:rStyle w:val="HTMLCode"/>
+          <w:rFonts w:eastAsiaTheme="majorEastAsia"/>
+        </w:rPr>
+        <w:t xml:space="preserve">    </w:t>
+      </w:r>
+      <w:proofErr w:type="spellStart"/>
+      <w:proofErr w:type="gramStart"/>
+      <w:r>
+        <w:rPr>
+          <w:rStyle w:val="HTMLCode"/>
+          <w:rFonts w:eastAsiaTheme="majorEastAsia"/>
+        </w:rPr>
+        <w:t>position:</w:t>
+      </w:r>
+      <w:proofErr w:type="gramEnd"/>
+      <w:r>
+        <w:rPr>
+          <w:rStyle w:val="y"/>
+        </w:rPr>
+        <w:t>relative</w:t>
+      </w:r>
+      <w:proofErr w:type="spellEnd"/>
+      <w:r>
+        <w:rPr>
+          <w:rStyle w:val="HTMLCode"/>
+          <w:rFonts w:eastAsiaTheme="majorEastAsia"/>
+        </w:rPr>
+        <w:t>;</w:t>
+      </w:r>
+    </w:p>
+    <w:p>
+      <w:pPr>
+        <w:pStyle w:val="HTMLPreformatted"/>
+        <w:rPr>
+          <w:rStyle w:val="HTMLCode"/>
+          <w:rFonts w:eastAsiaTheme="majorEastAsia"/>
+        </w:rPr>
+      </w:pPr>
+      <w:r>
+        <w:rPr>
+          <w:rStyle w:val="HTMLCode"/>
+          <w:rFonts w:eastAsiaTheme="majorEastAsia"/>
+        </w:rPr>
+        <w:t xml:space="preserve">    </w:t>
+      </w:r>
+      <w:proofErr w:type="gramStart"/>
+      <w:r>
+        <w:rPr>
+          <w:rStyle w:val="HTMLCode"/>
+          <w:rFonts w:eastAsiaTheme="majorEastAsia"/>
+        </w:rPr>
+        <w:t>width:</w:t>
+      </w:r>
+      <w:proofErr w:type="gramEnd"/>
+      <w:r>
+        <w:rPr>
+          <w:rStyle w:val="y"/>
+        </w:rPr>
+        <w:t>400</w:t>
+      </w:r>
+      <w:r>
+        <w:rPr>
+          <w:rStyle w:val="v"/>
+        </w:rPr>
+        <w:t>px</w:t>
+      </w:r>
+      <w:r>
+        <w:rPr>
+          <w:rStyle w:val="HTMLCode"/>
+          <w:rFonts w:eastAsiaTheme="majorEastAsia"/>
+        </w:rPr>
+        <w:t>;</w:t>
+      </w:r>
+    </w:p>
+    <w:p>
+      <w:pPr>
+        <w:pStyle w:val="HTMLPreformatted"/>
+        <w:rPr>
+          <w:rStyle w:val="HTMLCode"/>
+          <w:rFonts w:eastAsiaTheme="majorEastAsia"/>
+        </w:rPr>
+      </w:pPr>
+      <w:r>
+        <w:rPr>
+          <w:rStyle w:val="HTMLCode"/>
+          <w:rFonts w:eastAsiaTheme="majorEastAsia"/>
+        </w:rPr>
+        <w:t xml:space="preserve">    </w:t>
+      </w:r>
+      <w:proofErr w:type="gramStart"/>
+      <w:r>
+        <w:rPr>
+          <w:rStyle w:val="HTMLCode"/>
+          <w:rFonts w:eastAsiaTheme="majorEastAsia"/>
+        </w:rPr>
+        <w:t>height:</w:t>
+      </w:r>
+      <w:proofErr w:type="gramEnd"/>
+      <w:r>
+        <w:rPr>
+          <w:rStyle w:val="y"/>
+        </w:rPr>
+        <w:t>200</w:t>
+      </w:r>
+      <w:r>
+        <w:rPr>
+          <w:rStyle w:val="v"/>
+        </w:rPr>
+        <w:t>px</w:t>
+      </w:r>
+      <w:r>
+        <w:rPr>
+          <w:rStyle w:val="HTMLCode"/>
+          <w:rFonts w:eastAsiaTheme="majorEastAsia"/>
+        </w:rPr>
+        <w:t>;</w:t>
+      </w:r>
+    </w:p>
+    <w:p>
+      <w:pPr>
+        <w:pStyle w:val="HTMLPreformatted"/>
+        <w:rPr>
+          <w:rStyle w:val="HTMLCode"/>
+          <w:rFonts w:eastAsiaTheme="majorEastAsia"/>
+        </w:rPr>
+      </w:pPr>
+      <w:r>
+        <w:rPr>
+          <w:rStyle w:val="HTMLCode"/>
+          <w:rFonts w:eastAsiaTheme="majorEastAsia"/>
+        </w:rPr>
+        <w:t xml:space="preserve">    </w:t>
+      </w:r>
+      <w:proofErr w:type="gramStart"/>
+      <w:r>
+        <w:rPr>
+          <w:rStyle w:val="HTMLCode"/>
+          <w:rFonts w:eastAsiaTheme="majorEastAsia"/>
+        </w:rPr>
+        <w:t>border:</w:t>
+      </w:r>
+      <w:proofErr w:type="gramEnd"/>
+      <w:r>
+        <w:rPr>
+          <w:rStyle w:val="y"/>
+        </w:rPr>
+        <w:t>2</w:t>
+      </w:r>
+      <w:r>
+        <w:rPr>
+          <w:rStyle w:val="v"/>
+        </w:rPr>
+        <w:t>px</w:t>
+      </w:r>
+      <w:r>
+        <w:rPr>
+          <w:rStyle w:val="HTMLCode"/>
+          <w:rFonts w:eastAsiaTheme="majorEastAsia"/>
+        </w:rPr>
+        <w:t xml:space="preserve"> </w:t>
+      </w:r>
+      <w:r>
+        <w:rPr>
+          <w:rStyle w:val="y"/>
+        </w:rPr>
+        <w:t>solid</w:t>
+      </w:r>
+      <w:r>
+        <w:rPr>
+          <w:rStyle w:val="HTMLCode"/>
+          <w:rFonts w:eastAsiaTheme="majorEastAsia"/>
+        </w:rPr>
+        <w:t xml:space="preserve"> </w:t>
+      </w:r>
+      <w:r>
+        <w:rPr>
+          <w:rStyle w:val="y"/>
+        </w:rPr>
+        <w:t>black</w:t>
+      </w:r>
+      <w:r>
+        <w:rPr>
+          <w:rStyle w:val="HTMLCode"/>
+          <w:rFonts w:eastAsiaTheme="majorEastAsia"/>
+        </w:rPr>
+        <w:t>;</w:t>
+      </w:r>
+    </w:p>
+    <w:p>
+      <w:pPr>
+        <w:pStyle w:val="HTMLPreformatted"/>
+        <w:rPr>
+          <w:rStyle w:val="HTMLCode"/>
+          <w:rFonts w:eastAsiaTheme="majorEastAsia"/>
+        </w:rPr>
+      </w:pPr>
+      <w:r>
+        <w:rPr>
+          <w:rStyle w:val="HTMLCode"/>
+          <w:rFonts w:eastAsiaTheme="majorEastAsia"/>
+        </w:rPr>
+        <w:t>}</w:t>
+      </w:r>
+    </w:p>
+    <w:p>
+      <w:pPr>
+        <w:pStyle w:val="HTMLPreformatted"/>
+        <w:rPr>
+          <w:rStyle w:val="HTMLCode"/>
+          <w:rFonts w:eastAsiaTheme="majorEastAsia"/>
+        </w:rPr>
+      </w:pPr>
+    </w:p>
+    <w:p>
+      <w:pPr>
+        <w:pStyle w:val="HTMLPreformatted"/>
+        <w:rPr>
+          <w:rStyle w:val="HTMLCode"/>
+          <w:rFonts w:eastAsiaTheme="majorEastAsia"/>
+        </w:rPr>
+      </w:pPr>
+      <w:r>
+        <w:rPr>
+          <w:rStyle w:val="HTMLCode"/>
+          <w:rFonts w:eastAsiaTheme="majorEastAsia"/>
+        </w:rPr>
+        <w:t>.</w:t>
+      </w:r>
+      <w:proofErr w:type="gramStart"/>
+      <w:r>
+        <w:rPr>
+          <w:rStyle w:val="10"/>
+        </w:rPr>
+        <w:t>box1</w:t>
+      </w:r>
+      <w:r>
+        <w:rPr>
+          <w:rStyle w:val="HTMLCode"/>
+          <w:rFonts w:eastAsiaTheme="majorEastAsia"/>
+        </w:rPr>
+        <w:t>{</w:t>
+      </w:r>
+      <w:proofErr w:type="gramEnd"/>
+    </w:p>
+    <w:p>
+      <w:pPr>
+        <w:pStyle w:val="HTMLPreformatted"/>
+        <w:rPr>
+          <w:rStyle w:val="HTMLCode"/>
+          <w:rFonts w:eastAsiaTheme="majorEastAsia"/>
+        </w:rPr>
+      </w:pPr>
+      <w:r>
+        <w:rPr>
+          <w:rStyle w:val="HTMLCode"/>
+          <w:rFonts w:eastAsiaTheme="majorEastAsia"/>
+        </w:rPr>
+        <w:t xml:space="preserve">    </w:t>
+      </w:r>
+      <w:proofErr w:type="spellStart"/>
+      <w:proofErr w:type="gramStart"/>
+      <w:r>
+        <w:rPr>
+          <w:rStyle w:val="HTMLCode"/>
+          <w:rFonts w:eastAsiaTheme="majorEastAsia"/>
+        </w:rPr>
+        <w:t>position:</w:t>
+      </w:r>
+      <w:proofErr w:type="gramEnd"/>
+      <w:r>
+        <w:rPr>
+          <w:rStyle w:val="y"/>
+        </w:rPr>
+        <w:t>static</w:t>
+      </w:r>
+      <w:proofErr w:type="spellEnd"/>
+      <w:r>
+        <w:rPr>
+          <w:rStyle w:val="HTMLCode"/>
+          <w:rFonts w:eastAsiaTheme="majorEastAsia"/>
+        </w:rPr>
+        <w:t>;</w:t>
+      </w:r>
+    </w:p>
+    <w:p>
+      <w:pPr>
+        <w:pStyle w:val="HTMLPreformatted"/>
+        <w:rPr>
+          <w:rStyle w:val="HTMLCode"/>
+          <w:rFonts w:eastAsiaTheme="majorEastAsia"/>
+        </w:rPr>
+      </w:pPr>
+      <w:r>
+        <w:rPr>
+          <w:rStyle w:val="HTMLCode"/>
+          <w:rFonts w:eastAsiaTheme="majorEastAsia"/>
+        </w:rPr>
+        <w:t xml:space="preserve">    </w:t>
+      </w:r>
+      <w:proofErr w:type="spellStart"/>
+      <w:proofErr w:type="gramStart"/>
+      <w:r>
+        <w:rPr>
+          <w:rStyle w:val="HTMLCode"/>
+          <w:rFonts w:eastAsiaTheme="majorEastAsia"/>
+        </w:rPr>
+        <w:t>background:</w:t>
+      </w:r>
+      <w:proofErr w:type="gramEnd"/>
+      <w:r>
+        <w:rPr>
+          <w:rStyle w:val="y"/>
+        </w:rPr>
+        <w:t>lightblue</w:t>
+      </w:r>
+      <w:proofErr w:type="spellEnd"/>
+      <w:r>
+        <w:rPr>
+          <w:rStyle w:val="HTMLCode"/>
+          <w:rFonts w:eastAsiaTheme="majorEastAsia"/>
+        </w:rPr>
+        <w:t>;</w:t>
+      </w:r>
+    </w:p>
+    <w:p>
+      <w:pPr>
+        <w:pStyle w:val="HTMLPreformatted"/>
+        <w:rPr>
+          <w:rStyle w:val="HTMLCode"/>
+          <w:rFonts w:eastAsiaTheme="majorEastAsia"/>
+        </w:rPr>
+      </w:pPr>
+      <w:r>
+        <w:rPr>
+          <w:rStyle w:val="HTMLCode"/>
+          <w:rFonts w:eastAsiaTheme="majorEastAsia"/>
+        </w:rPr>
+        <w:t>}</w:t>
+      </w:r>
+    </w:p>
+    <w:p>
+      <w:pPr>
+        <w:pStyle w:val="HTMLPreformatted"/>
+        <w:rPr>
+          <w:rStyle w:val="HTMLCode"/>
+          <w:rFonts w:eastAsiaTheme="majorEastAsia"/>
+        </w:rPr>
+      </w:pPr>
+    </w:p>
+    <w:p>
+      <w:pPr>
+        <w:pStyle w:val="HTMLPreformatted"/>
+        <w:rPr>
+          <w:rStyle w:val="HTMLCode"/>
+          <w:rFonts w:eastAsiaTheme="majorEastAsia"/>
+        </w:rPr>
+      </w:pPr>
+      <w:r>
+        <w:rPr>
+          <w:rStyle w:val="HTMLCode"/>
+          <w:rFonts w:eastAsiaTheme="majorEastAsia"/>
+        </w:rPr>
+        <w:t>.</w:t>
+      </w:r>
+      <w:proofErr w:type="gramStart"/>
+      <w:r>
+        <w:rPr>
+          <w:rStyle w:val="10"/>
+        </w:rPr>
+        <w:t>box2</w:t>
+      </w:r>
+      <w:r>
+        <w:rPr>
+          <w:rStyle w:val="HTMLCode"/>
+          <w:rFonts w:eastAsiaTheme="majorEastAsia"/>
+        </w:rPr>
+        <w:t>{</w:t>
+      </w:r>
+      <w:proofErr w:type="gramEnd"/>
+    </w:p>
+    <w:p>
+      <w:pPr>
+        <w:pStyle w:val="HTMLPreformatted"/>
+        <w:rPr>
+          <w:rStyle w:val="HTMLCode"/>
+          <w:rFonts w:eastAsiaTheme="majorEastAsia"/>
+        </w:rPr>
+      </w:pPr>
+      <w:r>
+        <w:rPr>
+          <w:rStyle w:val="HTMLCode"/>
+          <w:rFonts w:eastAsiaTheme="majorEastAsia"/>
+        </w:rPr>
+        <w:t xml:space="preserve">    </w:t>
+      </w:r>
+      <w:proofErr w:type="spellStart"/>
+      <w:proofErr w:type="gramStart"/>
+      <w:r>
+        <w:rPr>
+          <w:rStyle w:val="HTMLCode"/>
+          <w:rFonts w:eastAsiaTheme="majorEastAsia"/>
+        </w:rPr>
+        <w:t>position:</w:t>
+      </w:r>
+      <w:proofErr w:type="gramEnd"/>
+      <w:r>
+        <w:rPr>
+          <w:rStyle w:val="y"/>
+        </w:rPr>
+        <w:t>relative</w:t>
+      </w:r>
+      <w:proofErr w:type="spellEnd"/>
+      <w:r>
+        <w:rPr>
+          <w:rStyle w:val="HTMLCode"/>
+          <w:rFonts w:eastAsiaTheme="majorEastAsia"/>
+        </w:rPr>
+        <w:t>;</w:t>
+      </w:r>
+    </w:p>
+    <w:p>
+      <w:pPr>
+        <w:pStyle w:val="HTMLPreformatted"/>
+        <w:rPr>
+          <w:rStyle w:val="HTMLCode"/>
+          <w:rFonts w:eastAsiaTheme="majorEastAsia"/>
+        </w:rPr>
+      </w:pPr>
+      <w:r>
+        <w:rPr>
+          <w:rStyle w:val="HTMLCode"/>
+          <w:rFonts w:eastAsiaTheme="majorEastAsia"/>
+        </w:rPr>
+        <w:t xml:space="preserve">    </w:t>
+      </w:r>
+      <w:proofErr w:type="gramStart"/>
+      <w:r>
+        <w:rPr>
+          <w:rStyle w:val="HTMLCode"/>
+          <w:rFonts w:eastAsiaTheme="majorEastAsia"/>
+        </w:rPr>
+        <w:t>left:</w:t>
+      </w:r>
+      <w:proofErr w:type="gramEnd"/>
+      <w:r>
+        <w:rPr>
+          <w:rStyle w:val="y"/>
+        </w:rPr>
+        <w:t>30</w:t>
+      </w:r>
+      <w:r>
+        <w:rPr>
+          <w:rStyle w:val="v"/>
+        </w:rPr>
+        <w:t>px</w:t>
+      </w:r>
+      <w:r>
+        <w:rPr>
+          <w:rStyle w:val="HTMLCode"/>
+          <w:rFonts w:eastAsiaTheme="majorEastAsia"/>
+        </w:rPr>
+        <w:t>;</w:t>
+      </w:r>
+    </w:p>
+    <w:p>
+      <w:pPr>
+        <w:pStyle w:val="HTMLPreformatted"/>
+        <w:rPr>
+          <w:rStyle w:val="HTMLCode"/>
+          <w:rFonts w:eastAsiaTheme="majorEastAsia"/>
+        </w:rPr>
+      </w:pPr>
+      <w:r>
+        <w:rPr>
+          <w:rStyle w:val="HTMLCode"/>
+          <w:rFonts w:eastAsiaTheme="majorEastAsia"/>
+        </w:rPr>
+        <w:t xml:space="preserve">    </w:t>
+      </w:r>
+      <w:proofErr w:type="spellStart"/>
+      <w:proofErr w:type="gramStart"/>
+      <w:r>
+        <w:rPr>
+          <w:rStyle w:val="HTMLCode"/>
+          <w:rFonts w:eastAsiaTheme="majorEastAsia"/>
+        </w:rPr>
+        <w:t>background:</w:t>
+      </w:r>
+      <w:proofErr w:type="gramEnd"/>
+      <w:r>
+        <w:rPr>
+          <w:rStyle w:val="y"/>
+        </w:rPr>
+        <w:t>yellow</w:t>
+      </w:r>
+      <w:proofErr w:type="spellEnd"/>
+      <w:r>
+        <w:rPr>
+          <w:rStyle w:val="HTMLCode"/>
+          <w:rFonts w:eastAsiaTheme="majorEastAsia"/>
+        </w:rPr>
+        <w:t>;</w:t>
+      </w:r>
+    </w:p>
+    <w:p>
+      <w:pPr>
+        <w:pStyle w:val="HTMLPreformatted"/>
+        <w:rPr>
+          <w:rStyle w:val="HTMLCode"/>
+          <w:rFonts w:eastAsiaTheme="majorEastAsia"/>
+        </w:rPr>
+      </w:pPr>
+      <w:r>
+        <w:rPr>
+          <w:rStyle w:val="HTMLCode"/>
+          <w:rFonts w:eastAsiaTheme="majorEastAsia"/>
+        </w:rPr>
+        <w:t>}</w:t>
+      </w:r>
+    </w:p>
+    <w:p>
+      <w:pPr>
+        <w:pStyle w:val="HTMLPreformatted"/>
+        <w:rPr>
+          <w:rStyle w:val="HTMLCode"/>
+          <w:rFonts w:eastAsiaTheme="majorEastAsia"/>
+        </w:rPr>
+      </w:pPr>
+    </w:p>
+    <w:p>
+      <w:pPr>
+        <w:pStyle w:val="HTMLPreformatted"/>
+        <w:rPr>
+          <w:rStyle w:val="HTMLCode"/>
+          <w:rFonts w:eastAsiaTheme="majorEastAsia"/>
+        </w:rPr>
+      </w:pPr>
+      <w:r>
+        <w:rPr>
+          <w:rStyle w:val="HTMLCode"/>
+          <w:rFonts w:eastAsiaTheme="majorEastAsia"/>
+        </w:rPr>
+        <w:t>.</w:t>
+      </w:r>
+      <w:proofErr w:type="gramStart"/>
+      <w:r>
+        <w:rPr>
+          <w:rStyle w:val="10"/>
+        </w:rPr>
+        <w:t>box3</w:t>
+      </w:r>
+      <w:r>
+        <w:rPr>
+          <w:rStyle w:val="HTMLCode"/>
+          <w:rFonts w:eastAsiaTheme="majorEastAsia"/>
+        </w:rPr>
+        <w:t>{</w:t>
+      </w:r>
+      <w:proofErr w:type="gramEnd"/>
+    </w:p>
+    <w:p>
+      <w:pPr>
+        <w:pStyle w:val="HTMLPreformatted"/>
+        <w:rPr>
+          <w:rStyle w:val="HTMLCode"/>
+          <w:rFonts w:eastAsiaTheme="majorEastAsia"/>
+        </w:rPr>
+      </w:pPr>
+      <w:r>
+        <w:rPr>
+          <w:rStyle w:val="HTMLCode"/>
+          <w:rFonts w:eastAsiaTheme="majorEastAsia"/>
+        </w:rPr>
+        <w:t xml:space="preserve">    </w:t>
+      </w:r>
+      <w:proofErr w:type="spellStart"/>
+      <w:proofErr w:type="gramStart"/>
+      <w:r>
+        <w:rPr>
+          <w:rStyle w:val="HTMLCode"/>
+          <w:rFonts w:eastAsiaTheme="majorEastAsia"/>
+        </w:rPr>
+        <w:t>position:</w:t>
+      </w:r>
+      <w:proofErr w:type="gramEnd"/>
+      <w:r>
+        <w:rPr>
+          <w:rStyle w:val="y"/>
+        </w:rPr>
+        <w:t>absolute</w:t>
+      </w:r>
+      <w:proofErr w:type="spellEnd"/>
+      <w:r>
+        <w:rPr>
+          <w:rStyle w:val="HTMLCode"/>
+          <w:rFonts w:eastAsiaTheme="majorEastAsia"/>
+        </w:rPr>
+        <w:t>;</w:t>
+      </w:r>
+    </w:p>
+    <w:p>
+      <w:pPr>
+        <w:pStyle w:val="HTMLPreformatted"/>
+        <w:rPr>
+          <w:rStyle w:val="HTMLCode"/>
+          <w:rFonts w:eastAsiaTheme="majorEastAsia"/>
+        </w:rPr>
+      </w:pPr>
+      <w:r>
+        <w:rPr>
+          <w:rStyle w:val="HTMLCode"/>
+          <w:rFonts w:eastAsiaTheme="majorEastAsia"/>
+        </w:rPr>
+        <w:t xml:space="preserve">    </w:t>
+      </w:r>
+      <w:proofErr w:type="gramStart"/>
+      <w:r>
+        <w:rPr>
+          <w:rStyle w:val="HTMLCode"/>
+          <w:rFonts w:eastAsiaTheme="majorEastAsia"/>
+        </w:rPr>
+        <w:t>top:</w:t>
+      </w:r>
+      <w:proofErr w:type="gramEnd"/>
+      <w:r>
+        <w:rPr>
+          <w:rStyle w:val="y"/>
+        </w:rPr>
+        <w:t>100</w:t>
+      </w:r>
+      <w:r>
+        <w:rPr>
+          <w:rStyle w:val="v"/>
+        </w:rPr>
+        <w:t>px</w:t>
+      </w:r>
+      <w:r>
+        <w:rPr>
+          <w:rStyle w:val="HTMLCode"/>
+          <w:rFonts w:eastAsiaTheme="majorEastAsia"/>
+        </w:rPr>
+        <w:t>;</w:t>
+      </w:r>
+    </w:p>
+    <w:p>
+      <w:pPr>
+        <w:pStyle w:val="HTMLPreformatted"/>
+        <w:rPr>
+          <w:rStyle w:val="HTMLCode"/>
+          <w:rFonts w:eastAsiaTheme="majorEastAsia"/>
+        </w:rPr>
+      </w:pPr>
+      <w:r>
+        <w:rPr>
+          <w:rStyle w:val="HTMLCode"/>
+          <w:rFonts w:eastAsiaTheme="majorEastAsia"/>
+        </w:rPr>
+        <w:t xml:space="preserve">    </w:t>
+      </w:r>
+      <w:proofErr w:type="gramStart"/>
+      <w:r>
+        <w:rPr>
+          <w:rStyle w:val="HTMLCode"/>
+          <w:rFonts w:eastAsiaTheme="majorEastAsia"/>
+        </w:rPr>
+        <w:t>left:</w:t>
+      </w:r>
+      <w:proofErr w:type="gramEnd"/>
+      <w:r>
+        <w:rPr>
+          <w:rStyle w:val="y"/>
+        </w:rPr>
+        <w:t>150</w:t>
+      </w:r>
+      <w:r>
+        <w:rPr>
+          <w:rStyle w:val="v"/>
+        </w:rPr>
+        <w:t>px</w:t>
+      </w:r>
+      <w:r>
+        <w:rPr>
+          <w:rStyle w:val="HTMLCode"/>
+          <w:rFonts w:eastAsiaTheme="majorEastAsia"/>
+        </w:rPr>
+        <w:t>;</w:t>
+      </w:r>
+    </w:p>
+    <w:p>
+      <w:pPr>
+        <w:pStyle w:val="HTMLPreformatted"/>
+        <w:rPr>
+          <w:rStyle w:val="HTMLCode"/>
+          <w:rFonts w:eastAsiaTheme="majorEastAsia"/>
+        </w:rPr>
+      </w:pPr>
+      <w:r>
+        <w:rPr>
+          <w:rStyle w:val="HTMLCode"/>
+          <w:rFonts w:eastAsiaTheme="majorEastAsia"/>
+        </w:rPr>
+        <w:t xml:space="preserve">    </w:t>
+      </w:r>
+      <w:proofErr w:type="spellStart"/>
+      <w:proofErr w:type="gramStart"/>
+      <w:r>
+        <w:rPr>
+          <w:rStyle w:val="HTMLCode"/>
+          <w:rFonts w:eastAsiaTheme="majorEastAsia"/>
+        </w:rPr>
+        <w:t>background:</w:t>
+      </w:r>
+      <w:proofErr w:type="gramEnd"/>
+      <w:r>
+        <w:rPr>
+          <w:rStyle w:val="y"/>
+        </w:rPr>
+        <w:t>pink</w:t>
+      </w:r>
+      <w:proofErr w:type="spellEnd"/>
+      <w:r>
+        <w:rPr>
+          <w:rStyle w:val="HTMLCode"/>
+          <w:rFonts w:eastAsiaTheme="majorEastAsia"/>
+        </w:rPr>
+        <w:t>;</w:t>
+      </w:r>
+    </w:p>
+    <w:p>
+      <w:pPr>
+        <w:pStyle w:val="HTMLPreformatted"/>
+        <w:rPr>
+          <w:rStyle w:val="HTMLCode"/>
+          <w:rFonts w:eastAsiaTheme="majorEastAsia"/>
+        </w:rPr>
+      </w:pPr>
+      <w:r>
+        <w:rPr>
+          <w:rStyle w:val="HTMLCode"/>
+          <w:rFonts w:eastAsiaTheme="majorEastAsia"/>
+        </w:rPr>
+        <w:t>}</w:t>
+      </w:r>
+    </w:p>
+    <w:p>
+      <w:pPr>
+        <w:pStyle w:val="HTMLPreformatted"/>
+        <w:rPr>
+          <w:rStyle w:val="HTMLCode"/>
+          <w:rFonts w:eastAsiaTheme="majorEastAsia"/>
+        </w:rPr>
+      </w:pPr>
+    </w:p>
+    <w:p>
+      <w:pPr>
+        <w:pStyle w:val="HTMLPreformatted"/>
+        <w:rPr>
+          <w:rStyle w:val="HTMLCode"/>
+          <w:rFonts w:eastAsiaTheme="majorEastAsia"/>
+        </w:rPr>
+      </w:pPr>
+      <w:r>
+        <w:rPr>
+          <w:rStyle w:val="HTMLCode"/>
+          <w:rFonts w:eastAsiaTheme="majorEastAsia"/>
+        </w:rPr>
+        <w:t>.</w:t>
+      </w:r>
+      <w:proofErr w:type="gramStart"/>
+      <w:r>
+        <w:rPr>
+          <w:rStyle w:val="10"/>
+        </w:rPr>
+        <w:t>box4</w:t>
+      </w:r>
+      <w:r>
+        <w:rPr>
+          <w:rStyle w:val="HTMLCode"/>
+          <w:rFonts w:eastAsiaTheme="majorEastAsia"/>
+        </w:rPr>
+        <w:t>{</w:t>
+      </w:r>
+      <w:proofErr w:type="gramEnd"/>
+    </w:p>
+    <w:p>
+      <w:pPr>
+        <w:pStyle w:val="HTMLPreformatted"/>
+        <w:rPr>
+          <w:rStyle w:val="HTMLCode"/>
+          <w:rFonts w:eastAsiaTheme="majorEastAsia"/>
+        </w:rPr>
+      </w:pPr>
+      <w:r>
+        <w:rPr>
+          <w:rStyle w:val="HTMLCode"/>
+          <w:rFonts w:eastAsiaTheme="majorEastAsia"/>
+        </w:rPr>
+        <w:t xml:space="preserve">    </w:t>
+      </w:r>
+      <w:proofErr w:type="spellStart"/>
+      <w:proofErr w:type="gramStart"/>
+      <w:r>
+        <w:rPr>
+          <w:rStyle w:val="HTMLCode"/>
+          <w:rFonts w:eastAsiaTheme="majorEastAsia"/>
+        </w:rPr>
+        <w:t>position:</w:t>
+      </w:r>
+      <w:proofErr w:type="gramEnd"/>
+      <w:r>
+        <w:rPr>
+          <w:rStyle w:val="y"/>
+        </w:rPr>
+        <w:t>fixed</w:t>
+      </w:r>
+      <w:proofErr w:type="spellEnd"/>
+      <w:r>
+        <w:rPr>
+          <w:rStyle w:val="HTMLCode"/>
+          <w:rFonts w:eastAsiaTheme="majorEastAsia"/>
+        </w:rPr>
+        <w:t>;</w:t>
+      </w:r>
+    </w:p>
+    <w:p>
+      <w:pPr>
+        <w:pStyle w:val="HTMLPreformatted"/>
+        <w:rPr>
+          <w:rStyle w:val="HTMLCode"/>
+          <w:rFonts w:eastAsiaTheme="majorEastAsia"/>
+        </w:rPr>
+      </w:pPr>
+      <w:r>
+        <w:rPr>
+          <w:rStyle w:val="HTMLCode"/>
+          <w:rFonts w:eastAsiaTheme="majorEastAsia"/>
+        </w:rPr>
+        <w:t xml:space="preserve">    </w:t>
+      </w:r>
+      <w:proofErr w:type="gramStart"/>
+      <w:r>
+        <w:rPr>
+          <w:rStyle w:val="HTMLCode"/>
+          <w:rFonts w:eastAsiaTheme="majorEastAsia"/>
+        </w:rPr>
+        <w:t>bottom:</w:t>
+      </w:r>
+      <w:proofErr w:type="gramEnd"/>
+      <w:r>
+        <w:rPr>
+          <w:rStyle w:val="y"/>
+        </w:rPr>
+        <w:t>20</w:t>
+      </w:r>
+      <w:r>
+        <w:rPr>
+          <w:rStyle w:val="v"/>
+        </w:rPr>
+        <w:t>px</w:t>
+      </w:r>
+      <w:r>
+        <w:rPr>
+          <w:rStyle w:val="HTMLCode"/>
+          <w:rFonts w:eastAsiaTheme="majorEastAsia"/>
+        </w:rPr>
+        <w:t>;</w:t>
+      </w:r>
+    </w:p>
+    <w:p>
+      <w:pPr>
+        <w:pStyle w:val="HTMLPreformatted"/>
+        <w:rPr>
+          <w:rStyle w:val="HTMLCode"/>
+          <w:rFonts w:eastAsiaTheme="majorEastAsia"/>
+        </w:rPr>
+      </w:pPr>
+      <w:r>
+        <w:rPr>
+          <w:rStyle w:val="HTMLCode"/>
+          <w:rFonts w:eastAsiaTheme="majorEastAsia"/>
+        </w:rPr>
+        <w:t xml:space="preserve">    </w:t>
+      </w:r>
+      <w:proofErr w:type="gramStart"/>
+      <w:r>
+        <w:rPr>
+          <w:rStyle w:val="HTMLCode"/>
+          <w:rFonts w:eastAsiaTheme="majorEastAsia"/>
+        </w:rPr>
+        <w:t>right:</w:t>
+      </w:r>
+      <w:proofErr w:type="gramEnd"/>
+      <w:r>
+        <w:rPr>
+          <w:rStyle w:val="y"/>
+        </w:rPr>
+        <w:t>20</w:t>
+      </w:r>
+      <w:r>
+        <w:rPr>
+          <w:rStyle w:val="v"/>
+        </w:rPr>
+        <w:t>px</w:t>
+      </w:r>
+      <w:r>
+        <w:rPr>
+          <w:rStyle w:val="HTMLCode"/>
+          <w:rFonts w:eastAsiaTheme="majorEastAsia"/>
+        </w:rPr>
+        <w:t>;</w:t>
+      </w:r>
+    </w:p>
+    <w:p>
+      <w:pPr>
+        <w:pStyle w:val="HTMLPreformatted"/>
+        <w:rPr>
+          <w:rStyle w:val="HTMLCode"/>
+          <w:rFonts w:eastAsiaTheme="majorEastAsia"/>
+        </w:rPr>
+      </w:pPr>
+      <w:r>
+        <w:rPr>
+          <w:rStyle w:val="HTMLCode"/>
+          <w:rFonts w:eastAsiaTheme="majorEastAsia"/>
+        </w:rPr>
+        <w:t xml:space="preserve">    </w:t>
+      </w:r>
+      <w:proofErr w:type="spellStart"/>
+      <w:proofErr w:type="gramStart"/>
+      <w:r>
+        <w:rPr>
+          <w:rStyle w:val="HTMLCode"/>
+          <w:rFonts w:eastAsiaTheme="majorEastAsia"/>
+        </w:rPr>
+        <w:t>background:</w:t>
+      </w:r>
+      <w:proofErr w:type="gramEnd"/>
+      <w:r>
+        <w:rPr>
+          <w:rStyle w:val="y"/>
+        </w:rPr>
+        <w:t>lightgreen</w:t>
+      </w:r>
+      <w:proofErr w:type="spellEnd"/>
+      <w:r>
+        <w:rPr>
+          <w:rStyle w:val="HTMLCode"/>
+          <w:rFonts w:eastAsiaTheme="majorEastAsia"/>
+        </w:rPr>
+        <w:t>;</w:t>
+      </w:r>
+    </w:p>
+    <w:p>
+      <w:pPr>
+        <w:pStyle w:val="HTMLPreformatted"/>
+        <w:rPr>
+          <w:rStyle w:val="HTMLCode"/>
+          <w:rFonts w:eastAsiaTheme="majorEastAsia"/>
+        </w:rPr>
+      </w:pPr>
+      <w:r>
+        <w:rPr>
+          <w:rStyle w:val="HTMLCode"/>
+          <w:rFonts w:eastAsiaTheme="majorEastAsia"/>
+        </w:rPr>
+        <w:t>}</w:t>
+      </w:r>
+    </w:p>
+    <w:p>
+      <w:pPr>
+        <w:pStyle w:val="HTMLPreformatted"/>
+        <w:rPr>
+          <w:rStyle w:val="HTMLCode"/>
+          <w:rFonts w:eastAsiaTheme="majorEastAsia"/>
+        </w:rPr>
+      </w:pPr>
+    </w:p>
+    <w:p>
+      <w:pPr>
+        <w:pStyle w:val="HTMLPreformatted"/>
+        <w:rPr>
+          <w:rStyle w:val="HTMLCode"/>
+          <w:rFonts w:eastAsiaTheme="majorEastAsia"/>
+        </w:rPr>
+      </w:pPr>
+      <w:r>
+        <w:rPr>
+          <w:rStyle w:val="13"/>
+        </w:rPr>
+        <w:t>&lt;/style&gt;</w:t>
+      </w:r>
+    </w:p>
+    <w:p>
+      <w:pPr>
+        <w:pStyle w:val="HTMLPreformatted"/>
+        <w:rPr>
+          <w:rStyle w:val="HTMLCode"/>
+          <w:rFonts w:eastAsiaTheme="majorEastAsia"/>
+        </w:rPr>
+      </w:pPr>
+    </w:p>
+    <w:p>
+      <w:pPr>
+        <w:pStyle w:val="HTMLPreformatted"/>
+        <w:rPr>
+          <w:rStyle w:val="HTMLCode"/>
+          <w:rFonts w:eastAsiaTheme="majorEastAsia"/>
+        </w:rPr>
+      </w:pPr>
+      <w:r>
+        <w:rPr>
+          <w:rStyle w:val="13"/>
+        </w:rPr>
+        <w:t>&lt;/head&gt;</w:t>
+      </w:r>
+    </w:p>
+    <w:p>
+      <w:pPr>
+        <w:pStyle w:val="HTMLPreformatted"/>
+        <w:rPr>
+          <w:rStyle w:val="HTMLCode"/>
+          <w:rFonts w:eastAsiaTheme="majorEastAsia"/>
+        </w:rPr>
+      </w:pPr>
+    </w:p>
+    <w:p>
+      <w:pPr>
+        <w:pStyle w:val="HTMLPreformatted"/>
+        <w:rPr>
+          <w:rStyle w:val="HTMLCode"/>
+          <w:rFonts w:eastAsiaTheme="majorEastAsia"/>
+        </w:rPr>
+      </w:pPr>
+      <w:r>
+        <w:rPr>
+          <w:rStyle w:val="13"/>
+        </w:rPr>
+        <w:t>&lt;</w:t>
+      </w:r>
+      <w:proofErr w:type="gramStart"/>
+      <w:r>
+        <w:rPr>
+          <w:rStyle w:val="13"/>
+        </w:rPr>
+        <w:t>body</w:t>
+      </w:r>
+      <w:proofErr w:type="gramEnd"/>
+      <w:r>
+        <w:rPr>
+          <w:rStyle w:val="13"/>
+        </w:rPr>
+        <w:t>&gt;</w:t>
+      </w:r>
+    </w:p>
+    <w:p>
+      <w:pPr>
+        <w:pStyle w:val="HTMLPreformatted"/>
+        <w:rPr>
+          <w:rStyle w:val="HTMLCode"/>
+          <w:rFonts w:eastAsiaTheme="majorEastAsia"/>
+        </w:rPr>
+      </w:pPr>
+    </w:p>
+    <w:p>
+      <w:pPr>
+        <w:pStyle w:val="HTMLPreformatted"/>
+        <w:rPr>
+          <w:rStyle w:val="HTMLCode"/>
+          <w:rFonts w:eastAsiaTheme="majorEastAsia"/>
+        </w:rPr>
+      </w:pPr>
+      <w:r>
+        <w:rPr>
+          <w:rStyle w:val="13"/>
+        </w:rPr>
+        <w:t>&lt;div</w:t>
+      </w:r>
+      <w:r>
+        <w:rPr>
+          <w:rStyle w:val="HTMLCode"/>
+          <w:rFonts w:eastAsiaTheme="majorEastAsia"/>
+        </w:rPr>
+        <w:t xml:space="preserve"> </w:t>
+      </w:r>
+      <w:r>
+        <w:rPr>
+          <w:rStyle w:val="12"/>
+        </w:rPr>
+        <w:t>class</w:t>
+      </w:r>
+      <w:r>
+        <w:rPr>
+          <w:rStyle w:val="v"/>
+        </w:rPr>
+        <w:t>=</w:t>
+      </w:r>
+      <w:r>
+        <w:rPr>
+          <w:rStyle w:val="z"/>
+        </w:rPr>
+        <w:t>"container"</w:t>
+      </w:r>
+      <w:r>
+        <w:rPr>
+          <w:rStyle w:val="13"/>
+        </w:rPr>
+        <w:t>&gt;</w:t>
+      </w:r>
+    </w:p>
+    <w:p>
+      <w:pPr>
+        <w:pStyle w:val="HTMLPreformatted"/>
+        <w:rPr>
+          <w:rStyle w:val="HTMLCode"/>
+          <w:rFonts w:eastAsiaTheme="majorEastAsia"/>
+        </w:rPr>
+      </w:pPr>
+    </w:p>
+    <w:p>
+      <w:pPr>
+        <w:pStyle w:val="HTMLPreformatted"/>
+        <w:rPr>
+          <w:rStyle w:val="HTMLCode"/>
+          <w:rFonts w:eastAsiaTheme="majorEastAsia"/>
+        </w:rPr>
+      </w:pPr>
+      <w:r>
+        <w:rPr>
+          <w:rStyle w:val="13"/>
+        </w:rPr>
+        <w:t>&lt;div</w:t>
+      </w:r>
+      <w:r>
+        <w:rPr>
+          <w:rStyle w:val="HTMLCode"/>
+          <w:rFonts w:eastAsiaTheme="majorEastAsia"/>
+        </w:rPr>
+        <w:t xml:space="preserve"> </w:t>
+      </w:r>
+      <w:r>
+        <w:rPr>
+          <w:rStyle w:val="12"/>
+        </w:rPr>
+        <w:t>class</w:t>
+      </w:r>
+      <w:r>
+        <w:rPr>
+          <w:rStyle w:val="v"/>
+        </w:rPr>
+        <w:t>=</w:t>
+      </w:r>
+      <w:r>
+        <w:rPr>
+          <w:rStyle w:val="z"/>
+        </w:rPr>
+        <w:t>"box1"</w:t>
+      </w:r>
+      <w:r>
+        <w:rPr>
+          <w:rStyle w:val="13"/>
+        </w:rPr>
+        <w:t>&gt;</w:t>
+      </w:r>
+      <w:r>
+        <w:rPr>
+          <w:rStyle w:val="HTMLCode"/>
+          <w:rFonts w:eastAsiaTheme="majorEastAsia"/>
+        </w:rPr>
+        <w:t>Static</w:t>
+      </w:r>
+      <w:r>
+        <w:rPr>
+          <w:rStyle w:val="13"/>
+        </w:rPr>
+        <w:t>&lt;/div&gt;</w:t>
+      </w:r>
+    </w:p>
+    <w:p>
+      <w:pPr>
+        <w:pStyle w:val="HTMLPreformatted"/>
+        <w:rPr>
+          <w:rStyle w:val="HTMLCode"/>
+          <w:rFonts w:eastAsiaTheme="majorEastAsia"/>
+        </w:rPr>
+      </w:pPr>
+    </w:p>
+    <w:p>
+      <w:pPr>
+        <w:pStyle w:val="HTMLPreformatted"/>
+        <w:rPr>
+          <w:rStyle w:val="HTMLCode"/>
+          <w:rFonts w:eastAsiaTheme="majorEastAsia"/>
+        </w:rPr>
+      </w:pPr>
+      <w:r>
+        <w:rPr>
+          <w:rStyle w:val="13"/>
+        </w:rPr>
+        <w:t>&lt;div</w:t>
+      </w:r>
+      <w:r>
+        <w:rPr>
+          <w:rStyle w:val="HTMLCode"/>
+          <w:rFonts w:eastAsiaTheme="majorEastAsia"/>
+        </w:rPr>
+        <w:t xml:space="preserve"> </w:t>
+      </w:r>
+      <w:r>
+        <w:rPr>
+          <w:rStyle w:val="12"/>
+        </w:rPr>
+        <w:t>class</w:t>
+      </w:r>
+      <w:r>
+        <w:rPr>
+          <w:rStyle w:val="v"/>
+        </w:rPr>
+        <w:t>=</w:t>
+      </w:r>
+      <w:r>
+        <w:rPr>
+          <w:rStyle w:val="z"/>
+        </w:rPr>
+        <w:t>"box2"</w:t>
+      </w:r>
+      <w:r>
+        <w:rPr>
+          <w:rStyle w:val="13"/>
+        </w:rPr>
+        <w:t>&gt;</w:t>
+      </w:r>
+      <w:r>
+        <w:rPr>
+          <w:rStyle w:val="HTMLCode"/>
+          <w:rFonts w:eastAsiaTheme="majorEastAsia"/>
+        </w:rPr>
+        <w:t>Relative</w:t>
+      </w:r>
+      <w:r>
+        <w:rPr>
+          <w:rStyle w:val="13"/>
+        </w:rPr>
+        <w:t>&lt;/div&gt;</w:t>
+      </w:r>
+    </w:p>
+    <w:p>
+      <w:pPr>
+        <w:pStyle w:val="HTMLPreformatted"/>
+        <w:rPr>
+          <w:rStyle w:val="HTMLCode"/>
+          <w:rFonts w:eastAsiaTheme="majorEastAsia"/>
+        </w:rPr>
+      </w:pPr>
+    </w:p>
+    <w:p>
+      <w:pPr>
+        <w:pStyle w:val="HTMLPreformatted"/>
+        <w:rPr>
+          <w:rStyle w:val="HTMLCode"/>
+          <w:rFonts w:eastAsiaTheme="majorEastAsia"/>
+        </w:rPr>
+      </w:pPr>
+      <w:r>
+        <w:rPr>
+          <w:rStyle w:val="13"/>
+        </w:rPr>
+        <w:t>&lt;div</w:t>
+      </w:r>
+      <w:r>
+        <w:rPr>
+          <w:rStyle w:val="HTMLCode"/>
+          <w:rFonts w:eastAsiaTheme="majorEastAsia"/>
+        </w:rPr>
+        <w:t xml:space="preserve"> </w:t>
+      </w:r>
+      <w:r>
+        <w:rPr>
+          <w:rStyle w:val="12"/>
+        </w:rPr>
+        <w:t>class</w:t>
+      </w:r>
+      <w:r>
+        <w:rPr>
+          <w:rStyle w:val="v"/>
+        </w:rPr>
+        <w:t>=</w:t>
+      </w:r>
+      <w:r>
+        <w:rPr>
+          <w:rStyle w:val="z"/>
+        </w:rPr>
+        <w:t>"box3"</w:t>
+      </w:r>
+      <w:r>
+        <w:rPr>
+          <w:rStyle w:val="13"/>
+        </w:rPr>
+        <w:t>&gt;</w:t>
+      </w:r>
+      <w:r>
+        <w:rPr>
+          <w:rStyle w:val="HTMLCode"/>
+          <w:rFonts w:eastAsiaTheme="majorEastAsia"/>
+        </w:rPr>
+        <w:t>Absolute</w:t>
+      </w:r>
+      <w:r>
+        <w:rPr>
+          <w:rStyle w:val="13"/>
+        </w:rPr>
+        <w:t>&lt;/div&gt;</w:t>
+      </w:r>
+    </w:p>
+    <w:p>
+      <w:pPr>
+        <w:pStyle w:val="HTMLPreformatted"/>
+        <w:rPr>
+          <w:rStyle w:val="HTMLCode"/>
+          <w:rFonts w:eastAsiaTheme="majorEastAsia"/>
+        </w:rPr>
+      </w:pPr>
+    </w:p>
+    <w:p>
+      <w:pPr>
+        <w:pStyle w:val="HTMLPreformatted"/>
+        <w:rPr>
+          <w:rStyle w:val="HTMLCode"/>
+          <w:rFonts w:eastAsiaTheme="majorEastAsia"/>
+        </w:rPr>
+      </w:pPr>
+      <w:r>
+        <w:rPr>
+          <w:rStyle w:val="13"/>
+        </w:rPr>
+        <w:t>&lt;/div&gt;</w:t>
+      </w:r>
+    </w:p>
+    <w:p>
+      <w:pPr>
+        <w:pStyle w:val="HTMLPreformatted"/>
+        <w:rPr>
+          <w:rStyle w:val="HTMLCode"/>
+          <w:rFonts w:eastAsiaTheme="majorEastAsia"/>
+        </w:rPr>
+      </w:pPr>
+    </w:p>
+    <w:p>
+      <w:pPr>
+        <w:pStyle w:val="HTMLPreformatted"/>
+        <w:rPr>
+          <w:rStyle w:val="HTMLCode"/>
+          <w:rFonts w:eastAsiaTheme="majorEastAsia"/>
+        </w:rPr>
+      </w:pPr>
+      <w:r>
+        <w:rPr>
+          <w:rStyle w:val="13"/>
+        </w:rPr>
+        <w:t>&lt;div</w:t>
+      </w:r>
+      <w:r>
+        <w:rPr>
+          <w:rStyle w:val="HTMLCode"/>
+          <w:rFonts w:eastAsiaTheme="majorEastAsia"/>
+        </w:rPr>
+        <w:t xml:space="preserve"> </w:t>
+      </w:r>
+      <w:r>
+        <w:rPr>
+          <w:rStyle w:val="12"/>
+        </w:rPr>
+        <w:t>class</w:t>
+      </w:r>
+      <w:r>
+        <w:rPr>
+          <w:rStyle w:val="v"/>
+        </w:rPr>
+        <w:t>=</w:t>
+      </w:r>
+      <w:r>
+        <w:rPr>
+          <w:rStyle w:val="z"/>
+        </w:rPr>
+        <w:t>"box4"</w:t>
+      </w:r>
+      <w:r>
+        <w:rPr>
+          <w:rStyle w:val="13"/>
+        </w:rPr>
+        <w:t>&gt;</w:t>
+      </w:r>
+      <w:r>
+        <w:rPr>
+          <w:rStyle w:val="HTMLCode"/>
+          <w:rFonts w:eastAsiaTheme="majorEastAsia"/>
+        </w:rPr>
+        <w:t>Fixed</w:t>
+      </w:r>
+      <w:r>
+        <w:rPr>
+          <w:rStyle w:val="13"/>
+        </w:rPr>
+        <w:t>&lt;/div&gt;</w:t>
+      </w:r>
+    </w:p>
+    <w:p>
+      <w:pPr>
+        <w:pStyle w:val="HTMLPreformatted"/>
+        <w:rPr>
+          <w:rStyle w:val="HTMLCode"/>
+          <w:rFonts w:eastAsiaTheme="majorEastAsia"/>
+        </w:rPr>
+      </w:pPr>
+    </w:p>
+    <w:p>
+      <w:pPr>
+        <w:pStyle w:val="HTMLPreformatted"/>
+        <w:rPr>
+          <w:rStyle w:val="HTMLCode"/>
+          <w:rFonts w:eastAsiaTheme="majorEastAsia"/>
+        </w:rPr>
+      </w:pPr>
+      <w:r>
+        <w:rPr>
+          <w:rStyle w:val="13"/>
+        </w:rPr>
+        <w:t>&lt;/body&gt;</w:t>
+      </w:r>
+    </w:p>
+    <w:p>
+      <w:pPr>
+        <w:pStyle w:val="HTMLPreformatted"/>
+        <w:rPr>
+          <w:rStyle w:val="HTMLCode"/>
+          <w:rFonts w:eastAsiaTheme="majorEastAsia"/>
+        </w:rPr>
+      </w:pPr>
+    </w:p>
+    <w:p>
+      <w:pPr>
+        <w:pStyle w:val="HTMLPreformatted"/>
+      </w:pPr>
+      <w:r>
+        <w:rPr>
+          <w:rStyle w:val="13"/>
+        </w:rPr>
+        <w:t>&lt;/html&gt;</w:t>
+      </w:r>
+    </w:p>
+    <w:p>
+      <w:r>
+        <w:pict>
+          <v:rect id="_x0000_i1040" style="width:0;height:1.5pt" o:hralign="center" o:hrstd="t" o:hr="t" fillcolor="#a0a0a0" stroked="f"/>
+        </w:pict>
+      </w:r>
+    </w:p>
+    <w:p>
+      <w:pPr>
+        <w:pStyle w:val="Heading1"/>
+      </w:pPr>
+      <w:r>
+        <w:t>Output (Concept)</w:t>
+      </w:r>
+    </w:p>
+    <w:p>
+      <w:pPr>
+        <w:pStyle w:val="HTMLPreformatted"/>
+        <w:rPr>
+          <w:rStyle w:val="HTMLCode"/>
+          <w:rFonts w:eastAsiaTheme="majorEastAsia"/>
+        </w:rPr>
+      </w:pPr>
+      <w:r>
+        <w:rPr>
+          <w:rStyle w:val="HTMLCode"/>
+          <w:rFonts w:eastAsiaTheme="majorEastAsia"/>
+        </w:rPr>
+        <w:t>-------------------------------</w:t>
+      </w:r>
+    </w:p>
+    <w:p>
+      <w:pPr>
+        <w:pStyle w:val="HTMLPreformatted"/>
+        <w:rPr>
+          <w:rStyle w:val="HTMLCode"/>
+          <w:rFonts w:eastAsiaTheme="majorEastAsia"/>
+        </w:rPr>
+      </w:pPr>
+    </w:p>
+    <w:p>
+      <w:pPr>
+        <w:pStyle w:val="HTMLPreformatted"/>
+        <w:rPr>
+          <w:rStyle w:val="HTMLCode"/>
+          <w:rFonts w:eastAsiaTheme="majorEastAsia"/>
+        </w:rPr>
+      </w:pPr>
+      <w:r>
+        <w:rPr>
+          <w:rStyle w:val="HTMLCode"/>
+          <w:rFonts w:eastAsiaTheme="majorEastAsia"/>
+        </w:rPr>
+        <w:t>Static</w:t>
+      </w:r>
+    </w:p>
+    <w:p>
+      <w:pPr>
+        <w:pStyle w:val="HTMLPreformatted"/>
+        <w:rPr>
+          <w:rStyle w:val="HTMLCode"/>
+          <w:rFonts w:eastAsiaTheme="majorEastAsia"/>
+        </w:rPr>
+      </w:pPr>
+    </w:p>
+    <w:p>
+      <w:pPr>
+        <w:pStyle w:val="HTMLPreformatted"/>
+        <w:rPr>
+          <w:rStyle w:val="HTMLCode"/>
+          <w:rFonts w:eastAsiaTheme="majorEastAsia"/>
+        </w:rPr>
+      </w:pPr>
+      <w:r>
+        <w:rPr>
+          <w:rStyle w:val="HTMLCode"/>
+          <w:rFonts w:eastAsiaTheme="majorEastAsia"/>
+        </w:rPr>
+        <w:t xml:space="preserve">      Relative</w:t>
+      </w:r>
+    </w:p>
+    <w:p>
+      <w:pPr>
+        <w:pStyle w:val="HTMLPreformatted"/>
+        <w:rPr>
+          <w:rStyle w:val="HTMLCode"/>
+          <w:rFonts w:eastAsiaTheme="majorEastAsia"/>
+        </w:rPr>
+      </w:pPr>
+    </w:p>
+    <w:p>
+      <w:pPr>
+        <w:pStyle w:val="HTMLPreformatted"/>
+        <w:rPr>
+          <w:rStyle w:val="HTMLCode"/>
+          <w:rFonts w:eastAsiaTheme="majorEastAsia"/>
+        </w:rPr>
+      </w:pPr>
+      <w:r>
+        <w:rPr>
+          <w:rStyle w:val="HTMLCode"/>
+          <w:rFonts w:eastAsiaTheme="majorEastAsia"/>
+        </w:rPr>
+        <w:t xml:space="preserve">             Absolute</w:t>
+      </w:r>
+    </w:p>
+    <w:p>
+      <w:pPr>
+        <w:pStyle w:val="HTMLPreformatted"/>
+        <w:rPr>
+          <w:rStyle w:val="HTMLCode"/>
+          <w:rFonts w:eastAsiaTheme="majorEastAsia"/>
+        </w:rPr>
+      </w:pPr>
+    </w:p>
+    <w:p>
+      <w:pPr>
+        <w:pStyle w:val="HTMLPreformatted"/>
+        <w:rPr>
+          <w:rStyle w:val="HTMLCode"/>
+          <w:rFonts w:eastAsiaTheme="majorEastAsia"/>
+        </w:rPr>
+      </w:pPr>
+      <w:r>
+        <w:rPr>
+          <w:rStyle w:val="HTMLCode"/>
+          <w:rFonts w:eastAsiaTheme="majorEastAsia"/>
+        </w:rPr>
+        <w:t>-------------------------------</w:t>
+      </w:r>
+    </w:p>
+    <w:p>
+      <w:pPr>
+        <w:pStyle w:val="HTMLPreformatted"/>
+        <w:rPr>
+          <w:rStyle w:val="HTMLCode"/>
+          <w:rFonts w:eastAsiaTheme="majorEastAsia"/>
+        </w:rPr>
+      </w:pPr>
+    </w:p>
+    <w:p>
+      <w:pPr>
+        <w:pStyle w:val="HTMLPreformatted"/>
+        <w:rPr>
+          <w:rStyle w:val="HTMLCode"/>
+          <w:rFonts w:eastAsiaTheme="majorEastAsia"/>
+        </w:rPr>
+      </w:pPr>
+    </w:p>
+    <w:p>
+      <w:pPr>
+        <w:pStyle w:val="HTMLPreformatted"/>
+        <w:rPr>
+          <w:rStyle w:val="HTMLCode"/>
+          <w:rFonts w:eastAsiaTheme="majorEastAsia"/>
+        </w:rPr>
+      </w:pPr>
+    </w:p>
+    <w:p>
+      <w:pPr>
+        <w:pStyle w:val="HTMLPreformatted"/>
+        <w:rPr>
+          <w:rStyle w:val="HTMLCode"/>
+          <w:rFonts w:eastAsiaTheme="majorEastAsia"/>
+        </w:rPr>
+      </w:pPr>
+    </w:p>
+    <w:p>
+      <w:pPr>
+        <w:pStyle w:val="HTMLPreformatted"/>
+      </w:pPr>
+      <w:r>
+        <w:rPr>
+          <w:rStyle w:val="HTMLCode"/>
+          <w:rFonts w:eastAsiaTheme="majorEastAsia"/>
+        </w:rPr>
+        <w:lastRenderedPageBreak/>
+        <w:t xml:space="preserve">                     Fixed</w:t>
+      </w:r>
+    </w:p>
+    <w:p>
+      <w:r>
+        <w:pict>
+          <v:rect id="_x0000_i1041" style="width:0;height:1.5pt" o:hralign="center" o:hrstd="t" o:hr="t" fillcolor="#a0a0a0" stroked="f"/>
+        </w:pict>
+      </w:r>
+    </w:p>
+    <w:p>
+      <w:pPr>
+        <w:pStyle w:val="Heading1"/>
+      </w:pPr>
+      <w:r>
+        <w:t xml:space="preserve">Difference </w:t>
+      </w:r>
+      <w:proofErr w:type="gramStart"/>
+      <w:r>
+        <w:t>Between</w:t>
+      </w:r>
+      <w:proofErr w:type="gramEnd"/>
+      <w:r>
+        <w:t xml:space="preserve"> Positions</w:t>
+      </w:r>
+    </w:p>
+    <w:tbl>
+      <w:tblPr>
+        <w:tblW w:w="0" w:type="auto"/>
+        <w:tblCellSpacing w:w="15" w:type="dxa"/>
+        <w:tblCellMar>
+          <w:top w:w="15" w:type="dxa"/>
+          <w:left w:w="15" w:type="dxa"/>
+          <w:bottom w:w="15" w:type="dxa"/>
+          <w:right w:w="15" w:type="dxa"/>
+        </w:tblCellMar>
+        <w:tblLook w:val="04A0" w:firstRow="1" w:lastRow="0" w:firstColumn="1" w:lastColumn="0" w:noHBand="0" w:noVBand="1"/>
+      </w:tblPr>
+      <w:tblGrid>
+        <w:gridCol w:w="870"/>
+        <w:gridCol w:w="776"/>
+        <w:gridCol w:w="2423"/>
+      </w:tblGrid>
+      <w:tr>
+        <w:trPr>
+          <w:tblHeader/>
+          <w:tblCellSpacing w:w="15" w:type="dxa"/>
+        </w:trPr>
+        <w:tc>
+          <w:tcPr>
+            <w:tcW w:w="0" w:type="auto"/>
+            <w:vAlign w:val="center"/>
+            <w:hideMark/>
+          </w:tcPr>
+          <w:p>
+            <w:pPr>
+              <w:jc w:val="center"/>
+              <w:rPr>
+                <w:b/>
+                <w:bCs/>
+              </w:rPr>
+            </w:pPr>
+            <w:r>
+              <w:rPr>
+                <w:b/>
+                <w:bCs/>
+              </w:rPr>
+              <w:t>Position</w:t>
+            </w:r>
+          </w:p>
+        </w:tc>
+        <w:tc>
+          <w:tcPr>
+            <w:tcW w:w="0" w:type="auto"/>
+            <w:vAlign w:val="center"/>
+            <w:hideMark/>
+          </w:tcPr>
+          <w:p>
+            <w:pPr>
+              <w:jc w:val="center"/>
+              <w:rPr>
+                <w:b/>
+                <w:bCs/>
+              </w:rPr>
+            </w:pPr>
+            <w:r>
+              <w:rPr>
+                <w:b/>
+                <w:bCs/>
+              </w:rPr>
+              <w:t>Moves?</w:t>
+            </w:r>
+          </w:p>
+        </w:tc>
+        <w:tc>
+          <w:tcPr>
+            <w:tcW w:w="0" w:type="auto"/>
+            <w:vAlign w:val="center"/>
+            <w:hideMark/>
+          </w:tcPr>
+          <w:p>
+            <w:pPr>
+              <w:jc w:val="center"/>
+              <w:rPr>
+                <w:b/>
+                <w:bCs/>
+              </w:rPr>
+            </w:pPr>
+            <w:r>
+              <w:rPr>
+                <w:b/>
+                <w:bCs/>
+              </w:rPr>
+              <w:t>Reference</w:t>
+            </w:r>
+          </w:p>
+        </w:tc>
+      </w:tr>
+      <w:tr>
+        <w:trPr>
+          <w:tblCellSpacing w:w="15" w:type="dxa"/>
+        </w:trPr>
+        <w:tc>
+          <w:tcPr>
+            <w:tcW w:w="0" w:type="auto"/>
+            <w:vAlign w:val="center"/>
+            <w:hideMark/>
+          </w:tcPr>
+          <w:p>
+            <w:r>
+              <w:t>Static</w:t>
+            </w:r>
+          </w:p>
+        </w:tc>
+        <w:tc>
+          <w:tcPr>
+            <w:tcW w:w="0" w:type="auto"/>
+            <w:vAlign w:val="center"/>
+            <w:hideMark/>
+          </w:tcPr>
+          <w:p>
+            <w:r>
+              <w:t>No</w:t>
+            </w:r>
+          </w:p>
+        </w:tc>
+        <w:tc>
+          <w:tcPr>
+            <w:tcW w:w="0" w:type="auto"/>
+            <w:vAlign w:val="center"/>
+            <w:hideMark/>
+          </w:tcPr>
+          <w:p>
+            <w:r>
+              <w:t>Normal document flow</w:t>
+            </w:r>
+          </w:p>
+        </w:tc>
+      </w:tr>
+      <w:tr>
+        <w:trPr>
+          <w:tblCellSpacing w:w="15" w:type="dxa"/>
+        </w:trPr>
+        <w:tc>
+          <w:tcPr>
+            <w:tcW w:w="0" w:type="auto"/>
+            <w:vAlign w:val="center"/>
+            <w:hideMark/>
+          </w:tcPr>
+          <w:p>
+            <w:r>
+              <w:t>Relative</w:t>
+            </w:r>
+          </w:p>
+        </w:tc>
+        <w:tc>
+          <w:tcPr>
+            <w:tcW w:w="0" w:type="auto"/>
+            <w:vAlign w:val="center"/>
+            <w:hideMark/>
+          </w:tcPr>
+          <w:p>
+            <w:r>
+              <w:t>Yes</w:t>
+            </w:r>
+          </w:p>
+        </w:tc>
+        <w:tc>
+          <w:tcPr>
+            <w:tcW w:w="0" w:type="auto"/>
+            <w:vAlign w:val="center"/>
+            <w:hideMark/>
+          </w:tcPr>
+          <w:p>
+            <w:r>
+              <w:t>Original position</w:t>
+            </w:r>
+          </w:p>
+        </w:tc>
+      </w:tr>
+      <w:tr>
+        <w:trPr>
+          <w:tblCellSpacing w:w="15" w:type="dxa"/>
+        </w:trPr>
+        <w:tc>
+          <w:tcPr>
+            <w:tcW w:w="0" w:type="auto"/>
+            <w:vAlign w:val="center"/>
+            <w:hideMark/>
+          </w:tcPr>
+          <w:p>
+            <w:r>
+              <w:t>Absolute</w:t>
+            </w:r>
+          </w:p>
+        </w:tc>
+        <w:tc>
+          <w:tcPr>
+            <w:tcW w:w="0" w:type="auto"/>
+            <w:vAlign w:val="center"/>
+            <w:hideMark/>
+          </w:tcPr>
+          <w:p>
+            <w:r>
+              <w:t>Yes</w:t>
+            </w:r>
+          </w:p>
+        </w:tc>
+        <w:tc>
+          <w:tcPr>
+            <w:tcW w:w="0" w:type="auto"/>
+            <w:vAlign w:val="center"/>
+            <w:hideMark/>
+          </w:tcPr>
+          <w:p>
+            <w:r>
+              <w:t>Nearest positioned parent</w:t>
+            </w:r>
+          </w:p>
+        </w:tc>
+      </w:tr>
+      <w:tr>
+        <w:trPr>
+          <w:tblCellSpacing w:w="15" w:type="dxa"/>
+        </w:trPr>
+        <w:tc>
+          <w:tcPr>
+            <w:tcW w:w="0" w:type="auto"/>
+            <w:vAlign w:val="center"/>
+            <w:hideMark/>
+          </w:tcPr>
+          <w:p>
+            <w:r>
+              <w:t>Fixed</w:t>
+            </w:r>
+          </w:p>
+        </w:tc>
+        <w:tc>
+          <w:tcPr>
+            <w:tcW w:w="0" w:type="auto"/>
+            <w:vAlign w:val="center"/>
+            <w:hideMark/>
+          </w:tcPr>
+          <w:p>
+            <w:r>
+              <w:t>Yes</w:t>
+            </w:r>
+          </w:p>
+        </w:tc>
+        <w:tc>
+          <w:tcPr>
+            <w:tcW w:w="0" w:type="auto"/>
+            <w:vAlign w:val="center"/>
+            <w:hideMark/>
+          </w:tcPr>
+          <w:p>
+            <w:r>
+              <w:t>Browser window</w:t>
+            </w:r>
+          </w:p>
+        </w:tc>
+      </w:tr>
+      <w:tr>
+        <w:trPr>
+          <w:tblCellSpacing w:w="15" w:type="dxa"/>
+        </w:trPr>
+        <w:tc>
+          <w:tcPr>
+            <w:tcW w:w="0" w:type="auto"/>
+            <w:vAlign w:val="center"/>
+            <w:hideMark/>
+          </w:tcPr>
+          <w:p>
+            <w:r>
+              <w:t>Sticky</w:t>
+            </w:r>
+          </w:p>
+        </w:tc>
+        <w:tc>
+          <w:tcPr>
+            <w:tcW w:w="0" w:type="auto"/>
+            <w:vAlign w:val="center"/>
+            <w:hideMark/>
+          </w:tcPr>
+          <w:p>
+            <w:r>
+              <w:t>Yes</w:t>
+            </w:r>
+          </w:p>
+        </w:tc>
+        <w:tc>
+          <w:tcPr>
+            <w:tcW w:w="0" w:type="auto"/>
+            <w:vAlign w:val="center"/>
+            <w:hideMark/>
+          </w:tcPr>
+          <w:p>
+            <w:r>
+              <w:t>Scroll position</w:t>
+            </w:r>
+          </w:p>
+        </w:tc>
+      </w:tr>
+    </w:tbl>
+    <w:p>
+      <w:r>
+        <w:pict>
+          <v:rect id="_x0000_i1042" style="width:0;height:1.5pt" o:hralign="center" o:hrstd="t" o:hr="t" fillcolor="#a0a0a0" stroked="f"/>
+        </w:pict>
+      </w:r>
+    </w:p>
+    <w:p>
+      <w:pPr>
+        <w:pStyle w:val="Heading1"/>
+      </w:pPr>
+      <w:r>
+        <w:t>Applications</w:t>
+      </w:r>
+    </w:p>
+    <w:p>
+      <w:pPr>
+        <w:numPr>
+          <w:ilvl w:val="0"/>
+          <w:numId w:val="14"/>
+        </w:numPr>
+        <w:spacing w:before="100" w:beforeAutospacing="1" w:after="100" w:afterAutospacing="1" w:line="240" w:lineRule="auto"/>
+      </w:pPr>
+      <w:r>
+        <w:rPr>
+          <w:rStyle w:val="Strong"/>
+        </w:rPr>
+        <w:t>Static</w:t>
+      </w:r>
+      <w:r>
+        <w:t xml:space="preserve"> – Default webpage layout. </w:t>
+      </w:r>
+    </w:p>
+    <w:p>
+      <w:pPr>
+        <w:numPr>
+          <w:ilvl w:val="0"/>
+          <w:numId w:val="14"/>
+        </w:numPr>
+        <w:spacing w:before="100" w:beforeAutospacing="1" w:after="100" w:afterAutospacing="1" w:line="240" w:lineRule="auto"/>
+      </w:pPr>
+      <w:r>
+        <w:rPr>
+          <w:rStyle w:val="Strong"/>
+        </w:rPr>
+        <w:t>Relative</w:t>
+      </w:r>
+      <w:r>
+        <w:t xml:space="preserve"> – Small adjustments to an element's position. </w:t>
+      </w:r>
+    </w:p>
+    <w:p>
+      <w:pPr>
+        <w:numPr>
+          <w:ilvl w:val="0"/>
+          <w:numId w:val="14"/>
+        </w:numPr>
+        <w:spacing w:before="100" w:beforeAutospacing="1" w:after="100" w:afterAutospacing="1" w:line="240" w:lineRule="auto"/>
+      </w:pPr>
+      <w:r>
+        <w:rPr>
+          <w:rStyle w:val="Strong"/>
+        </w:rPr>
+        <w:t>Absolute</w:t>
+      </w:r>
+      <w:r>
+        <w:t xml:space="preserve"> – Popups, badges, overlays. </w:t>
+      </w:r>
+    </w:p>
+    <w:p>
+      <w:pPr>
+        <w:numPr>
+          <w:ilvl w:val="0"/>
+          <w:numId w:val="14"/>
+        </w:numPr>
+        <w:spacing w:before="100" w:beforeAutospacing="1" w:after="100" w:afterAutospacing="1" w:line="240" w:lineRule="auto"/>
+      </w:pPr>
+      <w:r>
+        <w:rPr>
+          <w:rStyle w:val="Strong"/>
+        </w:rPr>
+        <w:t>Fixed</w:t>
+      </w:r>
+      <w:r>
+        <w:t xml:space="preserve"> – Floating buttons, chat icons, navigation bars. </w:t>
+      </w:r>
+    </w:p>
+    <w:p>
+      <w:pPr>
+        <w:numPr>
+          <w:ilvl w:val="0"/>
+          <w:numId w:val="14"/>
+        </w:numPr>
+        <w:spacing w:before="100" w:beforeAutospacing="1" w:after="100" w:afterAutospacing="1" w:line="240" w:lineRule="auto"/>
+      </w:pPr>
+      <w:r>
+        <w:rPr>
+          <w:rStyle w:val="Strong"/>
+        </w:rPr>
+        <w:t>Sticky</w:t>
+      </w:r>
+      <w:r>
+        <w:t xml:space="preserve"> – Sticky headers and menus. </w:t>
+      </w:r>
+    </w:p>
+    <w:p>
+      <w:pPr>
+        <w:spacing w:after="0"/>
+      </w:pPr>
+      <w:r>
+        <w:pict>
+          <v:rect id="_x0000_i1043" style="width:0;height:1.5pt" o:hralign="center" o:hrstd="t" o:hr="t" fillcolor="#a0a0a0" stroked="f"/>
+        </w:pict>
+      </w:r>
+    </w:p>
+    <w:p>
+      <w:pPr>
+        <w:pStyle w:val="Heading1"/>
+      </w:pPr>
+      <w:r>
+        <w:t>Conclusion</w:t>
+      </w:r>
+    </w:p>
+    <w:p>
+      <w:pPr>
+        <w:pStyle w:val="NormalWeb"/>
+      </w:pPr>
+      <w:r>
+        <w:t xml:space="preserve">The CSS </w:t>
+      </w:r>
+      <w:r>
+        <w:rPr>
+          <w:rStyle w:val="HTMLCode"/>
+          <w:rFonts w:eastAsiaTheme="majorEastAsia"/>
+        </w:rPr>
+        <w:t>position</w:t>
+      </w:r>
+      <w:r>
+        <w:t xml:space="preserve"> property determines how elements are placed on a webpage. The five values—</w:t>
+      </w:r>
+      <w:r>
+        <w:rPr>
+          <w:rStyle w:val="Strong"/>
+        </w:rPr>
+        <w:t>static, relative, absolute, fixed, and sticky</w:t>
+      </w:r>
+      <w:r>
+        <w:t>—allow developers to create flexible and responsive layouts.</w:t>
+      </w:r>
+    </w:p>
+    <w:p>
+      <w:pPr>
+        <w:pStyle w:val="NormalWeb"/>
+      </w:pPr>
+    </w:p>
+    <w:p>
+      <w:pPr>
+        <w:pStyle w:val="NormalWeb"/>
+      </w:pPr>
+    </w:p>
+    <w:p>
+      <w:pPr>
+        <w:pStyle w:val="NormalWeb"/>
+      </w:pPr>
+    </w:p>
+    <w:p>
+      <w:pPr>
+        <w:pStyle w:val="NormalWeb"/>
+      </w:pPr>
+    </w:p>
+    <w:p>
+      <w:pPr>
+        <w:autoSpaceDE w:val="0"/>
+        <w:autoSpaceDN w:val="0"/>
+        <w:adjustRightInd w:val="0"/>
+        <w:spacing w:after="0" w:line="240" w:lineRule="auto"/>
+        <w:rPr>
+          <w:rFonts w:ascii="Times New Roman" w:hAnsi="Times New Roman" w:cs="Times New Roman"/>
+          <w:color w:val="000000"/>
+          <w:sz w:val="24"/>
+          <w:szCs w:val="24"/>
+        </w:rPr>
+      </w:pPr>
+    </w:p>
+    <w:tbl>
+      <w:tblPr>
+        <w:tblW w:w="0" w:type="auto"/>
+        <w:tblInd w:w="-108" w:type="dxa"/>
+        <w:tblBorders>
+          <w:top w:val="nil"/>
+          <w:left w:val="nil"/>
+          <w:bottom w:val="nil"/>
+          <w:right w:val="nil"/>
+        </w:tblBorders>
+        <w:tblLayout w:type="fixed"/>
+        <w:tblLook w:val="0000" w:firstRow="0" w:lastRow="0" w:firstColumn="0" w:lastColumn="0" w:noHBand="0" w:noVBand="0"/>
+      </w:tblPr>
+      <w:tblGrid>
+        <w:gridCol w:w="1861"/>
+        <w:gridCol w:w="1861"/>
+        <w:gridCol w:w="1861"/>
+        <w:gridCol w:w="1861"/>
+        <w:gridCol w:w="1861"/>
+      </w:tblGrid>
+      <w:tr>
+        <w:tblPrEx>
+          <w:tblCellMar>
+            <w:top w:w="0" w:type="dxa"/>
+            <w:bottom w:w="0" w:type="dxa"/>
+          </w:tblCellMar>
+        </w:tblPrEx>
+        <w:trPr>
+          <w:trHeight w:val="1094"/>
+        </w:trPr>
+        <w:tc>
+          <w:tcPr>
+            <w:tcW w:w="1861" w:type="dxa"/>
+          </w:tcPr>
+          <w:p>
+            <w:pPr>
+              <w:autoSpaceDE w:val="0"/>
+              <w:autoSpaceDN w:val="0"/>
+              <w:adjustRightInd w:val="0"/>
+              <w:spacing w:after="0" w:line="240" w:lineRule="auto"/>
+              <w:rPr>
+                <w:rFonts w:ascii="Times New Roman" w:hAnsi="Times New Roman" w:cs="Times New Roman"/>
+                <w:color w:val="000000"/>
+                <w:sz w:val="27"/>
+                <w:szCs w:val="27"/>
+              </w:rPr>
+            </w:pPr>
+            <w:r>
+              <w:rPr>
+                <w:rFonts w:ascii="Times New Roman" w:hAnsi="Times New Roman" w:cs="Times New Roman"/>
+                <w:color w:val="000000"/>
+                <w:sz w:val="24"/>
+                <w:szCs w:val="24"/>
+              </w:rPr>
+              <w:t xml:space="preserve"> </w:t>
+            </w:r>
+            <w:r>
+              <w:rPr>
+                <w:rFonts w:ascii="Times New Roman" w:hAnsi="Times New Roman" w:cs="Times New Roman"/>
+                <w:color w:val="000000"/>
+                <w:sz w:val="27"/>
+                <w:szCs w:val="27"/>
+              </w:rPr>
+              <w:t xml:space="preserve">6. </w:t>
+            </w:r>
+          </w:p>
+        </w:tc>
+        <w:tc>
+          <w:tcPr>
+            <w:tcW w:w="1861" w:type="dxa"/>
+          </w:tcPr>
+          <w:p>
+            <w:pPr>
+              <w:autoSpaceDE w:val="0"/>
+              <w:autoSpaceDN w:val="0"/>
+              <w:adjustRightInd w:val="0"/>
+              <w:spacing w:after="0" w:line="240" w:lineRule="auto"/>
+              <w:rPr>
+                <w:rFonts w:ascii="Times New Roman" w:hAnsi="Times New Roman" w:cs="Times New Roman"/>
+                <w:color w:val="000000"/>
+                <w:sz w:val="27"/>
+                <w:szCs w:val="27"/>
+              </w:rPr>
+            </w:pPr>
+            <w:r>
+              <w:rPr>
+                <w:rFonts w:ascii="Times New Roman" w:hAnsi="Times New Roman" w:cs="Times New Roman"/>
+                <w:color w:val="000000"/>
+                <w:sz w:val="27"/>
+                <w:szCs w:val="27"/>
+              </w:rPr>
+              <w:t xml:space="preserve">Develop an HTML &amp; CSS program to </w:t>
+            </w:r>
+            <w:r>
+              <w:rPr>
+                <w:rFonts w:ascii="Times New Roman" w:hAnsi="Times New Roman" w:cs="Times New Roman"/>
+                <w:color w:val="000000"/>
+                <w:sz w:val="27"/>
+                <w:szCs w:val="27"/>
+              </w:rPr>
+              <w:lastRenderedPageBreak/>
+              <w:t xml:space="preserve">create three boxes with different border </w:t>
+            </w:r>
+            <w:proofErr w:type="spellStart"/>
+            <w:r>
+              <w:rPr>
+                <w:rFonts w:ascii="Times New Roman" w:hAnsi="Times New Roman" w:cs="Times New Roman"/>
+                <w:color w:val="000000"/>
+                <w:sz w:val="27"/>
+                <w:szCs w:val="27"/>
+              </w:rPr>
+              <w:t>colors</w:t>
+            </w:r>
+            <w:proofErr w:type="spellEnd"/>
+            <w:r>
+              <w:rPr>
+                <w:rFonts w:ascii="Times New Roman" w:hAnsi="Times New Roman" w:cs="Times New Roman"/>
+                <w:color w:val="000000"/>
+                <w:sz w:val="27"/>
+                <w:szCs w:val="27"/>
+              </w:rPr>
+              <w:t xml:space="preserve">: </w:t>
+            </w:r>
+            <w:r>
+              <w:rPr>
+                <w:rFonts w:ascii="Times New Roman" w:hAnsi="Times New Roman" w:cs="Times New Roman"/>
+                <w:b/>
+                <w:bCs/>
+                <w:color w:val="000000"/>
+                <w:sz w:val="27"/>
+                <w:szCs w:val="27"/>
+              </w:rPr>
+              <w:t xml:space="preserve">Box 1 </w:t>
+            </w:r>
+            <w:r>
+              <w:rPr>
+                <w:rFonts w:ascii="Times New Roman" w:hAnsi="Times New Roman" w:cs="Times New Roman"/>
+                <w:color w:val="000000"/>
+                <w:sz w:val="27"/>
+                <w:szCs w:val="27"/>
+              </w:rPr>
+              <w:t xml:space="preserve">(red border), </w:t>
+            </w:r>
+            <w:r>
+              <w:rPr>
+                <w:rFonts w:ascii="Times New Roman" w:hAnsi="Times New Roman" w:cs="Times New Roman"/>
+                <w:b/>
+                <w:bCs/>
+                <w:color w:val="000000"/>
+                <w:sz w:val="27"/>
+                <w:szCs w:val="27"/>
+              </w:rPr>
+              <w:t xml:space="preserve">Box 2 </w:t>
+            </w:r>
+            <w:r>
+              <w:rPr>
+                <w:rFonts w:ascii="Times New Roman" w:hAnsi="Times New Roman" w:cs="Times New Roman"/>
+                <w:color w:val="000000"/>
+                <w:sz w:val="27"/>
+                <w:szCs w:val="27"/>
+              </w:rPr>
+              <w:t xml:space="preserve">(green border), and </w:t>
+            </w:r>
+            <w:r>
+              <w:rPr>
+                <w:rFonts w:ascii="Times New Roman" w:hAnsi="Times New Roman" w:cs="Times New Roman"/>
+                <w:b/>
+                <w:bCs/>
+                <w:color w:val="000000"/>
+                <w:sz w:val="27"/>
+                <w:szCs w:val="27"/>
+              </w:rPr>
+              <w:t xml:space="preserve">Box 3 </w:t>
+            </w:r>
+            <w:r>
+              <w:rPr>
+                <w:rFonts w:ascii="Times New Roman" w:hAnsi="Times New Roman" w:cs="Times New Roman"/>
+                <w:color w:val="000000"/>
+                <w:sz w:val="27"/>
+                <w:szCs w:val="27"/>
+              </w:rPr>
+              <w:t xml:space="preserve">(blue border). Each box should use box-sizing: content-box and have the following properties: border of 5px, padding of 6px and 7px, margin of 16px,15px, and 17px, with a content width of 50px and </w:t>
+            </w:r>
+          </w:p>
+        </w:tc>
+        <w:tc>
+          <w:tcPr>
+            <w:tcW w:w="1861" w:type="dxa"/>
+          </w:tcPr>
+          <w:p>
+            <w:pPr>
+              <w:autoSpaceDE w:val="0"/>
+              <w:autoSpaceDN w:val="0"/>
+              <w:adjustRightInd w:val="0"/>
+              <w:spacing w:after="0" w:line="240" w:lineRule="auto"/>
+              <w:rPr>
+                <w:rFonts w:ascii="Times New Roman" w:hAnsi="Times New Roman" w:cs="Times New Roman"/>
+                <w:color w:val="000000"/>
+                <w:sz w:val="27"/>
+                <w:szCs w:val="27"/>
+              </w:rPr>
+            </w:pPr>
+            <w:r>
+              <w:rPr>
+                <w:rFonts w:ascii="Times New Roman" w:hAnsi="Times New Roman" w:cs="Times New Roman"/>
+                <w:color w:val="000000"/>
+                <w:sz w:val="27"/>
+                <w:szCs w:val="27"/>
+              </w:rPr>
+              <w:lastRenderedPageBreak/>
+              <w:t xml:space="preserve">K3 </w:t>
+            </w:r>
+          </w:p>
+        </w:tc>
+        <w:tc>
+          <w:tcPr>
+            <w:tcW w:w="1861" w:type="dxa"/>
+          </w:tcPr>
+          <w:p>
+            <w:pPr>
+              <w:autoSpaceDE w:val="0"/>
+              <w:autoSpaceDN w:val="0"/>
+              <w:adjustRightInd w:val="0"/>
+              <w:spacing w:after="0" w:line="240" w:lineRule="auto"/>
+              <w:rPr>
+                <w:rFonts w:ascii="Times New Roman" w:hAnsi="Times New Roman" w:cs="Times New Roman"/>
+                <w:color w:val="000000"/>
+                <w:sz w:val="27"/>
+                <w:szCs w:val="27"/>
+              </w:rPr>
+            </w:pPr>
+            <w:r>
+              <w:rPr>
+                <w:rFonts w:ascii="Times New Roman" w:hAnsi="Times New Roman" w:cs="Times New Roman"/>
+                <w:color w:val="000000"/>
+                <w:sz w:val="27"/>
+                <w:szCs w:val="27"/>
+              </w:rPr>
+              <w:t xml:space="preserve">CO1 </w:t>
+            </w:r>
+          </w:p>
+        </w:tc>
+        <w:tc>
+          <w:tcPr>
+            <w:tcW w:w="1861" w:type="dxa"/>
+          </w:tcPr>
+          <w:p>
+            <w:pPr>
+              <w:autoSpaceDE w:val="0"/>
+              <w:autoSpaceDN w:val="0"/>
+              <w:adjustRightInd w:val="0"/>
+              <w:spacing w:after="0" w:line="240" w:lineRule="auto"/>
+              <w:rPr>
+                <w:rFonts w:ascii="Times New Roman" w:hAnsi="Times New Roman" w:cs="Times New Roman"/>
+                <w:color w:val="000000"/>
+                <w:sz w:val="27"/>
+                <w:szCs w:val="27"/>
+              </w:rPr>
+            </w:pPr>
+            <w:r>
+              <w:rPr>
+                <w:rFonts w:ascii="Times New Roman" w:hAnsi="Times New Roman" w:cs="Times New Roman"/>
+                <w:color w:val="000000"/>
+                <w:sz w:val="27"/>
+                <w:szCs w:val="27"/>
+              </w:rPr>
+              <w:t xml:space="preserve">1.4.1 </w:t>
+            </w:r>
+          </w:p>
+          <w:p>
+            <w:pPr>
+              <w:autoSpaceDE w:val="0"/>
+              <w:autoSpaceDN w:val="0"/>
+              <w:adjustRightInd w:val="0"/>
+              <w:spacing w:after="0" w:line="240" w:lineRule="auto"/>
+              <w:rPr>
+                <w:rFonts w:ascii="Times New Roman" w:hAnsi="Times New Roman" w:cs="Times New Roman"/>
+                <w:color w:val="000000"/>
+                <w:sz w:val="27"/>
+                <w:szCs w:val="27"/>
+              </w:rPr>
+            </w:pPr>
+            <w:r>
+              <w:rPr>
+                <w:rFonts w:ascii="Times New Roman" w:hAnsi="Times New Roman" w:cs="Times New Roman"/>
+                <w:color w:val="000000"/>
+                <w:sz w:val="27"/>
+                <w:szCs w:val="27"/>
+              </w:rPr>
+              <w:t xml:space="preserve">2.1.2 </w:t>
+            </w:r>
+          </w:p>
+        </w:tc>
+      </w:tr>
+    </w:tbl>
+    <w:p>
+      <w:pPr>
+        <w:pStyle w:val="NormalWeb"/>
+      </w:pPr>
+    </w:p>
+    <w:p>
+      <w:pPr>
+        <w:pStyle w:val="NormalWeb"/>
+      </w:pPr>
+    </w:p>
+    <w:p/>
+    <w:p/>
+    <w:p/>
+    <w:p>
+      <w:r>
+        <w:drawing>
+          <wp:inline distT="0" distB="0" distL="0" distR="0" wp14:anchorId="723150C5" wp14:editId="4DBD18E4">
+            <wp:extent cx="5731510" cy="1023620"/>
+            <wp:effectExtent l="0" t="0" r="2540" b="5080"/>
+            <wp:docPr id="12" name="Picture 12"/>
+            <wp:cNvGraphicFramePr>
+              <a:graphicFrameLocks xmlns:a="http://schemas.openxmlformats.org/drawingml/2006/main" noChangeAspect="1"/>
+            </wp:cNvGraphicFramePr>
+            <a:graphic xmlns:a="http://schemas.openxmlformats.org/drawingml/2006/main">
+              <a:graphicData uri="http://schemas.openxmlformats.org/drawingml/2006/picture">
+                <pic:pic xmlns:pic="http://schemas.openxmlformats.org/drawingml/2006/picture">
+                  <pic:nvPicPr>
+                    <pic:cNvPr id="1" name=""/>
+                    <pic:cNvPicPr/>
+                  </pic:nvPicPr>
+                  <pic:blipFill>
+                    <a:blip r:embed="rId16"/>
+                    <a:stretch>
+                      <a:fillRect/>
+                    </a:stretch>
+                  </pic:blipFill>
+                  <pic:spPr>
+                    <a:xfrm>
+                      <a:off x="0" y="0"/>
+                      <a:ext cx="5731510" cy="1023620"/>
+                    </a:xfrm>
+                    <a:prstGeom prst="rect">
+                      <a:avLst/>
+                    </a:prstGeom>
+                  </pic:spPr>
+                </pic:pic>
+              </a:graphicData>
+            </a:graphic>
+          </wp:inline>
+        </w:drawing>
+      </w:r>
+    </w:p>
+    <w:p/>
+    <w:p/>
+    <w:p>
+      <w:r>
+        <w:lastRenderedPageBreak/>
+        <w:drawing>
+          <wp:inline distT="0" distB="0" distL="0" distR="0" wp14:anchorId="42EE4425" wp14:editId="56ECB5F3">
+            <wp:extent cx="5731510" cy="1019810"/>
+            <wp:effectExtent l="0" t="0" r="2540" b="8890"/>
+            <wp:docPr id="13" name="Picture 13"/>
+            <wp:cNvGraphicFramePr>
+              <a:graphicFrameLocks xmlns:a="http://schemas.openxmlformats.org/drawingml/2006/main" noChangeAspect="1"/>
+            </wp:cNvGraphicFramePr>
+            <a:graphic xmlns:a="http://schemas.openxmlformats.org/drawingml/2006/main">
+              <a:graphicData uri="http://schemas.openxmlformats.org/drawingml/2006/picture">
+                <pic:pic xmlns:pic="http://schemas.openxmlformats.org/drawingml/2006/picture">
+                  <pic:nvPicPr>
+                    <pic:cNvPr id="1" name=""/>
+                    <pic:cNvPicPr/>
+                  </pic:nvPicPr>
+                  <pic:blipFill>
+                    <a:blip r:embed="rId17"/>
+                    <a:stretch>
+                      <a:fillRect/>
+                    </a:stretch>
+                  </pic:blipFill>
+                  <pic:spPr>
+                    <a:xfrm>
+                      <a:off x="0" y="0"/>
+                      <a:ext cx="5731510" cy="1019810"/>
+                    </a:xfrm>
+                    <a:prstGeom prst="rect">
+                      <a:avLst/>
+                    </a:prstGeom>
+                  </pic:spPr>
+                </pic:pic>
+              </a:graphicData>
+            </a:graphic>
+          </wp:inline>
+        </w:drawing>
+      </w:r>
+    </w:p>
     <w:p>
       <w:bookmarkStart w:id="0" w:name="_GoBack"/>
       <w:bookmarkEnd w:id="0"/>
     </w:p>
-    <w:p/>
     <w:sectPr>
       <w:pgSz w:w="11906" w:h="16838"/>
       <w:pgMar w:top="1440" w:right="1440" w:bottom="1440" w:left="1440" w:header="708" w:footer="708" w:gutter="0"/>
@@ -11775,9 +17984,122 @@
 <file path=word/numbering.xml><?xml version="1.0" encoding="utf-8"?>
 <w:numbering xmlns:wpc="http://schemas.microsoft.com/office/word/2010/wordprocessingCanvas" xmlns:mc="http://schemas.openxmlformats.org/markup-compatibility/2006" xmlns:o="urn:schemas-microsoft-com:office:office" xmlns:r="http://schemas.openxmlformats.org/officeDocument/2006/relationships" xmlns:m="http://schemas.openxmlformats.org/officeDocument/2006/math" xmlns:v="urn:schemas-microsoft-com:vml" xmlns:wp14="http://schemas.microsoft.com/office/word/2010/wordprocessingDrawing" xmlns:wp="http://schemas.openxmlformats.org/drawingml/2006/wordprocessingDrawing" xmlns:w10="urn:schemas-microsoft-com:office:word" xmlns:w="http://schemas.openxmlformats.org/wordprocessingml/2006/main" xmlns:w14="http://schemas.microsoft.com/office/word/2010/wordml" xmlns:w15="http://schemas.microsoft.com/office/word/2012/wordml" xmlns:wpg="http://schemas.microsoft.com/office/word/2010/wordprocessingGroup" xmlns:wpi="http://schemas.microsoft.com/office/word/2010/wordprocessingInk" xmlns:wne="http://schemas.microsoft.com/office/word/2006/wordml" xmlns:wps="http://schemas.microsoft.com/office/word/2010/wordprocessingShape" mc:Ignorable="w14 w15 wp14">
   <w:abstractNum w:abstractNumId="0">
-    <w:nsid w:val="509E7A46"/>
+    <w:nsid w:val="04EC134F"/>
     <w:multiLevelType w:val="multilevel"/>
-    <w:tmpl w:val="5CD486CC"/>
+    <w:tmpl w:val="F5F0A5C4"/>
+    <w:lvl w:ilvl="0">
+      <w:start w:val="1"/>
+      <w:numFmt w:val="decimal"/>
+      <w:lvlText w:val="%1."/>
+      <w:lvlJc w:val="left"/>
+      <w:pPr>
+        <w:tabs>
+          <w:tab w:val="num" w:pos="720"/>
+        </w:tabs>
+        <w:ind w:left="720" w:hanging="360"/>
+      </w:pPr>
+    </w:lvl>
+    <w:lvl w:ilvl="1" w:tentative="1">
+      <w:start w:val="1"/>
+      <w:numFmt w:val="decimal"/>
+      <w:lvlText w:val="%2."/>
+      <w:lvlJc w:val="left"/>
+      <w:pPr>
+        <w:tabs>
+          <w:tab w:val="num" w:pos="1440"/>
+        </w:tabs>
+        <w:ind w:left="1440" w:hanging="360"/>
+      </w:pPr>
+    </w:lvl>
+    <w:lvl w:ilvl="2" w:tentative="1">
+      <w:start w:val="1"/>
+      <w:numFmt w:val="decimal"/>
+      <w:lvlText w:val="%3."/>
+      <w:lvlJc w:val="left"/>
+      <w:pPr>
+        <w:tabs>
+          <w:tab w:val="num" w:pos="2160"/>
+        </w:tabs>
+        <w:ind w:left="2160" w:hanging="360"/>
+      </w:pPr>
+    </w:lvl>
+    <w:lvl w:ilvl="3" w:tentative="1">
+      <w:start w:val="1"/>
+      <w:numFmt w:val="decimal"/>
+      <w:lvlText w:val="%4."/>
+      <w:lvlJc w:val="left"/>
+      <w:pPr>
+        <w:tabs>
+          <w:tab w:val="num" w:pos="2880"/>
+        </w:tabs>
+        <w:ind w:left="2880" w:hanging="360"/>
+      </w:pPr>
+    </w:lvl>
+    <w:lvl w:ilvl="4" w:tentative="1">
+      <w:start w:val="1"/>
+      <w:numFmt w:val="decimal"/>
+      <w:lvlText w:val="%5."/>
+      <w:lvlJc w:val="left"/>
+      <w:pPr>
+        <w:tabs>
+          <w:tab w:val="num" w:pos="3600"/>
+        </w:tabs>
+        <w:ind w:left="3600" w:hanging="360"/>
+      </w:pPr>
+    </w:lvl>
+    <w:lvl w:ilvl="5" w:tentative="1">
+      <w:start w:val="1"/>
+      <w:numFmt w:val="decimal"/>
+      <w:lvlText w:val="%6."/>
+      <w:lvlJc w:val="left"/>
+      <w:pPr>
+        <w:tabs>
+          <w:tab w:val="num" w:pos="4320"/>
+        </w:tabs>
+        <w:ind w:left="4320" w:hanging="360"/>
+      </w:pPr>
+    </w:lvl>
+    <w:lvl w:ilvl="6" w:tentative="1">
+      <w:start w:val="1"/>
+      <w:numFmt w:val="decimal"/>
+      <w:lvlText w:val="%7."/>
+      <w:lvlJc w:val="left"/>
+      <w:pPr>
+        <w:tabs>
+          <w:tab w:val="num" w:pos="5040"/>
+        </w:tabs>
+        <w:ind w:left="5040" w:hanging="360"/>
+      </w:pPr>
+    </w:lvl>
+    <w:lvl w:ilvl="7" w:tentative="1">
+      <w:start w:val="1"/>
+      <w:numFmt w:val="decimal"/>
+      <w:lvlText w:val="%8."/>
+      <w:lvlJc w:val="left"/>
+      <w:pPr>
+        <w:tabs>
+          <w:tab w:val="num" w:pos="5760"/>
+        </w:tabs>
+        <w:ind w:left="5760" w:hanging="360"/>
+      </w:pPr>
+    </w:lvl>
+    <w:lvl w:ilvl="8" w:tentative="1">
+      <w:start w:val="1"/>
+      <w:numFmt w:val="decimal"/>
+      <w:lvlText w:val="%9."/>
+      <w:lvlJc w:val="left"/>
+      <w:pPr>
+        <w:tabs>
+          <w:tab w:val="num" w:pos="6480"/>
+        </w:tabs>
+        <w:ind w:left="6480" w:hanging="360"/>
+      </w:pPr>
+    </w:lvl>
+  </w:abstractNum>
+  <w:abstractNum w:abstractNumId="1">
+    <w:nsid w:val="059E34F2"/>
+    <w:multiLevelType w:val="multilevel"/>
+    <w:tmpl w:val="AB94CE6A"/>
     <w:lvl w:ilvl="0">
       <w:start w:val="1"/>
       <w:numFmt w:val="bullet"/>
@@ -11923,8 +18245,1799 @@
       </w:rPr>
     </w:lvl>
   </w:abstractNum>
+  <w:abstractNum w:abstractNumId="2">
+    <w:nsid w:val="0F7D5981"/>
+    <w:multiLevelType w:val="multilevel"/>
+    <w:tmpl w:val="FF949AA2"/>
+    <w:lvl w:ilvl="0">
+      <w:start w:val="1"/>
+      <w:numFmt w:val="bullet"/>
+      <w:lvlText w:val=""/>
+      <w:lvlJc w:val="left"/>
+      <w:pPr>
+        <w:tabs>
+          <w:tab w:val="num" w:pos="720"/>
+        </w:tabs>
+        <w:ind w:left="720" w:hanging="360"/>
+      </w:pPr>
+      <w:rPr>
+        <w:rFonts w:ascii="Symbol" w:hAnsi="Symbol" w:hint="default"/>
+        <w:sz w:val="20"/>
+      </w:rPr>
+    </w:lvl>
+    <w:lvl w:ilvl="1" w:tentative="1">
+      <w:start w:val="1"/>
+      <w:numFmt w:val="bullet"/>
+      <w:lvlText w:val="o"/>
+      <w:lvlJc w:val="left"/>
+      <w:pPr>
+        <w:tabs>
+          <w:tab w:val="num" w:pos="1440"/>
+        </w:tabs>
+        <w:ind w:left="1440" w:hanging="360"/>
+      </w:pPr>
+      <w:rPr>
+        <w:rFonts w:ascii="Courier New" w:hAnsi="Courier New" w:hint="default"/>
+        <w:sz w:val="20"/>
+      </w:rPr>
+    </w:lvl>
+    <w:lvl w:ilvl="2" w:tentative="1">
+      <w:start w:val="1"/>
+      <w:numFmt w:val="bullet"/>
+      <w:lvlText w:val=""/>
+      <w:lvlJc w:val="left"/>
+      <w:pPr>
+        <w:tabs>
+          <w:tab w:val="num" w:pos="2160"/>
+        </w:tabs>
+        <w:ind w:left="2160" w:hanging="360"/>
+      </w:pPr>
+      <w:rPr>
+        <w:rFonts w:ascii="Wingdings" w:hAnsi="Wingdings" w:hint="default"/>
+        <w:sz w:val="20"/>
+      </w:rPr>
+    </w:lvl>
+    <w:lvl w:ilvl="3" w:tentative="1">
+      <w:start w:val="1"/>
+      <w:numFmt w:val="bullet"/>
+      <w:lvlText w:val=""/>
+      <w:lvlJc w:val="left"/>
+      <w:pPr>
+        <w:tabs>
+          <w:tab w:val="num" w:pos="2880"/>
+        </w:tabs>
+        <w:ind w:left="2880" w:hanging="360"/>
+      </w:pPr>
+      <w:rPr>
+        <w:rFonts w:ascii="Wingdings" w:hAnsi="Wingdings" w:hint="default"/>
+        <w:sz w:val="20"/>
+      </w:rPr>
+    </w:lvl>
+    <w:lvl w:ilvl="4" w:tentative="1">
+      <w:start w:val="1"/>
+      <w:numFmt w:val="bullet"/>
+      <w:lvlText w:val=""/>
+      <w:lvlJc w:val="left"/>
+      <w:pPr>
+        <w:tabs>
+          <w:tab w:val="num" w:pos="3600"/>
+        </w:tabs>
+        <w:ind w:left="3600" w:hanging="360"/>
+      </w:pPr>
+      <w:rPr>
+        <w:rFonts w:ascii="Wingdings" w:hAnsi="Wingdings" w:hint="default"/>
+        <w:sz w:val="20"/>
+      </w:rPr>
+    </w:lvl>
+    <w:lvl w:ilvl="5" w:tentative="1">
+      <w:start w:val="1"/>
+      <w:numFmt w:val="bullet"/>
+      <w:lvlText w:val=""/>
+      <w:lvlJc w:val="left"/>
+      <w:pPr>
+        <w:tabs>
+          <w:tab w:val="num" w:pos="4320"/>
+        </w:tabs>
+        <w:ind w:left="4320" w:hanging="360"/>
+      </w:pPr>
+      <w:rPr>
+        <w:rFonts w:ascii="Wingdings" w:hAnsi="Wingdings" w:hint="default"/>
+        <w:sz w:val="20"/>
+      </w:rPr>
+    </w:lvl>
+    <w:lvl w:ilvl="6" w:tentative="1">
+      <w:start w:val="1"/>
+      <w:numFmt w:val="bullet"/>
+      <w:lvlText w:val=""/>
+      <w:lvlJc w:val="left"/>
+      <w:pPr>
+        <w:tabs>
+          <w:tab w:val="num" w:pos="5040"/>
+        </w:tabs>
+        <w:ind w:left="5040" w:hanging="360"/>
+      </w:pPr>
+      <w:rPr>
+        <w:rFonts w:ascii="Wingdings" w:hAnsi="Wingdings" w:hint="default"/>
+        <w:sz w:val="20"/>
+      </w:rPr>
+    </w:lvl>
+    <w:lvl w:ilvl="7" w:tentative="1">
+      <w:start w:val="1"/>
+      <w:numFmt w:val="bullet"/>
+      <w:lvlText w:val=""/>
+      <w:lvlJc w:val="left"/>
+      <w:pPr>
+        <w:tabs>
+          <w:tab w:val="num" w:pos="5760"/>
+        </w:tabs>
+        <w:ind w:left="5760" w:hanging="360"/>
+      </w:pPr>
+      <w:rPr>
+        <w:rFonts w:ascii="Wingdings" w:hAnsi="Wingdings" w:hint="default"/>
+        <w:sz w:val="20"/>
+      </w:rPr>
+    </w:lvl>
+    <w:lvl w:ilvl="8" w:tentative="1">
+      <w:start w:val="1"/>
+      <w:numFmt w:val="bullet"/>
+      <w:lvlText w:val=""/>
+      <w:lvlJc w:val="left"/>
+      <w:pPr>
+        <w:tabs>
+          <w:tab w:val="num" w:pos="6480"/>
+        </w:tabs>
+        <w:ind w:left="6480" w:hanging="360"/>
+      </w:pPr>
+      <w:rPr>
+        <w:rFonts w:ascii="Wingdings" w:hAnsi="Wingdings" w:hint="default"/>
+        <w:sz w:val="20"/>
+      </w:rPr>
+    </w:lvl>
+  </w:abstractNum>
+  <w:abstractNum w:abstractNumId="3">
+    <w:nsid w:val="185236AD"/>
+    <w:multiLevelType w:val="multilevel"/>
+    <w:tmpl w:val="77CE9432"/>
+    <w:lvl w:ilvl="0">
+      <w:start w:val="1"/>
+      <w:numFmt w:val="bullet"/>
+      <w:lvlText w:val=""/>
+      <w:lvlJc w:val="left"/>
+      <w:pPr>
+        <w:tabs>
+          <w:tab w:val="num" w:pos="720"/>
+        </w:tabs>
+        <w:ind w:left="720" w:hanging="360"/>
+      </w:pPr>
+      <w:rPr>
+        <w:rFonts w:ascii="Symbol" w:hAnsi="Symbol" w:hint="default"/>
+        <w:sz w:val="20"/>
+      </w:rPr>
+    </w:lvl>
+    <w:lvl w:ilvl="1" w:tentative="1">
+      <w:start w:val="1"/>
+      <w:numFmt w:val="bullet"/>
+      <w:lvlText w:val="o"/>
+      <w:lvlJc w:val="left"/>
+      <w:pPr>
+        <w:tabs>
+          <w:tab w:val="num" w:pos="1440"/>
+        </w:tabs>
+        <w:ind w:left="1440" w:hanging="360"/>
+      </w:pPr>
+      <w:rPr>
+        <w:rFonts w:ascii="Courier New" w:hAnsi="Courier New" w:hint="default"/>
+        <w:sz w:val="20"/>
+      </w:rPr>
+    </w:lvl>
+    <w:lvl w:ilvl="2" w:tentative="1">
+      <w:start w:val="1"/>
+      <w:numFmt w:val="bullet"/>
+      <w:lvlText w:val=""/>
+      <w:lvlJc w:val="left"/>
+      <w:pPr>
+        <w:tabs>
+          <w:tab w:val="num" w:pos="2160"/>
+        </w:tabs>
+        <w:ind w:left="2160" w:hanging="360"/>
+      </w:pPr>
+      <w:rPr>
+        <w:rFonts w:ascii="Wingdings" w:hAnsi="Wingdings" w:hint="default"/>
+        <w:sz w:val="20"/>
+      </w:rPr>
+    </w:lvl>
+    <w:lvl w:ilvl="3" w:tentative="1">
+      <w:start w:val="1"/>
+      <w:numFmt w:val="bullet"/>
+      <w:lvlText w:val=""/>
+      <w:lvlJc w:val="left"/>
+      <w:pPr>
+        <w:tabs>
+          <w:tab w:val="num" w:pos="2880"/>
+        </w:tabs>
+        <w:ind w:left="2880" w:hanging="360"/>
+      </w:pPr>
+      <w:rPr>
+        <w:rFonts w:ascii="Wingdings" w:hAnsi="Wingdings" w:hint="default"/>
+        <w:sz w:val="20"/>
+      </w:rPr>
+    </w:lvl>
+    <w:lvl w:ilvl="4" w:tentative="1">
+      <w:start w:val="1"/>
+      <w:numFmt w:val="bullet"/>
+      <w:lvlText w:val=""/>
+      <w:lvlJc w:val="left"/>
+      <w:pPr>
+        <w:tabs>
+          <w:tab w:val="num" w:pos="3600"/>
+        </w:tabs>
+        <w:ind w:left="3600" w:hanging="360"/>
+      </w:pPr>
+      <w:rPr>
+        <w:rFonts w:ascii="Wingdings" w:hAnsi="Wingdings" w:hint="default"/>
+        <w:sz w:val="20"/>
+      </w:rPr>
+    </w:lvl>
+    <w:lvl w:ilvl="5" w:tentative="1">
+      <w:start w:val="1"/>
+      <w:numFmt w:val="bullet"/>
+      <w:lvlText w:val=""/>
+      <w:lvlJc w:val="left"/>
+      <w:pPr>
+        <w:tabs>
+          <w:tab w:val="num" w:pos="4320"/>
+        </w:tabs>
+        <w:ind w:left="4320" w:hanging="360"/>
+      </w:pPr>
+      <w:rPr>
+        <w:rFonts w:ascii="Wingdings" w:hAnsi="Wingdings" w:hint="default"/>
+        <w:sz w:val="20"/>
+      </w:rPr>
+    </w:lvl>
+    <w:lvl w:ilvl="6" w:tentative="1">
+      <w:start w:val="1"/>
+      <w:numFmt w:val="bullet"/>
+      <w:lvlText w:val=""/>
+      <w:lvlJc w:val="left"/>
+      <w:pPr>
+        <w:tabs>
+          <w:tab w:val="num" w:pos="5040"/>
+        </w:tabs>
+        <w:ind w:left="5040" w:hanging="360"/>
+      </w:pPr>
+      <w:rPr>
+        <w:rFonts w:ascii="Wingdings" w:hAnsi="Wingdings" w:hint="default"/>
+        <w:sz w:val="20"/>
+      </w:rPr>
+    </w:lvl>
+    <w:lvl w:ilvl="7" w:tentative="1">
+      <w:start w:val="1"/>
+      <w:numFmt w:val="bullet"/>
+      <w:lvlText w:val=""/>
+      <w:lvlJc w:val="left"/>
+      <w:pPr>
+        <w:tabs>
+          <w:tab w:val="num" w:pos="5760"/>
+        </w:tabs>
+        <w:ind w:left="5760" w:hanging="360"/>
+      </w:pPr>
+      <w:rPr>
+        <w:rFonts w:ascii="Wingdings" w:hAnsi="Wingdings" w:hint="default"/>
+        <w:sz w:val="20"/>
+      </w:rPr>
+    </w:lvl>
+    <w:lvl w:ilvl="8" w:tentative="1">
+      <w:start w:val="1"/>
+      <w:numFmt w:val="bullet"/>
+      <w:lvlText w:val=""/>
+      <w:lvlJc w:val="left"/>
+      <w:pPr>
+        <w:tabs>
+          <w:tab w:val="num" w:pos="6480"/>
+        </w:tabs>
+        <w:ind w:left="6480" w:hanging="360"/>
+      </w:pPr>
+      <w:rPr>
+        <w:rFonts w:ascii="Wingdings" w:hAnsi="Wingdings" w:hint="default"/>
+        <w:sz w:val="20"/>
+      </w:rPr>
+    </w:lvl>
+  </w:abstractNum>
+  <w:abstractNum w:abstractNumId="4">
+    <w:nsid w:val="28BE445E"/>
+    <w:multiLevelType w:val="multilevel"/>
+    <w:tmpl w:val="037CF07C"/>
+    <w:lvl w:ilvl="0">
+      <w:start w:val="1"/>
+      <w:numFmt w:val="bullet"/>
+      <w:lvlText w:val=""/>
+      <w:lvlJc w:val="left"/>
+      <w:pPr>
+        <w:tabs>
+          <w:tab w:val="num" w:pos="720"/>
+        </w:tabs>
+        <w:ind w:left="720" w:hanging="360"/>
+      </w:pPr>
+      <w:rPr>
+        <w:rFonts w:ascii="Symbol" w:hAnsi="Symbol" w:hint="default"/>
+        <w:sz w:val="20"/>
+      </w:rPr>
+    </w:lvl>
+    <w:lvl w:ilvl="1" w:tentative="1">
+      <w:start w:val="1"/>
+      <w:numFmt w:val="bullet"/>
+      <w:lvlText w:val="o"/>
+      <w:lvlJc w:val="left"/>
+      <w:pPr>
+        <w:tabs>
+          <w:tab w:val="num" w:pos="1440"/>
+        </w:tabs>
+        <w:ind w:left="1440" w:hanging="360"/>
+      </w:pPr>
+      <w:rPr>
+        <w:rFonts w:ascii="Courier New" w:hAnsi="Courier New" w:hint="default"/>
+        <w:sz w:val="20"/>
+      </w:rPr>
+    </w:lvl>
+    <w:lvl w:ilvl="2" w:tentative="1">
+      <w:start w:val="1"/>
+      <w:numFmt w:val="bullet"/>
+      <w:lvlText w:val=""/>
+      <w:lvlJc w:val="left"/>
+      <w:pPr>
+        <w:tabs>
+          <w:tab w:val="num" w:pos="2160"/>
+        </w:tabs>
+        <w:ind w:left="2160" w:hanging="360"/>
+      </w:pPr>
+      <w:rPr>
+        <w:rFonts w:ascii="Wingdings" w:hAnsi="Wingdings" w:hint="default"/>
+        <w:sz w:val="20"/>
+      </w:rPr>
+    </w:lvl>
+    <w:lvl w:ilvl="3" w:tentative="1">
+      <w:start w:val="1"/>
+      <w:numFmt w:val="bullet"/>
+      <w:lvlText w:val=""/>
+      <w:lvlJc w:val="left"/>
+      <w:pPr>
+        <w:tabs>
+          <w:tab w:val="num" w:pos="2880"/>
+        </w:tabs>
+        <w:ind w:left="2880" w:hanging="360"/>
+      </w:pPr>
+      <w:rPr>
+        <w:rFonts w:ascii="Wingdings" w:hAnsi="Wingdings" w:hint="default"/>
+        <w:sz w:val="20"/>
+      </w:rPr>
+    </w:lvl>
+    <w:lvl w:ilvl="4" w:tentative="1">
+      <w:start w:val="1"/>
+      <w:numFmt w:val="bullet"/>
+      <w:lvlText w:val=""/>
+      <w:lvlJc w:val="left"/>
+      <w:pPr>
+        <w:tabs>
+          <w:tab w:val="num" w:pos="3600"/>
+        </w:tabs>
+        <w:ind w:left="3600" w:hanging="360"/>
+      </w:pPr>
+      <w:rPr>
+        <w:rFonts w:ascii="Wingdings" w:hAnsi="Wingdings" w:hint="default"/>
+        <w:sz w:val="20"/>
+      </w:rPr>
+    </w:lvl>
+    <w:lvl w:ilvl="5" w:tentative="1">
+      <w:start w:val="1"/>
+      <w:numFmt w:val="bullet"/>
+      <w:lvlText w:val=""/>
+      <w:lvlJc w:val="left"/>
+      <w:pPr>
+        <w:tabs>
+          <w:tab w:val="num" w:pos="4320"/>
+        </w:tabs>
+        <w:ind w:left="4320" w:hanging="360"/>
+      </w:pPr>
+      <w:rPr>
+        <w:rFonts w:ascii="Wingdings" w:hAnsi="Wingdings" w:hint="default"/>
+        <w:sz w:val="20"/>
+      </w:rPr>
+    </w:lvl>
+    <w:lvl w:ilvl="6" w:tentative="1">
+      <w:start w:val="1"/>
+      <w:numFmt w:val="bullet"/>
+      <w:lvlText w:val=""/>
+      <w:lvlJc w:val="left"/>
+      <w:pPr>
+        <w:tabs>
+          <w:tab w:val="num" w:pos="5040"/>
+        </w:tabs>
+        <w:ind w:left="5040" w:hanging="360"/>
+      </w:pPr>
+      <w:rPr>
+        <w:rFonts w:ascii="Wingdings" w:hAnsi="Wingdings" w:hint="default"/>
+        <w:sz w:val="20"/>
+      </w:rPr>
+    </w:lvl>
+    <w:lvl w:ilvl="7" w:tentative="1">
+      <w:start w:val="1"/>
+      <w:numFmt w:val="bullet"/>
+      <w:lvlText w:val=""/>
+      <w:lvlJc w:val="left"/>
+      <w:pPr>
+        <w:tabs>
+          <w:tab w:val="num" w:pos="5760"/>
+        </w:tabs>
+        <w:ind w:left="5760" w:hanging="360"/>
+      </w:pPr>
+      <w:rPr>
+        <w:rFonts w:ascii="Wingdings" w:hAnsi="Wingdings" w:hint="default"/>
+        <w:sz w:val="20"/>
+      </w:rPr>
+    </w:lvl>
+    <w:lvl w:ilvl="8" w:tentative="1">
+      <w:start w:val="1"/>
+      <w:numFmt w:val="bullet"/>
+      <w:lvlText w:val=""/>
+      <w:lvlJc w:val="left"/>
+      <w:pPr>
+        <w:tabs>
+          <w:tab w:val="num" w:pos="6480"/>
+        </w:tabs>
+        <w:ind w:left="6480" w:hanging="360"/>
+      </w:pPr>
+      <w:rPr>
+        <w:rFonts w:ascii="Wingdings" w:hAnsi="Wingdings" w:hint="default"/>
+        <w:sz w:val="20"/>
+      </w:rPr>
+    </w:lvl>
+  </w:abstractNum>
+  <w:abstractNum w:abstractNumId="5">
+    <w:nsid w:val="28F02B0D"/>
+    <w:multiLevelType w:val="multilevel"/>
+    <w:tmpl w:val="8C88D5DA"/>
+    <w:lvl w:ilvl="0">
+      <w:start w:val="1"/>
+      <w:numFmt w:val="bullet"/>
+      <w:lvlText w:val=""/>
+      <w:lvlJc w:val="left"/>
+      <w:pPr>
+        <w:tabs>
+          <w:tab w:val="num" w:pos="720"/>
+        </w:tabs>
+        <w:ind w:left="720" w:hanging="360"/>
+      </w:pPr>
+      <w:rPr>
+        <w:rFonts w:ascii="Symbol" w:hAnsi="Symbol" w:hint="default"/>
+        <w:sz w:val="20"/>
+      </w:rPr>
+    </w:lvl>
+    <w:lvl w:ilvl="1" w:tentative="1">
+      <w:start w:val="1"/>
+      <w:numFmt w:val="bullet"/>
+      <w:lvlText w:val="o"/>
+      <w:lvlJc w:val="left"/>
+      <w:pPr>
+        <w:tabs>
+          <w:tab w:val="num" w:pos="1440"/>
+        </w:tabs>
+        <w:ind w:left="1440" w:hanging="360"/>
+      </w:pPr>
+      <w:rPr>
+        <w:rFonts w:ascii="Courier New" w:hAnsi="Courier New" w:hint="default"/>
+        <w:sz w:val="20"/>
+      </w:rPr>
+    </w:lvl>
+    <w:lvl w:ilvl="2" w:tentative="1">
+      <w:start w:val="1"/>
+      <w:numFmt w:val="bullet"/>
+      <w:lvlText w:val=""/>
+      <w:lvlJc w:val="left"/>
+      <w:pPr>
+        <w:tabs>
+          <w:tab w:val="num" w:pos="2160"/>
+        </w:tabs>
+        <w:ind w:left="2160" w:hanging="360"/>
+      </w:pPr>
+      <w:rPr>
+        <w:rFonts w:ascii="Wingdings" w:hAnsi="Wingdings" w:hint="default"/>
+        <w:sz w:val="20"/>
+      </w:rPr>
+    </w:lvl>
+    <w:lvl w:ilvl="3" w:tentative="1">
+      <w:start w:val="1"/>
+      <w:numFmt w:val="bullet"/>
+      <w:lvlText w:val=""/>
+      <w:lvlJc w:val="left"/>
+      <w:pPr>
+        <w:tabs>
+          <w:tab w:val="num" w:pos="2880"/>
+        </w:tabs>
+        <w:ind w:left="2880" w:hanging="360"/>
+      </w:pPr>
+      <w:rPr>
+        <w:rFonts w:ascii="Wingdings" w:hAnsi="Wingdings" w:hint="default"/>
+        <w:sz w:val="20"/>
+      </w:rPr>
+    </w:lvl>
+    <w:lvl w:ilvl="4" w:tentative="1">
+      <w:start w:val="1"/>
+      <w:numFmt w:val="bullet"/>
+      <w:lvlText w:val=""/>
+      <w:lvlJc w:val="left"/>
+      <w:pPr>
+        <w:tabs>
+          <w:tab w:val="num" w:pos="3600"/>
+        </w:tabs>
+        <w:ind w:left="3600" w:hanging="360"/>
+      </w:pPr>
+      <w:rPr>
+        <w:rFonts w:ascii="Wingdings" w:hAnsi="Wingdings" w:hint="default"/>
+        <w:sz w:val="20"/>
+      </w:rPr>
+    </w:lvl>
+    <w:lvl w:ilvl="5" w:tentative="1">
+      <w:start w:val="1"/>
+      <w:numFmt w:val="bullet"/>
+      <w:lvlText w:val=""/>
+      <w:lvlJc w:val="left"/>
+      <w:pPr>
+        <w:tabs>
+          <w:tab w:val="num" w:pos="4320"/>
+        </w:tabs>
+        <w:ind w:left="4320" w:hanging="360"/>
+      </w:pPr>
+      <w:rPr>
+        <w:rFonts w:ascii="Wingdings" w:hAnsi="Wingdings" w:hint="default"/>
+        <w:sz w:val="20"/>
+      </w:rPr>
+    </w:lvl>
+    <w:lvl w:ilvl="6" w:tentative="1">
+      <w:start w:val="1"/>
+      <w:numFmt w:val="bullet"/>
+      <w:lvlText w:val=""/>
+      <w:lvlJc w:val="left"/>
+      <w:pPr>
+        <w:tabs>
+          <w:tab w:val="num" w:pos="5040"/>
+        </w:tabs>
+        <w:ind w:left="5040" w:hanging="360"/>
+      </w:pPr>
+      <w:rPr>
+        <w:rFonts w:ascii="Wingdings" w:hAnsi="Wingdings" w:hint="default"/>
+        <w:sz w:val="20"/>
+      </w:rPr>
+    </w:lvl>
+    <w:lvl w:ilvl="7" w:tentative="1">
+      <w:start w:val="1"/>
+      <w:numFmt w:val="bullet"/>
+      <w:lvlText w:val=""/>
+      <w:lvlJc w:val="left"/>
+      <w:pPr>
+        <w:tabs>
+          <w:tab w:val="num" w:pos="5760"/>
+        </w:tabs>
+        <w:ind w:left="5760" w:hanging="360"/>
+      </w:pPr>
+      <w:rPr>
+        <w:rFonts w:ascii="Wingdings" w:hAnsi="Wingdings" w:hint="default"/>
+        <w:sz w:val="20"/>
+      </w:rPr>
+    </w:lvl>
+    <w:lvl w:ilvl="8" w:tentative="1">
+      <w:start w:val="1"/>
+      <w:numFmt w:val="bullet"/>
+      <w:lvlText w:val=""/>
+      <w:lvlJc w:val="left"/>
+      <w:pPr>
+        <w:tabs>
+          <w:tab w:val="num" w:pos="6480"/>
+        </w:tabs>
+        <w:ind w:left="6480" w:hanging="360"/>
+      </w:pPr>
+      <w:rPr>
+        <w:rFonts w:ascii="Wingdings" w:hAnsi="Wingdings" w:hint="default"/>
+        <w:sz w:val="20"/>
+      </w:rPr>
+    </w:lvl>
+  </w:abstractNum>
+  <w:abstractNum w:abstractNumId="6">
+    <w:nsid w:val="2EC85FD8"/>
+    <w:multiLevelType w:val="multilevel"/>
+    <w:tmpl w:val="7E366C10"/>
+    <w:lvl w:ilvl="0">
+      <w:start w:val="1"/>
+      <w:numFmt w:val="bullet"/>
+      <w:lvlText w:val=""/>
+      <w:lvlJc w:val="left"/>
+      <w:pPr>
+        <w:tabs>
+          <w:tab w:val="num" w:pos="720"/>
+        </w:tabs>
+        <w:ind w:left="720" w:hanging="360"/>
+      </w:pPr>
+      <w:rPr>
+        <w:rFonts w:ascii="Symbol" w:hAnsi="Symbol" w:hint="default"/>
+        <w:sz w:val="20"/>
+      </w:rPr>
+    </w:lvl>
+    <w:lvl w:ilvl="1" w:tentative="1">
+      <w:start w:val="1"/>
+      <w:numFmt w:val="bullet"/>
+      <w:lvlText w:val="o"/>
+      <w:lvlJc w:val="left"/>
+      <w:pPr>
+        <w:tabs>
+          <w:tab w:val="num" w:pos="1440"/>
+        </w:tabs>
+        <w:ind w:left="1440" w:hanging="360"/>
+      </w:pPr>
+      <w:rPr>
+        <w:rFonts w:ascii="Courier New" w:hAnsi="Courier New" w:hint="default"/>
+        <w:sz w:val="20"/>
+      </w:rPr>
+    </w:lvl>
+    <w:lvl w:ilvl="2" w:tentative="1">
+      <w:start w:val="1"/>
+      <w:numFmt w:val="bullet"/>
+      <w:lvlText w:val=""/>
+      <w:lvlJc w:val="left"/>
+      <w:pPr>
+        <w:tabs>
+          <w:tab w:val="num" w:pos="2160"/>
+        </w:tabs>
+        <w:ind w:left="2160" w:hanging="360"/>
+      </w:pPr>
+      <w:rPr>
+        <w:rFonts w:ascii="Wingdings" w:hAnsi="Wingdings" w:hint="default"/>
+        <w:sz w:val="20"/>
+      </w:rPr>
+    </w:lvl>
+    <w:lvl w:ilvl="3" w:tentative="1">
+      <w:start w:val="1"/>
+      <w:numFmt w:val="bullet"/>
+      <w:lvlText w:val=""/>
+      <w:lvlJc w:val="left"/>
+      <w:pPr>
+        <w:tabs>
+          <w:tab w:val="num" w:pos="2880"/>
+        </w:tabs>
+        <w:ind w:left="2880" w:hanging="360"/>
+      </w:pPr>
+      <w:rPr>
+        <w:rFonts w:ascii="Wingdings" w:hAnsi="Wingdings" w:hint="default"/>
+        <w:sz w:val="20"/>
+      </w:rPr>
+    </w:lvl>
+    <w:lvl w:ilvl="4" w:tentative="1">
+      <w:start w:val="1"/>
+      <w:numFmt w:val="bullet"/>
+      <w:lvlText w:val=""/>
+      <w:lvlJc w:val="left"/>
+      <w:pPr>
+        <w:tabs>
+          <w:tab w:val="num" w:pos="3600"/>
+        </w:tabs>
+        <w:ind w:left="3600" w:hanging="360"/>
+      </w:pPr>
+      <w:rPr>
+        <w:rFonts w:ascii="Wingdings" w:hAnsi="Wingdings" w:hint="default"/>
+        <w:sz w:val="20"/>
+      </w:rPr>
+    </w:lvl>
+    <w:lvl w:ilvl="5" w:tentative="1">
+      <w:start w:val="1"/>
+      <w:numFmt w:val="bullet"/>
+      <w:lvlText w:val=""/>
+      <w:lvlJc w:val="left"/>
+      <w:pPr>
+        <w:tabs>
+          <w:tab w:val="num" w:pos="4320"/>
+        </w:tabs>
+        <w:ind w:left="4320" w:hanging="360"/>
+      </w:pPr>
+      <w:rPr>
+        <w:rFonts w:ascii="Wingdings" w:hAnsi="Wingdings" w:hint="default"/>
+        <w:sz w:val="20"/>
+      </w:rPr>
+    </w:lvl>
+    <w:lvl w:ilvl="6" w:tentative="1">
+      <w:start w:val="1"/>
+      <w:numFmt w:val="bullet"/>
+      <w:lvlText w:val=""/>
+      <w:lvlJc w:val="left"/>
+      <w:pPr>
+        <w:tabs>
+          <w:tab w:val="num" w:pos="5040"/>
+        </w:tabs>
+        <w:ind w:left="5040" w:hanging="360"/>
+      </w:pPr>
+      <w:rPr>
+        <w:rFonts w:ascii="Wingdings" w:hAnsi="Wingdings" w:hint="default"/>
+        <w:sz w:val="20"/>
+      </w:rPr>
+    </w:lvl>
+    <w:lvl w:ilvl="7" w:tentative="1">
+      <w:start w:val="1"/>
+      <w:numFmt w:val="bullet"/>
+      <w:lvlText w:val=""/>
+      <w:lvlJc w:val="left"/>
+      <w:pPr>
+        <w:tabs>
+          <w:tab w:val="num" w:pos="5760"/>
+        </w:tabs>
+        <w:ind w:left="5760" w:hanging="360"/>
+      </w:pPr>
+      <w:rPr>
+        <w:rFonts w:ascii="Wingdings" w:hAnsi="Wingdings" w:hint="default"/>
+        <w:sz w:val="20"/>
+      </w:rPr>
+    </w:lvl>
+    <w:lvl w:ilvl="8" w:tentative="1">
+      <w:start w:val="1"/>
+      <w:numFmt w:val="bullet"/>
+      <w:lvlText w:val=""/>
+      <w:lvlJc w:val="left"/>
+      <w:pPr>
+        <w:tabs>
+          <w:tab w:val="num" w:pos="6480"/>
+        </w:tabs>
+        <w:ind w:left="6480" w:hanging="360"/>
+      </w:pPr>
+      <w:rPr>
+        <w:rFonts w:ascii="Wingdings" w:hAnsi="Wingdings" w:hint="default"/>
+        <w:sz w:val="20"/>
+      </w:rPr>
+    </w:lvl>
+  </w:abstractNum>
+  <w:abstractNum w:abstractNumId="7">
+    <w:nsid w:val="2EFB1E6B"/>
+    <w:multiLevelType w:val="multilevel"/>
+    <w:tmpl w:val="3F6A2A0E"/>
+    <w:lvl w:ilvl="0">
+      <w:start w:val="1"/>
+      <w:numFmt w:val="bullet"/>
+      <w:lvlText w:val=""/>
+      <w:lvlJc w:val="left"/>
+      <w:pPr>
+        <w:tabs>
+          <w:tab w:val="num" w:pos="720"/>
+        </w:tabs>
+        <w:ind w:left="720" w:hanging="360"/>
+      </w:pPr>
+      <w:rPr>
+        <w:rFonts w:ascii="Symbol" w:hAnsi="Symbol" w:hint="default"/>
+        <w:sz w:val="20"/>
+      </w:rPr>
+    </w:lvl>
+    <w:lvl w:ilvl="1" w:tentative="1">
+      <w:start w:val="1"/>
+      <w:numFmt w:val="bullet"/>
+      <w:lvlText w:val="o"/>
+      <w:lvlJc w:val="left"/>
+      <w:pPr>
+        <w:tabs>
+          <w:tab w:val="num" w:pos="1440"/>
+        </w:tabs>
+        <w:ind w:left="1440" w:hanging="360"/>
+      </w:pPr>
+      <w:rPr>
+        <w:rFonts w:ascii="Courier New" w:hAnsi="Courier New" w:hint="default"/>
+        <w:sz w:val="20"/>
+      </w:rPr>
+    </w:lvl>
+    <w:lvl w:ilvl="2" w:tentative="1">
+      <w:start w:val="1"/>
+      <w:numFmt w:val="bullet"/>
+      <w:lvlText w:val=""/>
+      <w:lvlJc w:val="left"/>
+      <w:pPr>
+        <w:tabs>
+          <w:tab w:val="num" w:pos="2160"/>
+        </w:tabs>
+        <w:ind w:left="2160" w:hanging="360"/>
+      </w:pPr>
+      <w:rPr>
+        <w:rFonts w:ascii="Wingdings" w:hAnsi="Wingdings" w:hint="default"/>
+        <w:sz w:val="20"/>
+      </w:rPr>
+    </w:lvl>
+    <w:lvl w:ilvl="3" w:tentative="1">
+      <w:start w:val="1"/>
+      <w:numFmt w:val="bullet"/>
+      <w:lvlText w:val=""/>
+      <w:lvlJc w:val="left"/>
+      <w:pPr>
+        <w:tabs>
+          <w:tab w:val="num" w:pos="2880"/>
+        </w:tabs>
+        <w:ind w:left="2880" w:hanging="360"/>
+      </w:pPr>
+      <w:rPr>
+        <w:rFonts w:ascii="Wingdings" w:hAnsi="Wingdings" w:hint="default"/>
+        <w:sz w:val="20"/>
+      </w:rPr>
+    </w:lvl>
+    <w:lvl w:ilvl="4" w:tentative="1">
+      <w:start w:val="1"/>
+      <w:numFmt w:val="bullet"/>
+      <w:lvlText w:val=""/>
+      <w:lvlJc w:val="left"/>
+      <w:pPr>
+        <w:tabs>
+          <w:tab w:val="num" w:pos="3600"/>
+        </w:tabs>
+        <w:ind w:left="3600" w:hanging="360"/>
+      </w:pPr>
+      <w:rPr>
+        <w:rFonts w:ascii="Wingdings" w:hAnsi="Wingdings" w:hint="default"/>
+        <w:sz w:val="20"/>
+      </w:rPr>
+    </w:lvl>
+    <w:lvl w:ilvl="5" w:tentative="1">
+      <w:start w:val="1"/>
+      <w:numFmt w:val="bullet"/>
+      <w:lvlText w:val=""/>
+      <w:lvlJc w:val="left"/>
+      <w:pPr>
+        <w:tabs>
+          <w:tab w:val="num" w:pos="4320"/>
+        </w:tabs>
+        <w:ind w:left="4320" w:hanging="360"/>
+      </w:pPr>
+      <w:rPr>
+        <w:rFonts w:ascii="Wingdings" w:hAnsi="Wingdings" w:hint="default"/>
+        <w:sz w:val="20"/>
+      </w:rPr>
+    </w:lvl>
+    <w:lvl w:ilvl="6" w:tentative="1">
+      <w:start w:val="1"/>
+      <w:numFmt w:val="bullet"/>
+      <w:lvlText w:val=""/>
+      <w:lvlJc w:val="left"/>
+      <w:pPr>
+        <w:tabs>
+          <w:tab w:val="num" w:pos="5040"/>
+        </w:tabs>
+        <w:ind w:left="5040" w:hanging="360"/>
+      </w:pPr>
+      <w:rPr>
+        <w:rFonts w:ascii="Wingdings" w:hAnsi="Wingdings" w:hint="default"/>
+        <w:sz w:val="20"/>
+      </w:rPr>
+    </w:lvl>
+    <w:lvl w:ilvl="7" w:tentative="1">
+      <w:start w:val="1"/>
+      <w:numFmt w:val="bullet"/>
+      <w:lvlText w:val=""/>
+      <w:lvlJc w:val="left"/>
+      <w:pPr>
+        <w:tabs>
+          <w:tab w:val="num" w:pos="5760"/>
+        </w:tabs>
+        <w:ind w:left="5760" w:hanging="360"/>
+      </w:pPr>
+      <w:rPr>
+        <w:rFonts w:ascii="Wingdings" w:hAnsi="Wingdings" w:hint="default"/>
+        <w:sz w:val="20"/>
+      </w:rPr>
+    </w:lvl>
+    <w:lvl w:ilvl="8" w:tentative="1">
+      <w:start w:val="1"/>
+      <w:numFmt w:val="bullet"/>
+      <w:lvlText w:val=""/>
+      <w:lvlJc w:val="left"/>
+      <w:pPr>
+        <w:tabs>
+          <w:tab w:val="num" w:pos="6480"/>
+        </w:tabs>
+        <w:ind w:left="6480" w:hanging="360"/>
+      </w:pPr>
+      <w:rPr>
+        <w:rFonts w:ascii="Wingdings" w:hAnsi="Wingdings" w:hint="default"/>
+        <w:sz w:val="20"/>
+      </w:rPr>
+    </w:lvl>
+  </w:abstractNum>
+  <w:abstractNum w:abstractNumId="8">
+    <w:nsid w:val="39B347C2"/>
+    <w:multiLevelType w:val="multilevel"/>
+    <w:tmpl w:val="5D0E453E"/>
+    <w:lvl w:ilvl="0">
+      <w:start w:val="1"/>
+      <w:numFmt w:val="bullet"/>
+      <w:lvlText w:val=""/>
+      <w:lvlJc w:val="left"/>
+      <w:pPr>
+        <w:tabs>
+          <w:tab w:val="num" w:pos="720"/>
+        </w:tabs>
+        <w:ind w:left="720" w:hanging="360"/>
+      </w:pPr>
+      <w:rPr>
+        <w:rFonts w:ascii="Symbol" w:hAnsi="Symbol" w:hint="default"/>
+        <w:sz w:val="20"/>
+      </w:rPr>
+    </w:lvl>
+    <w:lvl w:ilvl="1" w:tentative="1">
+      <w:start w:val="1"/>
+      <w:numFmt w:val="bullet"/>
+      <w:lvlText w:val="o"/>
+      <w:lvlJc w:val="left"/>
+      <w:pPr>
+        <w:tabs>
+          <w:tab w:val="num" w:pos="1440"/>
+        </w:tabs>
+        <w:ind w:left="1440" w:hanging="360"/>
+      </w:pPr>
+      <w:rPr>
+        <w:rFonts w:ascii="Courier New" w:hAnsi="Courier New" w:hint="default"/>
+        <w:sz w:val="20"/>
+      </w:rPr>
+    </w:lvl>
+    <w:lvl w:ilvl="2" w:tentative="1">
+      <w:start w:val="1"/>
+      <w:numFmt w:val="bullet"/>
+      <w:lvlText w:val=""/>
+      <w:lvlJc w:val="left"/>
+      <w:pPr>
+        <w:tabs>
+          <w:tab w:val="num" w:pos="2160"/>
+        </w:tabs>
+        <w:ind w:left="2160" w:hanging="360"/>
+      </w:pPr>
+      <w:rPr>
+        <w:rFonts w:ascii="Wingdings" w:hAnsi="Wingdings" w:hint="default"/>
+        <w:sz w:val="20"/>
+      </w:rPr>
+    </w:lvl>
+    <w:lvl w:ilvl="3" w:tentative="1">
+      <w:start w:val="1"/>
+      <w:numFmt w:val="bullet"/>
+      <w:lvlText w:val=""/>
+      <w:lvlJc w:val="left"/>
+      <w:pPr>
+        <w:tabs>
+          <w:tab w:val="num" w:pos="2880"/>
+        </w:tabs>
+        <w:ind w:left="2880" w:hanging="360"/>
+      </w:pPr>
+      <w:rPr>
+        <w:rFonts w:ascii="Wingdings" w:hAnsi="Wingdings" w:hint="default"/>
+        <w:sz w:val="20"/>
+      </w:rPr>
+    </w:lvl>
+    <w:lvl w:ilvl="4" w:tentative="1">
+      <w:start w:val="1"/>
+      <w:numFmt w:val="bullet"/>
+      <w:lvlText w:val=""/>
+      <w:lvlJc w:val="left"/>
+      <w:pPr>
+        <w:tabs>
+          <w:tab w:val="num" w:pos="3600"/>
+        </w:tabs>
+        <w:ind w:left="3600" w:hanging="360"/>
+      </w:pPr>
+      <w:rPr>
+        <w:rFonts w:ascii="Wingdings" w:hAnsi="Wingdings" w:hint="default"/>
+        <w:sz w:val="20"/>
+      </w:rPr>
+    </w:lvl>
+    <w:lvl w:ilvl="5" w:tentative="1">
+      <w:start w:val="1"/>
+      <w:numFmt w:val="bullet"/>
+      <w:lvlText w:val=""/>
+      <w:lvlJc w:val="left"/>
+      <w:pPr>
+        <w:tabs>
+          <w:tab w:val="num" w:pos="4320"/>
+        </w:tabs>
+        <w:ind w:left="4320" w:hanging="360"/>
+      </w:pPr>
+      <w:rPr>
+        <w:rFonts w:ascii="Wingdings" w:hAnsi="Wingdings" w:hint="default"/>
+        <w:sz w:val="20"/>
+      </w:rPr>
+    </w:lvl>
+    <w:lvl w:ilvl="6" w:tentative="1">
+      <w:start w:val="1"/>
+      <w:numFmt w:val="bullet"/>
+      <w:lvlText w:val=""/>
+      <w:lvlJc w:val="left"/>
+      <w:pPr>
+        <w:tabs>
+          <w:tab w:val="num" w:pos="5040"/>
+        </w:tabs>
+        <w:ind w:left="5040" w:hanging="360"/>
+      </w:pPr>
+      <w:rPr>
+        <w:rFonts w:ascii="Wingdings" w:hAnsi="Wingdings" w:hint="default"/>
+        <w:sz w:val="20"/>
+      </w:rPr>
+    </w:lvl>
+    <w:lvl w:ilvl="7" w:tentative="1">
+      <w:start w:val="1"/>
+      <w:numFmt w:val="bullet"/>
+      <w:lvlText w:val=""/>
+      <w:lvlJc w:val="left"/>
+      <w:pPr>
+        <w:tabs>
+          <w:tab w:val="num" w:pos="5760"/>
+        </w:tabs>
+        <w:ind w:left="5760" w:hanging="360"/>
+      </w:pPr>
+      <w:rPr>
+        <w:rFonts w:ascii="Wingdings" w:hAnsi="Wingdings" w:hint="default"/>
+        <w:sz w:val="20"/>
+      </w:rPr>
+    </w:lvl>
+    <w:lvl w:ilvl="8" w:tentative="1">
+      <w:start w:val="1"/>
+      <w:numFmt w:val="bullet"/>
+      <w:lvlText w:val=""/>
+      <w:lvlJc w:val="left"/>
+      <w:pPr>
+        <w:tabs>
+          <w:tab w:val="num" w:pos="6480"/>
+        </w:tabs>
+        <w:ind w:left="6480" w:hanging="360"/>
+      </w:pPr>
+      <w:rPr>
+        <w:rFonts w:ascii="Wingdings" w:hAnsi="Wingdings" w:hint="default"/>
+        <w:sz w:val="20"/>
+      </w:rPr>
+    </w:lvl>
+  </w:abstractNum>
+  <w:abstractNum w:abstractNumId="9">
+    <w:nsid w:val="509E7A46"/>
+    <w:multiLevelType w:val="multilevel"/>
+    <w:tmpl w:val="5CD486CC"/>
+    <w:lvl w:ilvl="0">
+      <w:start w:val="1"/>
+      <w:numFmt w:val="bullet"/>
+      <w:lvlText w:val=""/>
+      <w:lvlJc w:val="left"/>
+      <w:pPr>
+        <w:tabs>
+          <w:tab w:val="num" w:pos="720"/>
+        </w:tabs>
+        <w:ind w:left="720" w:hanging="360"/>
+      </w:pPr>
+      <w:rPr>
+        <w:rFonts w:ascii="Symbol" w:hAnsi="Symbol" w:hint="default"/>
+        <w:sz w:val="20"/>
+      </w:rPr>
+    </w:lvl>
+    <w:lvl w:ilvl="1" w:tentative="1">
+      <w:start w:val="1"/>
+      <w:numFmt w:val="bullet"/>
+      <w:lvlText w:val="o"/>
+      <w:lvlJc w:val="left"/>
+      <w:pPr>
+        <w:tabs>
+          <w:tab w:val="num" w:pos="1440"/>
+        </w:tabs>
+        <w:ind w:left="1440" w:hanging="360"/>
+      </w:pPr>
+      <w:rPr>
+        <w:rFonts w:ascii="Courier New" w:hAnsi="Courier New" w:hint="default"/>
+        <w:sz w:val="20"/>
+      </w:rPr>
+    </w:lvl>
+    <w:lvl w:ilvl="2" w:tentative="1">
+      <w:start w:val="1"/>
+      <w:numFmt w:val="bullet"/>
+      <w:lvlText w:val=""/>
+      <w:lvlJc w:val="left"/>
+      <w:pPr>
+        <w:tabs>
+          <w:tab w:val="num" w:pos="2160"/>
+        </w:tabs>
+        <w:ind w:left="2160" w:hanging="360"/>
+      </w:pPr>
+      <w:rPr>
+        <w:rFonts w:ascii="Wingdings" w:hAnsi="Wingdings" w:hint="default"/>
+        <w:sz w:val="20"/>
+      </w:rPr>
+    </w:lvl>
+    <w:lvl w:ilvl="3" w:tentative="1">
+      <w:start w:val="1"/>
+      <w:numFmt w:val="bullet"/>
+      <w:lvlText w:val=""/>
+      <w:lvlJc w:val="left"/>
+      <w:pPr>
+        <w:tabs>
+          <w:tab w:val="num" w:pos="2880"/>
+        </w:tabs>
+        <w:ind w:left="2880" w:hanging="360"/>
+      </w:pPr>
+      <w:rPr>
+        <w:rFonts w:ascii="Wingdings" w:hAnsi="Wingdings" w:hint="default"/>
+        <w:sz w:val="20"/>
+      </w:rPr>
+    </w:lvl>
+    <w:lvl w:ilvl="4" w:tentative="1">
+      <w:start w:val="1"/>
+      <w:numFmt w:val="bullet"/>
+      <w:lvlText w:val=""/>
+      <w:lvlJc w:val="left"/>
+      <w:pPr>
+        <w:tabs>
+          <w:tab w:val="num" w:pos="3600"/>
+        </w:tabs>
+        <w:ind w:left="3600" w:hanging="360"/>
+      </w:pPr>
+      <w:rPr>
+        <w:rFonts w:ascii="Wingdings" w:hAnsi="Wingdings" w:hint="default"/>
+        <w:sz w:val="20"/>
+      </w:rPr>
+    </w:lvl>
+    <w:lvl w:ilvl="5" w:tentative="1">
+      <w:start w:val="1"/>
+      <w:numFmt w:val="bullet"/>
+      <w:lvlText w:val=""/>
+      <w:lvlJc w:val="left"/>
+      <w:pPr>
+        <w:tabs>
+          <w:tab w:val="num" w:pos="4320"/>
+        </w:tabs>
+        <w:ind w:left="4320" w:hanging="360"/>
+      </w:pPr>
+      <w:rPr>
+        <w:rFonts w:ascii="Wingdings" w:hAnsi="Wingdings" w:hint="default"/>
+        <w:sz w:val="20"/>
+      </w:rPr>
+    </w:lvl>
+    <w:lvl w:ilvl="6" w:tentative="1">
+      <w:start w:val="1"/>
+      <w:numFmt w:val="bullet"/>
+      <w:lvlText w:val=""/>
+      <w:lvlJc w:val="left"/>
+      <w:pPr>
+        <w:tabs>
+          <w:tab w:val="num" w:pos="5040"/>
+        </w:tabs>
+        <w:ind w:left="5040" w:hanging="360"/>
+      </w:pPr>
+      <w:rPr>
+        <w:rFonts w:ascii="Wingdings" w:hAnsi="Wingdings" w:hint="default"/>
+        <w:sz w:val="20"/>
+      </w:rPr>
+    </w:lvl>
+    <w:lvl w:ilvl="7" w:tentative="1">
+      <w:start w:val="1"/>
+      <w:numFmt w:val="bullet"/>
+      <w:lvlText w:val=""/>
+      <w:lvlJc w:val="left"/>
+      <w:pPr>
+        <w:tabs>
+          <w:tab w:val="num" w:pos="5760"/>
+        </w:tabs>
+        <w:ind w:left="5760" w:hanging="360"/>
+      </w:pPr>
+      <w:rPr>
+        <w:rFonts w:ascii="Wingdings" w:hAnsi="Wingdings" w:hint="default"/>
+        <w:sz w:val="20"/>
+      </w:rPr>
+    </w:lvl>
+    <w:lvl w:ilvl="8" w:tentative="1">
+      <w:start w:val="1"/>
+      <w:numFmt w:val="bullet"/>
+      <w:lvlText w:val=""/>
+      <w:lvlJc w:val="left"/>
+      <w:pPr>
+        <w:tabs>
+          <w:tab w:val="num" w:pos="6480"/>
+        </w:tabs>
+        <w:ind w:left="6480" w:hanging="360"/>
+      </w:pPr>
+      <w:rPr>
+        <w:rFonts w:ascii="Wingdings" w:hAnsi="Wingdings" w:hint="default"/>
+        <w:sz w:val="20"/>
+      </w:rPr>
+    </w:lvl>
+  </w:abstractNum>
+  <w:abstractNum w:abstractNumId="10">
+    <w:nsid w:val="53C73977"/>
+    <w:multiLevelType w:val="multilevel"/>
+    <w:tmpl w:val="9822DB8C"/>
+    <w:lvl w:ilvl="0">
+      <w:start w:val="1"/>
+      <w:numFmt w:val="bullet"/>
+      <w:lvlText w:val=""/>
+      <w:lvlJc w:val="left"/>
+      <w:pPr>
+        <w:tabs>
+          <w:tab w:val="num" w:pos="720"/>
+        </w:tabs>
+        <w:ind w:left="720" w:hanging="360"/>
+      </w:pPr>
+      <w:rPr>
+        <w:rFonts w:ascii="Symbol" w:hAnsi="Symbol" w:hint="default"/>
+        <w:sz w:val="20"/>
+      </w:rPr>
+    </w:lvl>
+    <w:lvl w:ilvl="1" w:tentative="1">
+      <w:start w:val="1"/>
+      <w:numFmt w:val="bullet"/>
+      <w:lvlText w:val="o"/>
+      <w:lvlJc w:val="left"/>
+      <w:pPr>
+        <w:tabs>
+          <w:tab w:val="num" w:pos="1440"/>
+        </w:tabs>
+        <w:ind w:left="1440" w:hanging="360"/>
+      </w:pPr>
+      <w:rPr>
+        <w:rFonts w:ascii="Courier New" w:hAnsi="Courier New" w:hint="default"/>
+        <w:sz w:val="20"/>
+      </w:rPr>
+    </w:lvl>
+    <w:lvl w:ilvl="2" w:tentative="1">
+      <w:start w:val="1"/>
+      <w:numFmt w:val="bullet"/>
+      <w:lvlText w:val=""/>
+      <w:lvlJc w:val="left"/>
+      <w:pPr>
+        <w:tabs>
+          <w:tab w:val="num" w:pos="2160"/>
+        </w:tabs>
+        <w:ind w:left="2160" w:hanging="360"/>
+      </w:pPr>
+      <w:rPr>
+        <w:rFonts w:ascii="Wingdings" w:hAnsi="Wingdings" w:hint="default"/>
+        <w:sz w:val="20"/>
+      </w:rPr>
+    </w:lvl>
+    <w:lvl w:ilvl="3" w:tentative="1">
+      <w:start w:val="1"/>
+      <w:numFmt w:val="bullet"/>
+      <w:lvlText w:val=""/>
+      <w:lvlJc w:val="left"/>
+      <w:pPr>
+        <w:tabs>
+          <w:tab w:val="num" w:pos="2880"/>
+        </w:tabs>
+        <w:ind w:left="2880" w:hanging="360"/>
+      </w:pPr>
+      <w:rPr>
+        <w:rFonts w:ascii="Wingdings" w:hAnsi="Wingdings" w:hint="default"/>
+        <w:sz w:val="20"/>
+      </w:rPr>
+    </w:lvl>
+    <w:lvl w:ilvl="4" w:tentative="1">
+      <w:start w:val="1"/>
+      <w:numFmt w:val="bullet"/>
+      <w:lvlText w:val=""/>
+      <w:lvlJc w:val="left"/>
+      <w:pPr>
+        <w:tabs>
+          <w:tab w:val="num" w:pos="3600"/>
+        </w:tabs>
+        <w:ind w:left="3600" w:hanging="360"/>
+      </w:pPr>
+      <w:rPr>
+        <w:rFonts w:ascii="Wingdings" w:hAnsi="Wingdings" w:hint="default"/>
+        <w:sz w:val="20"/>
+      </w:rPr>
+    </w:lvl>
+    <w:lvl w:ilvl="5" w:tentative="1">
+      <w:start w:val="1"/>
+      <w:numFmt w:val="bullet"/>
+      <w:lvlText w:val=""/>
+      <w:lvlJc w:val="left"/>
+      <w:pPr>
+        <w:tabs>
+          <w:tab w:val="num" w:pos="4320"/>
+        </w:tabs>
+        <w:ind w:left="4320" w:hanging="360"/>
+      </w:pPr>
+      <w:rPr>
+        <w:rFonts w:ascii="Wingdings" w:hAnsi="Wingdings" w:hint="default"/>
+        <w:sz w:val="20"/>
+      </w:rPr>
+    </w:lvl>
+    <w:lvl w:ilvl="6" w:tentative="1">
+      <w:start w:val="1"/>
+      <w:numFmt w:val="bullet"/>
+      <w:lvlText w:val=""/>
+      <w:lvlJc w:val="left"/>
+      <w:pPr>
+        <w:tabs>
+          <w:tab w:val="num" w:pos="5040"/>
+        </w:tabs>
+        <w:ind w:left="5040" w:hanging="360"/>
+      </w:pPr>
+      <w:rPr>
+        <w:rFonts w:ascii="Wingdings" w:hAnsi="Wingdings" w:hint="default"/>
+        <w:sz w:val="20"/>
+      </w:rPr>
+    </w:lvl>
+    <w:lvl w:ilvl="7" w:tentative="1">
+      <w:start w:val="1"/>
+      <w:numFmt w:val="bullet"/>
+      <w:lvlText w:val=""/>
+      <w:lvlJc w:val="left"/>
+      <w:pPr>
+        <w:tabs>
+          <w:tab w:val="num" w:pos="5760"/>
+        </w:tabs>
+        <w:ind w:left="5760" w:hanging="360"/>
+      </w:pPr>
+      <w:rPr>
+        <w:rFonts w:ascii="Wingdings" w:hAnsi="Wingdings" w:hint="default"/>
+        <w:sz w:val="20"/>
+      </w:rPr>
+    </w:lvl>
+    <w:lvl w:ilvl="8" w:tentative="1">
+      <w:start w:val="1"/>
+      <w:numFmt w:val="bullet"/>
+      <w:lvlText w:val=""/>
+      <w:lvlJc w:val="left"/>
+      <w:pPr>
+        <w:tabs>
+          <w:tab w:val="num" w:pos="6480"/>
+        </w:tabs>
+        <w:ind w:left="6480" w:hanging="360"/>
+      </w:pPr>
+      <w:rPr>
+        <w:rFonts w:ascii="Wingdings" w:hAnsi="Wingdings" w:hint="default"/>
+        <w:sz w:val="20"/>
+      </w:rPr>
+    </w:lvl>
+  </w:abstractNum>
+  <w:abstractNum w:abstractNumId="11">
+    <w:nsid w:val="66593128"/>
+    <w:multiLevelType w:val="multilevel"/>
+    <w:tmpl w:val="F5321B4C"/>
+    <w:lvl w:ilvl="0">
+      <w:start w:val="1"/>
+      <w:numFmt w:val="bullet"/>
+      <w:lvlText w:val=""/>
+      <w:lvlJc w:val="left"/>
+      <w:pPr>
+        <w:tabs>
+          <w:tab w:val="num" w:pos="720"/>
+        </w:tabs>
+        <w:ind w:left="720" w:hanging="360"/>
+      </w:pPr>
+      <w:rPr>
+        <w:rFonts w:ascii="Symbol" w:hAnsi="Symbol" w:hint="default"/>
+        <w:sz w:val="20"/>
+      </w:rPr>
+    </w:lvl>
+    <w:lvl w:ilvl="1" w:tentative="1">
+      <w:start w:val="1"/>
+      <w:numFmt w:val="bullet"/>
+      <w:lvlText w:val="o"/>
+      <w:lvlJc w:val="left"/>
+      <w:pPr>
+        <w:tabs>
+          <w:tab w:val="num" w:pos="1440"/>
+        </w:tabs>
+        <w:ind w:left="1440" w:hanging="360"/>
+      </w:pPr>
+      <w:rPr>
+        <w:rFonts w:ascii="Courier New" w:hAnsi="Courier New" w:hint="default"/>
+        <w:sz w:val="20"/>
+      </w:rPr>
+    </w:lvl>
+    <w:lvl w:ilvl="2" w:tentative="1">
+      <w:start w:val="1"/>
+      <w:numFmt w:val="bullet"/>
+      <w:lvlText w:val=""/>
+      <w:lvlJc w:val="left"/>
+      <w:pPr>
+        <w:tabs>
+          <w:tab w:val="num" w:pos="2160"/>
+        </w:tabs>
+        <w:ind w:left="2160" w:hanging="360"/>
+      </w:pPr>
+      <w:rPr>
+        <w:rFonts w:ascii="Wingdings" w:hAnsi="Wingdings" w:hint="default"/>
+        <w:sz w:val="20"/>
+      </w:rPr>
+    </w:lvl>
+    <w:lvl w:ilvl="3" w:tentative="1">
+      <w:start w:val="1"/>
+      <w:numFmt w:val="bullet"/>
+      <w:lvlText w:val=""/>
+      <w:lvlJc w:val="left"/>
+      <w:pPr>
+        <w:tabs>
+          <w:tab w:val="num" w:pos="2880"/>
+        </w:tabs>
+        <w:ind w:left="2880" w:hanging="360"/>
+      </w:pPr>
+      <w:rPr>
+        <w:rFonts w:ascii="Wingdings" w:hAnsi="Wingdings" w:hint="default"/>
+        <w:sz w:val="20"/>
+      </w:rPr>
+    </w:lvl>
+    <w:lvl w:ilvl="4" w:tentative="1">
+      <w:start w:val="1"/>
+      <w:numFmt w:val="bullet"/>
+      <w:lvlText w:val=""/>
+      <w:lvlJc w:val="left"/>
+      <w:pPr>
+        <w:tabs>
+          <w:tab w:val="num" w:pos="3600"/>
+        </w:tabs>
+        <w:ind w:left="3600" w:hanging="360"/>
+      </w:pPr>
+      <w:rPr>
+        <w:rFonts w:ascii="Wingdings" w:hAnsi="Wingdings" w:hint="default"/>
+        <w:sz w:val="20"/>
+      </w:rPr>
+    </w:lvl>
+    <w:lvl w:ilvl="5" w:tentative="1">
+      <w:start w:val="1"/>
+      <w:numFmt w:val="bullet"/>
+      <w:lvlText w:val=""/>
+      <w:lvlJc w:val="left"/>
+      <w:pPr>
+        <w:tabs>
+          <w:tab w:val="num" w:pos="4320"/>
+        </w:tabs>
+        <w:ind w:left="4320" w:hanging="360"/>
+      </w:pPr>
+      <w:rPr>
+        <w:rFonts w:ascii="Wingdings" w:hAnsi="Wingdings" w:hint="default"/>
+        <w:sz w:val="20"/>
+      </w:rPr>
+    </w:lvl>
+    <w:lvl w:ilvl="6" w:tentative="1">
+      <w:start w:val="1"/>
+      <w:numFmt w:val="bullet"/>
+      <w:lvlText w:val=""/>
+      <w:lvlJc w:val="left"/>
+      <w:pPr>
+        <w:tabs>
+          <w:tab w:val="num" w:pos="5040"/>
+        </w:tabs>
+        <w:ind w:left="5040" w:hanging="360"/>
+      </w:pPr>
+      <w:rPr>
+        <w:rFonts w:ascii="Wingdings" w:hAnsi="Wingdings" w:hint="default"/>
+        <w:sz w:val="20"/>
+      </w:rPr>
+    </w:lvl>
+    <w:lvl w:ilvl="7" w:tentative="1">
+      <w:start w:val="1"/>
+      <w:numFmt w:val="bullet"/>
+      <w:lvlText w:val=""/>
+      <w:lvlJc w:val="left"/>
+      <w:pPr>
+        <w:tabs>
+          <w:tab w:val="num" w:pos="5760"/>
+        </w:tabs>
+        <w:ind w:left="5760" w:hanging="360"/>
+      </w:pPr>
+      <w:rPr>
+        <w:rFonts w:ascii="Wingdings" w:hAnsi="Wingdings" w:hint="default"/>
+        <w:sz w:val="20"/>
+      </w:rPr>
+    </w:lvl>
+    <w:lvl w:ilvl="8" w:tentative="1">
+      <w:start w:val="1"/>
+      <w:numFmt w:val="bullet"/>
+      <w:lvlText w:val=""/>
+      <w:lvlJc w:val="left"/>
+      <w:pPr>
+        <w:tabs>
+          <w:tab w:val="num" w:pos="6480"/>
+        </w:tabs>
+        <w:ind w:left="6480" w:hanging="360"/>
+      </w:pPr>
+      <w:rPr>
+        <w:rFonts w:ascii="Wingdings" w:hAnsi="Wingdings" w:hint="default"/>
+        <w:sz w:val="20"/>
+      </w:rPr>
+    </w:lvl>
+  </w:abstractNum>
+  <w:abstractNum w:abstractNumId="12">
+    <w:nsid w:val="6CBA7C6E"/>
+    <w:multiLevelType w:val="multilevel"/>
+    <w:tmpl w:val="93EA0C00"/>
+    <w:lvl w:ilvl="0">
+      <w:start w:val="1"/>
+      <w:numFmt w:val="bullet"/>
+      <w:lvlText w:val=""/>
+      <w:lvlJc w:val="left"/>
+      <w:pPr>
+        <w:tabs>
+          <w:tab w:val="num" w:pos="720"/>
+        </w:tabs>
+        <w:ind w:left="720" w:hanging="360"/>
+      </w:pPr>
+      <w:rPr>
+        <w:rFonts w:ascii="Symbol" w:hAnsi="Symbol" w:hint="default"/>
+        <w:sz w:val="20"/>
+      </w:rPr>
+    </w:lvl>
+    <w:lvl w:ilvl="1" w:tentative="1">
+      <w:start w:val="1"/>
+      <w:numFmt w:val="bullet"/>
+      <w:lvlText w:val="o"/>
+      <w:lvlJc w:val="left"/>
+      <w:pPr>
+        <w:tabs>
+          <w:tab w:val="num" w:pos="1440"/>
+        </w:tabs>
+        <w:ind w:left="1440" w:hanging="360"/>
+      </w:pPr>
+      <w:rPr>
+        <w:rFonts w:ascii="Courier New" w:hAnsi="Courier New" w:hint="default"/>
+        <w:sz w:val="20"/>
+      </w:rPr>
+    </w:lvl>
+    <w:lvl w:ilvl="2" w:tentative="1">
+      <w:start w:val="1"/>
+      <w:numFmt w:val="bullet"/>
+      <w:lvlText w:val=""/>
+      <w:lvlJc w:val="left"/>
+      <w:pPr>
+        <w:tabs>
+          <w:tab w:val="num" w:pos="2160"/>
+        </w:tabs>
+        <w:ind w:left="2160" w:hanging="360"/>
+      </w:pPr>
+      <w:rPr>
+        <w:rFonts w:ascii="Wingdings" w:hAnsi="Wingdings" w:hint="default"/>
+        <w:sz w:val="20"/>
+      </w:rPr>
+    </w:lvl>
+    <w:lvl w:ilvl="3" w:tentative="1">
+      <w:start w:val="1"/>
+      <w:numFmt w:val="bullet"/>
+      <w:lvlText w:val=""/>
+      <w:lvlJc w:val="left"/>
+      <w:pPr>
+        <w:tabs>
+          <w:tab w:val="num" w:pos="2880"/>
+        </w:tabs>
+        <w:ind w:left="2880" w:hanging="360"/>
+      </w:pPr>
+      <w:rPr>
+        <w:rFonts w:ascii="Wingdings" w:hAnsi="Wingdings" w:hint="default"/>
+        <w:sz w:val="20"/>
+      </w:rPr>
+    </w:lvl>
+    <w:lvl w:ilvl="4" w:tentative="1">
+      <w:start w:val="1"/>
+      <w:numFmt w:val="bullet"/>
+      <w:lvlText w:val=""/>
+      <w:lvlJc w:val="left"/>
+      <w:pPr>
+        <w:tabs>
+          <w:tab w:val="num" w:pos="3600"/>
+        </w:tabs>
+        <w:ind w:left="3600" w:hanging="360"/>
+      </w:pPr>
+      <w:rPr>
+        <w:rFonts w:ascii="Wingdings" w:hAnsi="Wingdings" w:hint="default"/>
+        <w:sz w:val="20"/>
+      </w:rPr>
+    </w:lvl>
+    <w:lvl w:ilvl="5" w:tentative="1">
+      <w:start w:val="1"/>
+      <w:numFmt w:val="bullet"/>
+      <w:lvlText w:val=""/>
+      <w:lvlJc w:val="left"/>
+      <w:pPr>
+        <w:tabs>
+          <w:tab w:val="num" w:pos="4320"/>
+        </w:tabs>
+        <w:ind w:left="4320" w:hanging="360"/>
+      </w:pPr>
+      <w:rPr>
+        <w:rFonts w:ascii="Wingdings" w:hAnsi="Wingdings" w:hint="default"/>
+        <w:sz w:val="20"/>
+      </w:rPr>
+    </w:lvl>
+    <w:lvl w:ilvl="6" w:tentative="1">
+      <w:start w:val="1"/>
+      <w:numFmt w:val="bullet"/>
+      <w:lvlText w:val=""/>
+      <w:lvlJc w:val="left"/>
+      <w:pPr>
+        <w:tabs>
+          <w:tab w:val="num" w:pos="5040"/>
+        </w:tabs>
+        <w:ind w:left="5040" w:hanging="360"/>
+      </w:pPr>
+      <w:rPr>
+        <w:rFonts w:ascii="Wingdings" w:hAnsi="Wingdings" w:hint="default"/>
+        <w:sz w:val="20"/>
+      </w:rPr>
+    </w:lvl>
+    <w:lvl w:ilvl="7" w:tentative="1">
+      <w:start w:val="1"/>
+      <w:numFmt w:val="bullet"/>
+      <w:lvlText w:val=""/>
+      <w:lvlJc w:val="left"/>
+      <w:pPr>
+        <w:tabs>
+          <w:tab w:val="num" w:pos="5760"/>
+        </w:tabs>
+        <w:ind w:left="5760" w:hanging="360"/>
+      </w:pPr>
+      <w:rPr>
+        <w:rFonts w:ascii="Wingdings" w:hAnsi="Wingdings" w:hint="default"/>
+        <w:sz w:val="20"/>
+      </w:rPr>
+    </w:lvl>
+    <w:lvl w:ilvl="8" w:tentative="1">
+      <w:start w:val="1"/>
+      <w:numFmt w:val="bullet"/>
+      <w:lvlText w:val=""/>
+      <w:lvlJc w:val="left"/>
+      <w:pPr>
+        <w:tabs>
+          <w:tab w:val="num" w:pos="6480"/>
+        </w:tabs>
+        <w:ind w:left="6480" w:hanging="360"/>
+      </w:pPr>
+      <w:rPr>
+        <w:rFonts w:ascii="Wingdings" w:hAnsi="Wingdings" w:hint="default"/>
+        <w:sz w:val="20"/>
+      </w:rPr>
+    </w:lvl>
+  </w:abstractNum>
+  <w:abstractNum w:abstractNumId="13">
+    <w:nsid w:val="73F84899"/>
+    <w:multiLevelType w:val="multilevel"/>
+    <w:tmpl w:val="BE1CC636"/>
+    <w:lvl w:ilvl="0">
+      <w:start w:val="1"/>
+      <w:numFmt w:val="decimal"/>
+      <w:lvlText w:val="%1."/>
+      <w:lvlJc w:val="left"/>
+      <w:pPr>
+        <w:tabs>
+          <w:tab w:val="num" w:pos="720"/>
+        </w:tabs>
+        <w:ind w:left="720" w:hanging="360"/>
+      </w:pPr>
+    </w:lvl>
+    <w:lvl w:ilvl="1" w:tentative="1">
+      <w:start w:val="1"/>
+      <w:numFmt w:val="decimal"/>
+      <w:lvlText w:val="%2."/>
+      <w:lvlJc w:val="left"/>
+      <w:pPr>
+        <w:tabs>
+          <w:tab w:val="num" w:pos="1440"/>
+        </w:tabs>
+        <w:ind w:left="1440" w:hanging="360"/>
+      </w:pPr>
+    </w:lvl>
+    <w:lvl w:ilvl="2" w:tentative="1">
+      <w:start w:val="1"/>
+      <w:numFmt w:val="decimal"/>
+      <w:lvlText w:val="%3."/>
+      <w:lvlJc w:val="left"/>
+      <w:pPr>
+        <w:tabs>
+          <w:tab w:val="num" w:pos="2160"/>
+        </w:tabs>
+        <w:ind w:left="2160" w:hanging="360"/>
+      </w:pPr>
+    </w:lvl>
+    <w:lvl w:ilvl="3" w:tentative="1">
+      <w:start w:val="1"/>
+      <w:numFmt w:val="decimal"/>
+      <w:lvlText w:val="%4."/>
+      <w:lvlJc w:val="left"/>
+      <w:pPr>
+        <w:tabs>
+          <w:tab w:val="num" w:pos="2880"/>
+        </w:tabs>
+        <w:ind w:left="2880" w:hanging="360"/>
+      </w:pPr>
+    </w:lvl>
+    <w:lvl w:ilvl="4" w:tentative="1">
+      <w:start w:val="1"/>
+      <w:numFmt w:val="decimal"/>
+      <w:lvlText w:val="%5."/>
+      <w:lvlJc w:val="left"/>
+      <w:pPr>
+        <w:tabs>
+          <w:tab w:val="num" w:pos="3600"/>
+        </w:tabs>
+        <w:ind w:left="3600" w:hanging="360"/>
+      </w:pPr>
+    </w:lvl>
+    <w:lvl w:ilvl="5" w:tentative="1">
+      <w:start w:val="1"/>
+      <w:numFmt w:val="decimal"/>
+      <w:lvlText w:val="%6."/>
+      <w:lvlJc w:val="left"/>
+      <w:pPr>
+        <w:tabs>
+          <w:tab w:val="num" w:pos="4320"/>
+        </w:tabs>
+        <w:ind w:left="4320" w:hanging="360"/>
+      </w:pPr>
+    </w:lvl>
+    <w:lvl w:ilvl="6" w:tentative="1">
+      <w:start w:val="1"/>
+      <w:numFmt w:val="decimal"/>
+      <w:lvlText w:val="%7."/>
+      <w:lvlJc w:val="left"/>
+      <w:pPr>
+        <w:tabs>
+          <w:tab w:val="num" w:pos="5040"/>
+        </w:tabs>
+        <w:ind w:left="5040" w:hanging="360"/>
+      </w:pPr>
+    </w:lvl>
+    <w:lvl w:ilvl="7" w:tentative="1">
+      <w:start w:val="1"/>
+      <w:numFmt w:val="decimal"/>
+      <w:lvlText w:val="%8."/>
+      <w:lvlJc w:val="left"/>
+      <w:pPr>
+        <w:tabs>
+          <w:tab w:val="num" w:pos="5760"/>
+        </w:tabs>
+        <w:ind w:left="5760" w:hanging="360"/>
+      </w:pPr>
+    </w:lvl>
+    <w:lvl w:ilvl="8" w:tentative="1">
+      <w:start w:val="1"/>
+      <w:numFmt w:val="decimal"/>
+      <w:lvlText w:val="%9."/>
+      <w:lvlJc w:val="left"/>
+      <w:pPr>
+        <w:tabs>
+          <w:tab w:val="num" w:pos="6480"/>
+        </w:tabs>
+        <w:ind w:left="6480" w:hanging="360"/>
+      </w:pPr>
+    </w:lvl>
+  </w:abstractNum>
   <w:num w:numId="1">
+    <w:abstractNumId w:val="9"/>
+  </w:num>
+  <w:num w:numId="2">
     <w:abstractNumId w:val="0"/>
+  </w:num>
+  <w:num w:numId="3">
+    <w:abstractNumId w:val="4"/>
+  </w:num>
+  <w:num w:numId="4">
+    <w:abstractNumId w:val="8"/>
+  </w:num>
+  <w:num w:numId="5">
+    <w:abstractNumId w:val="6"/>
+  </w:num>
+  <w:num w:numId="6">
+    <w:abstractNumId w:val="13"/>
+  </w:num>
+  <w:num w:numId="7">
+    <w:abstractNumId w:val="11"/>
+  </w:num>
+  <w:num w:numId="8">
+    <w:abstractNumId w:val="2"/>
+  </w:num>
+  <w:num w:numId="9">
+    <w:abstractNumId w:val="3"/>
+  </w:num>
+  <w:num w:numId="10">
+    <w:abstractNumId w:val="1"/>
+  </w:num>
+  <w:num w:numId="11">
+    <w:abstractNumId w:val="7"/>
+  </w:num>
+  <w:num w:numId="12">
+    <w:abstractNumId w:val="12"/>
+  </w:num>
+  <w:num w:numId="13">
+    <w:abstractNumId w:val="10"/>
+  </w:num>
+  <w:num w:numId="14">
+    <w:abstractNumId w:val="5"/>
   </w:num>
 </w:numbering>
 </file>
@@ -12602,6 +20715,26 @@
     <w:basedOn w:val="DefaultParagraphFont"/>
     <w:rsid w:val="002C3FBD"/>
   </w:style>
+  <w:style w:type="character" w:customStyle="1" w:styleId="y">
+    <w:name w:val="ͼy"/>
+    <w:basedOn w:val="DefaultParagraphFont"/>
+    <w:rsid w:val="00FB2FEE"/>
+  </w:style>
+  <w:style w:type="character" w:customStyle="1" w:styleId="10">
+    <w:name w:val="ͼ10"/>
+    <w:basedOn w:val="DefaultParagraphFont"/>
+    <w:rsid w:val="002138D5"/>
+  </w:style>
+  <w:style w:type="character" w:customStyle="1" w:styleId="t">
+    <w:name w:val="ͼt"/>
+    <w:basedOn w:val="DefaultParagraphFont"/>
+    <w:rsid w:val="002138D5"/>
+  </w:style>
+  <w:style w:type="character" w:customStyle="1" w:styleId="u">
+    <w:name w:val="ͼu"/>
+    <w:basedOn w:val="DefaultParagraphFont"/>
+    <w:rsid w:val="002138D5"/>
+  </w:style>
 </w:styles>
 </file>
 

--- a/sem_5/lectures/unit_1/unit 1 notes.docx
+++ b/sem_5/lectures/unit_1/unit 1 notes.docx
@@ -11766,6 +11766,10 @@
     <w:p/>
     <w:p>
       <w:r>
+        <w:rPr>
+          <w:noProof/>
+          <w:lang w:eastAsia="en-IN"/>
+        </w:rPr>
         <w:drawing>
           <wp:inline distT="0" distB="0" distL="0" distR="0" wp14:anchorId="51A457CF" wp14:editId="6B3B7A04">
             <wp:extent cx="5731510" cy="539750"/>
@@ -12657,6 +12661,10 @@
     <w:p/>
     <w:p>
       <w:r>
+        <w:rPr>
+          <w:noProof/>
+          <w:lang w:eastAsia="en-IN"/>
+        </w:rPr>
         <w:drawing>
           <wp:inline distT="0" distB="0" distL="0" distR="0" wp14:anchorId="5439A2C3" wp14:editId="4FB0A011">
             <wp:extent cx="5731510" cy="498475"/>
@@ -13529,6 +13537,10 @@
     <w:p/>
     <w:p>
       <w:r>
+        <w:rPr>
+          <w:noProof/>
+          <w:lang w:eastAsia="en-IN"/>
+        </w:rPr>
         <w:drawing>
           <wp:inline distT="0" distB="0" distL="0" distR="0" wp14:anchorId="068E3859" wp14:editId="5CA9A0BC">
             <wp:extent cx="5731510" cy="450215"/>
@@ -17599,12 +17611,6 @@
         <w:gridCol w:w="1861"/>
       </w:tblGrid>
       <w:tr>
-        <w:tblPrEx>
-          <w:tblCellMar>
-            <w:top w:w="0" w:type="dxa"/>
-            <w:bottom w:w="0" w:type="dxa"/>
-          </w:tblCellMar>
-        </w:tblPrEx>
         <w:trPr>
           <w:trHeight w:val="1094"/>
         </w:trPr>
@@ -17884,10 +17890,4257 @@
       </w:pPr>
     </w:p>
     <w:p/>
+    <w:p>
+      <w:pPr>
+        <w:spacing w:before="100" w:beforeAutospacing="1" w:after="100" w:afterAutospacing="1" w:line="240" w:lineRule="auto"/>
+        <w:outlineLvl w:val="0"/>
+        <w:rPr>
+          <w:rFonts w:ascii="Times New Roman" w:eastAsia="Times New Roman" w:hAnsi="Times New Roman" w:cs="Times New Roman"/>
+          <w:b/>
+          <w:bCs/>
+          <w:kern w:val="36"/>
+          <w:sz w:val="48"/>
+          <w:szCs w:val="48"/>
+          <w:lang w:eastAsia="en-IN"/>
+        </w:rPr>
+      </w:pPr>
+      <w:r>
+        <w:rPr>
+          <w:rFonts w:ascii="Times New Roman" w:eastAsia="Times New Roman" w:hAnsi="Times New Roman" w:cs="Times New Roman"/>
+          <w:b/>
+          <w:bCs/>
+          <w:kern w:val="36"/>
+          <w:sz w:val="48"/>
+          <w:szCs w:val="48"/>
+          <w:lang w:eastAsia="en-IN"/>
+        </w:rPr>
+        <w:t>Now suppose</w:t>
+      </w:r>
+    </w:p>
+    <w:p>
+      <w:pPr>
+        <w:spacing w:before="100" w:beforeAutospacing="1" w:after="100" w:afterAutospacing="1" w:line="240" w:lineRule="auto"/>
+        <w:rPr>
+          <w:rFonts w:ascii="Times New Roman" w:eastAsia="Times New Roman" w:hAnsi="Times New Roman" w:cs="Times New Roman"/>
+          <w:sz w:val="24"/>
+          <w:szCs w:val="24"/>
+          <w:lang w:eastAsia="en-IN"/>
+        </w:rPr>
+      </w:pPr>
+      <w:r>
+        <w:rPr>
+          <w:rFonts w:ascii="Times New Roman" w:eastAsia="Times New Roman" w:hAnsi="Times New Roman" w:cs="Times New Roman"/>
+          <w:sz w:val="24"/>
+          <w:szCs w:val="24"/>
+          <w:lang w:eastAsia="en-IN"/>
+        </w:rPr>
+        <w:t xml:space="preserve">You have </w:t>
+      </w:r>
+      <w:r>
+        <w:rPr>
+          <w:rFonts w:ascii="Times New Roman" w:eastAsia="Times New Roman" w:hAnsi="Times New Roman" w:cs="Times New Roman"/>
+          <w:b/>
+          <w:bCs/>
+          <w:sz w:val="24"/>
+          <w:szCs w:val="24"/>
+          <w:lang w:eastAsia="en-IN"/>
+        </w:rPr>
+        <w:t>three boxes</w:t>
+      </w:r>
+      <w:r>
+        <w:rPr>
+          <w:rFonts w:ascii="Times New Roman" w:eastAsia="Times New Roman" w:hAnsi="Times New Roman" w:cs="Times New Roman"/>
+          <w:sz w:val="24"/>
+          <w:szCs w:val="24"/>
+          <w:lang w:eastAsia="en-IN"/>
+        </w:rPr>
+        <w:t>.</w:t>
+      </w:r>
+    </w:p>
+    <w:p>
+      <w:pPr>
+        <w:spacing w:before="100" w:beforeAutospacing="1" w:after="100" w:afterAutospacing="1" w:line="240" w:lineRule="auto"/>
+        <w:rPr>
+          <w:rFonts w:ascii="Times New Roman" w:eastAsia="Times New Roman" w:hAnsi="Times New Roman" w:cs="Times New Roman"/>
+          <w:sz w:val="24"/>
+          <w:szCs w:val="24"/>
+          <w:lang w:eastAsia="en-IN"/>
+        </w:rPr>
+      </w:pPr>
+      <w:r>
+        <w:rPr>
+          <w:rFonts w:ascii="Times New Roman" w:eastAsia="Times New Roman" w:hAnsi="Times New Roman" w:cs="Times New Roman"/>
+          <w:sz w:val="24"/>
+          <w:szCs w:val="24"/>
+          <w:lang w:eastAsia="en-IN"/>
+        </w:rPr>
+        <w:t>All three have</w:t>
+      </w:r>
+    </w:p>
+    <w:p>
+      <w:pPr>
+        <w:numPr>
+          <w:ilvl w:val="0"/>
+          <w:numId w:val="15"/>
+        </w:numPr>
+        <w:spacing w:before="100" w:beforeAutospacing="1" w:after="100" w:afterAutospacing="1" w:line="240" w:lineRule="auto"/>
+        <w:rPr>
+          <w:rFonts w:ascii="Times New Roman" w:eastAsia="Times New Roman" w:hAnsi="Times New Roman" w:cs="Times New Roman"/>
+          <w:sz w:val="24"/>
+          <w:szCs w:val="24"/>
+          <w:lang w:eastAsia="en-IN"/>
+        </w:rPr>
+      </w:pPr>
+      <w:r>
+        <w:rPr>
+          <w:rFonts w:ascii="Times New Roman" w:eastAsia="Times New Roman" w:hAnsi="Times New Roman" w:cs="Times New Roman"/>
+          <w:sz w:val="24"/>
+          <w:szCs w:val="24"/>
+          <w:lang w:eastAsia="en-IN"/>
+        </w:rPr>
+        <w:t xml:space="preserve">width = 50px </w:t>
+      </w:r>
+    </w:p>
+    <w:p>
+      <w:pPr>
+        <w:numPr>
+          <w:ilvl w:val="0"/>
+          <w:numId w:val="15"/>
+        </w:numPr>
+        <w:spacing w:before="100" w:beforeAutospacing="1" w:after="100" w:afterAutospacing="1" w:line="240" w:lineRule="auto"/>
+        <w:rPr>
+          <w:rFonts w:ascii="Times New Roman" w:eastAsia="Times New Roman" w:hAnsi="Times New Roman" w:cs="Times New Roman"/>
+          <w:sz w:val="24"/>
+          <w:szCs w:val="24"/>
+          <w:lang w:eastAsia="en-IN"/>
+        </w:rPr>
+      </w:pPr>
+      <w:r>
+        <w:rPr>
+          <w:rFonts w:ascii="Times New Roman" w:eastAsia="Times New Roman" w:hAnsi="Times New Roman" w:cs="Times New Roman"/>
+          <w:sz w:val="24"/>
+          <w:szCs w:val="24"/>
+          <w:lang w:eastAsia="en-IN"/>
+        </w:rPr>
+        <w:t xml:space="preserve">padding = 6px 7px </w:t>
+      </w:r>
+    </w:p>
+    <w:p>
+      <w:pPr>
+        <w:numPr>
+          <w:ilvl w:val="0"/>
+          <w:numId w:val="15"/>
+        </w:numPr>
+        <w:spacing w:before="100" w:beforeAutospacing="1" w:after="100" w:afterAutospacing="1" w:line="240" w:lineRule="auto"/>
+        <w:rPr>
+          <w:rFonts w:ascii="Times New Roman" w:eastAsia="Times New Roman" w:hAnsi="Times New Roman" w:cs="Times New Roman"/>
+          <w:sz w:val="24"/>
+          <w:szCs w:val="24"/>
+          <w:lang w:eastAsia="en-IN"/>
+        </w:rPr>
+      </w:pPr>
+      <w:r>
+        <w:rPr>
+          <w:rFonts w:ascii="Times New Roman" w:eastAsia="Times New Roman" w:hAnsi="Times New Roman" w:cs="Times New Roman"/>
+          <w:sz w:val="24"/>
+          <w:szCs w:val="24"/>
+          <w:lang w:eastAsia="en-IN"/>
+        </w:rPr>
+        <w:t xml:space="preserve">margin = 16px 15px 17px </w:t>
+      </w:r>
+    </w:p>
+    <w:p>
+      <w:pPr>
+        <w:numPr>
+          <w:ilvl w:val="0"/>
+          <w:numId w:val="15"/>
+        </w:numPr>
+        <w:spacing w:before="100" w:beforeAutospacing="1" w:after="100" w:afterAutospacing="1" w:line="240" w:lineRule="auto"/>
+        <w:rPr>
+          <w:rFonts w:ascii="Times New Roman" w:eastAsia="Times New Roman" w:hAnsi="Times New Roman" w:cs="Times New Roman"/>
+          <w:sz w:val="24"/>
+          <w:szCs w:val="24"/>
+          <w:lang w:eastAsia="en-IN"/>
+        </w:rPr>
+      </w:pPr>
+      <w:r>
+        <w:rPr>
+          <w:rFonts w:ascii="Times New Roman" w:eastAsia="Times New Roman" w:hAnsi="Times New Roman" w:cs="Times New Roman"/>
+          <w:sz w:val="24"/>
+          <w:szCs w:val="24"/>
+          <w:lang w:eastAsia="en-IN"/>
+        </w:rPr>
+        <w:t xml:space="preserve">box-sizing = content-box </w:t>
+      </w:r>
+    </w:p>
+    <w:p>
+      <w:pPr>
+        <w:spacing w:before="100" w:beforeAutospacing="1" w:after="100" w:afterAutospacing="1" w:line="240" w:lineRule="auto"/>
+        <w:rPr>
+          <w:rFonts w:ascii="Times New Roman" w:eastAsia="Times New Roman" w:hAnsi="Times New Roman" w:cs="Times New Roman"/>
+          <w:sz w:val="24"/>
+          <w:szCs w:val="24"/>
+          <w:lang w:eastAsia="en-IN"/>
+        </w:rPr>
+      </w:pPr>
+      <w:r>
+        <w:rPr>
+          <w:rFonts w:ascii="Times New Roman" w:eastAsia="Times New Roman" w:hAnsi="Times New Roman" w:cs="Times New Roman"/>
+          <w:sz w:val="24"/>
+          <w:szCs w:val="24"/>
+          <w:lang w:eastAsia="en-IN"/>
+        </w:rPr>
+        <w:t xml:space="preserve">Only the border </w:t>
+      </w:r>
+      <w:proofErr w:type="spellStart"/>
+      <w:r>
+        <w:rPr>
+          <w:rFonts w:ascii="Times New Roman" w:eastAsia="Times New Roman" w:hAnsi="Times New Roman" w:cs="Times New Roman"/>
+          <w:sz w:val="24"/>
+          <w:szCs w:val="24"/>
+          <w:lang w:eastAsia="en-IN"/>
+        </w:rPr>
+        <w:t>color</w:t>
+      </w:r>
+      <w:proofErr w:type="spellEnd"/>
+      <w:r>
+        <w:rPr>
+          <w:rFonts w:ascii="Times New Roman" w:eastAsia="Times New Roman" w:hAnsi="Times New Roman" w:cs="Times New Roman"/>
+          <w:sz w:val="24"/>
+          <w:szCs w:val="24"/>
+          <w:lang w:eastAsia="en-IN"/>
+        </w:rPr>
+        <w:t xml:space="preserve"> changes.</w:t>
+      </w:r>
+    </w:p>
+    <w:p>
+      <w:pPr>
+        <w:spacing w:after="0" w:line="240" w:lineRule="auto"/>
+        <w:rPr>
+          <w:rFonts w:ascii="Times New Roman" w:eastAsia="Times New Roman" w:hAnsi="Times New Roman" w:cs="Times New Roman"/>
+          <w:sz w:val="24"/>
+          <w:szCs w:val="24"/>
+          <w:lang w:eastAsia="en-IN"/>
+        </w:rPr>
+      </w:pPr>
+      <w:r>
+        <w:rPr>
+          <w:rFonts w:ascii="Times New Roman" w:eastAsia="Times New Roman" w:hAnsi="Times New Roman" w:cs="Times New Roman"/>
+          <w:sz w:val="24"/>
+          <w:szCs w:val="24"/>
+          <w:lang w:eastAsia="en-IN"/>
+        </w:rPr>
+        <w:pict>
+          <v:rect id="_x0000_i1044" style="width:0;height:1.5pt" o:hralign="center" o:hrstd="t" o:hr="t" fillcolor="#a0a0a0" stroked="f"/>
+        </w:pict>
+      </w:r>
+    </w:p>
+    <w:p>
+      <w:pPr>
+        <w:spacing w:before="100" w:beforeAutospacing="1" w:after="100" w:afterAutospacing="1" w:line="240" w:lineRule="auto"/>
+        <w:rPr>
+          <w:rFonts w:ascii="Times New Roman" w:eastAsia="Times New Roman" w:hAnsi="Times New Roman" w:cs="Times New Roman"/>
+          <w:sz w:val="24"/>
+          <w:szCs w:val="24"/>
+          <w:lang w:eastAsia="en-IN"/>
+        </w:rPr>
+      </w:pPr>
+      <w:r>
+        <w:rPr>
+          <w:rFonts w:ascii="Times New Roman" w:eastAsia="Times New Roman" w:hAnsi="Times New Roman" w:cs="Times New Roman"/>
+          <w:sz w:val="24"/>
+          <w:szCs w:val="24"/>
+          <w:lang w:eastAsia="en-IN"/>
+        </w:rPr>
+        <w:lastRenderedPageBreak/>
+        <w:t>Instead of writing</w:t>
+      </w:r>
+    </w:p>
+    <w:p>
+      <w:pPr>
+        <w:tabs>
+          <w:tab w:val="left" w:pos="916"/>
+          <w:tab w:val="left" w:pos="1832"/>
+          <w:tab w:val="left" w:pos="2748"/>
+          <w:tab w:val="left" w:pos="3664"/>
+          <w:tab w:val="left" w:pos="4580"/>
+          <w:tab w:val="left" w:pos="5496"/>
+          <w:tab w:val="left" w:pos="6412"/>
+          <w:tab w:val="left" w:pos="7328"/>
+          <w:tab w:val="left" w:pos="8244"/>
+          <w:tab w:val="left" w:pos="9160"/>
+          <w:tab w:val="left" w:pos="10076"/>
+          <w:tab w:val="left" w:pos="10992"/>
+          <w:tab w:val="left" w:pos="11908"/>
+          <w:tab w:val="left" w:pos="12824"/>
+          <w:tab w:val="left" w:pos="13740"/>
+          <w:tab w:val="left" w:pos="14656"/>
+        </w:tabs>
+        <w:spacing w:after="0" w:line="240" w:lineRule="auto"/>
+        <w:rPr>
+          <w:rFonts w:ascii="Courier New" w:eastAsia="Times New Roman" w:hAnsi="Courier New" w:cs="Courier New"/>
+          <w:sz w:val="20"/>
+          <w:szCs w:val="20"/>
+          <w:lang w:eastAsia="en-IN"/>
+        </w:rPr>
+      </w:pPr>
+      <w:r>
+        <w:rPr>
+          <w:rFonts w:ascii="Courier New" w:eastAsia="Times New Roman" w:hAnsi="Courier New" w:cs="Courier New"/>
+          <w:sz w:val="20"/>
+          <w:szCs w:val="20"/>
+          <w:lang w:eastAsia="en-IN"/>
+        </w:rPr>
+        <w:t>.</w:t>
+      </w:r>
+      <w:proofErr w:type="gramStart"/>
+      <w:r>
+        <w:rPr>
+          <w:rFonts w:ascii="Courier New" w:eastAsia="Times New Roman" w:hAnsi="Courier New" w:cs="Courier New"/>
+          <w:sz w:val="20"/>
+          <w:szCs w:val="20"/>
+          <w:lang w:eastAsia="en-IN"/>
+        </w:rPr>
+        <w:t>box1{</w:t>
+      </w:r>
+      <w:proofErr w:type="gramEnd"/>
+    </w:p>
+    <w:p>
+      <w:pPr>
+        <w:tabs>
+          <w:tab w:val="left" w:pos="916"/>
+          <w:tab w:val="left" w:pos="1832"/>
+          <w:tab w:val="left" w:pos="2748"/>
+          <w:tab w:val="left" w:pos="3664"/>
+          <w:tab w:val="left" w:pos="4580"/>
+          <w:tab w:val="left" w:pos="5496"/>
+          <w:tab w:val="left" w:pos="6412"/>
+          <w:tab w:val="left" w:pos="7328"/>
+          <w:tab w:val="left" w:pos="8244"/>
+          <w:tab w:val="left" w:pos="9160"/>
+          <w:tab w:val="left" w:pos="10076"/>
+          <w:tab w:val="left" w:pos="10992"/>
+          <w:tab w:val="left" w:pos="11908"/>
+          <w:tab w:val="left" w:pos="12824"/>
+          <w:tab w:val="left" w:pos="13740"/>
+          <w:tab w:val="left" w:pos="14656"/>
+        </w:tabs>
+        <w:spacing w:after="0" w:line="240" w:lineRule="auto"/>
+        <w:rPr>
+          <w:rFonts w:ascii="Courier New" w:eastAsia="Times New Roman" w:hAnsi="Courier New" w:cs="Courier New"/>
+          <w:sz w:val="20"/>
+          <w:szCs w:val="20"/>
+          <w:lang w:eastAsia="en-IN"/>
+        </w:rPr>
+      </w:pPr>
+      <w:r>
+        <w:rPr>
+          <w:rFonts w:ascii="Courier New" w:eastAsia="Times New Roman" w:hAnsi="Courier New" w:cs="Courier New"/>
+          <w:sz w:val="20"/>
+          <w:szCs w:val="20"/>
+          <w:lang w:eastAsia="en-IN"/>
+        </w:rPr>
+        <w:t xml:space="preserve">    </w:t>
+      </w:r>
+      <w:proofErr w:type="gramStart"/>
+      <w:r>
+        <w:rPr>
+          <w:rFonts w:ascii="Courier New" w:eastAsia="Times New Roman" w:hAnsi="Courier New" w:cs="Courier New"/>
+          <w:sz w:val="20"/>
+          <w:szCs w:val="20"/>
+          <w:lang w:eastAsia="en-IN"/>
+        </w:rPr>
+        <w:t>width:</w:t>
+      </w:r>
+      <w:proofErr w:type="gramEnd"/>
+      <w:r>
+        <w:rPr>
+          <w:rFonts w:ascii="Courier New" w:eastAsia="Times New Roman" w:hAnsi="Courier New" w:cs="Courier New"/>
+          <w:sz w:val="20"/>
+          <w:szCs w:val="20"/>
+          <w:lang w:eastAsia="en-IN"/>
+        </w:rPr>
+        <w:t>50px;</w:t>
+      </w:r>
+    </w:p>
+    <w:p>
+      <w:pPr>
+        <w:tabs>
+          <w:tab w:val="left" w:pos="916"/>
+          <w:tab w:val="left" w:pos="1832"/>
+          <w:tab w:val="left" w:pos="2748"/>
+          <w:tab w:val="left" w:pos="3664"/>
+          <w:tab w:val="left" w:pos="4580"/>
+          <w:tab w:val="left" w:pos="5496"/>
+          <w:tab w:val="left" w:pos="6412"/>
+          <w:tab w:val="left" w:pos="7328"/>
+          <w:tab w:val="left" w:pos="8244"/>
+          <w:tab w:val="left" w:pos="9160"/>
+          <w:tab w:val="left" w:pos="10076"/>
+          <w:tab w:val="left" w:pos="10992"/>
+          <w:tab w:val="left" w:pos="11908"/>
+          <w:tab w:val="left" w:pos="12824"/>
+          <w:tab w:val="left" w:pos="13740"/>
+          <w:tab w:val="left" w:pos="14656"/>
+        </w:tabs>
+        <w:spacing w:after="0" w:line="240" w:lineRule="auto"/>
+        <w:rPr>
+          <w:rFonts w:ascii="Courier New" w:eastAsia="Times New Roman" w:hAnsi="Courier New" w:cs="Courier New"/>
+          <w:sz w:val="20"/>
+          <w:szCs w:val="20"/>
+          <w:lang w:eastAsia="en-IN"/>
+        </w:rPr>
+      </w:pPr>
+      <w:r>
+        <w:rPr>
+          <w:rFonts w:ascii="Courier New" w:eastAsia="Times New Roman" w:hAnsi="Courier New" w:cs="Courier New"/>
+          <w:sz w:val="20"/>
+          <w:szCs w:val="20"/>
+          <w:lang w:eastAsia="en-IN"/>
+        </w:rPr>
+        <w:t xml:space="preserve">    </w:t>
+      </w:r>
+      <w:proofErr w:type="gramStart"/>
+      <w:r>
+        <w:rPr>
+          <w:rFonts w:ascii="Courier New" w:eastAsia="Times New Roman" w:hAnsi="Courier New" w:cs="Courier New"/>
+          <w:sz w:val="20"/>
+          <w:szCs w:val="20"/>
+          <w:lang w:eastAsia="en-IN"/>
+        </w:rPr>
+        <w:t>padding:</w:t>
+      </w:r>
+      <w:proofErr w:type="gramEnd"/>
+      <w:r>
+        <w:rPr>
+          <w:rFonts w:ascii="Courier New" w:eastAsia="Times New Roman" w:hAnsi="Courier New" w:cs="Courier New"/>
+          <w:sz w:val="20"/>
+          <w:szCs w:val="20"/>
+          <w:lang w:eastAsia="en-IN"/>
+        </w:rPr>
+        <w:t>6px 7px;</w:t>
+      </w:r>
+    </w:p>
+    <w:p>
+      <w:pPr>
+        <w:tabs>
+          <w:tab w:val="left" w:pos="916"/>
+          <w:tab w:val="left" w:pos="1832"/>
+          <w:tab w:val="left" w:pos="2748"/>
+          <w:tab w:val="left" w:pos="3664"/>
+          <w:tab w:val="left" w:pos="4580"/>
+          <w:tab w:val="left" w:pos="5496"/>
+          <w:tab w:val="left" w:pos="6412"/>
+          <w:tab w:val="left" w:pos="7328"/>
+          <w:tab w:val="left" w:pos="8244"/>
+          <w:tab w:val="left" w:pos="9160"/>
+          <w:tab w:val="left" w:pos="10076"/>
+          <w:tab w:val="left" w:pos="10992"/>
+          <w:tab w:val="left" w:pos="11908"/>
+          <w:tab w:val="left" w:pos="12824"/>
+          <w:tab w:val="left" w:pos="13740"/>
+          <w:tab w:val="left" w:pos="14656"/>
+        </w:tabs>
+        <w:spacing w:after="0" w:line="240" w:lineRule="auto"/>
+        <w:rPr>
+          <w:rFonts w:ascii="Courier New" w:eastAsia="Times New Roman" w:hAnsi="Courier New" w:cs="Courier New"/>
+          <w:sz w:val="20"/>
+          <w:szCs w:val="20"/>
+          <w:lang w:eastAsia="en-IN"/>
+        </w:rPr>
+      </w:pPr>
+      <w:r>
+        <w:rPr>
+          <w:rFonts w:ascii="Courier New" w:eastAsia="Times New Roman" w:hAnsi="Courier New" w:cs="Courier New"/>
+          <w:sz w:val="20"/>
+          <w:szCs w:val="20"/>
+          <w:lang w:eastAsia="en-IN"/>
+        </w:rPr>
+        <w:t xml:space="preserve">    </w:t>
+      </w:r>
+      <w:proofErr w:type="gramStart"/>
+      <w:r>
+        <w:rPr>
+          <w:rFonts w:ascii="Courier New" w:eastAsia="Times New Roman" w:hAnsi="Courier New" w:cs="Courier New"/>
+          <w:sz w:val="20"/>
+          <w:szCs w:val="20"/>
+          <w:lang w:eastAsia="en-IN"/>
+        </w:rPr>
+        <w:t>margin:</w:t>
+      </w:r>
+      <w:proofErr w:type="gramEnd"/>
+      <w:r>
+        <w:rPr>
+          <w:rFonts w:ascii="Courier New" w:eastAsia="Times New Roman" w:hAnsi="Courier New" w:cs="Courier New"/>
+          <w:sz w:val="20"/>
+          <w:szCs w:val="20"/>
+          <w:lang w:eastAsia="en-IN"/>
+        </w:rPr>
+        <w:t>16px 15px 17px;</w:t>
+      </w:r>
+    </w:p>
+    <w:p>
+      <w:pPr>
+        <w:tabs>
+          <w:tab w:val="left" w:pos="916"/>
+          <w:tab w:val="left" w:pos="1832"/>
+          <w:tab w:val="left" w:pos="2748"/>
+          <w:tab w:val="left" w:pos="3664"/>
+          <w:tab w:val="left" w:pos="4580"/>
+          <w:tab w:val="left" w:pos="5496"/>
+          <w:tab w:val="left" w:pos="6412"/>
+          <w:tab w:val="left" w:pos="7328"/>
+          <w:tab w:val="left" w:pos="8244"/>
+          <w:tab w:val="left" w:pos="9160"/>
+          <w:tab w:val="left" w:pos="10076"/>
+          <w:tab w:val="left" w:pos="10992"/>
+          <w:tab w:val="left" w:pos="11908"/>
+          <w:tab w:val="left" w:pos="12824"/>
+          <w:tab w:val="left" w:pos="13740"/>
+          <w:tab w:val="left" w:pos="14656"/>
+        </w:tabs>
+        <w:spacing w:after="0" w:line="240" w:lineRule="auto"/>
+        <w:rPr>
+          <w:rFonts w:ascii="Courier New" w:eastAsia="Times New Roman" w:hAnsi="Courier New" w:cs="Courier New"/>
+          <w:sz w:val="20"/>
+          <w:szCs w:val="20"/>
+          <w:lang w:eastAsia="en-IN"/>
+        </w:rPr>
+      </w:pPr>
+      <w:r>
+        <w:rPr>
+          <w:rFonts w:ascii="Courier New" w:eastAsia="Times New Roman" w:hAnsi="Courier New" w:cs="Courier New"/>
+          <w:sz w:val="20"/>
+          <w:szCs w:val="20"/>
+          <w:lang w:eastAsia="en-IN"/>
+        </w:rPr>
+        <w:t xml:space="preserve">    </w:t>
+      </w:r>
+      <w:proofErr w:type="spellStart"/>
+      <w:proofErr w:type="gramStart"/>
+      <w:r>
+        <w:rPr>
+          <w:rFonts w:ascii="Courier New" w:eastAsia="Times New Roman" w:hAnsi="Courier New" w:cs="Courier New"/>
+          <w:sz w:val="20"/>
+          <w:szCs w:val="20"/>
+          <w:lang w:eastAsia="en-IN"/>
+        </w:rPr>
+        <w:t>box-sizing:</w:t>
+      </w:r>
+      <w:proofErr w:type="gramEnd"/>
+      <w:r>
+        <w:rPr>
+          <w:rFonts w:ascii="Courier New" w:eastAsia="Times New Roman" w:hAnsi="Courier New" w:cs="Courier New"/>
+          <w:sz w:val="20"/>
+          <w:szCs w:val="20"/>
+          <w:lang w:eastAsia="en-IN"/>
+        </w:rPr>
+        <w:t>content-box</w:t>
+      </w:r>
+      <w:proofErr w:type="spellEnd"/>
+      <w:r>
+        <w:rPr>
+          <w:rFonts w:ascii="Courier New" w:eastAsia="Times New Roman" w:hAnsi="Courier New" w:cs="Courier New"/>
+          <w:sz w:val="20"/>
+          <w:szCs w:val="20"/>
+          <w:lang w:eastAsia="en-IN"/>
+        </w:rPr>
+        <w:t>;</w:t>
+      </w:r>
+    </w:p>
+    <w:p>
+      <w:pPr>
+        <w:tabs>
+          <w:tab w:val="left" w:pos="916"/>
+          <w:tab w:val="left" w:pos="1832"/>
+          <w:tab w:val="left" w:pos="2748"/>
+          <w:tab w:val="left" w:pos="3664"/>
+          <w:tab w:val="left" w:pos="4580"/>
+          <w:tab w:val="left" w:pos="5496"/>
+          <w:tab w:val="left" w:pos="6412"/>
+          <w:tab w:val="left" w:pos="7328"/>
+          <w:tab w:val="left" w:pos="8244"/>
+          <w:tab w:val="left" w:pos="9160"/>
+          <w:tab w:val="left" w:pos="10076"/>
+          <w:tab w:val="left" w:pos="10992"/>
+          <w:tab w:val="left" w:pos="11908"/>
+          <w:tab w:val="left" w:pos="12824"/>
+          <w:tab w:val="left" w:pos="13740"/>
+          <w:tab w:val="left" w:pos="14656"/>
+        </w:tabs>
+        <w:spacing w:after="0" w:line="240" w:lineRule="auto"/>
+        <w:rPr>
+          <w:rFonts w:ascii="Courier New" w:eastAsia="Times New Roman" w:hAnsi="Courier New" w:cs="Courier New"/>
+          <w:sz w:val="20"/>
+          <w:szCs w:val="20"/>
+          <w:lang w:eastAsia="en-IN"/>
+        </w:rPr>
+      </w:pPr>
+      <w:r>
+        <w:rPr>
+          <w:rFonts w:ascii="Courier New" w:eastAsia="Times New Roman" w:hAnsi="Courier New" w:cs="Courier New"/>
+          <w:sz w:val="20"/>
+          <w:szCs w:val="20"/>
+          <w:lang w:eastAsia="en-IN"/>
+        </w:rPr>
+        <w:t xml:space="preserve">    </w:t>
+      </w:r>
+      <w:proofErr w:type="gramStart"/>
+      <w:r>
+        <w:rPr>
+          <w:rFonts w:ascii="Courier New" w:eastAsia="Times New Roman" w:hAnsi="Courier New" w:cs="Courier New"/>
+          <w:sz w:val="20"/>
+          <w:szCs w:val="20"/>
+          <w:lang w:eastAsia="en-IN"/>
+        </w:rPr>
+        <w:t>border:</w:t>
+      </w:r>
+      <w:proofErr w:type="gramEnd"/>
+      <w:r>
+        <w:rPr>
+          <w:rFonts w:ascii="Courier New" w:eastAsia="Times New Roman" w:hAnsi="Courier New" w:cs="Courier New"/>
+          <w:sz w:val="20"/>
+          <w:szCs w:val="20"/>
+          <w:lang w:eastAsia="en-IN"/>
+        </w:rPr>
+        <w:t>5px solid red;</w:t>
+      </w:r>
+    </w:p>
+    <w:p>
+      <w:pPr>
+        <w:tabs>
+          <w:tab w:val="left" w:pos="916"/>
+          <w:tab w:val="left" w:pos="1832"/>
+          <w:tab w:val="left" w:pos="2748"/>
+          <w:tab w:val="left" w:pos="3664"/>
+          <w:tab w:val="left" w:pos="4580"/>
+          <w:tab w:val="left" w:pos="5496"/>
+          <w:tab w:val="left" w:pos="6412"/>
+          <w:tab w:val="left" w:pos="7328"/>
+          <w:tab w:val="left" w:pos="8244"/>
+          <w:tab w:val="left" w:pos="9160"/>
+          <w:tab w:val="left" w:pos="10076"/>
+          <w:tab w:val="left" w:pos="10992"/>
+          <w:tab w:val="left" w:pos="11908"/>
+          <w:tab w:val="left" w:pos="12824"/>
+          <w:tab w:val="left" w:pos="13740"/>
+          <w:tab w:val="left" w:pos="14656"/>
+        </w:tabs>
+        <w:spacing w:after="0" w:line="240" w:lineRule="auto"/>
+        <w:rPr>
+          <w:rFonts w:ascii="Courier New" w:eastAsia="Times New Roman" w:hAnsi="Courier New" w:cs="Courier New"/>
+          <w:sz w:val="20"/>
+          <w:szCs w:val="20"/>
+          <w:lang w:eastAsia="en-IN"/>
+        </w:rPr>
+      </w:pPr>
+      <w:r>
+        <w:rPr>
+          <w:rFonts w:ascii="Courier New" w:eastAsia="Times New Roman" w:hAnsi="Courier New" w:cs="Courier New"/>
+          <w:sz w:val="20"/>
+          <w:szCs w:val="20"/>
+          <w:lang w:eastAsia="en-IN"/>
+        </w:rPr>
+        <w:t>}</w:t>
+      </w:r>
+    </w:p>
+    <w:p>
+      <w:pPr>
+        <w:tabs>
+          <w:tab w:val="left" w:pos="916"/>
+          <w:tab w:val="left" w:pos="1832"/>
+          <w:tab w:val="left" w:pos="2748"/>
+          <w:tab w:val="left" w:pos="3664"/>
+          <w:tab w:val="left" w:pos="4580"/>
+          <w:tab w:val="left" w:pos="5496"/>
+          <w:tab w:val="left" w:pos="6412"/>
+          <w:tab w:val="left" w:pos="7328"/>
+          <w:tab w:val="left" w:pos="8244"/>
+          <w:tab w:val="left" w:pos="9160"/>
+          <w:tab w:val="left" w:pos="10076"/>
+          <w:tab w:val="left" w:pos="10992"/>
+          <w:tab w:val="left" w:pos="11908"/>
+          <w:tab w:val="left" w:pos="12824"/>
+          <w:tab w:val="left" w:pos="13740"/>
+          <w:tab w:val="left" w:pos="14656"/>
+        </w:tabs>
+        <w:spacing w:after="0" w:line="240" w:lineRule="auto"/>
+        <w:rPr>
+          <w:rFonts w:ascii="Courier New" w:eastAsia="Times New Roman" w:hAnsi="Courier New" w:cs="Courier New"/>
+          <w:sz w:val="20"/>
+          <w:szCs w:val="20"/>
+          <w:lang w:eastAsia="en-IN"/>
+        </w:rPr>
+      </w:pPr>
+      <w:r>
+        <w:rPr>
+          <w:rFonts w:ascii="Courier New" w:eastAsia="Times New Roman" w:hAnsi="Courier New" w:cs="Courier New"/>
+          <w:sz w:val="20"/>
+          <w:szCs w:val="20"/>
+          <w:lang w:eastAsia="en-IN"/>
+        </w:rPr>
+        <w:t>.</w:t>
+      </w:r>
+      <w:proofErr w:type="gramStart"/>
+      <w:r>
+        <w:rPr>
+          <w:rFonts w:ascii="Courier New" w:eastAsia="Times New Roman" w:hAnsi="Courier New" w:cs="Courier New"/>
+          <w:sz w:val="20"/>
+          <w:szCs w:val="20"/>
+          <w:lang w:eastAsia="en-IN"/>
+        </w:rPr>
+        <w:t>box2{</w:t>
+      </w:r>
+      <w:proofErr w:type="gramEnd"/>
+    </w:p>
+    <w:p>
+      <w:pPr>
+        <w:tabs>
+          <w:tab w:val="left" w:pos="916"/>
+          <w:tab w:val="left" w:pos="1832"/>
+          <w:tab w:val="left" w:pos="2748"/>
+          <w:tab w:val="left" w:pos="3664"/>
+          <w:tab w:val="left" w:pos="4580"/>
+          <w:tab w:val="left" w:pos="5496"/>
+          <w:tab w:val="left" w:pos="6412"/>
+          <w:tab w:val="left" w:pos="7328"/>
+          <w:tab w:val="left" w:pos="8244"/>
+          <w:tab w:val="left" w:pos="9160"/>
+          <w:tab w:val="left" w:pos="10076"/>
+          <w:tab w:val="left" w:pos="10992"/>
+          <w:tab w:val="left" w:pos="11908"/>
+          <w:tab w:val="left" w:pos="12824"/>
+          <w:tab w:val="left" w:pos="13740"/>
+          <w:tab w:val="left" w:pos="14656"/>
+        </w:tabs>
+        <w:spacing w:after="0" w:line="240" w:lineRule="auto"/>
+        <w:rPr>
+          <w:rFonts w:ascii="Courier New" w:eastAsia="Times New Roman" w:hAnsi="Courier New" w:cs="Courier New"/>
+          <w:sz w:val="20"/>
+          <w:szCs w:val="20"/>
+          <w:lang w:eastAsia="en-IN"/>
+        </w:rPr>
+      </w:pPr>
+      <w:r>
+        <w:rPr>
+          <w:rFonts w:ascii="Courier New" w:eastAsia="Times New Roman" w:hAnsi="Courier New" w:cs="Courier New"/>
+          <w:sz w:val="20"/>
+          <w:szCs w:val="20"/>
+          <w:lang w:eastAsia="en-IN"/>
+        </w:rPr>
+        <w:t xml:space="preserve">    </w:t>
+      </w:r>
+      <w:proofErr w:type="gramStart"/>
+      <w:r>
+        <w:rPr>
+          <w:rFonts w:ascii="Courier New" w:eastAsia="Times New Roman" w:hAnsi="Courier New" w:cs="Courier New"/>
+          <w:sz w:val="20"/>
+          <w:szCs w:val="20"/>
+          <w:lang w:eastAsia="en-IN"/>
+        </w:rPr>
+        <w:t>width:</w:t>
+      </w:r>
+      <w:proofErr w:type="gramEnd"/>
+      <w:r>
+        <w:rPr>
+          <w:rFonts w:ascii="Courier New" w:eastAsia="Times New Roman" w:hAnsi="Courier New" w:cs="Courier New"/>
+          <w:sz w:val="20"/>
+          <w:szCs w:val="20"/>
+          <w:lang w:eastAsia="en-IN"/>
+        </w:rPr>
+        <w:t>50px;</w:t>
+      </w:r>
+    </w:p>
+    <w:p>
+      <w:pPr>
+        <w:tabs>
+          <w:tab w:val="left" w:pos="916"/>
+          <w:tab w:val="left" w:pos="1832"/>
+          <w:tab w:val="left" w:pos="2748"/>
+          <w:tab w:val="left" w:pos="3664"/>
+          <w:tab w:val="left" w:pos="4580"/>
+          <w:tab w:val="left" w:pos="5496"/>
+          <w:tab w:val="left" w:pos="6412"/>
+          <w:tab w:val="left" w:pos="7328"/>
+          <w:tab w:val="left" w:pos="8244"/>
+          <w:tab w:val="left" w:pos="9160"/>
+          <w:tab w:val="left" w:pos="10076"/>
+          <w:tab w:val="left" w:pos="10992"/>
+          <w:tab w:val="left" w:pos="11908"/>
+          <w:tab w:val="left" w:pos="12824"/>
+          <w:tab w:val="left" w:pos="13740"/>
+          <w:tab w:val="left" w:pos="14656"/>
+        </w:tabs>
+        <w:spacing w:after="0" w:line="240" w:lineRule="auto"/>
+        <w:rPr>
+          <w:rFonts w:ascii="Courier New" w:eastAsia="Times New Roman" w:hAnsi="Courier New" w:cs="Courier New"/>
+          <w:sz w:val="20"/>
+          <w:szCs w:val="20"/>
+          <w:lang w:eastAsia="en-IN"/>
+        </w:rPr>
+      </w:pPr>
+      <w:r>
+        <w:rPr>
+          <w:rFonts w:ascii="Courier New" w:eastAsia="Times New Roman" w:hAnsi="Courier New" w:cs="Courier New"/>
+          <w:sz w:val="20"/>
+          <w:szCs w:val="20"/>
+          <w:lang w:eastAsia="en-IN"/>
+        </w:rPr>
+        <w:t xml:space="preserve">    </w:t>
+      </w:r>
+      <w:proofErr w:type="gramStart"/>
+      <w:r>
+        <w:rPr>
+          <w:rFonts w:ascii="Courier New" w:eastAsia="Times New Roman" w:hAnsi="Courier New" w:cs="Courier New"/>
+          <w:sz w:val="20"/>
+          <w:szCs w:val="20"/>
+          <w:lang w:eastAsia="en-IN"/>
+        </w:rPr>
+        <w:t>padding:</w:t>
+      </w:r>
+      <w:proofErr w:type="gramEnd"/>
+      <w:r>
+        <w:rPr>
+          <w:rFonts w:ascii="Courier New" w:eastAsia="Times New Roman" w:hAnsi="Courier New" w:cs="Courier New"/>
+          <w:sz w:val="20"/>
+          <w:szCs w:val="20"/>
+          <w:lang w:eastAsia="en-IN"/>
+        </w:rPr>
+        <w:t>6px 7px;</w:t>
+      </w:r>
+    </w:p>
+    <w:p>
+      <w:pPr>
+        <w:tabs>
+          <w:tab w:val="left" w:pos="916"/>
+          <w:tab w:val="left" w:pos="1832"/>
+          <w:tab w:val="left" w:pos="2748"/>
+          <w:tab w:val="left" w:pos="3664"/>
+          <w:tab w:val="left" w:pos="4580"/>
+          <w:tab w:val="left" w:pos="5496"/>
+          <w:tab w:val="left" w:pos="6412"/>
+          <w:tab w:val="left" w:pos="7328"/>
+          <w:tab w:val="left" w:pos="8244"/>
+          <w:tab w:val="left" w:pos="9160"/>
+          <w:tab w:val="left" w:pos="10076"/>
+          <w:tab w:val="left" w:pos="10992"/>
+          <w:tab w:val="left" w:pos="11908"/>
+          <w:tab w:val="left" w:pos="12824"/>
+          <w:tab w:val="left" w:pos="13740"/>
+          <w:tab w:val="left" w:pos="14656"/>
+        </w:tabs>
+        <w:spacing w:after="0" w:line="240" w:lineRule="auto"/>
+        <w:rPr>
+          <w:rFonts w:ascii="Courier New" w:eastAsia="Times New Roman" w:hAnsi="Courier New" w:cs="Courier New"/>
+          <w:sz w:val="20"/>
+          <w:szCs w:val="20"/>
+          <w:lang w:eastAsia="en-IN"/>
+        </w:rPr>
+      </w:pPr>
+      <w:r>
+        <w:rPr>
+          <w:rFonts w:ascii="Courier New" w:eastAsia="Times New Roman" w:hAnsi="Courier New" w:cs="Courier New"/>
+          <w:sz w:val="20"/>
+          <w:szCs w:val="20"/>
+          <w:lang w:eastAsia="en-IN"/>
+        </w:rPr>
+        <w:t xml:space="preserve">    </w:t>
+      </w:r>
+      <w:proofErr w:type="gramStart"/>
+      <w:r>
+        <w:rPr>
+          <w:rFonts w:ascii="Courier New" w:eastAsia="Times New Roman" w:hAnsi="Courier New" w:cs="Courier New"/>
+          <w:sz w:val="20"/>
+          <w:szCs w:val="20"/>
+          <w:lang w:eastAsia="en-IN"/>
+        </w:rPr>
+        <w:t>margin:</w:t>
+      </w:r>
+      <w:proofErr w:type="gramEnd"/>
+      <w:r>
+        <w:rPr>
+          <w:rFonts w:ascii="Courier New" w:eastAsia="Times New Roman" w:hAnsi="Courier New" w:cs="Courier New"/>
+          <w:sz w:val="20"/>
+          <w:szCs w:val="20"/>
+          <w:lang w:eastAsia="en-IN"/>
+        </w:rPr>
+        <w:t>16px 15px 17px;</w:t>
+      </w:r>
+    </w:p>
+    <w:p>
+      <w:pPr>
+        <w:tabs>
+          <w:tab w:val="left" w:pos="916"/>
+          <w:tab w:val="left" w:pos="1832"/>
+          <w:tab w:val="left" w:pos="2748"/>
+          <w:tab w:val="left" w:pos="3664"/>
+          <w:tab w:val="left" w:pos="4580"/>
+          <w:tab w:val="left" w:pos="5496"/>
+          <w:tab w:val="left" w:pos="6412"/>
+          <w:tab w:val="left" w:pos="7328"/>
+          <w:tab w:val="left" w:pos="8244"/>
+          <w:tab w:val="left" w:pos="9160"/>
+          <w:tab w:val="left" w:pos="10076"/>
+          <w:tab w:val="left" w:pos="10992"/>
+          <w:tab w:val="left" w:pos="11908"/>
+          <w:tab w:val="left" w:pos="12824"/>
+          <w:tab w:val="left" w:pos="13740"/>
+          <w:tab w:val="left" w:pos="14656"/>
+        </w:tabs>
+        <w:spacing w:after="0" w:line="240" w:lineRule="auto"/>
+        <w:rPr>
+          <w:rFonts w:ascii="Courier New" w:eastAsia="Times New Roman" w:hAnsi="Courier New" w:cs="Courier New"/>
+          <w:sz w:val="20"/>
+          <w:szCs w:val="20"/>
+          <w:lang w:eastAsia="en-IN"/>
+        </w:rPr>
+      </w:pPr>
+      <w:r>
+        <w:rPr>
+          <w:rFonts w:ascii="Courier New" w:eastAsia="Times New Roman" w:hAnsi="Courier New" w:cs="Courier New"/>
+          <w:sz w:val="20"/>
+          <w:szCs w:val="20"/>
+          <w:lang w:eastAsia="en-IN"/>
+        </w:rPr>
+        <w:t xml:space="preserve">    </w:t>
+      </w:r>
+      <w:proofErr w:type="spellStart"/>
+      <w:proofErr w:type="gramStart"/>
+      <w:r>
+        <w:rPr>
+          <w:rFonts w:ascii="Courier New" w:eastAsia="Times New Roman" w:hAnsi="Courier New" w:cs="Courier New"/>
+          <w:sz w:val="20"/>
+          <w:szCs w:val="20"/>
+          <w:lang w:eastAsia="en-IN"/>
+        </w:rPr>
+        <w:t>box-sizing:</w:t>
+      </w:r>
+      <w:proofErr w:type="gramEnd"/>
+      <w:r>
+        <w:rPr>
+          <w:rFonts w:ascii="Courier New" w:eastAsia="Times New Roman" w:hAnsi="Courier New" w:cs="Courier New"/>
+          <w:sz w:val="20"/>
+          <w:szCs w:val="20"/>
+          <w:lang w:eastAsia="en-IN"/>
+        </w:rPr>
+        <w:t>content-box</w:t>
+      </w:r>
+      <w:proofErr w:type="spellEnd"/>
+      <w:r>
+        <w:rPr>
+          <w:rFonts w:ascii="Courier New" w:eastAsia="Times New Roman" w:hAnsi="Courier New" w:cs="Courier New"/>
+          <w:sz w:val="20"/>
+          <w:szCs w:val="20"/>
+          <w:lang w:eastAsia="en-IN"/>
+        </w:rPr>
+        <w:t>;</w:t>
+      </w:r>
+    </w:p>
+    <w:p>
+      <w:pPr>
+        <w:tabs>
+          <w:tab w:val="left" w:pos="916"/>
+          <w:tab w:val="left" w:pos="1832"/>
+          <w:tab w:val="left" w:pos="2748"/>
+          <w:tab w:val="left" w:pos="3664"/>
+          <w:tab w:val="left" w:pos="4580"/>
+          <w:tab w:val="left" w:pos="5496"/>
+          <w:tab w:val="left" w:pos="6412"/>
+          <w:tab w:val="left" w:pos="7328"/>
+          <w:tab w:val="left" w:pos="8244"/>
+          <w:tab w:val="left" w:pos="9160"/>
+          <w:tab w:val="left" w:pos="10076"/>
+          <w:tab w:val="left" w:pos="10992"/>
+          <w:tab w:val="left" w:pos="11908"/>
+          <w:tab w:val="left" w:pos="12824"/>
+          <w:tab w:val="left" w:pos="13740"/>
+          <w:tab w:val="left" w:pos="14656"/>
+        </w:tabs>
+        <w:spacing w:after="0" w:line="240" w:lineRule="auto"/>
+        <w:rPr>
+          <w:rFonts w:ascii="Courier New" w:eastAsia="Times New Roman" w:hAnsi="Courier New" w:cs="Courier New"/>
+          <w:sz w:val="20"/>
+          <w:szCs w:val="20"/>
+          <w:lang w:eastAsia="en-IN"/>
+        </w:rPr>
+      </w:pPr>
+      <w:r>
+        <w:rPr>
+          <w:rFonts w:ascii="Courier New" w:eastAsia="Times New Roman" w:hAnsi="Courier New" w:cs="Courier New"/>
+          <w:sz w:val="20"/>
+          <w:szCs w:val="20"/>
+          <w:lang w:eastAsia="en-IN"/>
+        </w:rPr>
+        <w:t xml:space="preserve">    </w:t>
+      </w:r>
+      <w:proofErr w:type="gramStart"/>
+      <w:r>
+        <w:rPr>
+          <w:rFonts w:ascii="Courier New" w:eastAsia="Times New Roman" w:hAnsi="Courier New" w:cs="Courier New"/>
+          <w:sz w:val="20"/>
+          <w:szCs w:val="20"/>
+          <w:lang w:eastAsia="en-IN"/>
+        </w:rPr>
+        <w:t>border:</w:t>
+      </w:r>
+      <w:proofErr w:type="gramEnd"/>
+      <w:r>
+        <w:rPr>
+          <w:rFonts w:ascii="Courier New" w:eastAsia="Times New Roman" w:hAnsi="Courier New" w:cs="Courier New"/>
+          <w:sz w:val="20"/>
+          <w:szCs w:val="20"/>
+          <w:lang w:eastAsia="en-IN"/>
+        </w:rPr>
+        <w:t>5px solid green;</w:t>
+      </w:r>
+    </w:p>
+    <w:p>
+      <w:pPr>
+        <w:tabs>
+          <w:tab w:val="left" w:pos="916"/>
+          <w:tab w:val="left" w:pos="1832"/>
+          <w:tab w:val="left" w:pos="2748"/>
+          <w:tab w:val="left" w:pos="3664"/>
+          <w:tab w:val="left" w:pos="4580"/>
+          <w:tab w:val="left" w:pos="5496"/>
+          <w:tab w:val="left" w:pos="6412"/>
+          <w:tab w:val="left" w:pos="7328"/>
+          <w:tab w:val="left" w:pos="8244"/>
+          <w:tab w:val="left" w:pos="9160"/>
+          <w:tab w:val="left" w:pos="10076"/>
+          <w:tab w:val="left" w:pos="10992"/>
+          <w:tab w:val="left" w:pos="11908"/>
+          <w:tab w:val="left" w:pos="12824"/>
+          <w:tab w:val="left" w:pos="13740"/>
+          <w:tab w:val="left" w:pos="14656"/>
+        </w:tabs>
+        <w:spacing w:after="0" w:line="240" w:lineRule="auto"/>
+        <w:rPr>
+          <w:rFonts w:ascii="Courier New" w:eastAsia="Times New Roman" w:hAnsi="Courier New" w:cs="Courier New"/>
+          <w:sz w:val="20"/>
+          <w:szCs w:val="20"/>
+          <w:lang w:eastAsia="en-IN"/>
+        </w:rPr>
+      </w:pPr>
+      <w:r>
+        <w:rPr>
+          <w:rFonts w:ascii="Courier New" w:eastAsia="Times New Roman" w:hAnsi="Courier New" w:cs="Courier New"/>
+          <w:sz w:val="20"/>
+          <w:szCs w:val="20"/>
+          <w:lang w:eastAsia="en-IN"/>
+        </w:rPr>
+        <w:t>}</w:t>
+      </w:r>
+    </w:p>
+    <w:p>
+      <w:pPr>
+        <w:tabs>
+          <w:tab w:val="left" w:pos="916"/>
+          <w:tab w:val="left" w:pos="1832"/>
+          <w:tab w:val="left" w:pos="2748"/>
+          <w:tab w:val="left" w:pos="3664"/>
+          <w:tab w:val="left" w:pos="4580"/>
+          <w:tab w:val="left" w:pos="5496"/>
+          <w:tab w:val="left" w:pos="6412"/>
+          <w:tab w:val="left" w:pos="7328"/>
+          <w:tab w:val="left" w:pos="8244"/>
+          <w:tab w:val="left" w:pos="9160"/>
+          <w:tab w:val="left" w:pos="10076"/>
+          <w:tab w:val="left" w:pos="10992"/>
+          <w:tab w:val="left" w:pos="11908"/>
+          <w:tab w:val="left" w:pos="12824"/>
+          <w:tab w:val="left" w:pos="13740"/>
+          <w:tab w:val="left" w:pos="14656"/>
+        </w:tabs>
+        <w:spacing w:after="0" w:line="240" w:lineRule="auto"/>
+        <w:rPr>
+          <w:rFonts w:ascii="Courier New" w:eastAsia="Times New Roman" w:hAnsi="Courier New" w:cs="Courier New"/>
+          <w:sz w:val="20"/>
+          <w:szCs w:val="20"/>
+          <w:lang w:eastAsia="en-IN"/>
+        </w:rPr>
+      </w:pPr>
+      <w:r>
+        <w:rPr>
+          <w:rFonts w:ascii="Courier New" w:eastAsia="Times New Roman" w:hAnsi="Courier New" w:cs="Courier New"/>
+          <w:sz w:val="20"/>
+          <w:szCs w:val="20"/>
+          <w:lang w:eastAsia="en-IN"/>
+        </w:rPr>
+        <w:t>.</w:t>
+      </w:r>
+      <w:proofErr w:type="gramStart"/>
+      <w:r>
+        <w:rPr>
+          <w:rFonts w:ascii="Courier New" w:eastAsia="Times New Roman" w:hAnsi="Courier New" w:cs="Courier New"/>
+          <w:sz w:val="20"/>
+          <w:szCs w:val="20"/>
+          <w:lang w:eastAsia="en-IN"/>
+        </w:rPr>
+        <w:t>box3{</w:t>
+      </w:r>
+      <w:proofErr w:type="gramEnd"/>
+    </w:p>
+    <w:p>
+      <w:pPr>
+        <w:tabs>
+          <w:tab w:val="left" w:pos="916"/>
+          <w:tab w:val="left" w:pos="1832"/>
+          <w:tab w:val="left" w:pos="2748"/>
+          <w:tab w:val="left" w:pos="3664"/>
+          <w:tab w:val="left" w:pos="4580"/>
+          <w:tab w:val="left" w:pos="5496"/>
+          <w:tab w:val="left" w:pos="6412"/>
+          <w:tab w:val="left" w:pos="7328"/>
+          <w:tab w:val="left" w:pos="8244"/>
+          <w:tab w:val="left" w:pos="9160"/>
+          <w:tab w:val="left" w:pos="10076"/>
+          <w:tab w:val="left" w:pos="10992"/>
+          <w:tab w:val="left" w:pos="11908"/>
+          <w:tab w:val="left" w:pos="12824"/>
+          <w:tab w:val="left" w:pos="13740"/>
+          <w:tab w:val="left" w:pos="14656"/>
+        </w:tabs>
+        <w:spacing w:after="0" w:line="240" w:lineRule="auto"/>
+        <w:rPr>
+          <w:rFonts w:ascii="Courier New" w:eastAsia="Times New Roman" w:hAnsi="Courier New" w:cs="Courier New"/>
+          <w:sz w:val="20"/>
+          <w:szCs w:val="20"/>
+          <w:lang w:eastAsia="en-IN"/>
+        </w:rPr>
+      </w:pPr>
+      <w:r>
+        <w:rPr>
+          <w:rFonts w:ascii="Courier New" w:eastAsia="Times New Roman" w:hAnsi="Courier New" w:cs="Courier New"/>
+          <w:sz w:val="20"/>
+          <w:szCs w:val="20"/>
+          <w:lang w:eastAsia="en-IN"/>
+        </w:rPr>
+        <w:t xml:space="preserve">    </w:t>
+      </w:r>
+      <w:proofErr w:type="gramStart"/>
+      <w:r>
+        <w:rPr>
+          <w:rFonts w:ascii="Courier New" w:eastAsia="Times New Roman" w:hAnsi="Courier New" w:cs="Courier New"/>
+          <w:sz w:val="20"/>
+          <w:szCs w:val="20"/>
+          <w:lang w:eastAsia="en-IN"/>
+        </w:rPr>
+        <w:t>width:</w:t>
+      </w:r>
+      <w:proofErr w:type="gramEnd"/>
+      <w:r>
+        <w:rPr>
+          <w:rFonts w:ascii="Courier New" w:eastAsia="Times New Roman" w:hAnsi="Courier New" w:cs="Courier New"/>
+          <w:sz w:val="20"/>
+          <w:szCs w:val="20"/>
+          <w:lang w:eastAsia="en-IN"/>
+        </w:rPr>
+        <w:t>50px;</w:t>
+      </w:r>
+    </w:p>
+    <w:p>
+      <w:pPr>
+        <w:tabs>
+          <w:tab w:val="left" w:pos="916"/>
+          <w:tab w:val="left" w:pos="1832"/>
+          <w:tab w:val="left" w:pos="2748"/>
+          <w:tab w:val="left" w:pos="3664"/>
+          <w:tab w:val="left" w:pos="4580"/>
+          <w:tab w:val="left" w:pos="5496"/>
+          <w:tab w:val="left" w:pos="6412"/>
+          <w:tab w:val="left" w:pos="7328"/>
+          <w:tab w:val="left" w:pos="8244"/>
+          <w:tab w:val="left" w:pos="9160"/>
+          <w:tab w:val="left" w:pos="10076"/>
+          <w:tab w:val="left" w:pos="10992"/>
+          <w:tab w:val="left" w:pos="11908"/>
+          <w:tab w:val="left" w:pos="12824"/>
+          <w:tab w:val="left" w:pos="13740"/>
+          <w:tab w:val="left" w:pos="14656"/>
+        </w:tabs>
+        <w:spacing w:after="0" w:line="240" w:lineRule="auto"/>
+        <w:rPr>
+          <w:rFonts w:ascii="Courier New" w:eastAsia="Times New Roman" w:hAnsi="Courier New" w:cs="Courier New"/>
+          <w:sz w:val="20"/>
+          <w:szCs w:val="20"/>
+          <w:lang w:eastAsia="en-IN"/>
+        </w:rPr>
+      </w:pPr>
+      <w:r>
+        <w:rPr>
+          <w:rFonts w:ascii="Courier New" w:eastAsia="Times New Roman" w:hAnsi="Courier New" w:cs="Courier New"/>
+          <w:sz w:val="20"/>
+          <w:szCs w:val="20"/>
+          <w:lang w:eastAsia="en-IN"/>
+        </w:rPr>
+        <w:t xml:space="preserve">    </w:t>
+      </w:r>
+      <w:proofErr w:type="gramStart"/>
+      <w:r>
+        <w:rPr>
+          <w:rFonts w:ascii="Courier New" w:eastAsia="Times New Roman" w:hAnsi="Courier New" w:cs="Courier New"/>
+          <w:sz w:val="20"/>
+          <w:szCs w:val="20"/>
+          <w:lang w:eastAsia="en-IN"/>
+        </w:rPr>
+        <w:t>padding:</w:t>
+      </w:r>
+      <w:proofErr w:type="gramEnd"/>
+      <w:r>
+        <w:rPr>
+          <w:rFonts w:ascii="Courier New" w:eastAsia="Times New Roman" w:hAnsi="Courier New" w:cs="Courier New"/>
+          <w:sz w:val="20"/>
+          <w:szCs w:val="20"/>
+          <w:lang w:eastAsia="en-IN"/>
+        </w:rPr>
+        <w:t>6px 7px;</w:t>
+      </w:r>
+    </w:p>
+    <w:p>
+      <w:pPr>
+        <w:tabs>
+          <w:tab w:val="left" w:pos="916"/>
+          <w:tab w:val="left" w:pos="1832"/>
+          <w:tab w:val="left" w:pos="2748"/>
+          <w:tab w:val="left" w:pos="3664"/>
+          <w:tab w:val="left" w:pos="4580"/>
+          <w:tab w:val="left" w:pos="5496"/>
+          <w:tab w:val="left" w:pos="6412"/>
+          <w:tab w:val="left" w:pos="7328"/>
+          <w:tab w:val="left" w:pos="8244"/>
+          <w:tab w:val="left" w:pos="9160"/>
+          <w:tab w:val="left" w:pos="10076"/>
+          <w:tab w:val="left" w:pos="10992"/>
+          <w:tab w:val="left" w:pos="11908"/>
+          <w:tab w:val="left" w:pos="12824"/>
+          <w:tab w:val="left" w:pos="13740"/>
+          <w:tab w:val="left" w:pos="14656"/>
+        </w:tabs>
+        <w:spacing w:after="0" w:line="240" w:lineRule="auto"/>
+        <w:rPr>
+          <w:rFonts w:ascii="Courier New" w:eastAsia="Times New Roman" w:hAnsi="Courier New" w:cs="Courier New"/>
+          <w:sz w:val="20"/>
+          <w:szCs w:val="20"/>
+          <w:lang w:eastAsia="en-IN"/>
+        </w:rPr>
+      </w:pPr>
+      <w:r>
+        <w:rPr>
+          <w:rFonts w:ascii="Courier New" w:eastAsia="Times New Roman" w:hAnsi="Courier New" w:cs="Courier New"/>
+          <w:sz w:val="20"/>
+          <w:szCs w:val="20"/>
+          <w:lang w:eastAsia="en-IN"/>
+        </w:rPr>
+        <w:t xml:space="preserve">    </w:t>
+      </w:r>
+      <w:proofErr w:type="gramStart"/>
+      <w:r>
+        <w:rPr>
+          <w:rFonts w:ascii="Courier New" w:eastAsia="Times New Roman" w:hAnsi="Courier New" w:cs="Courier New"/>
+          <w:sz w:val="20"/>
+          <w:szCs w:val="20"/>
+          <w:lang w:eastAsia="en-IN"/>
+        </w:rPr>
+        <w:t>margin:</w:t>
+      </w:r>
+      <w:proofErr w:type="gramEnd"/>
+      <w:r>
+        <w:rPr>
+          <w:rFonts w:ascii="Courier New" w:eastAsia="Times New Roman" w:hAnsi="Courier New" w:cs="Courier New"/>
+          <w:sz w:val="20"/>
+          <w:szCs w:val="20"/>
+          <w:lang w:eastAsia="en-IN"/>
+        </w:rPr>
+        <w:t>16px 15px 17px;</w:t>
+      </w:r>
+    </w:p>
+    <w:p>
+      <w:pPr>
+        <w:tabs>
+          <w:tab w:val="left" w:pos="916"/>
+          <w:tab w:val="left" w:pos="1832"/>
+          <w:tab w:val="left" w:pos="2748"/>
+          <w:tab w:val="left" w:pos="3664"/>
+          <w:tab w:val="left" w:pos="4580"/>
+          <w:tab w:val="left" w:pos="5496"/>
+          <w:tab w:val="left" w:pos="6412"/>
+          <w:tab w:val="left" w:pos="7328"/>
+          <w:tab w:val="left" w:pos="8244"/>
+          <w:tab w:val="left" w:pos="9160"/>
+          <w:tab w:val="left" w:pos="10076"/>
+          <w:tab w:val="left" w:pos="10992"/>
+          <w:tab w:val="left" w:pos="11908"/>
+          <w:tab w:val="left" w:pos="12824"/>
+          <w:tab w:val="left" w:pos="13740"/>
+          <w:tab w:val="left" w:pos="14656"/>
+        </w:tabs>
+        <w:spacing w:after="0" w:line="240" w:lineRule="auto"/>
+        <w:rPr>
+          <w:rFonts w:ascii="Courier New" w:eastAsia="Times New Roman" w:hAnsi="Courier New" w:cs="Courier New"/>
+          <w:sz w:val="20"/>
+          <w:szCs w:val="20"/>
+          <w:lang w:eastAsia="en-IN"/>
+        </w:rPr>
+      </w:pPr>
+      <w:r>
+        <w:rPr>
+          <w:rFonts w:ascii="Courier New" w:eastAsia="Times New Roman" w:hAnsi="Courier New" w:cs="Courier New"/>
+          <w:sz w:val="20"/>
+          <w:szCs w:val="20"/>
+          <w:lang w:eastAsia="en-IN"/>
+        </w:rPr>
+        <w:t xml:space="preserve">    </w:t>
+      </w:r>
+      <w:proofErr w:type="spellStart"/>
+      <w:proofErr w:type="gramStart"/>
+      <w:r>
+        <w:rPr>
+          <w:rFonts w:ascii="Courier New" w:eastAsia="Times New Roman" w:hAnsi="Courier New" w:cs="Courier New"/>
+          <w:sz w:val="20"/>
+          <w:szCs w:val="20"/>
+          <w:lang w:eastAsia="en-IN"/>
+        </w:rPr>
+        <w:t>box-sizing:</w:t>
+      </w:r>
+      <w:proofErr w:type="gramEnd"/>
+      <w:r>
+        <w:rPr>
+          <w:rFonts w:ascii="Courier New" w:eastAsia="Times New Roman" w:hAnsi="Courier New" w:cs="Courier New"/>
+          <w:sz w:val="20"/>
+          <w:szCs w:val="20"/>
+          <w:lang w:eastAsia="en-IN"/>
+        </w:rPr>
+        <w:t>content-box</w:t>
+      </w:r>
+      <w:proofErr w:type="spellEnd"/>
+      <w:r>
+        <w:rPr>
+          <w:rFonts w:ascii="Courier New" w:eastAsia="Times New Roman" w:hAnsi="Courier New" w:cs="Courier New"/>
+          <w:sz w:val="20"/>
+          <w:szCs w:val="20"/>
+          <w:lang w:eastAsia="en-IN"/>
+        </w:rPr>
+        <w:t>;</w:t>
+      </w:r>
+    </w:p>
+    <w:p>
+      <w:pPr>
+        <w:tabs>
+          <w:tab w:val="left" w:pos="916"/>
+          <w:tab w:val="left" w:pos="1832"/>
+          <w:tab w:val="left" w:pos="2748"/>
+          <w:tab w:val="left" w:pos="3664"/>
+          <w:tab w:val="left" w:pos="4580"/>
+          <w:tab w:val="left" w:pos="5496"/>
+          <w:tab w:val="left" w:pos="6412"/>
+          <w:tab w:val="left" w:pos="7328"/>
+          <w:tab w:val="left" w:pos="8244"/>
+          <w:tab w:val="left" w:pos="9160"/>
+          <w:tab w:val="left" w:pos="10076"/>
+          <w:tab w:val="left" w:pos="10992"/>
+          <w:tab w:val="left" w:pos="11908"/>
+          <w:tab w:val="left" w:pos="12824"/>
+          <w:tab w:val="left" w:pos="13740"/>
+          <w:tab w:val="left" w:pos="14656"/>
+        </w:tabs>
+        <w:spacing w:after="0" w:line="240" w:lineRule="auto"/>
+        <w:rPr>
+          <w:rFonts w:ascii="Courier New" w:eastAsia="Times New Roman" w:hAnsi="Courier New" w:cs="Courier New"/>
+          <w:sz w:val="20"/>
+          <w:szCs w:val="20"/>
+          <w:lang w:eastAsia="en-IN"/>
+        </w:rPr>
+      </w:pPr>
+      <w:r>
+        <w:rPr>
+          <w:rFonts w:ascii="Courier New" w:eastAsia="Times New Roman" w:hAnsi="Courier New" w:cs="Courier New"/>
+          <w:sz w:val="20"/>
+          <w:szCs w:val="20"/>
+          <w:lang w:eastAsia="en-IN"/>
+        </w:rPr>
+        <w:t xml:space="preserve">    </w:t>
+      </w:r>
+      <w:proofErr w:type="gramStart"/>
+      <w:r>
+        <w:rPr>
+          <w:rFonts w:ascii="Courier New" w:eastAsia="Times New Roman" w:hAnsi="Courier New" w:cs="Courier New"/>
+          <w:sz w:val="20"/>
+          <w:szCs w:val="20"/>
+          <w:lang w:eastAsia="en-IN"/>
+        </w:rPr>
+        <w:t>border:</w:t>
+      </w:r>
+      <w:proofErr w:type="gramEnd"/>
+      <w:r>
+        <w:rPr>
+          <w:rFonts w:ascii="Courier New" w:eastAsia="Times New Roman" w:hAnsi="Courier New" w:cs="Courier New"/>
+          <w:sz w:val="20"/>
+          <w:szCs w:val="20"/>
+          <w:lang w:eastAsia="en-IN"/>
+        </w:rPr>
+        <w:t>5px solid blue;</w:t>
+      </w:r>
+    </w:p>
+    <w:p>
+      <w:pPr>
+        <w:tabs>
+          <w:tab w:val="left" w:pos="916"/>
+          <w:tab w:val="left" w:pos="1832"/>
+          <w:tab w:val="left" w:pos="2748"/>
+          <w:tab w:val="left" w:pos="3664"/>
+          <w:tab w:val="left" w:pos="4580"/>
+          <w:tab w:val="left" w:pos="5496"/>
+          <w:tab w:val="left" w:pos="6412"/>
+          <w:tab w:val="left" w:pos="7328"/>
+          <w:tab w:val="left" w:pos="8244"/>
+          <w:tab w:val="left" w:pos="9160"/>
+          <w:tab w:val="left" w:pos="10076"/>
+          <w:tab w:val="left" w:pos="10992"/>
+          <w:tab w:val="left" w:pos="11908"/>
+          <w:tab w:val="left" w:pos="12824"/>
+          <w:tab w:val="left" w:pos="13740"/>
+          <w:tab w:val="left" w:pos="14656"/>
+        </w:tabs>
+        <w:spacing w:after="0" w:line="240" w:lineRule="auto"/>
+        <w:rPr>
+          <w:rFonts w:ascii="Courier New" w:eastAsia="Times New Roman" w:hAnsi="Courier New" w:cs="Courier New"/>
+          <w:sz w:val="20"/>
+          <w:szCs w:val="20"/>
+          <w:lang w:eastAsia="en-IN"/>
+        </w:rPr>
+      </w:pPr>
+      <w:r>
+        <w:rPr>
+          <w:rFonts w:ascii="Courier New" w:eastAsia="Times New Roman" w:hAnsi="Courier New" w:cs="Courier New"/>
+          <w:sz w:val="20"/>
+          <w:szCs w:val="20"/>
+          <w:lang w:eastAsia="en-IN"/>
+        </w:rPr>
+        <w:t>}</w:t>
+      </w:r>
+    </w:p>
+    <w:p>
+      <w:pPr>
+        <w:spacing w:before="100" w:beforeAutospacing="1" w:after="100" w:afterAutospacing="1" w:line="240" w:lineRule="auto"/>
+        <w:rPr>
+          <w:rFonts w:ascii="Times New Roman" w:eastAsia="Times New Roman" w:hAnsi="Times New Roman" w:cs="Times New Roman"/>
+          <w:sz w:val="24"/>
+          <w:szCs w:val="24"/>
+          <w:lang w:eastAsia="en-IN"/>
+        </w:rPr>
+      </w:pPr>
+      <w:r>
+        <w:rPr>
+          <w:rFonts w:ascii="Times New Roman" w:eastAsia="Times New Roman" w:hAnsi="Times New Roman" w:cs="Times New Roman"/>
+          <w:sz w:val="24"/>
+          <w:szCs w:val="24"/>
+          <w:lang w:eastAsia="en-IN"/>
+        </w:rPr>
+        <w:t>Notice</w:t>
+      </w:r>
+    </w:p>
+    <w:p>
+      <w:pPr>
+        <w:tabs>
+          <w:tab w:val="left" w:pos="916"/>
+          <w:tab w:val="left" w:pos="1832"/>
+          <w:tab w:val="left" w:pos="2748"/>
+          <w:tab w:val="left" w:pos="3664"/>
+          <w:tab w:val="left" w:pos="4580"/>
+          <w:tab w:val="left" w:pos="5496"/>
+          <w:tab w:val="left" w:pos="6412"/>
+          <w:tab w:val="left" w:pos="7328"/>
+          <w:tab w:val="left" w:pos="8244"/>
+          <w:tab w:val="left" w:pos="9160"/>
+          <w:tab w:val="left" w:pos="10076"/>
+          <w:tab w:val="left" w:pos="10992"/>
+          <w:tab w:val="left" w:pos="11908"/>
+          <w:tab w:val="left" w:pos="12824"/>
+          <w:tab w:val="left" w:pos="13740"/>
+          <w:tab w:val="left" w:pos="14656"/>
+        </w:tabs>
+        <w:spacing w:after="0" w:line="240" w:lineRule="auto"/>
+        <w:rPr>
+          <w:rFonts w:ascii="Courier New" w:eastAsia="Times New Roman" w:hAnsi="Courier New" w:cs="Courier New"/>
+          <w:sz w:val="20"/>
+          <w:szCs w:val="20"/>
+          <w:lang w:eastAsia="en-IN"/>
+        </w:rPr>
+      </w:pPr>
+      <w:proofErr w:type="gramStart"/>
+      <w:r>
+        <w:rPr>
+          <w:rFonts w:ascii="Courier New" w:eastAsia="Times New Roman" w:hAnsi="Courier New" w:cs="Courier New"/>
+          <w:sz w:val="20"/>
+          <w:szCs w:val="20"/>
+          <w:lang w:eastAsia="en-IN"/>
+        </w:rPr>
+        <w:t>width</w:t>
+      </w:r>
+      <w:proofErr w:type="gramEnd"/>
+    </w:p>
+    <w:p>
+      <w:pPr>
+        <w:tabs>
+          <w:tab w:val="left" w:pos="916"/>
+          <w:tab w:val="left" w:pos="1832"/>
+          <w:tab w:val="left" w:pos="2748"/>
+          <w:tab w:val="left" w:pos="3664"/>
+          <w:tab w:val="left" w:pos="4580"/>
+          <w:tab w:val="left" w:pos="5496"/>
+          <w:tab w:val="left" w:pos="6412"/>
+          <w:tab w:val="left" w:pos="7328"/>
+          <w:tab w:val="left" w:pos="8244"/>
+          <w:tab w:val="left" w:pos="9160"/>
+          <w:tab w:val="left" w:pos="10076"/>
+          <w:tab w:val="left" w:pos="10992"/>
+          <w:tab w:val="left" w:pos="11908"/>
+          <w:tab w:val="left" w:pos="12824"/>
+          <w:tab w:val="left" w:pos="13740"/>
+          <w:tab w:val="left" w:pos="14656"/>
+        </w:tabs>
+        <w:spacing w:after="0" w:line="240" w:lineRule="auto"/>
+        <w:rPr>
+          <w:rFonts w:ascii="Courier New" w:eastAsia="Times New Roman" w:hAnsi="Courier New" w:cs="Courier New"/>
+          <w:sz w:val="20"/>
+          <w:szCs w:val="20"/>
+          <w:lang w:eastAsia="en-IN"/>
+        </w:rPr>
+      </w:pPr>
+    </w:p>
+    <w:p>
+      <w:pPr>
+        <w:tabs>
+          <w:tab w:val="left" w:pos="916"/>
+          <w:tab w:val="left" w:pos="1832"/>
+          <w:tab w:val="left" w:pos="2748"/>
+          <w:tab w:val="left" w:pos="3664"/>
+          <w:tab w:val="left" w:pos="4580"/>
+          <w:tab w:val="left" w:pos="5496"/>
+          <w:tab w:val="left" w:pos="6412"/>
+          <w:tab w:val="left" w:pos="7328"/>
+          <w:tab w:val="left" w:pos="8244"/>
+          <w:tab w:val="left" w:pos="9160"/>
+          <w:tab w:val="left" w:pos="10076"/>
+          <w:tab w:val="left" w:pos="10992"/>
+          <w:tab w:val="left" w:pos="11908"/>
+          <w:tab w:val="left" w:pos="12824"/>
+          <w:tab w:val="left" w:pos="13740"/>
+          <w:tab w:val="left" w:pos="14656"/>
+        </w:tabs>
+        <w:spacing w:after="0" w:line="240" w:lineRule="auto"/>
+        <w:rPr>
+          <w:rFonts w:ascii="Courier New" w:eastAsia="Times New Roman" w:hAnsi="Courier New" w:cs="Courier New"/>
+          <w:sz w:val="20"/>
+          <w:szCs w:val="20"/>
+          <w:lang w:eastAsia="en-IN"/>
+        </w:rPr>
+      </w:pPr>
+      <w:proofErr w:type="gramStart"/>
+      <w:r>
+        <w:rPr>
+          <w:rFonts w:ascii="Courier New" w:eastAsia="Times New Roman" w:hAnsi="Courier New" w:cs="Courier New"/>
+          <w:sz w:val="20"/>
+          <w:szCs w:val="20"/>
+          <w:lang w:eastAsia="en-IN"/>
+        </w:rPr>
+        <w:t>padding</w:t>
+      </w:r>
+      <w:proofErr w:type="gramEnd"/>
+    </w:p>
+    <w:p>
+      <w:pPr>
+        <w:tabs>
+          <w:tab w:val="left" w:pos="916"/>
+          <w:tab w:val="left" w:pos="1832"/>
+          <w:tab w:val="left" w:pos="2748"/>
+          <w:tab w:val="left" w:pos="3664"/>
+          <w:tab w:val="left" w:pos="4580"/>
+          <w:tab w:val="left" w:pos="5496"/>
+          <w:tab w:val="left" w:pos="6412"/>
+          <w:tab w:val="left" w:pos="7328"/>
+          <w:tab w:val="left" w:pos="8244"/>
+          <w:tab w:val="left" w:pos="9160"/>
+          <w:tab w:val="left" w:pos="10076"/>
+          <w:tab w:val="left" w:pos="10992"/>
+          <w:tab w:val="left" w:pos="11908"/>
+          <w:tab w:val="left" w:pos="12824"/>
+          <w:tab w:val="left" w:pos="13740"/>
+          <w:tab w:val="left" w:pos="14656"/>
+        </w:tabs>
+        <w:spacing w:after="0" w:line="240" w:lineRule="auto"/>
+        <w:rPr>
+          <w:rFonts w:ascii="Courier New" w:eastAsia="Times New Roman" w:hAnsi="Courier New" w:cs="Courier New"/>
+          <w:sz w:val="20"/>
+          <w:szCs w:val="20"/>
+          <w:lang w:eastAsia="en-IN"/>
+        </w:rPr>
+      </w:pPr>
+    </w:p>
+    <w:p>
+      <w:pPr>
+        <w:tabs>
+          <w:tab w:val="left" w:pos="916"/>
+          <w:tab w:val="left" w:pos="1832"/>
+          <w:tab w:val="left" w:pos="2748"/>
+          <w:tab w:val="left" w:pos="3664"/>
+          <w:tab w:val="left" w:pos="4580"/>
+          <w:tab w:val="left" w:pos="5496"/>
+          <w:tab w:val="left" w:pos="6412"/>
+          <w:tab w:val="left" w:pos="7328"/>
+          <w:tab w:val="left" w:pos="8244"/>
+          <w:tab w:val="left" w:pos="9160"/>
+          <w:tab w:val="left" w:pos="10076"/>
+          <w:tab w:val="left" w:pos="10992"/>
+          <w:tab w:val="left" w:pos="11908"/>
+          <w:tab w:val="left" w:pos="12824"/>
+          <w:tab w:val="left" w:pos="13740"/>
+          <w:tab w:val="left" w:pos="14656"/>
+        </w:tabs>
+        <w:spacing w:after="0" w:line="240" w:lineRule="auto"/>
+        <w:rPr>
+          <w:rFonts w:ascii="Courier New" w:eastAsia="Times New Roman" w:hAnsi="Courier New" w:cs="Courier New"/>
+          <w:sz w:val="20"/>
+          <w:szCs w:val="20"/>
+          <w:lang w:eastAsia="en-IN"/>
+        </w:rPr>
+      </w:pPr>
+      <w:proofErr w:type="gramStart"/>
+      <w:r>
+        <w:rPr>
+          <w:rFonts w:ascii="Courier New" w:eastAsia="Times New Roman" w:hAnsi="Courier New" w:cs="Courier New"/>
+          <w:sz w:val="20"/>
+          <w:szCs w:val="20"/>
+          <w:lang w:eastAsia="en-IN"/>
+        </w:rPr>
+        <w:t>margin</w:t>
+      </w:r>
+      <w:proofErr w:type="gramEnd"/>
+    </w:p>
+    <w:p>
+      <w:pPr>
+        <w:tabs>
+          <w:tab w:val="left" w:pos="916"/>
+          <w:tab w:val="left" w:pos="1832"/>
+          <w:tab w:val="left" w:pos="2748"/>
+          <w:tab w:val="left" w:pos="3664"/>
+          <w:tab w:val="left" w:pos="4580"/>
+          <w:tab w:val="left" w:pos="5496"/>
+          <w:tab w:val="left" w:pos="6412"/>
+          <w:tab w:val="left" w:pos="7328"/>
+          <w:tab w:val="left" w:pos="8244"/>
+          <w:tab w:val="left" w:pos="9160"/>
+          <w:tab w:val="left" w:pos="10076"/>
+          <w:tab w:val="left" w:pos="10992"/>
+          <w:tab w:val="left" w:pos="11908"/>
+          <w:tab w:val="left" w:pos="12824"/>
+          <w:tab w:val="left" w:pos="13740"/>
+          <w:tab w:val="left" w:pos="14656"/>
+        </w:tabs>
+        <w:spacing w:after="0" w:line="240" w:lineRule="auto"/>
+        <w:rPr>
+          <w:rFonts w:ascii="Courier New" w:eastAsia="Times New Roman" w:hAnsi="Courier New" w:cs="Courier New"/>
+          <w:sz w:val="20"/>
+          <w:szCs w:val="20"/>
+          <w:lang w:eastAsia="en-IN"/>
+        </w:rPr>
+      </w:pPr>
+    </w:p>
+    <w:p>
+      <w:pPr>
+        <w:tabs>
+          <w:tab w:val="left" w:pos="916"/>
+          <w:tab w:val="left" w:pos="1832"/>
+          <w:tab w:val="left" w:pos="2748"/>
+          <w:tab w:val="left" w:pos="3664"/>
+          <w:tab w:val="left" w:pos="4580"/>
+          <w:tab w:val="left" w:pos="5496"/>
+          <w:tab w:val="left" w:pos="6412"/>
+          <w:tab w:val="left" w:pos="7328"/>
+          <w:tab w:val="left" w:pos="8244"/>
+          <w:tab w:val="left" w:pos="9160"/>
+          <w:tab w:val="left" w:pos="10076"/>
+          <w:tab w:val="left" w:pos="10992"/>
+          <w:tab w:val="left" w:pos="11908"/>
+          <w:tab w:val="left" w:pos="12824"/>
+          <w:tab w:val="left" w:pos="13740"/>
+          <w:tab w:val="left" w:pos="14656"/>
+        </w:tabs>
+        <w:spacing w:after="0" w:line="240" w:lineRule="auto"/>
+        <w:rPr>
+          <w:rFonts w:ascii="Courier New" w:eastAsia="Times New Roman" w:hAnsi="Courier New" w:cs="Courier New"/>
+          <w:sz w:val="20"/>
+          <w:szCs w:val="20"/>
+          <w:lang w:eastAsia="en-IN"/>
+        </w:rPr>
+      </w:pPr>
+      <w:proofErr w:type="gramStart"/>
+      <w:r>
+        <w:rPr>
+          <w:rFonts w:ascii="Courier New" w:eastAsia="Times New Roman" w:hAnsi="Courier New" w:cs="Courier New"/>
+          <w:sz w:val="20"/>
+          <w:szCs w:val="20"/>
+          <w:lang w:eastAsia="en-IN"/>
+        </w:rPr>
+        <w:t>box-sizing</w:t>
+      </w:r>
+      <w:proofErr w:type="gramEnd"/>
+    </w:p>
+    <w:p>
+      <w:pPr>
+        <w:spacing w:before="100" w:beforeAutospacing="1" w:after="100" w:afterAutospacing="1" w:line="240" w:lineRule="auto"/>
+        <w:rPr>
+          <w:rFonts w:ascii="Times New Roman" w:eastAsia="Times New Roman" w:hAnsi="Times New Roman" w:cs="Times New Roman"/>
+          <w:sz w:val="24"/>
+          <w:szCs w:val="24"/>
+          <w:lang w:eastAsia="en-IN"/>
+        </w:rPr>
+      </w:pPr>
+      <w:proofErr w:type="gramStart"/>
+      <w:r>
+        <w:rPr>
+          <w:rFonts w:ascii="Times New Roman" w:eastAsia="Times New Roman" w:hAnsi="Times New Roman" w:cs="Times New Roman"/>
+          <w:sz w:val="24"/>
+          <w:szCs w:val="24"/>
+          <w:lang w:eastAsia="en-IN"/>
+        </w:rPr>
+        <w:t>are</w:t>
+      </w:r>
+      <w:proofErr w:type="gramEnd"/>
+      <w:r>
+        <w:rPr>
+          <w:rFonts w:ascii="Times New Roman" w:eastAsia="Times New Roman" w:hAnsi="Times New Roman" w:cs="Times New Roman"/>
+          <w:sz w:val="24"/>
+          <w:szCs w:val="24"/>
+          <w:lang w:eastAsia="en-IN"/>
+        </w:rPr>
+        <w:t xml:space="preserve"> repeated </w:t>
+      </w:r>
+      <w:r>
+        <w:rPr>
+          <w:rFonts w:ascii="Times New Roman" w:eastAsia="Times New Roman" w:hAnsi="Times New Roman" w:cs="Times New Roman"/>
+          <w:b/>
+          <w:bCs/>
+          <w:sz w:val="24"/>
+          <w:szCs w:val="24"/>
+          <w:lang w:eastAsia="en-IN"/>
+        </w:rPr>
+        <w:t>3 times</w:t>
+      </w:r>
+      <w:r>
+        <w:rPr>
+          <w:rFonts w:ascii="Times New Roman" w:eastAsia="Times New Roman" w:hAnsi="Times New Roman" w:cs="Times New Roman"/>
+          <w:sz w:val="24"/>
+          <w:szCs w:val="24"/>
+          <w:lang w:eastAsia="en-IN"/>
+        </w:rPr>
+        <w:t>.</w:t>
+      </w:r>
+    </w:p>
+    <w:p>
+      <w:pPr>
+        <w:spacing w:before="100" w:beforeAutospacing="1" w:after="100" w:afterAutospacing="1" w:line="240" w:lineRule="auto"/>
+        <w:rPr>
+          <w:rFonts w:ascii="Times New Roman" w:eastAsia="Times New Roman" w:hAnsi="Times New Roman" w:cs="Times New Roman"/>
+          <w:sz w:val="24"/>
+          <w:szCs w:val="24"/>
+          <w:lang w:eastAsia="en-IN"/>
+        </w:rPr>
+      </w:pPr>
+      <w:r>
+        <w:rPr>
+          <w:rFonts w:ascii="Times New Roman" w:eastAsia="Times New Roman" w:hAnsi="Times New Roman" w:cs="Times New Roman"/>
+          <w:sz w:val="24"/>
+          <w:szCs w:val="24"/>
+          <w:lang w:eastAsia="en-IN"/>
+        </w:rPr>
+        <w:t>That is bad coding.</w:t>
+      </w:r>
+    </w:p>
+    <w:p>
+      <w:pPr>
+        <w:spacing w:after="0" w:line="240" w:lineRule="auto"/>
+        <w:rPr>
+          <w:rFonts w:ascii="Times New Roman" w:eastAsia="Times New Roman" w:hAnsi="Times New Roman" w:cs="Times New Roman"/>
+          <w:sz w:val="24"/>
+          <w:szCs w:val="24"/>
+          <w:lang w:eastAsia="en-IN"/>
+        </w:rPr>
+      </w:pPr>
+      <w:r>
+        <w:rPr>
+          <w:rFonts w:ascii="Times New Roman" w:eastAsia="Times New Roman" w:hAnsi="Times New Roman" w:cs="Times New Roman"/>
+          <w:sz w:val="24"/>
+          <w:szCs w:val="24"/>
+          <w:lang w:eastAsia="en-IN"/>
+        </w:rPr>
+        <w:pict>
+          <v:rect id="_x0000_i1045" style="width:0;height:1.5pt" o:hralign="center" o:hrstd="t" o:hr="t" fillcolor="#a0a0a0" stroked="f"/>
+        </w:pict>
+      </w:r>
+    </w:p>
+    <w:p>
+      <w:pPr>
+        <w:spacing w:before="100" w:beforeAutospacing="1" w:after="100" w:afterAutospacing="1" w:line="240" w:lineRule="auto"/>
+        <w:outlineLvl w:val="0"/>
+        <w:rPr>
+          <w:rFonts w:ascii="Times New Roman" w:eastAsia="Times New Roman" w:hAnsi="Times New Roman" w:cs="Times New Roman"/>
+          <w:b/>
+          <w:bCs/>
+          <w:kern w:val="36"/>
+          <w:sz w:val="48"/>
+          <w:szCs w:val="48"/>
+          <w:lang w:eastAsia="en-IN"/>
+        </w:rPr>
+      </w:pPr>
+      <w:r>
+        <w:rPr>
+          <w:rFonts w:ascii="Times New Roman" w:eastAsia="Times New Roman" w:hAnsi="Times New Roman" w:cs="Times New Roman"/>
+          <w:b/>
+          <w:bCs/>
+          <w:kern w:val="36"/>
+          <w:sz w:val="48"/>
+          <w:szCs w:val="48"/>
+          <w:lang w:eastAsia="en-IN"/>
+        </w:rPr>
+        <w:t>Better way</w:t>
+      </w:r>
+    </w:p>
+    <w:p>
+      <w:pPr>
+        <w:spacing w:before="100" w:beforeAutospacing="1" w:after="100" w:afterAutospacing="1" w:line="240" w:lineRule="auto"/>
+        <w:rPr>
+          <w:rFonts w:ascii="Times New Roman" w:eastAsia="Times New Roman" w:hAnsi="Times New Roman" w:cs="Times New Roman"/>
+          <w:sz w:val="24"/>
+          <w:szCs w:val="24"/>
+          <w:lang w:eastAsia="en-IN"/>
+        </w:rPr>
+      </w:pPr>
+      <w:r>
+        <w:rPr>
+          <w:rFonts w:ascii="Times New Roman" w:eastAsia="Times New Roman" w:hAnsi="Times New Roman" w:cs="Times New Roman"/>
+          <w:sz w:val="24"/>
+          <w:szCs w:val="24"/>
+          <w:lang w:eastAsia="en-IN"/>
+        </w:rPr>
+        <w:t>Create one common class.</w:t>
+      </w:r>
+    </w:p>
+    <w:p>
+      <w:pPr>
+        <w:tabs>
+          <w:tab w:val="left" w:pos="916"/>
+          <w:tab w:val="left" w:pos="1832"/>
+          <w:tab w:val="left" w:pos="2748"/>
+          <w:tab w:val="left" w:pos="3664"/>
+          <w:tab w:val="left" w:pos="4580"/>
+          <w:tab w:val="left" w:pos="5496"/>
+          <w:tab w:val="left" w:pos="6412"/>
+          <w:tab w:val="left" w:pos="7328"/>
+          <w:tab w:val="left" w:pos="8244"/>
+          <w:tab w:val="left" w:pos="9160"/>
+          <w:tab w:val="left" w:pos="10076"/>
+          <w:tab w:val="left" w:pos="10992"/>
+          <w:tab w:val="left" w:pos="11908"/>
+          <w:tab w:val="left" w:pos="12824"/>
+          <w:tab w:val="left" w:pos="13740"/>
+          <w:tab w:val="left" w:pos="14656"/>
+        </w:tabs>
+        <w:spacing w:after="0" w:line="240" w:lineRule="auto"/>
+        <w:rPr>
+          <w:rFonts w:ascii="Courier New" w:eastAsia="Times New Roman" w:hAnsi="Courier New" w:cs="Courier New"/>
+          <w:sz w:val="20"/>
+          <w:szCs w:val="20"/>
+          <w:lang w:eastAsia="en-IN"/>
+        </w:rPr>
+      </w:pPr>
+      <w:r>
+        <w:rPr>
+          <w:rFonts w:ascii="Courier New" w:eastAsia="Times New Roman" w:hAnsi="Courier New" w:cs="Courier New"/>
+          <w:sz w:val="20"/>
+          <w:szCs w:val="20"/>
+          <w:lang w:eastAsia="en-IN"/>
+        </w:rPr>
+        <w:t>.</w:t>
+      </w:r>
+      <w:proofErr w:type="gramStart"/>
+      <w:r>
+        <w:rPr>
+          <w:rFonts w:ascii="Courier New" w:eastAsia="Times New Roman" w:hAnsi="Courier New" w:cs="Courier New"/>
+          <w:sz w:val="20"/>
+          <w:szCs w:val="20"/>
+          <w:lang w:eastAsia="en-IN"/>
+        </w:rPr>
+        <w:t>box{</w:t>
+      </w:r>
+      <w:proofErr w:type="gramEnd"/>
+    </w:p>
+    <w:p>
+      <w:pPr>
+        <w:tabs>
+          <w:tab w:val="left" w:pos="916"/>
+          <w:tab w:val="left" w:pos="1832"/>
+          <w:tab w:val="left" w:pos="2748"/>
+          <w:tab w:val="left" w:pos="3664"/>
+          <w:tab w:val="left" w:pos="4580"/>
+          <w:tab w:val="left" w:pos="5496"/>
+          <w:tab w:val="left" w:pos="6412"/>
+          <w:tab w:val="left" w:pos="7328"/>
+          <w:tab w:val="left" w:pos="8244"/>
+          <w:tab w:val="left" w:pos="9160"/>
+          <w:tab w:val="left" w:pos="10076"/>
+          <w:tab w:val="left" w:pos="10992"/>
+          <w:tab w:val="left" w:pos="11908"/>
+          <w:tab w:val="left" w:pos="12824"/>
+          <w:tab w:val="left" w:pos="13740"/>
+          <w:tab w:val="left" w:pos="14656"/>
+        </w:tabs>
+        <w:spacing w:after="0" w:line="240" w:lineRule="auto"/>
+        <w:rPr>
+          <w:rFonts w:ascii="Courier New" w:eastAsia="Times New Roman" w:hAnsi="Courier New" w:cs="Courier New"/>
+          <w:sz w:val="20"/>
+          <w:szCs w:val="20"/>
+          <w:lang w:eastAsia="en-IN"/>
+        </w:rPr>
+      </w:pPr>
+    </w:p>
+    <w:p>
+      <w:pPr>
+        <w:tabs>
+          <w:tab w:val="left" w:pos="916"/>
+          <w:tab w:val="left" w:pos="1832"/>
+          <w:tab w:val="left" w:pos="2748"/>
+          <w:tab w:val="left" w:pos="3664"/>
+          <w:tab w:val="left" w:pos="4580"/>
+          <w:tab w:val="left" w:pos="5496"/>
+          <w:tab w:val="left" w:pos="6412"/>
+          <w:tab w:val="left" w:pos="7328"/>
+          <w:tab w:val="left" w:pos="8244"/>
+          <w:tab w:val="left" w:pos="9160"/>
+          <w:tab w:val="left" w:pos="10076"/>
+          <w:tab w:val="left" w:pos="10992"/>
+          <w:tab w:val="left" w:pos="11908"/>
+          <w:tab w:val="left" w:pos="12824"/>
+          <w:tab w:val="left" w:pos="13740"/>
+          <w:tab w:val="left" w:pos="14656"/>
+        </w:tabs>
+        <w:spacing w:after="0" w:line="240" w:lineRule="auto"/>
+        <w:rPr>
+          <w:rFonts w:ascii="Courier New" w:eastAsia="Times New Roman" w:hAnsi="Courier New" w:cs="Courier New"/>
+          <w:sz w:val="20"/>
+          <w:szCs w:val="20"/>
+          <w:lang w:eastAsia="en-IN"/>
+        </w:rPr>
+      </w:pPr>
+      <w:proofErr w:type="gramStart"/>
+      <w:r>
+        <w:rPr>
+          <w:rFonts w:ascii="Courier New" w:eastAsia="Times New Roman" w:hAnsi="Courier New" w:cs="Courier New"/>
+          <w:sz w:val="20"/>
+          <w:szCs w:val="20"/>
+          <w:lang w:eastAsia="en-IN"/>
+        </w:rPr>
+        <w:t>width:</w:t>
+      </w:r>
+      <w:proofErr w:type="gramEnd"/>
+      <w:r>
+        <w:rPr>
+          <w:rFonts w:ascii="Courier New" w:eastAsia="Times New Roman" w:hAnsi="Courier New" w:cs="Courier New"/>
+          <w:sz w:val="20"/>
+          <w:szCs w:val="20"/>
+          <w:lang w:eastAsia="en-IN"/>
+        </w:rPr>
+        <w:t>50px;</w:t>
+      </w:r>
+    </w:p>
+    <w:p>
+      <w:pPr>
+        <w:tabs>
+          <w:tab w:val="left" w:pos="916"/>
+          <w:tab w:val="left" w:pos="1832"/>
+          <w:tab w:val="left" w:pos="2748"/>
+          <w:tab w:val="left" w:pos="3664"/>
+          <w:tab w:val="left" w:pos="4580"/>
+          <w:tab w:val="left" w:pos="5496"/>
+          <w:tab w:val="left" w:pos="6412"/>
+          <w:tab w:val="left" w:pos="7328"/>
+          <w:tab w:val="left" w:pos="8244"/>
+          <w:tab w:val="left" w:pos="9160"/>
+          <w:tab w:val="left" w:pos="10076"/>
+          <w:tab w:val="left" w:pos="10992"/>
+          <w:tab w:val="left" w:pos="11908"/>
+          <w:tab w:val="left" w:pos="12824"/>
+          <w:tab w:val="left" w:pos="13740"/>
+          <w:tab w:val="left" w:pos="14656"/>
+        </w:tabs>
+        <w:spacing w:after="0" w:line="240" w:lineRule="auto"/>
+        <w:rPr>
+          <w:rFonts w:ascii="Courier New" w:eastAsia="Times New Roman" w:hAnsi="Courier New" w:cs="Courier New"/>
+          <w:sz w:val="20"/>
+          <w:szCs w:val="20"/>
+          <w:lang w:eastAsia="en-IN"/>
+        </w:rPr>
+      </w:pPr>
+    </w:p>
+    <w:p>
+      <w:pPr>
+        <w:tabs>
+          <w:tab w:val="left" w:pos="916"/>
+          <w:tab w:val="left" w:pos="1832"/>
+          <w:tab w:val="left" w:pos="2748"/>
+          <w:tab w:val="left" w:pos="3664"/>
+          <w:tab w:val="left" w:pos="4580"/>
+          <w:tab w:val="left" w:pos="5496"/>
+          <w:tab w:val="left" w:pos="6412"/>
+          <w:tab w:val="left" w:pos="7328"/>
+          <w:tab w:val="left" w:pos="8244"/>
+          <w:tab w:val="left" w:pos="9160"/>
+          <w:tab w:val="left" w:pos="10076"/>
+          <w:tab w:val="left" w:pos="10992"/>
+          <w:tab w:val="left" w:pos="11908"/>
+          <w:tab w:val="left" w:pos="12824"/>
+          <w:tab w:val="left" w:pos="13740"/>
+          <w:tab w:val="left" w:pos="14656"/>
+        </w:tabs>
+        <w:spacing w:after="0" w:line="240" w:lineRule="auto"/>
+        <w:rPr>
+          <w:rFonts w:ascii="Courier New" w:eastAsia="Times New Roman" w:hAnsi="Courier New" w:cs="Courier New"/>
+          <w:sz w:val="20"/>
+          <w:szCs w:val="20"/>
+          <w:lang w:eastAsia="en-IN"/>
+        </w:rPr>
+      </w:pPr>
+      <w:proofErr w:type="gramStart"/>
+      <w:r>
+        <w:rPr>
+          <w:rFonts w:ascii="Courier New" w:eastAsia="Times New Roman" w:hAnsi="Courier New" w:cs="Courier New"/>
+          <w:sz w:val="20"/>
+          <w:szCs w:val="20"/>
+          <w:lang w:eastAsia="en-IN"/>
+        </w:rPr>
+        <w:t>padding:</w:t>
+      </w:r>
+      <w:proofErr w:type="gramEnd"/>
+      <w:r>
+        <w:rPr>
+          <w:rFonts w:ascii="Courier New" w:eastAsia="Times New Roman" w:hAnsi="Courier New" w:cs="Courier New"/>
+          <w:sz w:val="20"/>
+          <w:szCs w:val="20"/>
+          <w:lang w:eastAsia="en-IN"/>
+        </w:rPr>
+        <w:t>6px 7px;</w:t>
+      </w:r>
+    </w:p>
+    <w:p>
+      <w:pPr>
+        <w:tabs>
+          <w:tab w:val="left" w:pos="916"/>
+          <w:tab w:val="left" w:pos="1832"/>
+          <w:tab w:val="left" w:pos="2748"/>
+          <w:tab w:val="left" w:pos="3664"/>
+          <w:tab w:val="left" w:pos="4580"/>
+          <w:tab w:val="left" w:pos="5496"/>
+          <w:tab w:val="left" w:pos="6412"/>
+          <w:tab w:val="left" w:pos="7328"/>
+          <w:tab w:val="left" w:pos="8244"/>
+          <w:tab w:val="left" w:pos="9160"/>
+          <w:tab w:val="left" w:pos="10076"/>
+          <w:tab w:val="left" w:pos="10992"/>
+          <w:tab w:val="left" w:pos="11908"/>
+          <w:tab w:val="left" w:pos="12824"/>
+          <w:tab w:val="left" w:pos="13740"/>
+          <w:tab w:val="left" w:pos="14656"/>
+        </w:tabs>
+        <w:spacing w:after="0" w:line="240" w:lineRule="auto"/>
+        <w:rPr>
+          <w:rFonts w:ascii="Courier New" w:eastAsia="Times New Roman" w:hAnsi="Courier New" w:cs="Courier New"/>
+          <w:sz w:val="20"/>
+          <w:szCs w:val="20"/>
+          <w:lang w:eastAsia="en-IN"/>
+        </w:rPr>
+      </w:pPr>
+    </w:p>
+    <w:p>
+      <w:pPr>
+        <w:tabs>
+          <w:tab w:val="left" w:pos="916"/>
+          <w:tab w:val="left" w:pos="1832"/>
+          <w:tab w:val="left" w:pos="2748"/>
+          <w:tab w:val="left" w:pos="3664"/>
+          <w:tab w:val="left" w:pos="4580"/>
+          <w:tab w:val="left" w:pos="5496"/>
+          <w:tab w:val="left" w:pos="6412"/>
+          <w:tab w:val="left" w:pos="7328"/>
+          <w:tab w:val="left" w:pos="8244"/>
+          <w:tab w:val="left" w:pos="9160"/>
+          <w:tab w:val="left" w:pos="10076"/>
+          <w:tab w:val="left" w:pos="10992"/>
+          <w:tab w:val="left" w:pos="11908"/>
+          <w:tab w:val="left" w:pos="12824"/>
+          <w:tab w:val="left" w:pos="13740"/>
+          <w:tab w:val="left" w:pos="14656"/>
+        </w:tabs>
+        <w:spacing w:after="0" w:line="240" w:lineRule="auto"/>
+        <w:rPr>
+          <w:rFonts w:ascii="Courier New" w:eastAsia="Times New Roman" w:hAnsi="Courier New" w:cs="Courier New"/>
+          <w:sz w:val="20"/>
+          <w:szCs w:val="20"/>
+          <w:lang w:eastAsia="en-IN"/>
+        </w:rPr>
+      </w:pPr>
+      <w:proofErr w:type="gramStart"/>
+      <w:r>
+        <w:rPr>
+          <w:rFonts w:ascii="Courier New" w:eastAsia="Times New Roman" w:hAnsi="Courier New" w:cs="Courier New"/>
+          <w:sz w:val="20"/>
+          <w:szCs w:val="20"/>
+          <w:lang w:eastAsia="en-IN"/>
+        </w:rPr>
+        <w:t>margin:</w:t>
+      </w:r>
+      <w:proofErr w:type="gramEnd"/>
+      <w:r>
+        <w:rPr>
+          <w:rFonts w:ascii="Courier New" w:eastAsia="Times New Roman" w:hAnsi="Courier New" w:cs="Courier New"/>
+          <w:sz w:val="20"/>
+          <w:szCs w:val="20"/>
+          <w:lang w:eastAsia="en-IN"/>
+        </w:rPr>
+        <w:t>16px 15px 17px;</w:t>
+      </w:r>
+    </w:p>
+    <w:p>
+      <w:pPr>
+        <w:tabs>
+          <w:tab w:val="left" w:pos="916"/>
+          <w:tab w:val="left" w:pos="1832"/>
+          <w:tab w:val="left" w:pos="2748"/>
+          <w:tab w:val="left" w:pos="3664"/>
+          <w:tab w:val="left" w:pos="4580"/>
+          <w:tab w:val="left" w:pos="5496"/>
+          <w:tab w:val="left" w:pos="6412"/>
+          <w:tab w:val="left" w:pos="7328"/>
+          <w:tab w:val="left" w:pos="8244"/>
+          <w:tab w:val="left" w:pos="9160"/>
+          <w:tab w:val="left" w:pos="10076"/>
+          <w:tab w:val="left" w:pos="10992"/>
+          <w:tab w:val="left" w:pos="11908"/>
+          <w:tab w:val="left" w:pos="12824"/>
+          <w:tab w:val="left" w:pos="13740"/>
+          <w:tab w:val="left" w:pos="14656"/>
+        </w:tabs>
+        <w:spacing w:after="0" w:line="240" w:lineRule="auto"/>
+        <w:rPr>
+          <w:rFonts w:ascii="Courier New" w:eastAsia="Times New Roman" w:hAnsi="Courier New" w:cs="Courier New"/>
+          <w:sz w:val="20"/>
+          <w:szCs w:val="20"/>
+          <w:lang w:eastAsia="en-IN"/>
+        </w:rPr>
+      </w:pPr>
+    </w:p>
+    <w:p>
+      <w:pPr>
+        <w:tabs>
+          <w:tab w:val="left" w:pos="916"/>
+          <w:tab w:val="left" w:pos="1832"/>
+          <w:tab w:val="left" w:pos="2748"/>
+          <w:tab w:val="left" w:pos="3664"/>
+          <w:tab w:val="left" w:pos="4580"/>
+          <w:tab w:val="left" w:pos="5496"/>
+          <w:tab w:val="left" w:pos="6412"/>
+          <w:tab w:val="left" w:pos="7328"/>
+          <w:tab w:val="left" w:pos="8244"/>
+          <w:tab w:val="left" w:pos="9160"/>
+          <w:tab w:val="left" w:pos="10076"/>
+          <w:tab w:val="left" w:pos="10992"/>
+          <w:tab w:val="left" w:pos="11908"/>
+          <w:tab w:val="left" w:pos="12824"/>
+          <w:tab w:val="left" w:pos="13740"/>
+          <w:tab w:val="left" w:pos="14656"/>
+        </w:tabs>
+        <w:spacing w:after="0" w:line="240" w:lineRule="auto"/>
+        <w:rPr>
+          <w:rFonts w:ascii="Courier New" w:eastAsia="Times New Roman" w:hAnsi="Courier New" w:cs="Courier New"/>
+          <w:sz w:val="20"/>
+          <w:szCs w:val="20"/>
+          <w:lang w:eastAsia="en-IN"/>
+        </w:rPr>
+      </w:pPr>
+      <w:proofErr w:type="spellStart"/>
+      <w:proofErr w:type="gramStart"/>
+      <w:r>
+        <w:rPr>
+          <w:rFonts w:ascii="Courier New" w:eastAsia="Times New Roman" w:hAnsi="Courier New" w:cs="Courier New"/>
+          <w:sz w:val="20"/>
+          <w:szCs w:val="20"/>
+          <w:lang w:eastAsia="en-IN"/>
+        </w:rPr>
+        <w:t>box-sizing:</w:t>
+      </w:r>
+      <w:proofErr w:type="gramEnd"/>
+      <w:r>
+        <w:rPr>
+          <w:rFonts w:ascii="Courier New" w:eastAsia="Times New Roman" w:hAnsi="Courier New" w:cs="Courier New"/>
+          <w:sz w:val="20"/>
+          <w:szCs w:val="20"/>
+          <w:lang w:eastAsia="en-IN"/>
+        </w:rPr>
+        <w:t>content-box</w:t>
+      </w:r>
+      <w:proofErr w:type="spellEnd"/>
+      <w:r>
+        <w:rPr>
+          <w:rFonts w:ascii="Courier New" w:eastAsia="Times New Roman" w:hAnsi="Courier New" w:cs="Courier New"/>
+          <w:sz w:val="20"/>
+          <w:szCs w:val="20"/>
+          <w:lang w:eastAsia="en-IN"/>
+        </w:rPr>
+        <w:t>;</w:t>
+      </w:r>
+    </w:p>
+    <w:p>
+      <w:pPr>
+        <w:tabs>
+          <w:tab w:val="left" w:pos="916"/>
+          <w:tab w:val="left" w:pos="1832"/>
+          <w:tab w:val="left" w:pos="2748"/>
+          <w:tab w:val="left" w:pos="3664"/>
+          <w:tab w:val="left" w:pos="4580"/>
+          <w:tab w:val="left" w:pos="5496"/>
+          <w:tab w:val="left" w:pos="6412"/>
+          <w:tab w:val="left" w:pos="7328"/>
+          <w:tab w:val="left" w:pos="8244"/>
+          <w:tab w:val="left" w:pos="9160"/>
+          <w:tab w:val="left" w:pos="10076"/>
+          <w:tab w:val="left" w:pos="10992"/>
+          <w:tab w:val="left" w:pos="11908"/>
+          <w:tab w:val="left" w:pos="12824"/>
+          <w:tab w:val="left" w:pos="13740"/>
+          <w:tab w:val="left" w:pos="14656"/>
+        </w:tabs>
+        <w:spacing w:after="0" w:line="240" w:lineRule="auto"/>
+        <w:rPr>
+          <w:rFonts w:ascii="Courier New" w:eastAsia="Times New Roman" w:hAnsi="Courier New" w:cs="Courier New"/>
+          <w:sz w:val="20"/>
+          <w:szCs w:val="20"/>
+          <w:lang w:eastAsia="en-IN"/>
+        </w:rPr>
+      </w:pPr>
+    </w:p>
+    <w:p>
+      <w:pPr>
+        <w:tabs>
+          <w:tab w:val="left" w:pos="916"/>
+          <w:tab w:val="left" w:pos="1832"/>
+          <w:tab w:val="left" w:pos="2748"/>
+          <w:tab w:val="left" w:pos="3664"/>
+          <w:tab w:val="left" w:pos="4580"/>
+          <w:tab w:val="left" w:pos="5496"/>
+          <w:tab w:val="left" w:pos="6412"/>
+          <w:tab w:val="left" w:pos="7328"/>
+          <w:tab w:val="left" w:pos="8244"/>
+          <w:tab w:val="left" w:pos="9160"/>
+          <w:tab w:val="left" w:pos="10076"/>
+          <w:tab w:val="left" w:pos="10992"/>
+          <w:tab w:val="left" w:pos="11908"/>
+          <w:tab w:val="left" w:pos="12824"/>
+          <w:tab w:val="left" w:pos="13740"/>
+          <w:tab w:val="left" w:pos="14656"/>
+        </w:tabs>
+        <w:spacing w:after="0" w:line="240" w:lineRule="auto"/>
+        <w:rPr>
+          <w:rFonts w:ascii="Courier New" w:eastAsia="Times New Roman" w:hAnsi="Courier New" w:cs="Courier New"/>
+          <w:sz w:val="20"/>
+          <w:szCs w:val="20"/>
+          <w:lang w:eastAsia="en-IN"/>
+        </w:rPr>
+      </w:pPr>
+      <w:r>
+        <w:rPr>
+          <w:rFonts w:ascii="Courier New" w:eastAsia="Times New Roman" w:hAnsi="Courier New" w:cs="Courier New"/>
+          <w:sz w:val="20"/>
+          <w:szCs w:val="20"/>
+          <w:lang w:eastAsia="en-IN"/>
+        </w:rPr>
+        <w:t>}</w:t>
+      </w:r>
+    </w:p>
+    <w:p>
+      <w:pPr>
+        <w:spacing w:before="100" w:beforeAutospacing="1" w:after="100" w:afterAutospacing="1" w:line="240" w:lineRule="auto"/>
+        <w:rPr>
+          <w:rFonts w:ascii="Times New Roman" w:eastAsia="Times New Roman" w:hAnsi="Times New Roman" w:cs="Times New Roman"/>
+          <w:sz w:val="24"/>
+          <w:szCs w:val="24"/>
+          <w:lang w:eastAsia="en-IN"/>
+        </w:rPr>
+      </w:pPr>
+      <w:r>
+        <w:rPr>
+          <w:rFonts w:ascii="Times New Roman" w:eastAsia="Times New Roman" w:hAnsi="Times New Roman" w:cs="Times New Roman"/>
+          <w:sz w:val="24"/>
+          <w:szCs w:val="24"/>
+          <w:lang w:eastAsia="en-IN"/>
+        </w:rPr>
+        <w:lastRenderedPageBreak/>
+        <w:t>Now</w:t>
+      </w:r>
+    </w:p>
+    <w:p>
+      <w:pPr>
+        <w:spacing w:before="100" w:beforeAutospacing="1" w:after="100" w:afterAutospacing="1" w:line="240" w:lineRule="auto"/>
+        <w:rPr>
+          <w:rFonts w:ascii="Times New Roman" w:eastAsia="Times New Roman" w:hAnsi="Times New Roman" w:cs="Times New Roman"/>
+          <w:sz w:val="24"/>
+          <w:szCs w:val="24"/>
+          <w:lang w:eastAsia="en-IN"/>
+        </w:rPr>
+      </w:pPr>
+      <w:r>
+        <w:rPr>
+          <w:rFonts w:ascii="Times New Roman" w:eastAsia="Times New Roman" w:hAnsi="Times New Roman" w:cs="Times New Roman"/>
+          <w:sz w:val="24"/>
+          <w:szCs w:val="24"/>
+          <w:lang w:eastAsia="en-IN"/>
+        </w:rPr>
+        <w:t>Only write what changes.</w:t>
+      </w:r>
+    </w:p>
+    <w:p>
+      <w:pPr>
+        <w:tabs>
+          <w:tab w:val="left" w:pos="916"/>
+          <w:tab w:val="left" w:pos="1832"/>
+          <w:tab w:val="left" w:pos="2748"/>
+          <w:tab w:val="left" w:pos="3664"/>
+          <w:tab w:val="left" w:pos="4580"/>
+          <w:tab w:val="left" w:pos="5496"/>
+          <w:tab w:val="left" w:pos="6412"/>
+          <w:tab w:val="left" w:pos="7328"/>
+          <w:tab w:val="left" w:pos="8244"/>
+          <w:tab w:val="left" w:pos="9160"/>
+          <w:tab w:val="left" w:pos="10076"/>
+          <w:tab w:val="left" w:pos="10992"/>
+          <w:tab w:val="left" w:pos="11908"/>
+          <w:tab w:val="left" w:pos="12824"/>
+          <w:tab w:val="left" w:pos="13740"/>
+          <w:tab w:val="left" w:pos="14656"/>
+        </w:tabs>
+        <w:spacing w:after="0" w:line="240" w:lineRule="auto"/>
+        <w:rPr>
+          <w:rFonts w:ascii="Courier New" w:eastAsia="Times New Roman" w:hAnsi="Courier New" w:cs="Courier New"/>
+          <w:sz w:val="20"/>
+          <w:szCs w:val="20"/>
+          <w:lang w:eastAsia="en-IN"/>
+        </w:rPr>
+      </w:pPr>
+      <w:r>
+        <w:rPr>
+          <w:rFonts w:ascii="Courier New" w:eastAsia="Times New Roman" w:hAnsi="Courier New" w:cs="Courier New"/>
+          <w:sz w:val="20"/>
+          <w:szCs w:val="20"/>
+          <w:lang w:eastAsia="en-IN"/>
+        </w:rPr>
+        <w:t>.</w:t>
+      </w:r>
+      <w:proofErr w:type="gramStart"/>
+      <w:r>
+        <w:rPr>
+          <w:rFonts w:ascii="Courier New" w:eastAsia="Times New Roman" w:hAnsi="Courier New" w:cs="Courier New"/>
+          <w:sz w:val="20"/>
+          <w:szCs w:val="20"/>
+          <w:lang w:eastAsia="en-IN"/>
+        </w:rPr>
+        <w:t>box1{</w:t>
+      </w:r>
+      <w:proofErr w:type="gramEnd"/>
+    </w:p>
+    <w:p>
+      <w:pPr>
+        <w:tabs>
+          <w:tab w:val="left" w:pos="916"/>
+          <w:tab w:val="left" w:pos="1832"/>
+          <w:tab w:val="left" w:pos="2748"/>
+          <w:tab w:val="left" w:pos="3664"/>
+          <w:tab w:val="left" w:pos="4580"/>
+          <w:tab w:val="left" w:pos="5496"/>
+          <w:tab w:val="left" w:pos="6412"/>
+          <w:tab w:val="left" w:pos="7328"/>
+          <w:tab w:val="left" w:pos="8244"/>
+          <w:tab w:val="left" w:pos="9160"/>
+          <w:tab w:val="left" w:pos="10076"/>
+          <w:tab w:val="left" w:pos="10992"/>
+          <w:tab w:val="left" w:pos="11908"/>
+          <w:tab w:val="left" w:pos="12824"/>
+          <w:tab w:val="left" w:pos="13740"/>
+          <w:tab w:val="left" w:pos="14656"/>
+        </w:tabs>
+        <w:spacing w:after="0" w:line="240" w:lineRule="auto"/>
+        <w:rPr>
+          <w:rFonts w:ascii="Courier New" w:eastAsia="Times New Roman" w:hAnsi="Courier New" w:cs="Courier New"/>
+          <w:sz w:val="20"/>
+          <w:szCs w:val="20"/>
+          <w:lang w:eastAsia="en-IN"/>
+        </w:rPr>
+      </w:pPr>
+    </w:p>
+    <w:p>
+      <w:pPr>
+        <w:tabs>
+          <w:tab w:val="left" w:pos="916"/>
+          <w:tab w:val="left" w:pos="1832"/>
+          <w:tab w:val="left" w:pos="2748"/>
+          <w:tab w:val="left" w:pos="3664"/>
+          <w:tab w:val="left" w:pos="4580"/>
+          <w:tab w:val="left" w:pos="5496"/>
+          <w:tab w:val="left" w:pos="6412"/>
+          <w:tab w:val="left" w:pos="7328"/>
+          <w:tab w:val="left" w:pos="8244"/>
+          <w:tab w:val="left" w:pos="9160"/>
+          <w:tab w:val="left" w:pos="10076"/>
+          <w:tab w:val="left" w:pos="10992"/>
+          <w:tab w:val="left" w:pos="11908"/>
+          <w:tab w:val="left" w:pos="12824"/>
+          <w:tab w:val="left" w:pos="13740"/>
+          <w:tab w:val="left" w:pos="14656"/>
+        </w:tabs>
+        <w:spacing w:after="0" w:line="240" w:lineRule="auto"/>
+        <w:rPr>
+          <w:rFonts w:ascii="Courier New" w:eastAsia="Times New Roman" w:hAnsi="Courier New" w:cs="Courier New"/>
+          <w:sz w:val="20"/>
+          <w:szCs w:val="20"/>
+          <w:lang w:eastAsia="en-IN"/>
+        </w:rPr>
+      </w:pPr>
+      <w:proofErr w:type="gramStart"/>
+      <w:r>
+        <w:rPr>
+          <w:rFonts w:ascii="Courier New" w:eastAsia="Times New Roman" w:hAnsi="Courier New" w:cs="Courier New"/>
+          <w:sz w:val="20"/>
+          <w:szCs w:val="20"/>
+          <w:lang w:eastAsia="en-IN"/>
+        </w:rPr>
+        <w:t>border:</w:t>
+      </w:r>
+      <w:proofErr w:type="gramEnd"/>
+      <w:r>
+        <w:rPr>
+          <w:rFonts w:ascii="Courier New" w:eastAsia="Times New Roman" w:hAnsi="Courier New" w:cs="Courier New"/>
+          <w:sz w:val="20"/>
+          <w:szCs w:val="20"/>
+          <w:lang w:eastAsia="en-IN"/>
+        </w:rPr>
+        <w:t>5px solid red;</w:t>
+      </w:r>
+    </w:p>
+    <w:p>
+      <w:pPr>
+        <w:tabs>
+          <w:tab w:val="left" w:pos="916"/>
+          <w:tab w:val="left" w:pos="1832"/>
+          <w:tab w:val="left" w:pos="2748"/>
+          <w:tab w:val="left" w:pos="3664"/>
+          <w:tab w:val="left" w:pos="4580"/>
+          <w:tab w:val="left" w:pos="5496"/>
+          <w:tab w:val="left" w:pos="6412"/>
+          <w:tab w:val="left" w:pos="7328"/>
+          <w:tab w:val="left" w:pos="8244"/>
+          <w:tab w:val="left" w:pos="9160"/>
+          <w:tab w:val="left" w:pos="10076"/>
+          <w:tab w:val="left" w:pos="10992"/>
+          <w:tab w:val="left" w:pos="11908"/>
+          <w:tab w:val="left" w:pos="12824"/>
+          <w:tab w:val="left" w:pos="13740"/>
+          <w:tab w:val="left" w:pos="14656"/>
+        </w:tabs>
+        <w:spacing w:after="0" w:line="240" w:lineRule="auto"/>
+        <w:rPr>
+          <w:rFonts w:ascii="Courier New" w:eastAsia="Times New Roman" w:hAnsi="Courier New" w:cs="Courier New"/>
+          <w:sz w:val="20"/>
+          <w:szCs w:val="20"/>
+          <w:lang w:eastAsia="en-IN"/>
+        </w:rPr>
+      </w:pPr>
+    </w:p>
+    <w:p>
+      <w:pPr>
+        <w:tabs>
+          <w:tab w:val="left" w:pos="916"/>
+          <w:tab w:val="left" w:pos="1832"/>
+          <w:tab w:val="left" w:pos="2748"/>
+          <w:tab w:val="left" w:pos="3664"/>
+          <w:tab w:val="left" w:pos="4580"/>
+          <w:tab w:val="left" w:pos="5496"/>
+          <w:tab w:val="left" w:pos="6412"/>
+          <w:tab w:val="left" w:pos="7328"/>
+          <w:tab w:val="left" w:pos="8244"/>
+          <w:tab w:val="left" w:pos="9160"/>
+          <w:tab w:val="left" w:pos="10076"/>
+          <w:tab w:val="left" w:pos="10992"/>
+          <w:tab w:val="left" w:pos="11908"/>
+          <w:tab w:val="left" w:pos="12824"/>
+          <w:tab w:val="left" w:pos="13740"/>
+          <w:tab w:val="left" w:pos="14656"/>
+        </w:tabs>
+        <w:spacing w:after="0" w:line="240" w:lineRule="auto"/>
+        <w:rPr>
+          <w:rFonts w:ascii="Courier New" w:eastAsia="Times New Roman" w:hAnsi="Courier New" w:cs="Courier New"/>
+          <w:sz w:val="20"/>
+          <w:szCs w:val="20"/>
+          <w:lang w:eastAsia="en-IN"/>
+        </w:rPr>
+      </w:pPr>
+      <w:r>
+        <w:rPr>
+          <w:rFonts w:ascii="Courier New" w:eastAsia="Times New Roman" w:hAnsi="Courier New" w:cs="Courier New"/>
+          <w:sz w:val="20"/>
+          <w:szCs w:val="20"/>
+          <w:lang w:eastAsia="en-IN"/>
+        </w:rPr>
+        <w:t>}</w:t>
+      </w:r>
+    </w:p>
+    <w:p>
+      <w:pPr>
+        <w:tabs>
+          <w:tab w:val="left" w:pos="916"/>
+          <w:tab w:val="left" w:pos="1832"/>
+          <w:tab w:val="left" w:pos="2748"/>
+          <w:tab w:val="left" w:pos="3664"/>
+          <w:tab w:val="left" w:pos="4580"/>
+          <w:tab w:val="left" w:pos="5496"/>
+          <w:tab w:val="left" w:pos="6412"/>
+          <w:tab w:val="left" w:pos="7328"/>
+          <w:tab w:val="left" w:pos="8244"/>
+          <w:tab w:val="left" w:pos="9160"/>
+          <w:tab w:val="left" w:pos="10076"/>
+          <w:tab w:val="left" w:pos="10992"/>
+          <w:tab w:val="left" w:pos="11908"/>
+          <w:tab w:val="left" w:pos="12824"/>
+          <w:tab w:val="left" w:pos="13740"/>
+          <w:tab w:val="left" w:pos="14656"/>
+        </w:tabs>
+        <w:spacing w:after="0" w:line="240" w:lineRule="auto"/>
+        <w:rPr>
+          <w:rFonts w:ascii="Courier New" w:eastAsia="Times New Roman" w:hAnsi="Courier New" w:cs="Courier New"/>
+          <w:sz w:val="20"/>
+          <w:szCs w:val="20"/>
+          <w:lang w:eastAsia="en-IN"/>
+        </w:rPr>
+      </w:pPr>
+    </w:p>
+    <w:p>
+      <w:pPr>
+        <w:tabs>
+          <w:tab w:val="left" w:pos="916"/>
+          <w:tab w:val="left" w:pos="1832"/>
+          <w:tab w:val="left" w:pos="2748"/>
+          <w:tab w:val="left" w:pos="3664"/>
+          <w:tab w:val="left" w:pos="4580"/>
+          <w:tab w:val="left" w:pos="5496"/>
+          <w:tab w:val="left" w:pos="6412"/>
+          <w:tab w:val="left" w:pos="7328"/>
+          <w:tab w:val="left" w:pos="8244"/>
+          <w:tab w:val="left" w:pos="9160"/>
+          <w:tab w:val="left" w:pos="10076"/>
+          <w:tab w:val="left" w:pos="10992"/>
+          <w:tab w:val="left" w:pos="11908"/>
+          <w:tab w:val="left" w:pos="12824"/>
+          <w:tab w:val="left" w:pos="13740"/>
+          <w:tab w:val="left" w:pos="14656"/>
+        </w:tabs>
+        <w:spacing w:after="0" w:line="240" w:lineRule="auto"/>
+        <w:rPr>
+          <w:rFonts w:ascii="Courier New" w:eastAsia="Times New Roman" w:hAnsi="Courier New" w:cs="Courier New"/>
+          <w:sz w:val="20"/>
+          <w:szCs w:val="20"/>
+          <w:lang w:eastAsia="en-IN"/>
+        </w:rPr>
+      </w:pPr>
+      <w:r>
+        <w:rPr>
+          <w:rFonts w:ascii="Courier New" w:eastAsia="Times New Roman" w:hAnsi="Courier New" w:cs="Courier New"/>
+          <w:sz w:val="20"/>
+          <w:szCs w:val="20"/>
+          <w:lang w:eastAsia="en-IN"/>
+        </w:rPr>
+        <w:t>.</w:t>
+      </w:r>
+      <w:proofErr w:type="gramStart"/>
+      <w:r>
+        <w:rPr>
+          <w:rFonts w:ascii="Courier New" w:eastAsia="Times New Roman" w:hAnsi="Courier New" w:cs="Courier New"/>
+          <w:sz w:val="20"/>
+          <w:szCs w:val="20"/>
+          <w:lang w:eastAsia="en-IN"/>
+        </w:rPr>
+        <w:t>box2{</w:t>
+      </w:r>
+      <w:proofErr w:type="gramEnd"/>
+    </w:p>
+    <w:p>
+      <w:pPr>
+        <w:tabs>
+          <w:tab w:val="left" w:pos="916"/>
+          <w:tab w:val="left" w:pos="1832"/>
+          <w:tab w:val="left" w:pos="2748"/>
+          <w:tab w:val="left" w:pos="3664"/>
+          <w:tab w:val="left" w:pos="4580"/>
+          <w:tab w:val="left" w:pos="5496"/>
+          <w:tab w:val="left" w:pos="6412"/>
+          <w:tab w:val="left" w:pos="7328"/>
+          <w:tab w:val="left" w:pos="8244"/>
+          <w:tab w:val="left" w:pos="9160"/>
+          <w:tab w:val="left" w:pos="10076"/>
+          <w:tab w:val="left" w:pos="10992"/>
+          <w:tab w:val="left" w:pos="11908"/>
+          <w:tab w:val="left" w:pos="12824"/>
+          <w:tab w:val="left" w:pos="13740"/>
+          <w:tab w:val="left" w:pos="14656"/>
+        </w:tabs>
+        <w:spacing w:after="0" w:line="240" w:lineRule="auto"/>
+        <w:rPr>
+          <w:rFonts w:ascii="Courier New" w:eastAsia="Times New Roman" w:hAnsi="Courier New" w:cs="Courier New"/>
+          <w:sz w:val="20"/>
+          <w:szCs w:val="20"/>
+          <w:lang w:eastAsia="en-IN"/>
+        </w:rPr>
+      </w:pPr>
+    </w:p>
+    <w:p>
+      <w:pPr>
+        <w:tabs>
+          <w:tab w:val="left" w:pos="916"/>
+          <w:tab w:val="left" w:pos="1832"/>
+          <w:tab w:val="left" w:pos="2748"/>
+          <w:tab w:val="left" w:pos="3664"/>
+          <w:tab w:val="left" w:pos="4580"/>
+          <w:tab w:val="left" w:pos="5496"/>
+          <w:tab w:val="left" w:pos="6412"/>
+          <w:tab w:val="left" w:pos="7328"/>
+          <w:tab w:val="left" w:pos="8244"/>
+          <w:tab w:val="left" w:pos="9160"/>
+          <w:tab w:val="left" w:pos="10076"/>
+          <w:tab w:val="left" w:pos="10992"/>
+          <w:tab w:val="left" w:pos="11908"/>
+          <w:tab w:val="left" w:pos="12824"/>
+          <w:tab w:val="left" w:pos="13740"/>
+          <w:tab w:val="left" w:pos="14656"/>
+        </w:tabs>
+        <w:spacing w:after="0" w:line="240" w:lineRule="auto"/>
+        <w:rPr>
+          <w:rFonts w:ascii="Courier New" w:eastAsia="Times New Roman" w:hAnsi="Courier New" w:cs="Courier New"/>
+          <w:sz w:val="20"/>
+          <w:szCs w:val="20"/>
+          <w:lang w:eastAsia="en-IN"/>
+        </w:rPr>
+      </w:pPr>
+      <w:proofErr w:type="gramStart"/>
+      <w:r>
+        <w:rPr>
+          <w:rFonts w:ascii="Courier New" w:eastAsia="Times New Roman" w:hAnsi="Courier New" w:cs="Courier New"/>
+          <w:sz w:val="20"/>
+          <w:szCs w:val="20"/>
+          <w:lang w:eastAsia="en-IN"/>
+        </w:rPr>
+        <w:t>border:</w:t>
+      </w:r>
+      <w:proofErr w:type="gramEnd"/>
+      <w:r>
+        <w:rPr>
+          <w:rFonts w:ascii="Courier New" w:eastAsia="Times New Roman" w:hAnsi="Courier New" w:cs="Courier New"/>
+          <w:sz w:val="20"/>
+          <w:szCs w:val="20"/>
+          <w:lang w:eastAsia="en-IN"/>
+        </w:rPr>
+        <w:t>5px solid green;</w:t>
+      </w:r>
+    </w:p>
+    <w:p>
+      <w:pPr>
+        <w:tabs>
+          <w:tab w:val="left" w:pos="916"/>
+          <w:tab w:val="left" w:pos="1832"/>
+          <w:tab w:val="left" w:pos="2748"/>
+          <w:tab w:val="left" w:pos="3664"/>
+          <w:tab w:val="left" w:pos="4580"/>
+          <w:tab w:val="left" w:pos="5496"/>
+          <w:tab w:val="left" w:pos="6412"/>
+          <w:tab w:val="left" w:pos="7328"/>
+          <w:tab w:val="left" w:pos="8244"/>
+          <w:tab w:val="left" w:pos="9160"/>
+          <w:tab w:val="left" w:pos="10076"/>
+          <w:tab w:val="left" w:pos="10992"/>
+          <w:tab w:val="left" w:pos="11908"/>
+          <w:tab w:val="left" w:pos="12824"/>
+          <w:tab w:val="left" w:pos="13740"/>
+          <w:tab w:val="left" w:pos="14656"/>
+        </w:tabs>
+        <w:spacing w:after="0" w:line="240" w:lineRule="auto"/>
+        <w:rPr>
+          <w:rFonts w:ascii="Courier New" w:eastAsia="Times New Roman" w:hAnsi="Courier New" w:cs="Courier New"/>
+          <w:sz w:val="20"/>
+          <w:szCs w:val="20"/>
+          <w:lang w:eastAsia="en-IN"/>
+        </w:rPr>
+      </w:pPr>
+    </w:p>
+    <w:p>
+      <w:pPr>
+        <w:tabs>
+          <w:tab w:val="left" w:pos="916"/>
+          <w:tab w:val="left" w:pos="1832"/>
+          <w:tab w:val="left" w:pos="2748"/>
+          <w:tab w:val="left" w:pos="3664"/>
+          <w:tab w:val="left" w:pos="4580"/>
+          <w:tab w:val="left" w:pos="5496"/>
+          <w:tab w:val="left" w:pos="6412"/>
+          <w:tab w:val="left" w:pos="7328"/>
+          <w:tab w:val="left" w:pos="8244"/>
+          <w:tab w:val="left" w:pos="9160"/>
+          <w:tab w:val="left" w:pos="10076"/>
+          <w:tab w:val="left" w:pos="10992"/>
+          <w:tab w:val="left" w:pos="11908"/>
+          <w:tab w:val="left" w:pos="12824"/>
+          <w:tab w:val="left" w:pos="13740"/>
+          <w:tab w:val="left" w:pos="14656"/>
+        </w:tabs>
+        <w:spacing w:after="0" w:line="240" w:lineRule="auto"/>
+        <w:rPr>
+          <w:rFonts w:ascii="Courier New" w:eastAsia="Times New Roman" w:hAnsi="Courier New" w:cs="Courier New"/>
+          <w:sz w:val="20"/>
+          <w:szCs w:val="20"/>
+          <w:lang w:eastAsia="en-IN"/>
+        </w:rPr>
+      </w:pPr>
+      <w:r>
+        <w:rPr>
+          <w:rFonts w:ascii="Courier New" w:eastAsia="Times New Roman" w:hAnsi="Courier New" w:cs="Courier New"/>
+          <w:sz w:val="20"/>
+          <w:szCs w:val="20"/>
+          <w:lang w:eastAsia="en-IN"/>
+        </w:rPr>
+        <w:t>}</w:t>
+      </w:r>
+    </w:p>
+    <w:p>
+      <w:pPr>
+        <w:tabs>
+          <w:tab w:val="left" w:pos="916"/>
+          <w:tab w:val="left" w:pos="1832"/>
+          <w:tab w:val="left" w:pos="2748"/>
+          <w:tab w:val="left" w:pos="3664"/>
+          <w:tab w:val="left" w:pos="4580"/>
+          <w:tab w:val="left" w:pos="5496"/>
+          <w:tab w:val="left" w:pos="6412"/>
+          <w:tab w:val="left" w:pos="7328"/>
+          <w:tab w:val="left" w:pos="8244"/>
+          <w:tab w:val="left" w:pos="9160"/>
+          <w:tab w:val="left" w:pos="10076"/>
+          <w:tab w:val="left" w:pos="10992"/>
+          <w:tab w:val="left" w:pos="11908"/>
+          <w:tab w:val="left" w:pos="12824"/>
+          <w:tab w:val="left" w:pos="13740"/>
+          <w:tab w:val="left" w:pos="14656"/>
+        </w:tabs>
+        <w:spacing w:after="0" w:line="240" w:lineRule="auto"/>
+        <w:rPr>
+          <w:rFonts w:ascii="Courier New" w:eastAsia="Times New Roman" w:hAnsi="Courier New" w:cs="Courier New"/>
+          <w:sz w:val="20"/>
+          <w:szCs w:val="20"/>
+          <w:lang w:eastAsia="en-IN"/>
+        </w:rPr>
+      </w:pPr>
+    </w:p>
+    <w:p>
+      <w:pPr>
+        <w:tabs>
+          <w:tab w:val="left" w:pos="916"/>
+          <w:tab w:val="left" w:pos="1832"/>
+          <w:tab w:val="left" w:pos="2748"/>
+          <w:tab w:val="left" w:pos="3664"/>
+          <w:tab w:val="left" w:pos="4580"/>
+          <w:tab w:val="left" w:pos="5496"/>
+          <w:tab w:val="left" w:pos="6412"/>
+          <w:tab w:val="left" w:pos="7328"/>
+          <w:tab w:val="left" w:pos="8244"/>
+          <w:tab w:val="left" w:pos="9160"/>
+          <w:tab w:val="left" w:pos="10076"/>
+          <w:tab w:val="left" w:pos="10992"/>
+          <w:tab w:val="left" w:pos="11908"/>
+          <w:tab w:val="left" w:pos="12824"/>
+          <w:tab w:val="left" w:pos="13740"/>
+          <w:tab w:val="left" w:pos="14656"/>
+        </w:tabs>
+        <w:spacing w:after="0" w:line="240" w:lineRule="auto"/>
+        <w:rPr>
+          <w:rFonts w:ascii="Courier New" w:eastAsia="Times New Roman" w:hAnsi="Courier New" w:cs="Courier New"/>
+          <w:sz w:val="20"/>
+          <w:szCs w:val="20"/>
+          <w:lang w:eastAsia="en-IN"/>
+        </w:rPr>
+      </w:pPr>
+      <w:r>
+        <w:rPr>
+          <w:rFonts w:ascii="Courier New" w:eastAsia="Times New Roman" w:hAnsi="Courier New" w:cs="Courier New"/>
+          <w:sz w:val="20"/>
+          <w:szCs w:val="20"/>
+          <w:lang w:eastAsia="en-IN"/>
+        </w:rPr>
+        <w:t>.</w:t>
+      </w:r>
+      <w:proofErr w:type="gramStart"/>
+      <w:r>
+        <w:rPr>
+          <w:rFonts w:ascii="Courier New" w:eastAsia="Times New Roman" w:hAnsi="Courier New" w:cs="Courier New"/>
+          <w:sz w:val="20"/>
+          <w:szCs w:val="20"/>
+          <w:lang w:eastAsia="en-IN"/>
+        </w:rPr>
+        <w:t>box3{</w:t>
+      </w:r>
+      <w:proofErr w:type="gramEnd"/>
+    </w:p>
+    <w:p>
+      <w:pPr>
+        <w:tabs>
+          <w:tab w:val="left" w:pos="916"/>
+          <w:tab w:val="left" w:pos="1832"/>
+          <w:tab w:val="left" w:pos="2748"/>
+          <w:tab w:val="left" w:pos="3664"/>
+          <w:tab w:val="left" w:pos="4580"/>
+          <w:tab w:val="left" w:pos="5496"/>
+          <w:tab w:val="left" w:pos="6412"/>
+          <w:tab w:val="left" w:pos="7328"/>
+          <w:tab w:val="left" w:pos="8244"/>
+          <w:tab w:val="left" w:pos="9160"/>
+          <w:tab w:val="left" w:pos="10076"/>
+          <w:tab w:val="left" w:pos="10992"/>
+          <w:tab w:val="left" w:pos="11908"/>
+          <w:tab w:val="left" w:pos="12824"/>
+          <w:tab w:val="left" w:pos="13740"/>
+          <w:tab w:val="left" w:pos="14656"/>
+        </w:tabs>
+        <w:spacing w:after="0" w:line="240" w:lineRule="auto"/>
+        <w:rPr>
+          <w:rFonts w:ascii="Courier New" w:eastAsia="Times New Roman" w:hAnsi="Courier New" w:cs="Courier New"/>
+          <w:sz w:val="20"/>
+          <w:szCs w:val="20"/>
+          <w:lang w:eastAsia="en-IN"/>
+        </w:rPr>
+      </w:pPr>
+    </w:p>
+    <w:p>
+      <w:pPr>
+        <w:tabs>
+          <w:tab w:val="left" w:pos="916"/>
+          <w:tab w:val="left" w:pos="1832"/>
+          <w:tab w:val="left" w:pos="2748"/>
+          <w:tab w:val="left" w:pos="3664"/>
+          <w:tab w:val="left" w:pos="4580"/>
+          <w:tab w:val="left" w:pos="5496"/>
+          <w:tab w:val="left" w:pos="6412"/>
+          <w:tab w:val="left" w:pos="7328"/>
+          <w:tab w:val="left" w:pos="8244"/>
+          <w:tab w:val="left" w:pos="9160"/>
+          <w:tab w:val="left" w:pos="10076"/>
+          <w:tab w:val="left" w:pos="10992"/>
+          <w:tab w:val="left" w:pos="11908"/>
+          <w:tab w:val="left" w:pos="12824"/>
+          <w:tab w:val="left" w:pos="13740"/>
+          <w:tab w:val="left" w:pos="14656"/>
+        </w:tabs>
+        <w:spacing w:after="0" w:line="240" w:lineRule="auto"/>
+        <w:rPr>
+          <w:rFonts w:ascii="Courier New" w:eastAsia="Times New Roman" w:hAnsi="Courier New" w:cs="Courier New"/>
+          <w:sz w:val="20"/>
+          <w:szCs w:val="20"/>
+          <w:lang w:eastAsia="en-IN"/>
+        </w:rPr>
+      </w:pPr>
+      <w:proofErr w:type="gramStart"/>
+      <w:r>
+        <w:rPr>
+          <w:rFonts w:ascii="Courier New" w:eastAsia="Times New Roman" w:hAnsi="Courier New" w:cs="Courier New"/>
+          <w:sz w:val="20"/>
+          <w:szCs w:val="20"/>
+          <w:lang w:eastAsia="en-IN"/>
+        </w:rPr>
+        <w:t>border:</w:t>
+      </w:r>
+      <w:proofErr w:type="gramEnd"/>
+      <w:r>
+        <w:rPr>
+          <w:rFonts w:ascii="Courier New" w:eastAsia="Times New Roman" w:hAnsi="Courier New" w:cs="Courier New"/>
+          <w:sz w:val="20"/>
+          <w:szCs w:val="20"/>
+          <w:lang w:eastAsia="en-IN"/>
+        </w:rPr>
+        <w:t>5px solid blue;</w:t>
+      </w:r>
+    </w:p>
+    <w:p>
+      <w:pPr>
+        <w:tabs>
+          <w:tab w:val="left" w:pos="916"/>
+          <w:tab w:val="left" w:pos="1832"/>
+          <w:tab w:val="left" w:pos="2748"/>
+          <w:tab w:val="left" w:pos="3664"/>
+          <w:tab w:val="left" w:pos="4580"/>
+          <w:tab w:val="left" w:pos="5496"/>
+          <w:tab w:val="left" w:pos="6412"/>
+          <w:tab w:val="left" w:pos="7328"/>
+          <w:tab w:val="left" w:pos="8244"/>
+          <w:tab w:val="left" w:pos="9160"/>
+          <w:tab w:val="left" w:pos="10076"/>
+          <w:tab w:val="left" w:pos="10992"/>
+          <w:tab w:val="left" w:pos="11908"/>
+          <w:tab w:val="left" w:pos="12824"/>
+          <w:tab w:val="left" w:pos="13740"/>
+          <w:tab w:val="left" w:pos="14656"/>
+        </w:tabs>
+        <w:spacing w:after="0" w:line="240" w:lineRule="auto"/>
+        <w:rPr>
+          <w:rFonts w:ascii="Courier New" w:eastAsia="Times New Roman" w:hAnsi="Courier New" w:cs="Courier New"/>
+          <w:sz w:val="20"/>
+          <w:szCs w:val="20"/>
+          <w:lang w:eastAsia="en-IN"/>
+        </w:rPr>
+      </w:pPr>
+    </w:p>
+    <w:p>
+      <w:pPr>
+        <w:tabs>
+          <w:tab w:val="left" w:pos="916"/>
+          <w:tab w:val="left" w:pos="1832"/>
+          <w:tab w:val="left" w:pos="2748"/>
+          <w:tab w:val="left" w:pos="3664"/>
+          <w:tab w:val="left" w:pos="4580"/>
+          <w:tab w:val="left" w:pos="5496"/>
+          <w:tab w:val="left" w:pos="6412"/>
+          <w:tab w:val="left" w:pos="7328"/>
+          <w:tab w:val="left" w:pos="8244"/>
+          <w:tab w:val="left" w:pos="9160"/>
+          <w:tab w:val="left" w:pos="10076"/>
+          <w:tab w:val="left" w:pos="10992"/>
+          <w:tab w:val="left" w:pos="11908"/>
+          <w:tab w:val="left" w:pos="12824"/>
+          <w:tab w:val="left" w:pos="13740"/>
+          <w:tab w:val="left" w:pos="14656"/>
+        </w:tabs>
+        <w:spacing w:after="0" w:line="240" w:lineRule="auto"/>
+        <w:rPr>
+          <w:rFonts w:ascii="Courier New" w:eastAsia="Times New Roman" w:hAnsi="Courier New" w:cs="Courier New"/>
+          <w:sz w:val="20"/>
+          <w:szCs w:val="20"/>
+          <w:lang w:eastAsia="en-IN"/>
+        </w:rPr>
+      </w:pPr>
+      <w:r>
+        <w:rPr>
+          <w:rFonts w:ascii="Courier New" w:eastAsia="Times New Roman" w:hAnsi="Courier New" w:cs="Courier New"/>
+          <w:sz w:val="20"/>
+          <w:szCs w:val="20"/>
+          <w:lang w:eastAsia="en-IN"/>
+        </w:rPr>
+        <w:t>}</w:t>
+      </w:r>
+    </w:p>
+    <w:p>
+      <w:pPr>
+        <w:spacing w:after="0" w:line="240" w:lineRule="auto"/>
+        <w:rPr>
+          <w:rFonts w:ascii="Times New Roman" w:eastAsia="Times New Roman" w:hAnsi="Times New Roman" w:cs="Times New Roman"/>
+          <w:sz w:val="24"/>
+          <w:szCs w:val="24"/>
+          <w:lang w:eastAsia="en-IN"/>
+        </w:rPr>
+      </w:pPr>
+      <w:r>
+        <w:rPr>
+          <w:rFonts w:ascii="Times New Roman" w:eastAsia="Times New Roman" w:hAnsi="Times New Roman" w:cs="Times New Roman"/>
+          <w:sz w:val="24"/>
+          <w:szCs w:val="24"/>
+          <w:lang w:eastAsia="en-IN"/>
+        </w:rPr>
+        <w:pict>
+          <v:rect id="_x0000_i1046" style="width:0;height:1.5pt" o:hralign="center" o:hrstd="t" o:hr="t" fillcolor="#a0a0a0" stroked="f"/>
+        </w:pict>
+      </w:r>
+    </w:p>
+    <w:p>
+      <w:pPr>
+        <w:spacing w:before="100" w:beforeAutospacing="1" w:after="100" w:afterAutospacing="1" w:line="240" w:lineRule="auto"/>
+        <w:outlineLvl w:val="0"/>
+        <w:rPr>
+          <w:rFonts w:ascii="Times New Roman" w:eastAsia="Times New Roman" w:hAnsi="Times New Roman" w:cs="Times New Roman"/>
+          <w:b/>
+          <w:bCs/>
+          <w:kern w:val="36"/>
+          <w:sz w:val="48"/>
+          <w:szCs w:val="48"/>
+          <w:lang w:eastAsia="en-IN"/>
+        </w:rPr>
+      </w:pPr>
+      <w:r>
+        <w:rPr>
+          <w:rFonts w:ascii="Times New Roman" w:eastAsia="Times New Roman" w:hAnsi="Times New Roman" w:cs="Times New Roman"/>
+          <w:b/>
+          <w:bCs/>
+          <w:kern w:val="36"/>
+          <w:sz w:val="48"/>
+          <w:szCs w:val="48"/>
+          <w:lang w:eastAsia="en-IN"/>
+        </w:rPr>
+        <w:t>Then HTML becomes</w:t>
+      </w:r>
+    </w:p>
+    <w:p>
+      <w:pPr>
+        <w:tabs>
+          <w:tab w:val="left" w:pos="916"/>
+          <w:tab w:val="left" w:pos="1832"/>
+          <w:tab w:val="left" w:pos="2748"/>
+          <w:tab w:val="left" w:pos="3664"/>
+          <w:tab w:val="left" w:pos="4580"/>
+          <w:tab w:val="left" w:pos="5496"/>
+          <w:tab w:val="left" w:pos="6412"/>
+          <w:tab w:val="left" w:pos="7328"/>
+          <w:tab w:val="left" w:pos="8244"/>
+          <w:tab w:val="left" w:pos="9160"/>
+          <w:tab w:val="left" w:pos="10076"/>
+          <w:tab w:val="left" w:pos="10992"/>
+          <w:tab w:val="left" w:pos="11908"/>
+          <w:tab w:val="left" w:pos="12824"/>
+          <w:tab w:val="left" w:pos="13740"/>
+          <w:tab w:val="left" w:pos="14656"/>
+        </w:tabs>
+        <w:spacing w:after="0" w:line="240" w:lineRule="auto"/>
+        <w:rPr>
+          <w:rFonts w:ascii="Courier New" w:eastAsia="Times New Roman" w:hAnsi="Courier New" w:cs="Courier New"/>
+          <w:sz w:val="20"/>
+          <w:szCs w:val="20"/>
+          <w:lang w:eastAsia="en-IN"/>
+        </w:rPr>
+      </w:pPr>
+      <w:r>
+        <w:rPr>
+          <w:rFonts w:ascii="Courier New" w:eastAsia="Times New Roman" w:hAnsi="Courier New" w:cs="Courier New"/>
+          <w:sz w:val="20"/>
+          <w:szCs w:val="20"/>
+          <w:lang w:eastAsia="en-IN"/>
+        </w:rPr>
+        <w:t>&lt;div class="box box1"&gt;</w:t>
+      </w:r>
+    </w:p>
     <w:p/>
     <w:p/>
     <w:p>
       <w:r>
+        <w:t>Correct answer</w:t>
+      </w:r>
+    </w:p>
+    <w:p/>
+    <w:p>
+      <w:pPr>
+        <w:pStyle w:val="Heading1"/>
+      </w:pPr>
+      <w:r>
+        <w:t xml:space="preserve">Q6. Develop an HTML &amp; CSS program to create three boxes with different border </w:t>
+      </w:r>
+      <w:proofErr w:type="spellStart"/>
+      <w:r>
+        <w:t>colors</w:t>
+      </w:r>
+      <w:proofErr w:type="spellEnd"/>
+      <w:r>
+        <w:t>.</w:t>
+      </w:r>
+    </w:p>
+    <w:p>
+      <w:pPr>
+        <w:pStyle w:val="Heading3"/>
+      </w:pPr>
+      <w:r>
+        <w:t>HTML &amp; CSS Program</w:t>
+      </w:r>
+    </w:p>
+    <w:p>
+      <w:pPr>
+        <w:pStyle w:val="HTMLPreformatted"/>
+        <w:rPr>
+          <w:rStyle w:val="HTMLCode"/>
+        </w:rPr>
+      </w:pPr>
+      <w:proofErr w:type="gramStart"/>
+      <w:r>
+        <w:rPr>
+          <w:rStyle w:val="u"/>
+        </w:rPr>
+        <w:t>&lt;!DOCTYPE</w:t>
+      </w:r>
+      <w:proofErr w:type="gramEnd"/>
+      <w:r>
+        <w:rPr>
+          <w:rStyle w:val="u"/>
+        </w:rPr>
+        <w:t xml:space="preserve"> html&gt;</w:t>
+      </w:r>
+    </w:p>
+    <w:p>
+      <w:pPr>
+        <w:pStyle w:val="HTMLPreformatted"/>
+        <w:rPr>
+          <w:rStyle w:val="HTMLCode"/>
+        </w:rPr>
+      </w:pPr>
+      <w:r>
+        <w:rPr>
+          <w:rStyle w:val="13"/>
+        </w:rPr>
+        <w:t>&lt;</w:t>
+      </w:r>
+      <w:proofErr w:type="gramStart"/>
+      <w:r>
+        <w:rPr>
+          <w:rStyle w:val="13"/>
+        </w:rPr>
+        <w:t>html</w:t>
+      </w:r>
+      <w:proofErr w:type="gramEnd"/>
+      <w:r>
+        <w:rPr>
+          <w:rStyle w:val="13"/>
+        </w:rPr>
+        <w:t>&gt;</w:t>
+      </w:r>
+    </w:p>
+    <w:p>
+      <w:pPr>
+        <w:pStyle w:val="HTMLPreformatted"/>
+        <w:rPr>
+          <w:rStyle w:val="HTMLCode"/>
+        </w:rPr>
+      </w:pPr>
+      <w:r>
+        <w:rPr>
+          <w:rStyle w:val="13"/>
+        </w:rPr>
+        <w:t>&lt;</w:t>
+      </w:r>
+      <w:proofErr w:type="gramStart"/>
+      <w:r>
+        <w:rPr>
+          <w:rStyle w:val="13"/>
+        </w:rPr>
+        <w:t>head</w:t>
+      </w:r>
+      <w:proofErr w:type="gramEnd"/>
+      <w:r>
+        <w:rPr>
+          <w:rStyle w:val="13"/>
+        </w:rPr>
+        <w:t>&gt;</w:t>
+      </w:r>
+    </w:p>
+    <w:p>
+      <w:pPr>
+        <w:pStyle w:val="HTMLPreformatted"/>
+        <w:rPr>
+          <w:rStyle w:val="HTMLCode"/>
+        </w:rPr>
+      </w:pPr>
+      <w:r>
+        <w:rPr>
+          <w:rStyle w:val="13"/>
+        </w:rPr>
+        <w:t>&lt;</w:t>
+      </w:r>
+      <w:proofErr w:type="gramStart"/>
+      <w:r>
+        <w:rPr>
+          <w:rStyle w:val="13"/>
+        </w:rPr>
+        <w:t>style</w:t>
+      </w:r>
+      <w:proofErr w:type="gramEnd"/>
+      <w:r>
+        <w:rPr>
+          <w:rStyle w:val="13"/>
+        </w:rPr>
+        <w:t>&gt;</w:t>
+      </w:r>
+    </w:p>
+    <w:p>
+      <w:pPr>
+        <w:pStyle w:val="HTMLPreformatted"/>
+        <w:rPr>
+          <w:rStyle w:val="HTMLCode"/>
+        </w:rPr>
+      </w:pPr>
+    </w:p>
+    <w:p>
+      <w:pPr>
+        <w:pStyle w:val="HTMLPreformatted"/>
+        <w:rPr>
+          <w:rStyle w:val="HTMLCode"/>
+        </w:rPr>
+      </w:pPr>
+      <w:r>
+        <w:rPr>
+          <w:rStyle w:val="HTMLCode"/>
+        </w:rPr>
+        <w:t>.</w:t>
+      </w:r>
+      <w:proofErr w:type="gramStart"/>
+      <w:r>
+        <w:rPr>
+          <w:rStyle w:val="10"/>
+        </w:rPr>
+        <w:t>box</w:t>
+      </w:r>
+      <w:r>
+        <w:rPr>
+          <w:rStyle w:val="HTMLCode"/>
+        </w:rPr>
+        <w:t>{</w:t>
+      </w:r>
+      <w:proofErr w:type="gramEnd"/>
+    </w:p>
+    <w:p>
+      <w:pPr>
+        <w:pStyle w:val="HTMLPreformatted"/>
+        <w:rPr>
+          <w:rStyle w:val="HTMLCode"/>
+        </w:rPr>
+      </w:pPr>
+      <w:r>
+        <w:rPr>
+          <w:rStyle w:val="HTMLCode"/>
+        </w:rPr>
+        <w:t xml:space="preserve">    </w:t>
+      </w:r>
+      <w:proofErr w:type="gramStart"/>
+      <w:r>
+        <w:rPr>
+          <w:rStyle w:val="HTMLCode"/>
+        </w:rPr>
+        <w:t>width:</w:t>
+      </w:r>
+      <w:proofErr w:type="gramEnd"/>
+      <w:r>
+        <w:rPr>
+          <w:rStyle w:val="y"/>
+        </w:rPr>
+        <w:t>50</w:t>
+      </w:r>
+      <w:r>
+        <w:rPr>
+          <w:rStyle w:val="v"/>
+        </w:rPr>
+        <w:t>px</w:t>
+      </w:r>
+      <w:r>
+        <w:rPr>
+          <w:rStyle w:val="HTMLCode"/>
+        </w:rPr>
+        <w:t>;</w:t>
+      </w:r>
+    </w:p>
+    <w:p>
+      <w:pPr>
+        <w:pStyle w:val="HTMLPreformatted"/>
+        <w:rPr>
+          <w:rStyle w:val="HTMLCode"/>
+        </w:rPr>
+      </w:pPr>
+      <w:r>
+        <w:rPr>
+          <w:rStyle w:val="HTMLCode"/>
+        </w:rPr>
+        <w:t xml:space="preserve">    </w:t>
+      </w:r>
+      <w:proofErr w:type="spellStart"/>
+      <w:proofErr w:type="gramStart"/>
+      <w:r>
+        <w:rPr>
+          <w:rStyle w:val="HTMLCode"/>
+        </w:rPr>
+        <w:t>box-sizing:</w:t>
+      </w:r>
+      <w:proofErr w:type="gramEnd"/>
+      <w:r>
+        <w:rPr>
+          <w:rStyle w:val="y"/>
+        </w:rPr>
+        <w:t>content-box</w:t>
+      </w:r>
+      <w:proofErr w:type="spellEnd"/>
+      <w:r>
+        <w:rPr>
+          <w:rStyle w:val="HTMLCode"/>
+        </w:rPr>
+        <w:t>;</w:t>
+      </w:r>
+    </w:p>
+    <w:p>
+      <w:pPr>
+        <w:pStyle w:val="HTMLPreformatted"/>
+        <w:rPr>
+          <w:rStyle w:val="HTMLCode"/>
+        </w:rPr>
+      </w:pPr>
+      <w:r>
+        <w:rPr>
+          <w:rStyle w:val="HTMLCode"/>
+        </w:rPr>
+        <w:t xml:space="preserve">    </w:t>
+      </w:r>
+      <w:proofErr w:type="gramStart"/>
+      <w:r>
+        <w:rPr>
+          <w:rStyle w:val="HTMLCode"/>
+        </w:rPr>
+        <w:t>padding:</w:t>
+      </w:r>
+      <w:proofErr w:type="gramEnd"/>
+      <w:r>
+        <w:rPr>
+          <w:rStyle w:val="y"/>
+        </w:rPr>
+        <w:t>6</w:t>
+      </w:r>
+      <w:r>
+        <w:rPr>
+          <w:rStyle w:val="v"/>
+        </w:rPr>
+        <w:t>px</w:t>
+      </w:r>
+      <w:r>
+        <w:rPr>
+          <w:rStyle w:val="HTMLCode"/>
+        </w:rPr>
+        <w:t xml:space="preserve"> </w:t>
+      </w:r>
+      <w:r>
+        <w:rPr>
+          <w:rStyle w:val="y"/>
+        </w:rPr>
+        <w:t>7</w:t>
+      </w:r>
+      <w:r>
+        <w:rPr>
+          <w:rStyle w:val="v"/>
+        </w:rPr>
+        <w:t>px</w:t>
+      </w:r>
+      <w:r>
+        <w:rPr>
+          <w:rStyle w:val="HTMLCode"/>
+        </w:rPr>
+        <w:t>;</w:t>
+      </w:r>
+    </w:p>
+    <w:p>
+      <w:pPr>
+        <w:pStyle w:val="HTMLPreformatted"/>
+        <w:rPr>
+          <w:rStyle w:val="HTMLCode"/>
+        </w:rPr>
+      </w:pPr>
+      <w:r>
+        <w:rPr>
+          <w:rStyle w:val="HTMLCode"/>
+        </w:rPr>
+        <w:t xml:space="preserve">    </w:t>
+      </w:r>
+      <w:proofErr w:type="gramStart"/>
+      <w:r>
+        <w:rPr>
+          <w:rStyle w:val="HTMLCode"/>
+        </w:rPr>
+        <w:t>margin:</w:t>
+      </w:r>
+      <w:proofErr w:type="gramEnd"/>
+      <w:r>
+        <w:rPr>
+          <w:rStyle w:val="y"/>
+        </w:rPr>
+        <w:t>16</w:t>
+      </w:r>
+      <w:r>
+        <w:rPr>
+          <w:rStyle w:val="v"/>
+        </w:rPr>
+        <w:t>px</w:t>
+      </w:r>
+      <w:r>
+        <w:rPr>
+          <w:rStyle w:val="HTMLCode"/>
+        </w:rPr>
+        <w:t xml:space="preserve"> </w:t>
+      </w:r>
+      <w:r>
+        <w:rPr>
+          <w:rStyle w:val="y"/>
+        </w:rPr>
+        <w:t>15</w:t>
+      </w:r>
+      <w:r>
+        <w:rPr>
+          <w:rStyle w:val="v"/>
+        </w:rPr>
+        <w:t>px</w:t>
+      </w:r>
+      <w:r>
+        <w:rPr>
+          <w:rStyle w:val="HTMLCode"/>
+        </w:rPr>
+        <w:t xml:space="preserve"> </w:t>
+      </w:r>
+      <w:r>
+        <w:rPr>
+          <w:rStyle w:val="y"/>
+        </w:rPr>
+        <w:t>17</w:t>
+      </w:r>
+      <w:r>
+        <w:rPr>
+          <w:rStyle w:val="v"/>
+        </w:rPr>
+        <w:t>px</w:t>
+      </w:r>
+      <w:r>
+        <w:rPr>
+          <w:rStyle w:val="HTMLCode"/>
+        </w:rPr>
+        <w:t>;</w:t>
+      </w:r>
+    </w:p>
+    <w:p>
+      <w:pPr>
+        <w:pStyle w:val="HTMLPreformatted"/>
+        <w:rPr>
+          <w:rStyle w:val="HTMLCode"/>
+        </w:rPr>
+      </w:pPr>
+      <w:r>
+        <w:rPr>
+          <w:rStyle w:val="HTMLCode"/>
+        </w:rPr>
+        <w:t>}</w:t>
+      </w:r>
+    </w:p>
+    <w:p>
+      <w:pPr>
+        <w:pStyle w:val="HTMLPreformatted"/>
+        <w:rPr>
+          <w:rStyle w:val="HTMLCode"/>
+        </w:rPr>
+      </w:pPr>
+    </w:p>
+    <w:p>
+      <w:pPr>
+        <w:pStyle w:val="HTMLPreformatted"/>
+        <w:rPr>
+          <w:rStyle w:val="HTMLCode"/>
+        </w:rPr>
+      </w:pPr>
+      <w:r>
+        <w:rPr>
+          <w:rStyle w:val="HTMLCode"/>
+        </w:rPr>
+        <w:t>.</w:t>
+      </w:r>
+      <w:proofErr w:type="gramStart"/>
+      <w:r>
+        <w:rPr>
+          <w:rStyle w:val="10"/>
+        </w:rPr>
+        <w:t>box1</w:t>
+      </w:r>
+      <w:r>
+        <w:rPr>
+          <w:rStyle w:val="HTMLCode"/>
+        </w:rPr>
+        <w:t>{</w:t>
+      </w:r>
+      <w:proofErr w:type="gramEnd"/>
+    </w:p>
+    <w:p>
+      <w:pPr>
+        <w:pStyle w:val="HTMLPreformatted"/>
+        <w:rPr>
+          <w:rStyle w:val="HTMLCode"/>
+        </w:rPr>
+      </w:pPr>
+      <w:r>
+        <w:rPr>
+          <w:rStyle w:val="HTMLCode"/>
+        </w:rPr>
+        <w:t xml:space="preserve">    </w:t>
+      </w:r>
+      <w:proofErr w:type="gramStart"/>
+      <w:r>
+        <w:rPr>
+          <w:rStyle w:val="HTMLCode"/>
+        </w:rPr>
+        <w:t>border:</w:t>
+      </w:r>
+      <w:proofErr w:type="gramEnd"/>
+      <w:r>
+        <w:rPr>
+          <w:rStyle w:val="y"/>
+        </w:rPr>
+        <w:t>5</w:t>
+      </w:r>
+      <w:r>
+        <w:rPr>
+          <w:rStyle w:val="v"/>
+        </w:rPr>
+        <w:t>px</w:t>
+      </w:r>
+      <w:r>
+        <w:rPr>
+          <w:rStyle w:val="HTMLCode"/>
+        </w:rPr>
+        <w:t xml:space="preserve"> </w:t>
+      </w:r>
+      <w:r>
+        <w:rPr>
+          <w:rStyle w:val="y"/>
+        </w:rPr>
+        <w:t>solid</w:t>
+      </w:r>
+      <w:r>
+        <w:rPr>
+          <w:rStyle w:val="HTMLCode"/>
+        </w:rPr>
+        <w:t xml:space="preserve"> </w:t>
+      </w:r>
+      <w:r>
+        <w:rPr>
+          <w:rStyle w:val="y"/>
+        </w:rPr>
+        <w:t>red</w:t>
+      </w:r>
+      <w:r>
+        <w:rPr>
+          <w:rStyle w:val="HTMLCode"/>
+        </w:rPr>
+        <w:t>;</w:t>
+      </w:r>
+    </w:p>
+    <w:p>
+      <w:pPr>
+        <w:pStyle w:val="HTMLPreformatted"/>
+        <w:rPr>
+          <w:rStyle w:val="HTMLCode"/>
+        </w:rPr>
+      </w:pPr>
+      <w:r>
+        <w:rPr>
+          <w:rStyle w:val="HTMLCode"/>
+        </w:rPr>
+        <w:lastRenderedPageBreak/>
+        <w:t>}</w:t>
+      </w:r>
+    </w:p>
+    <w:p>
+      <w:pPr>
+        <w:pStyle w:val="HTMLPreformatted"/>
+        <w:rPr>
+          <w:rStyle w:val="HTMLCode"/>
+        </w:rPr>
+      </w:pPr>
+    </w:p>
+    <w:p>
+      <w:pPr>
+        <w:pStyle w:val="HTMLPreformatted"/>
+        <w:rPr>
+          <w:rStyle w:val="HTMLCode"/>
+        </w:rPr>
+      </w:pPr>
+      <w:r>
+        <w:rPr>
+          <w:rStyle w:val="HTMLCode"/>
+        </w:rPr>
+        <w:t>.</w:t>
+      </w:r>
+      <w:proofErr w:type="gramStart"/>
+      <w:r>
+        <w:rPr>
+          <w:rStyle w:val="10"/>
+        </w:rPr>
+        <w:t>box2</w:t>
+      </w:r>
+      <w:r>
+        <w:rPr>
+          <w:rStyle w:val="HTMLCode"/>
+        </w:rPr>
+        <w:t>{</w:t>
+      </w:r>
+      <w:proofErr w:type="gramEnd"/>
+    </w:p>
+    <w:p>
+      <w:pPr>
+        <w:pStyle w:val="HTMLPreformatted"/>
+        <w:rPr>
+          <w:rStyle w:val="HTMLCode"/>
+        </w:rPr>
+      </w:pPr>
+      <w:r>
+        <w:rPr>
+          <w:rStyle w:val="HTMLCode"/>
+        </w:rPr>
+        <w:t xml:space="preserve">    </w:t>
+      </w:r>
+      <w:proofErr w:type="gramStart"/>
+      <w:r>
+        <w:rPr>
+          <w:rStyle w:val="HTMLCode"/>
+        </w:rPr>
+        <w:t>border:</w:t>
+      </w:r>
+      <w:proofErr w:type="gramEnd"/>
+      <w:r>
+        <w:rPr>
+          <w:rStyle w:val="y"/>
+        </w:rPr>
+        <w:t>5</w:t>
+      </w:r>
+      <w:r>
+        <w:rPr>
+          <w:rStyle w:val="v"/>
+        </w:rPr>
+        <w:t>px</w:t>
+      </w:r>
+      <w:r>
+        <w:rPr>
+          <w:rStyle w:val="HTMLCode"/>
+        </w:rPr>
+        <w:t xml:space="preserve"> </w:t>
+      </w:r>
+      <w:r>
+        <w:rPr>
+          <w:rStyle w:val="y"/>
+        </w:rPr>
+        <w:t>solid</w:t>
+      </w:r>
+      <w:r>
+        <w:rPr>
+          <w:rStyle w:val="HTMLCode"/>
+        </w:rPr>
+        <w:t xml:space="preserve"> </w:t>
+      </w:r>
+      <w:r>
+        <w:rPr>
+          <w:rStyle w:val="y"/>
+        </w:rPr>
+        <w:t>green</w:t>
+      </w:r>
+      <w:r>
+        <w:rPr>
+          <w:rStyle w:val="HTMLCode"/>
+        </w:rPr>
+        <w:t>;</w:t>
+      </w:r>
+    </w:p>
+    <w:p>
+      <w:pPr>
+        <w:pStyle w:val="HTMLPreformatted"/>
+        <w:rPr>
+          <w:rStyle w:val="HTMLCode"/>
+        </w:rPr>
+      </w:pPr>
+      <w:r>
+        <w:rPr>
+          <w:rStyle w:val="HTMLCode"/>
+        </w:rPr>
+        <w:t>}</w:t>
+      </w:r>
+    </w:p>
+    <w:p>
+      <w:pPr>
+        <w:pStyle w:val="HTMLPreformatted"/>
+        <w:rPr>
+          <w:rStyle w:val="HTMLCode"/>
+        </w:rPr>
+      </w:pPr>
+    </w:p>
+    <w:p>
+      <w:pPr>
+        <w:pStyle w:val="HTMLPreformatted"/>
+        <w:rPr>
+          <w:rStyle w:val="HTMLCode"/>
+        </w:rPr>
+      </w:pPr>
+      <w:r>
+        <w:rPr>
+          <w:rStyle w:val="HTMLCode"/>
+        </w:rPr>
+        <w:t>.</w:t>
+      </w:r>
+      <w:proofErr w:type="gramStart"/>
+      <w:r>
+        <w:rPr>
+          <w:rStyle w:val="10"/>
+        </w:rPr>
+        <w:t>box3</w:t>
+      </w:r>
+      <w:r>
+        <w:rPr>
+          <w:rStyle w:val="HTMLCode"/>
+        </w:rPr>
+        <w:t>{</w:t>
+      </w:r>
+      <w:proofErr w:type="gramEnd"/>
+    </w:p>
+    <w:p>
+      <w:pPr>
+        <w:pStyle w:val="HTMLPreformatted"/>
+        <w:rPr>
+          <w:rStyle w:val="HTMLCode"/>
+        </w:rPr>
+      </w:pPr>
+      <w:r>
+        <w:rPr>
+          <w:rStyle w:val="HTMLCode"/>
+        </w:rPr>
+        <w:t xml:space="preserve">    </w:t>
+      </w:r>
+      <w:proofErr w:type="gramStart"/>
+      <w:r>
+        <w:rPr>
+          <w:rStyle w:val="HTMLCode"/>
+        </w:rPr>
+        <w:t>border:</w:t>
+      </w:r>
+      <w:proofErr w:type="gramEnd"/>
+      <w:r>
+        <w:rPr>
+          <w:rStyle w:val="y"/>
+        </w:rPr>
+        <w:t>5</w:t>
+      </w:r>
+      <w:r>
+        <w:rPr>
+          <w:rStyle w:val="v"/>
+        </w:rPr>
+        <w:t>px</w:t>
+      </w:r>
+      <w:r>
+        <w:rPr>
+          <w:rStyle w:val="HTMLCode"/>
+        </w:rPr>
+        <w:t xml:space="preserve"> </w:t>
+      </w:r>
+      <w:r>
+        <w:rPr>
+          <w:rStyle w:val="y"/>
+        </w:rPr>
+        <w:t>solid</w:t>
+      </w:r>
+      <w:r>
+        <w:rPr>
+          <w:rStyle w:val="HTMLCode"/>
+        </w:rPr>
+        <w:t xml:space="preserve"> </w:t>
+      </w:r>
+      <w:r>
+        <w:rPr>
+          <w:rStyle w:val="y"/>
+        </w:rPr>
+        <w:t>blue</w:t>
+      </w:r>
+      <w:r>
+        <w:rPr>
+          <w:rStyle w:val="HTMLCode"/>
+        </w:rPr>
+        <w:t>;</w:t>
+      </w:r>
+    </w:p>
+    <w:p>
+      <w:pPr>
+        <w:pStyle w:val="HTMLPreformatted"/>
+        <w:rPr>
+          <w:rStyle w:val="HTMLCode"/>
+        </w:rPr>
+      </w:pPr>
+      <w:r>
+        <w:rPr>
+          <w:rStyle w:val="HTMLCode"/>
+        </w:rPr>
+        <w:t>}</w:t>
+      </w:r>
+    </w:p>
+    <w:p>
+      <w:pPr>
+        <w:pStyle w:val="HTMLPreformatted"/>
+        <w:rPr>
+          <w:rStyle w:val="HTMLCode"/>
+        </w:rPr>
+      </w:pPr>
+    </w:p>
+    <w:p>
+      <w:pPr>
+        <w:pStyle w:val="HTMLPreformatted"/>
+        <w:rPr>
+          <w:rStyle w:val="HTMLCode"/>
+        </w:rPr>
+      </w:pPr>
+      <w:r>
+        <w:rPr>
+          <w:rStyle w:val="13"/>
+        </w:rPr>
+        <w:t>&lt;/style&gt;</w:t>
+      </w:r>
+    </w:p>
+    <w:p>
+      <w:pPr>
+        <w:pStyle w:val="HTMLPreformatted"/>
+        <w:rPr>
+          <w:rStyle w:val="HTMLCode"/>
+        </w:rPr>
+      </w:pPr>
+      <w:r>
+        <w:rPr>
+          <w:rStyle w:val="13"/>
+        </w:rPr>
+        <w:t>&lt;/head&gt;</w:t>
+      </w:r>
+    </w:p>
+    <w:p>
+      <w:pPr>
+        <w:pStyle w:val="HTMLPreformatted"/>
+        <w:rPr>
+          <w:rStyle w:val="HTMLCode"/>
+        </w:rPr>
+      </w:pPr>
+    </w:p>
+    <w:p>
+      <w:pPr>
+        <w:pStyle w:val="HTMLPreformatted"/>
+        <w:rPr>
+          <w:rStyle w:val="HTMLCode"/>
+        </w:rPr>
+      </w:pPr>
+      <w:r>
+        <w:rPr>
+          <w:rStyle w:val="13"/>
+        </w:rPr>
+        <w:t>&lt;</w:t>
+      </w:r>
+      <w:proofErr w:type="gramStart"/>
+      <w:r>
+        <w:rPr>
+          <w:rStyle w:val="13"/>
+        </w:rPr>
+        <w:t>body</w:t>
+      </w:r>
+      <w:proofErr w:type="gramEnd"/>
+      <w:r>
+        <w:rPr>
+          <w:rStyle w:val="13"/>
+        </w:rPr>
+        <w:t>&gt;</w:t>
+      </w:r>
+    </w:p>
+    <w:p>
+      <w:pPr>
+        <w:pStyle w:val="HTMLPreformatted"/>
+        <w:rPr>
+          <w:rStyle w:val="HTMLCode"/>
+        </w:rPr>
+      </w:pPr>
+    </w:p>
+    <w:p>
+      <w:pPr>
+        <w:pStyle w:val="HTMLPreformatted"/>
+        <w:rPr>
+          <w:rStyle w:val="HTMLCode"/>
+        </w:rPr>
+      </w:pPr>
+      <w:r>
+        <w:rPr>
+          <w:rStyle w:val="13"/>
+        </w:rPr>
+        <w:t>&lt;div</w:t>
+      </w:r>
+      <w:r>
+        <w:rPr>
+          <w:rStyle w:val="HTMLCode"/>
+        </w:rPr>
+        <w:t xml:space="preserve"> </w:t>
+      </w:r>
+      <w:r>
+        <w:rPr>
+          <w:rStyle w:val="12"/>
+        </w:rPr>
+        <w:t>class</w:t>
+      </w:r>
+      <w:r>
+        <w:rPr>
+          <w:rStyle w:val="v"/>
+        </w:rPr>
+        <w:t>=</w:t>
+      </w:r>
+      <w:r>
+        <w:rPr>
+          <w:rStyle w:val="z"/>
+        </w:rPr>
+        <w:t>"box box1"</w:t>
+      </w:r>
+      <w:r>
+        <w:rPr>
+          <w:rStyle w:val="13"/>
+        </w:rPr>
+        <w:t>&gt;</w:t>
+      </w:r>
+      <w:r>
+        <w:rPr>
+          <w:rStyle w:val="HTMLCode"/>
+        </w:rPr>
+        <w:t>Box 1</w:t>
+      </w:r>
+      <w:r>
+        <w:rPr>
+          <w:rStyle w:val="13"/>
+        </w:rPr>
+        <w:t>&lt;/div&gt;</w:t>
+      </w:r>
+    </w:p>
+    <w:p>
+      <w:pPr>
+        <w:pStyle w:val="HTMLPreformatted"/>
+        <w:rPr>
+          <w:rStyle w:val="HTMLCode"/>
+        </w:rPr>
+      </w:pPr>
+    </w:p>
+    <w:p>
+      <w:pPr>
+        <w:pStyle w:val="HTMLPreformatted"/>
+        <w:rPr>
+          <w:rStyle w:val="HTMLCode"/>
+        </w:rPr>
+      </w:pPr>
+      <w:r>
+        <w:rPr>
+          <w:rStyle w:val="13"/>
+        </w:rPr>
+        <w:t>&lt;div</w:t>
+      </w:r>
+      <w:r>
+        <w:rPr>
+          <w:rStyle w:val="HTMLCode"/>
+        </w:rPr>
+        <w:t xml:space="preserve"> </w:t>
+      </w:r>
+      <w:r>
+        <w:rPr>
+          <w:rStyle w:val="12"/>
+        </w:rPr>
+        <w:t>class</w:t>
+      </w:r>
+      <w:r>
+        <w:rPr>
+          <w:rStyle w:val="v"/>
+        </w:rPr>
+        <w:t>=</w:t>
+      </w:r>
+      <w:r>
+        <w:rPr>
+          <w:rStyle w:val="z"/>
+        </w:rPr>
+        <w:t>"box box2"</w:t>
+      </w:r>
+      <w:r>
+        <w:rPr>
+          <w:rStyle w:val="13"/>
+        </w:rPr>
+        <w:t>&gt;</w:t>
+      </w:r>
+      <w:r>
+        <w:rPr>
+          <w:rStyle w:val="HTMLCode"/>
+        </w:rPr>
+        <w:t>Box 2</w:t>
+      </w:r>
+      <w:r>
+        <w:rPr>
+          <w:rStyle w:val="13"/>
+        </w:rPr>
+        <w:t>&lt;/div&gt;</w:t>
+      </w:r>
+    </w:p>
+    <w:p>
+      <w:pPr>
+        <w:pStyle w:val="HTMLPreformatted"/>
+        <w:rPr>
+          <w:rStyle w:val="HTMLCode"/>
+        </w:rPr>
+      </w:pPr>
+    </w:p>
+    <w:p>
+      <w:pPr>
+        <w:pStyle w:val="HTMLPreformatted"/>
+        <w:rPr>
+          <w:rStyle w:val="HTMLCode"/>
+        </w:rPr>
+      </w:pPr>
+      <w:r>
+        <w:rPr>
+          <w:rStyle w:val="13"/>
+        </w:rPr>
+        <w:t>&lt;div</w:t>
+      </w:r>
+      <w:r>
+        <w:rPr>
+          <w:rStyle w:val="HTMLCode"/>
+        </w:rPr>
+        <w:t xml:space="preserve"> </w:t>
+      </w:r>
+      <w:r>
+        <w:rPr>
+          <w:rStyle w:val="12"/>
+        </w:rPr>
+        <w:t>class</w:t>
+      </w:r>
+      <w:r>
+        <w:rPr>
+          <w:rStyle w:val="v"/>
+        </w:rPr>
+        <w:t>=</w:t>
+      </w:r>
+      <w:r>
+        <w:rPr>
+          <w:rStyle w:val="z"/>
+        </w:rPr>
+        <w:t>"box box3"</w:t>
+      </w:r>
+      <w:r>
+        <w:rPr>
+          <w:rStyle w:val="13"/>
+        </w:rPr>
+        <w:t>&gt;</w:t>
+      </w:r>
+      <w:r>
+        <w:rPr>
+          <w:rStyle w:val="HTMLCode"/>
+        </w:rPr>
+        <w:t>Box 3</w:t>
+      </w:r>
+      <w:r>
+        <w:rPr>
+          <w:rStyle w:val="13"/>
+        </w:rPr>
+        <w:t>&lt;/div&gt;</w:t>
+      </w:r>
+    </w:p>
+    <w:p>
+      <w:pPr>
+        <w:pStyle w:val="HTMLPreformatted"/>
+        <w:rPr>
+          <w:rStyle w:val="HTMLCode"/>
+        </w:rPr>
+      </w:pPr>
+    </w:p>
+    <w:p>
+      <w:pPr>
+        <w:pStyle w:val="HTMLPreformatted"/>
+        <w:rPr>
+          <w:rStyle w:val="HTMLCode"/>
+        </w:rPr>
+      </w:pPr>
+      <w:r>
+        <w:rPr>
+          <w:rStyle w:val="13"/>
+        </w:rPr>
+        <w:t>&lt;/body&gt;</w:t>
+      </w:r>
+    </w:p>
+    <w:p>
+      <w:pPr>
+        <w:pStyle w:val="HTMLPreformatted"/>
+      </w:pPr>
+      <w:r>
+        <w:rPr>
+          <w:rStyle w:val="13"/>
+        </w:rPr>
+        <w:t>&lt;/html&gt;</w:t>
+      </w:r>
+    </w:p>
+    <w:p>
+      <w:r>
+        <w:pict>
+          <v:rect id="_x0000_i1047" style="width:0;height:1.5pt" o:hralign="center" o:hrstd="t" o:hr="t" fillcolor="#a0a0a0" stroked="f"/>
+        </w:pict>
+      </w:r>
+    </w:p>
+    <w:p>
+      <w:pPr>
+        <w:pStyle w:val="Heading3"/>
+      </w:pPr>
+      <w:r>
+        <w:t>Output</w:t>
+      </w:r>
+    </w:p>
+    <w:p>
+      <w:pPr>
+        <w:pStyle w:val="HTMLPreformatted"/>
+        <w:rPr>
+          <w:rStyle w:val="HTMLCode"/>
+        </w:rPr>
+      </w:pPr>
+      <w:r>
+        <w:rPr>
+          <w:rStyle w:val="HTMLCode"/>
+        </w:rPr>
+        <w:t>+-------------+</w:t>
+      </w:r>
+    </w:p>
+    <w:p>
+      <w:pPr>
+        <w:pStyle w:val="HTMLPreformatted"/>
+        <w:rPr>
+          <w:rStyle w:val="HTMLCode"/>
+        </w:rPr>
+      </w:pPr>
+      <w:r>
+        <w:rPr>
+          <w:rStyle w:val="HTMLCode"/>
+        </w:rPr>
+        <w:t>|   Box 1     |</w:t>
+      </w:r>
+    </w:p>
+    <w:p>
+      <w:pPr>
+        <w:pStyle w:val="HTMLPreformatted"/>
+        <w:rPr>
+          <w:rStyle w:val="HTMLCode"/>
+        </w:rPr>
+      </w:pPr>
+      <w:r>
+        <w:rPr>
+          <w:rStyle w:val="HTMLCode"/>
+        </w:rPr>
+        <w:t>+-------------+   (Red Border)</w:t>
+      </w:r>
+    </w:p>
+    <w:p>
+      <w:pPr>
+        <w:pStyle w:val="HTMLPreformatted"/>
+        <w:rPr>
+          <w:rStyle w:val="HTMLCode"/>
+        </w:rPr>
+      </w:pPr>
+    </w:p>
+    <w:p>
+      <w:pPr>
+        <w:pStyle w:val="HTMLPreformatted"/>
+        <w:rPr>
+          <w:rStyle w:val="HTMLCode"/>
+        </w:rPr>
+      </w:pPr>
+      <w:r>
+        <w:rPr>
+          <w:rStyle w:val="HTMLCode"/>
+        </w:rPr>
+        <w:t>+-------------+</w:t>
+      </w:r>
+    </w:p>
+    <w:p>
+      <w:pPr>
+        <w:pStyle w:val="HTMLPreformatted"/>
+        <w:rPr>
+          <w:rStyle w:val="HTMLCode"/>
+        </w:rPr>
+      </w:pPr>
+      <w:r>
+        <w:rPr>
+          <w:rStyle w:val="HTMLCode"/>
+        </w:rPr>
+        <w:t>|   Box 2     |</w:t>
+      </w:r>
+    </w:p>
+    <w:p>
+      <w:pPr>
+        <w:pStyle w:val="HTMLPreformatted"/>
+        <w:rPr>
+          <w:rStyle w:val="HTMLCode"/>
+        </w:rPr>
+      </w:pPr>
+      <w:r>
+        <w:rPr>
+          <w:rStyle w:val="HTMLCode"/>
+        </w:rPr>
+        <w:t>+-------------+   (Green Border)</w:t>
+      </w:r>
+    </w:p>
+    <w:p>
+      <w:pPr>
+        <w:pStyle w:val="HTMLPreformatted"/>
+        <w:rPr>
+          <w:rStyle w:val="HTMLCode"/>
+        </w:rPr>
+      </w:pPr>
+    </w:p>
+    <w:p>
+      <w:pPr>
+        <w:pStyle w:val="HTMLPreformatted"/>
+        <w:rPr>
+          <w:rStyle w:val="HTMLCode"/>
+        </w:rPr>
+      </w:pPr>
+      <w:r>
+        <w:rPr>
+          <w:rStyle w:val="HTMLCode"/>
+        </w:rPr>
+        <w:t>+-------------+</w:t>
+      </w:r>
+    </w:p>
+    <w:p>
+      <w:pPr>
+        <w:pStyle w:val="HTMLPreformatted"/>
+        <w:rPr>
+          <w:rStyle w:val="HTMLCode"/>
+        </w:rPr>
+      </w:pPr>
+      <w:r>
+        <w:rPr>
+          <w:rStyle w:val="HTMLCode"/>
+        </w:rPr>
+        <w:t>|   Box 3     |</w:t>
+      </w:r>
+    </w:p>
+    <w:p>
+      <w:pPr>
+        <w:pStyle w:val="HTMLPreformatted"/>
+      </w:pPr>
+      <w:r>
+        <w:rPr>
+          <w:rStyle w:val="HTMLCode"/>
+        </w:rPr>
+        <w:t>+-------------+   (Blue Border)</w:t>
+      </w:r>
+    </w:p>
+    <w:p/>
+    <w:p>
+      <w:pPr>
+        <w:pBdr>
+          <w:bottom w:val="single" w:sz="6" w:space="1" w:color="auto"/>
+        </w:pBdr>
+      </w:pPr>
+    </w:p>
+    <w:p/>
+    <w:p>
+      <w:r>
+        <w:rPr>
+          <w:noProof/>
+          <w:lang w:eastAsia="en-IN"/>
+        </w:rPr>
         <w:drawing>
           <wp:inline distT="0" distB="0" distL="0" distR="0" wp14:anchorId="723150C5" wp14:editId="4DBD18E4">
             <wp:extent cx="5731510" cy="1023620"/>
@@ -17926,9 +22179,19 @@
       </w:r>
     </w:p>
     <w:p/>
+    <w:p>
+      <w:bookmarkStart w:id="0" w:name="_GoBack"/>
+      <w:bookmarkEnd w:id="0"/>
+    </w:p>
     <w:p/>
-    <w:p>
-      <w:r>
+    <w:p/>
+    <w:p/>
+    <w:p>
+      <w:r>
+        <w:rPr>
+          <w:noProof/>
+          <w:lang w:eastAsia="en-IN"/>
+        </w:rPr>
         <w:lastRenderedPageBreak/>
         <w:drawing>
           <wp:inline distT="0" distB="0" distL="0" distR="0" wp14:anchorId="42EE4425" wp14:editId="56ECB5F3">
@@ -17967,10 +22230,7 @@
         </w:drawing>
       </w:r>
     </w:p>
-    <w:p>
-      <w:bookmarkStart w:id="0" w:name="_GoBack"/>
-      <w:bookmarkEnd w:id="0"/>
-    </w:p>
+    <w:p/>
     <w:sectPr>
       <w:pgSz w:w="11906" w:h="16838"/>
       <w:pgMar w:top="1440" w:right="1440" w:bottom="1440" w:left="1440" w:header="708" w:footer="708" w:gutter="0"/>
@@ -18246,9 +22506,9 @@
     </w:lvl>
   </w:abstractNum>
   <w:abstractNum w:abstractNumId="2">
-    <w:nsid w:val="0F7D5981"/>
+    <w:nsid w:val="0A55215B"/>
     <w:multiLevelType w:val="multilevel"/>
-    <w:tmpl w:val="FF949AA2"/>
+    <w:tmpl w:val="95F8F850"/>
     <w:lvl w:ilvl="0">
       <w:start w:val="1"/>
       <w:numFmt w:val="bullet"/>
@@ -18395,9 +22655,9 @@
     </w:lvl>
   </w:abstractNum>
   <w:abstractNum w:abstractNumId="3">
-    <w:nsid w:val="185236AD"/>
+    <w:nsid w:val="0F7D5981"/>
     <w:multiLevelType w:val="multilevel"/>
-    <w:tmpl w:val="77CE9432"/>
+    <w:tmpl w:val="FF949AA2"/>
     <w:lvl w:ilvl="0">
       <w:start w:val="1"/>
       <w:numFmt w:val="bullet"/>
@@ -18544,9 +22804,9 @@
     </w:lvl>
   </w:abstractNum>
   <w:abstractNum w:abstractNumId="4">
-    <w:nsid w:val="28BE445E"/>
+    <w:nsid w:val="185236AD"/>
     <w:multiLevelType w:val="multilevel"/>
-    <w:tmpl w:val="037CF07C"/>
+    <w:tmpl w:val="77CE9432"/>
     <w:lvl w:ilvl="0">
       <w:start w:val="1"/>
       <w:numFmt w:val="bullet"/>
@@ -18693,9 +22953,9 @@
     </w:lvl>
   </w:abstractNum>
   <w:abstractNum w:abstractNumId="5">
-    <w:nsid w:val="28F02B0D"/>
+    <w:nsid w:val="28BE445E"/>
     <w:multiLevelType w:val="multilevel"/>
-    <w:tmpl w:val="8C88D5DA"/>
+    <w:tmpl w:val="037CF07C"/>
     <w:lvl w:ilvl="0">
       <w:start w:val="1"/>
       <w:numFmt w:val="bullet"/>
@@ -18842,9 +23102,9 @@
     </w:lvl>
   </w:abstractNum>
   <w:abstractNum w:abstractNumId="6">
-    <w:nsid w:val="2EC85FD8"/>
+    <w:nsid w:val="28F02B0D"/>
     <w:multiLevelType w:val="multilevel"/>
-    <w:tmpl w:val="7E366C10"/>
+    <w:tmpl w:val="8C88D5DA"/>
     <w:lvl w:ilvl="0">
       <w:start w:val="1"/>
       <w:numFmt w:val="bullet"/>
@@ -18991,9 +23251,9 @@
     </w:lvl>
   </w:abstractNum>
   <w:abstractNum w:abstractNumId="7">
-    <w:nsid w:val="2EFB1E6B"/>
+    <w:nsid w:val="2EC85FD8"/>
     <w:multiLevelType w:val="multilevel"/>
-    <w:tmpl w:val="3F6A2A0E"/>
+    <w:tmpl w:val="7E366C10"/>
     <w:lvl w:ilvl="0">
       <w:start w:val="1"/>
       <w:numFmt w:val="bullet"/>
@@ -19140,9 +23400,9 @@
     </w:lvl>
   </w:abstractNum>
   <w:abstractNum w:abstractNumId="8">
-    <w:nsid w:val="39B347C2"/>
+    <w:nsid w:val="2EFB1E6B"/>
     <w:multiLevelType w:val="multilevel"/>
-    <w:tmpl w:val="5D0E453E"/>
+    <w:tmpl w:val="3F6A2A0E"/>
     <w:lvl w:ilvl="0">
       <w:start w:val="1"/>
       <w:numFmt w:val="bullet"/>
@@ -19289,9 +23549,9 @@
     </w:lvl>
   </w:abstractNum>
   <w:abstractNum w:abstractNumId="9">
-    <w:nsid w:val="509E7A46"/>
+    <w:nsid w:val="39B347C2"/>
     <w:multiLevelType w:val="multilevel"/>
-    <w:tmpl w:val="5CD486CC"/>
+    <w:tmpl w:val="5D0E453E"/>
     <w:lvl w:ilvl="0">
       <w:start w:val="1"/>
       <w:numFmt w:val="bullet"/>
@@ -19438,9 +23698,9 @@
     </w:lvl>
   </w:abstractNum>
   <w:abstractNum w:abstractNumId="10">
-    <w:nsid w:val="53C73977"/>
+    <w:nsid w:val="509E7A46"/>
     <w:multiLevelType w:val="multilevel"/>
-    <w:tmpl w:val="9822DB8C"/>
+    <w:tmpl w:val="5CD486CC"/>
     <w:lvl w:ilvl="0">
       <w:start w:val="1"/>
       <w:numFmt w:val="bullet"/>
@@ -19587,9 +23847,9 @@
     </w:lvl>
   </w:abstractNum>
   <w:abstractNum w:abstractNumId="11">
-    <w:nsid w:val="66593128"/>
+    <w:nsid w:val="53C73977"/>
     <w:multiLevelType w:val="multilevel"/>
-    <w:tmpl w:val="F5321B4C"/>
+    <w:tmpl w:val="9822DB8C"/>
     <w:lvl w:ilvl="0">
       <w:start w:val="1"/>
       <w:numFmt w:val="bullet"/>
@@ -19736,9 +23996,9 @@
     </w:lvl>
   </w:abstractNum>
   <w:abstractNum w:abstractNumId="12">
-    <w:nsid w:val="6CBA7C6E"/>
+    <w:nsid w:val="66593128"/>
     <w:multiLevelType w:val="multilevel"/>
-    <w:tmpl w:val="93EA0C00"/>
+    <w:tmpl w:val="F5321B4C"/>
     <w:lvl w:ilvl="0">
       <w:start w:val="1"/>
       <w:numFmt w:val="bullet"/>
@@ -19885,6 +24145,155 @@
     </w:lvl>
   </w:abstractNum>
   <w:abstractNum w:abstractNumId="13">
+    <w:nsid w:val="6CBA7C6E"/>
+    <w:multiLevelType w:val="multilevel"/>
+    <w:tmpl w:val="93EA0C00"/>
+    <w:lvl w:ilvl="0">
+      <w:start w:val="1"/>
+      <w:numFmt w:val="bullet"/>
+      <w:lvlText w:val=""/>
+      <w:lvlJc w:val="left"/>
+      <w:pPr>
+        <w:tabs>
+          <w:tab w:val="num" w:pos="720"/>
+        </w:tabs>
+        <w:ind w:left="720" w:hanging="360"/>
+      </w:pPr>
+      <w:rPr>
+        <w:rFonts w:ascii="Symbol" w:hAnsi="Symbol" w:hint="default"/>
+        <w:sz w:val="20"/>
+      </w:rPr>
+    </w:lvl>
+    <w:lvl w:ilvl="1" w:tentative="1">
+      <w:start w:val="1"/>
+      <w:numFmt w:val="bullet"/>
+      <w:lvlText w:val="o"/>
+      <w:lvlJc w:val="left"/>
+      <w:pPr>
+        <w:tabs>
+          <w:tab w:val="num" w:pos="1440"/>
+        </w:tabs>
+        <w:ind w:left="1440" w:hanging="360"/>
+      </w:pPr>
+      <w:rPr>
+        <w:rFonts w:ascii="Courier New" w:hAnsi="Courier New" w:hint="default"/>
+        <w:sz w:val="20"/>
+      </w:rPr>
+    </w:lvl>
+    <w:lvl w:ilvl="2" w:tentative="1">
+      <w:start w:val="1"/>
+      <w:numFmt w:val="bullet"/>
+      <w:lvlText w:val=""/>
+      <w:lvlJc w:val="left"/>
+      <w:pPr>
+        <w:tabs>
+          <w:tab w:val="num" w:pos="2160"/>
+        </w:tabs>
+        <w:ind w:left="2160" w:hanging="360"/>
+      </w:pPr>
+      <w:rPr>
+        <w:rFonts w:ascii="Wingdings" w:hAnsi="Wingdings" w:hint="default"/>
+        <w:sz w:val="20"/>
+      </w:rPr>
+    </w:lvl>
+    <w:lvl w:ilvl="3" w:tentative="1">
+      <w:start w:val="1"/>
+      <w:numFmt w:val="bullet"/>
+      <w:lvlText w:val=""/>
+      <w:lvlJc w:val="left"/>
+      <w:pPr>
+        <w:tabs>
+          <w:tab w:val="num" w:pos="2880"/>
+        </w:tabs>
+        <w:ind w:left="2880" w:hanging="360"/>
+      </w:pPr>
+      <w:rPr>
+        <w:rFonts w:ascii="Wingdings" w:hAnsi="Wingdings" w:hint="default"/>
+        <w:sz w:val="20"/>
+      </w:rPr>
+    </w:lvl>
+    <w:lvl w:ilvl="4" w:tentative="1">
+      <w:start w:val="1"/>
+      <w:numFmt w:val="bullet"/>
+      <w:lvlText w:val=""/>
+      <w:lvlJc w:val="left"/>
+      <w:pPr>
+        <w:tabs>
+          <w:tab w:val="num" w:pos="3600"/>
+        </w:tabs>
+        <w:ind w:left="3600" w:hanging="360"/>
+      </w:pPr>
+      <w:rPr>
+        <w:rFonts w:ascii="Wingdings" w:hAnsi="Wingdings" w:hint="default"/>
+        <w:sz w:val="20"/>
+      </w:rPr>
+    </w:lvl>
+    <w:lvl w:ilvl="5" w:tentative="1">
+      <w:start w:val="1"/>
+      <w:numFmt w:val="bullet"/>
+      <w:lvlText w:val=""/>
+      <w:lvlJc w:val="left"/>
+      <w:pPr>
+        <w:tabs>
+          <w:tab w:val="num" w:pos="4320"/>
+        </w:tabs>
+        <w:ind w:left="4320" w:hanging="360"/>
+      </w:pPr>
+      <w:rPr>
+        <w:rFonts w:ascii="Wingdings" w:hAnsi="Wingdings" w:hint="default"/>
+        <w:sz w:val="20"/>
+      </w:rPr>
+    </w:lvl>
+    <w:lvl w:ilvl="6" w:tentative="1">
+      <w:start w:val="1"/>
+      <w:numFmt w:val="bullet"/>
+      <w:lvlText w:val=""/>
+      <w:lvlJc w:val="left"/>
+      <w:pPr>
+        <w:tabs>
+          <w:tab w:val="num" w:pos="5040"/>
+        </w:tabs>
+        <w:ind w:left="5040" w:hanging="360"/>
+      </w:pPr>
+      <w:rPr>
+        <w:rFonts w:ascii="Wingdings" w:hAnsi="Wingdings" w:hint="default"/>
+        <w:sz w:val="20"/>
+      </w:rPr>
+    </w:lvl>
+    <w:lvl w:ilvl="7" w:tentative="1">
+      <w:start w:val="1"/>
+      <w:numFmt w:val="bullet"/>
+      <w:lvlText w:val=""/>
+      <w:lvlJc w:val="left"/>
+      <w:pPr>
+        <w:tabs>
+          <w:tab w:val="num" w:pos="5760"/>
+        </w:tabs>
+        <w:ind w:left="5760" w:hanging="360"/>
+      </w:pPr>
+      <w:rPr>
+        <w:rFonts w:ascii="Wingdings" w:hAnsi="Wingdings" w:hint="default"/>
+        <w:sz w:val="20"/>
+      </w:rPr>
+    </w:lvl>
+    <w:lvl w:ilvl="8" w:tentative="1">
+      <w:start w:val="1"/>
+      <w:numFmt w:val="bullet"/>
+      <w:lvlText w:val=""/>
+      <w:lvlJc w:val="left"/>
+      <w:pPr>
+        <w:tabs>
+          <w:tab w:val="num" w:pos="6480"/>
+        </w:tabs>
+        <w:ind w:left="6480" w:hanging="360"/>
+      </w:pPr>
+      <w:rPr>
+        <w:rFonts w:ascii="Wingdings" w:hAnsi="Wingdings" w:hint="default"/>
+        <w:sz w:val="20"/>
+      </w:rPr>
+    </w:lvl>
+  </w:abstractNum>
+  <w:abstractNum w:abstractNumId="14">
     <w:nsid w:val="73F84899"/>
     <w:multiLevelType w:val="multilevel"/>
     <w:tmpl w:val="BE1CC636"/>
@@ -19998,46 +24407,49 @@
     </w:lvl>
   </w:abstractNum>
   <w:num w:numId="1">
-    <w:abstractNumId w:val="9"/>
+    <w:abstractNumId w:val="10"/>
   </w:num>
   <w:num w:numId="2">
     <w:abstractNumId w:val="0"/>
   </w:num>
   <w:num w:numId="3">
-    <w:abstractNumId w:val="4"/>
+    <w:abstractNumId w:val="5"/>
   </w:num>
   <w:num w:numId="4">
-    <w:abstractNumId w:val="8"/>
+    <w:abstractNumId w:val="9"/>
   </w:num>
   <w:num w:numId="5">
-    <w:abstractNumId w:val="6"/>
+    <w:abstractNumId w:val="7"/>
   </w:num>
   <w:num w:numId="6">
-    <w:abstractNumId w:val="13"/>
+    <w:abstractNumId w:val="14"/>
   </w:num>
   <w:num w:numId="7">
-    <w:abstractNumId w:val="11"/>
+    <w:abstractNumId w:val="12"/>
   </w:num>
   <w:num w:numId="8">
-    <w:abstractNumId w:val="2"/>
+    <w:abstractNumId w:val="3"/>
   </w:num>
   <w:num w:numId="9">
-    <w:abstractNumId w:val="3"/>
+    <w:abstractNumId w:val="4"/>
   </w:num>
   <w:num w:numId="10">
     <w:abstractNumId w:val="1"/>
   </w:num>
   <w:num w:numId="11">
-    <w:abstractNumId w:val="7"/>
+    <w:abstractNumId w:val="8"/>
   </w:num>
   <w:num w:numId="12">
-    <w:abstractNumId w:val="12"/>
+    <w:abstractNumId w:val="13"/>
   </w:num>
   <w:num w:numId="13">
-    <w:abstractNumId w:val="10"/>
+    <w:abstractNumId w:val="11"/>
   </w:num>
   <w:num w:numId="14">
-    <w:abstractNumId w:val="5"/>
+    <w:abstractNumId w:val="6"/>
+  </w:num>
+  <w:num w:numId="15">
+    <w:abstractNumId w:val="2"/>
   </w:num>
 </w:numbering>
 </file>
